--- a/8 семестр/ВКР/материалы/Статья Кротова - Модели оптимизации (MINLP и MILP).docx
+++ b/8 семестр/ВКР/материалы/Статья Кротова - Модели оптимизации (MINLP и MILP).docx
@@ -2213,15 +2213,7 @@
           <w:sz w:val="28"/>
           <w:szCs w:val="28"/>
         </w:rPr>
-        <w:t>азличают два подхода к оптимизации составов пакетов</w:t>
-      </w:r>
-      <w:r>
-        <w:rPr>
-          <w:rFonts w:ascii="Times New Roman" w:hAnsi="Times New Roman"/>
-          <w:sz w:val="28"/>
-          <w:szCs w:val="28"/>
-        </w:rPr>
-        <w:t xml:space="preserve">. </w:t>
+        <w:t xml:space="preserve">азличают два подхода к оптимизации составов пакетов. </w:t>
       </w:r>
       <w:r>
         <w:rPr>
@@ -2230,7 +2222,6 @@
           <w:bCs/>
           <w:sz w:val="28"/>
           <w:szCs w:val="28"/>
-          <w:highlight w:val="cyan"/>
           <w:u w:val="single"/>
         </w:rPr>
         <w:t>Первый подход</w:t>
@@ -2241,34 +2232,31 @@
           <w:sz w:val="28"/>
           <w:szCs w:val="28"/>
         </w:rPr>
-        <w:t xml:space="preserve"> предусматривает </w:t>
+        <w:t xml:space="preserve"> предусматривает определение количества заданий каждого типа, входящих в состав</w:t>
       </w:r>
       <w:r>
         <w:rPr>
           <w:rFonts w:ascii="Times New Roman" w:hAnsi="Times New Roman"/>
           <w:sz w:val="28"/>
           <w:szCs w:val="28"/>
-          <w:highlight w:val="cyan"/>
-        </w:rPr>
-        <w:t>определение количества заданий каждого типа, входящих в состав</w:t>
+        </w:rPr>
+        <w:t>ы</w:t>
       </w:r>
       <w:r>
         <w:rPr>
           <w:rFonts w:ascii="Times New Roman" w:hAnsi="Times New Roman"/>
           <w:sz w:val="28"/>
           <w:szCs w:val="28"/>
-          <w:highlight w:val="cyan"/>
-        </w:rPr>
-        <w:t>ы</w:t>
+        </w:rPr>
+        <w:t xml:space="preserve"> пакетов. </w:t>
       </w:r>
       <w:r>
         <w:rPr>
           <w:rFonts w:ascii="Times New Roman" w:hAnsi="Times New Roman"/>
           <w:sz w:val="28"/>
           <w:szCs w:val="28"/>
-          <w:highlight w:val="cyan"/>
-        </w:rPr>
-        <w:t xml:space="preserve"> пакетов.</w:t>
+        </w:rPr>
+        <w:t>В</w:t>
       </w:r>
       <w:r>
         <w:rPr>
@@ -2276,7 +2264,7 @@
           <w:sz w:val="28"/>
           <w:szCs w:val="28"/>
         </w:rPr>
-        <w:t xml:space="preserve"> </w:t>
+        <w:t xml:space="preserve"> соответствии с </w:t>
       </w:r>
       <w:r>
         <w:rPr>
@@ -2284,7 +2272,7 @@
           <w:sz w:val="28"/>
           <w:szCs w:val="28"/>
         </w:rPr>
-        <w:t>В</w:t>
+        <w:t>этим</w:t>
       </w:r>
       <w:r>
         <w:rPr>
@@ -2292,7 +2280,7 @@
           <w:sz w:val="28"/>
           <w:szCs w:val="28"/>
         </w:rPr>
-        <w:t xml:space="preserve"> соответствии с </w:t>
+        <w:t xml:space="preserve"> подходом </w:t>
       </w:r>
       <w:r>
         <w:rPr>
@@ -2300,7 +2288,7 @@
           <w:sz w:val="28"/>
           <w:szCs w:val="28"/>
         </w:rPr>
-        <w:t>этим</w:t>
+        <w:t xml:space="preserve">определение </w:t>
       </w:r>
       <w:r>
         <w:rPr>
@@ -2308,7 +2296,7 @@
           <w:sz w:val="28"/>
           <w:szCs w:val="28"/>
         </w:rPr>
-        <w:t xml:space="preserve"> подходом </w:t>
+        <w:t>временны</w:t>
       </w:r>
       <w:r>
         <w:rPr>
@@ -2316,7 +2304,7 @@
           <w:sz w:val="28"/>
           <w:szCs w:val="28"/>
         </w:rPr>
-        <w:t xml:space="preserve">определение </w:t>
+        <w:t>х</w:t>
       </w:r>
       <w:r>
         <w:rPr>
@@ -2324,7 +2312,7 @@
           <w:sz w:val="28"/>
           <w:szCs w:val="28"/>
         </w:rPr>
-        <w:t>временны</w:t>
+        <w:t xml:space="preserve"> характеристик процесса </w:t>
       </w:r>
       <w:r>
         <w:rPr>
@@ -2332,7 +2320,7 @@
           <w:sz w:val="28"/>
           <w:szCs w:val="28"/>
         </w:rPr>
-        <w:t>х</w:t>
+        <w:t xml:space="preserve">осуществления операций с </w:t>
       </w:r>
       <w:r>
         <w:rPr>
@@ -2340,7 +2328,7 @@
           <w:sz w:val="28"/>
           <w:szCs w:val="28"/>
         </w:rPr>
-        <w:t xml:space="preserve"> характеристик процесса </w:t>
+        <w:t xml:space="preserve">ПЗ в </w:t>
       </w:r>
       <w:r>
         <w:rPr>
@@ -2348,7 +2336,7 @@
           <w:sz w:val="28"/>
           <w:szCs w:val="28"/>
         </w:rPr>
-        <w:t xml:space="preserve">осуществления операций с </w:t>
+        <w:t>КС</w:t>
       </w:r>
       <w:r>
         <w:rPr>
@@ -2356,7 +2344,7 @@
           <w:sz w:val="28"/>
           <w:szCs w:val="28"/>
         </w:rPr>
-        <w:t xml:space="preserve">ПЗ в </w:t>
+        <w:t xml:space="preserve"> реализуется при учете, что между приборами они (пакеты) передаются целиком</w:t>
       </w:r>
       <w:r>
         <w:rPr>
@@ -2364,24 +2352,7 @@
           <w:sz w:val="28"/>
           <w:szCs w:val="28"/>
         </w:rPr>
-        <w:t>КС</w:t>
-      </w:r>
-      <w:r>
-        <w:rPr>
-          <w:rFonts w:ascii="Times New Roman" w:hAnsi="Times New Roman"/>
-          <w:sz w:val="28"/>
-          <w:szCs w:val="28"/>
-        </w:rPr>
-        <w:t xml:space="preserve"> реализуется при учете, что </w:t>
-      </w:r>
-      <w:r>
-        <w:rPr>
-          <w:rFonts w:ascii="Times New Roman" w:hAnsi="Times New Roman"/>
-          <w:sz w:val="28"/>
-          <w:szCs w:val="28"/>
-          <w:highlight w:val="cyan"/>
-        </w:rPr>
-        <w:t>между приборами они (пакеты) передаются целиком (перемещение ПЗ с предшествующего прибора на последующий осуществляется после окончания выполнения последнего задания в них).</w:t>
+        <w:t xml:space="preserve"> (перемещение ПЗ с предшествующего прибора на последующий осуществляется после окончания выполнения последнего задания в них).</w:t>
       </w:r>
       <w:r>
         <w:rPr>
@@ -2448,16 +2419,136 @@
           <w:szCs w:val="28"/>
           <w:highlight w:val="green"/>
         </w:rPr>
-        <w:t xml:space="preserve">заданий в пакеты (оптимизацию распределения </w:t>
+        <w:t>заданий в пакеты</w:t>
       </w:r>
       <w:r>
         <w:rPr>
           <w:rFonts w:ascii="Times New Roman" w:hAnsi="Times New Roman"/>
           <w:sz w:val="28"/>
           <w:szCs w:val="28"/>
+        </w:rPr>
+        <w:t xml:space="preserve"> (оптимизацию распределения </w:t>
+      </w:r>
+      <w:r>
+        <w:rPr>
+          <w:rFonts w:ascii="Times New Roman" w:hAnsi="Times New Roman"/>
+          <w:sz w:val="28"/>
+          <w:szCs w:val="28"/>
+        </w:rPr>
+        <w:t xml:space="preserve">однотипных </w:t>
+      </w:r>
+      <w:r>
+        <w:rPr>
+          <w:rFonts w:ascii="Times New Roman" w:hAnsi="Times New Roman"/>
+          <w:sz w:val="28"/>
+          <w:szCs w:val="28"/>
+        </w:rPr>
+        <w:t>заданий по пакетам).</w:t>
+      </w:r>
+      <w:r>
+        <w:rPr>
+          <w:rFonts w:ascii="Times New Roman" w:hAnsi="Times New Roman"/>
+          <w:sz w:val="28"/>
+          <w:szCs w:val="28"/>
+        </w:rPr>
+        <w:t xml:space="preserve"> </w:t>
+      </w:r>
+      <w:r>
+        <w:rPr>
+          <w:rFonts w:ascii="Times New Roman" w:hAnsi="Times New Roman"/>
+          <w:sz w:val="28"/>
+          <w:szCs w:val="28"/>
+        </w:rPr>
+        <w:t xml:space="preserve">В соответствии с </w:t>
+      </w:r>
+      <w:r>
+        <w:rPr>
+          <w:rFonts w:ascii="Times New Roman" w:hAnsi="Times New Roman"/>
+          <w:sz w:val="28"/>
+          <w:szCs w:val="28"/>
+        </w:rPr>
+        <w:t>этим</w:t>
+      </w:r>
+      <w:r>
+        <w:rPr>
+          <w:rFonts w:ascii="Times New Roman" w:hAnsi="Times New Roman"/>
+          <w:sz w:val="28"/>
+          <w:szCs w:val="28"/>
+        </w:rPr>
+        <w:t xml:space="preserve"> подходом </w:t>
+      </w:r>
+      <w:r>
+        <w:rPr>
+          <w:rFonts w:ascii="Times New Roman" w:hAnsi="Times New Roman"/>
+          <w:sz w:val="28"/>
+          <w:szCs w:val="28"/>
+        </w:rPr>
+        <w:t xml:space="preserve">определение </w:t>
+      </w:r>
+      <w:r>
+        <w:rPr>
+          <w:rFonts w:ascii="Times New Roman" w:hAnsi="Times New Roman"/>
+          <w:sz w:val="28"/>
+          <w:szCs w:val="28"/>
+        </w:rPr>
+        <w:t>времен</w:t>
+      </w:r>
+      <w:r>
+        <w:rPr>
+          <w:rFonts w:ascii="Times New Roman" w:hAnsi="Times New Roman"/>
+          <w:sz w:val="28"/>
+          <w:szCs w:val="28"/>
+        </w:rPr>
+        <w:t>ных</w:t>
+      </w:r>
+      <w:r>
+        <w:rPr>
+          <w:rFonts w:ascii="Times New Roman" w:hAnsi="Times New Roman"/>
+          <w:sz w:val="28"/>
+          <w:szCs w:val="28"/>
+        </w:rPr>
+        <w:t xml:space="preserve"> характеристик процесс</w:t>
+      </w:r>
+      <w:r>
+        <w:rPr>
+          <w:rFonts w:ascii="Times New Roman" w:hAnsi="Times New Roman"/>
+          <w:sz w:val="28"/>
+          <w:szCs w:val="28"/>
+        </w:rPr>
+        <w:t>ов</w:t>
+      </w:r>
+      <w:r>
+        <w:rPr>
+          <w:rFonts w:ascii="Times New Roman" w:hAnsi="Times New Roman"/>
+          <w:sz w:val="28"/>
+          <w:szCs w:val="28"/>
+        </w:rPr>
+        <w:t xml:space="preserve"> </w:t>
+      </w:r>
+      <w:r>
+        <w:rPr>
+          <w:rFonts w:ascii="Times New Roman" w:hAnsi="Times New Roman"/>
+          <w:sz w:val="28"/>
+          <w:szCs w:val="28"/>
+        </w:rPr>
+        <w:t>осуществления операций с</w:t>
+      </w:r>
+      <w:r>
+        <w:rPr>
+          <w:rFonts w:ascii="Times New Roman" w:hAnsi="Times New Roman"/>
+          <w:sz w:val="28"/>
+          <w:szCs w:val="28"/>
+        </w:rPr>
+        <w:t xml:space="preserve"> ПЗ в КС осуществляется при </w:t>
+      </w:r>
+      <w:r>
+        <w:rPr>
+          <w:rFonts w:ascii="Times New Roman" w:hAnsi="Times New Roman"/>
+          <w:sz w:val="28"/>
+          <w:szCs w:val="28"/>
           <w:highlight w:val="green"/>
         </w:rPr>
-        <w:t xml:space="preserve">однотипных </w:t>
+        <w:t>учете</w:t>
       </w:r>
       <w:r>
         <w:rPr>
@@ -2466,13 +2557,39 @@
           <w:szCs w:val="28"/>
           <w:highlight w:val="green"/>
         </w:rPr>
-        <w:t>заданий по пакетам).</w:t>
+        <w:t xml:space="preserve"> того</w:t>
       </w:r>
       <w:r>
         <w:rPr>
           <w:rFonts w:ascii="Times New Roman" w:hAnsi="Times New Roman"/>
           <w:sz w:val="28"/>
           <w:szCs w:val="28"/>
+          <w:highlight w:val="green"/>
+        </w:rPr>
+        <w:t xml:space="preserve">, что </w:t>
+      </w:r>
+      <w:r>
+        <w:rPr>
+          <w:rFonts w:ascii="Times New Roman" w:hAnsi="Times New Roman"/>
+          <w:sz w:val="28"/>
+          <w:szCs w:val="28"/>
+          <w:highlight w:val="green"/>
+        </w:rPr>
+        <w:t>между приборами передаются отдельные задания, входящие в пакеты</w:t>
+      </w:r>
+      <w:r>
+        <w:rPr>
+          <w:rFonts w:ascii="Times New Roman" w:hAnsi="Times New Roman"/>
+          <w:sz w:val="28"/>
+          <w:szCs w:val="28"/>
+        </w:rPr>
+        <w:t>.</w:t>
+      </w:r>
+      <w:r>
+        <w:rPr>
+          <w:rFonts w:ascii="Times New Roman" w:hAnsi="Times New Roman"/>
+          <w:sz w:val="28"/>
+          <w:szCs w:val="28"/>
         </w:rPr>
         <w:t xml:space="preserve"> </w:t>
       </w:r>
@@ -2482,7 +2599,7 @@
           <w:sz w:val="28"/>
           <w:szCs w:val="28"/>
         </w:rPr>
-        <w:t xml:space="preserve">В соответствии с </w:t>
+        <w:t>З</w:t>
       </w:r>
       <w:r>
         <w:rPr>
@@ -2490,7 +2607,7 @@
           <w:sz w:val="28"/>
           <w:szCs w:val="28"/>
         </w:rPr>
-        <w:t>этим</w:t>
+        <w:t>адани</w:t>
       </w:r>
       <w:r>
         <w:rPr>
@@ -2498,16 +2615,64 @@
           <w:sz w:val="28"/>
           <w:szCs w:val="28"/>
         </w:rPr>
-        <w:t xml:space="preserve"> подходом </w:t>
+        <w:t>я</w:t>
       </w:r>
       <w:r>
         <w:rPr>
           <w:rFonts w:ascii="Times New Roman" w:hAnsi="Times New Roman"/>
           <w:sz w:val="28"/>
           <w:szCs w:val="28"/>
+        </w:rPr>
+        <w:t>, включенн</w:t>
+      </w:r>
+      <w:r>
+        <w:rPr>
+          <w:rFonts w:ascii="Times New Roman" w:hAnsi="Times New Roman"/>
+          <w:sz w:val="28"/>
+          <w:szCs w:val="28"/>
+        </w:rPr>
+        <w:t>ые</w:t>
+      </w:r>
+      <w:r>
+        <w:rPr>
+          <w:rFonts w:ascii="Times New Roman" w:hAnsi="Times New Roman"/>
+          <w:sz w:val="28"/>
+          <w:szCs w:val="28"/>
+        </w:rPr>
+        <w:t xml:space="preserve"> </w:t>
+      </w:r>
+      <w:r>
+        <w:rPr>
+          <w:rFonts w:ascii="Times New Roman" w:hAnsi="Times New Roman"/>
+          <w:sz w:val="28"/>
+          <w:szCs w:val="28"/>
+        </w:rPr>
+        <w:t>в</w:t>
+      </w:r>
+      <w:r>
+        <w:rPr>
+          <w:rFonts w:ascii="Times New Roman" w:hAnsi="Times New Roman"/>
+          <w:sz w:val="28"/>
+          <w:szCs w:val="28"/>
+        </w:rPr>
+        <w:t xml:space="preserve"> </w:t>
+      </w:r>
+      <w:r>
+        <w:rPr>
+          <w:rFonts w:ascii="Times New Roman" w:hAnsi="Times New Roman"/>
+          <w:sz w:val="28"/>
+          <w:szCs w:val="28"/>
+        </w:rPr>
+        <w:t xml:space="preserve">пакеты, </w:t>
+      </w:r>
+      <w:r>
+        <w:rPr>
+          <w:rFonts w:ascii="Times New Roman" w:hAnsi="Times New Roman"/>
+          <w:sz w:val="28"/>
+          <w:szCs w:val="28"/>
           <w:highlight w:val="green"/>
         </w:rPr>
-        <w:t xml:space="preserve">определение </w:t>
+        <w:t>передаются</w:t>
       </w:r>
       <w:r>
         <w:rPr>
@@ -2516,7 +2681,7 @@
           <w:szCs w:val="28"/>
           <w:highlight w:val="green"/>
         </w:rPr>
-        <w:t>времен</w:t>
+        <w:t xml:space="preserve"> </w:t>
       </w:r>
       <w:r>
         <w:rPr>
@@ -2525,7 +2690,7 @@
           <w:szCs w:val="28"/>
           <w:highlight w:val="green"/>
         </w:rPr>
-        <w:t>ных</w:t>
+        <w:t xml:space="preserve">с одного прибора на другой </w:t>
       </w:r>
       <w:r>
         <w:rPr>
@@ -2534,7 +2699,7 @@
           <w:szCs w:val="28"/>
           <w:highlight w:val="green"/>
         </w:rPr>
-        <w:t xml:space="preserve"> характеристик процесс</w:t>
+        <w:t>сразу же по окончанию реализации действий с ним</w:t>
       </w:r>
       <w:r>
         <w:rPr>
@@ -2543,6 +2708,78 @@
           <w:szCs w:val="28"/>
           <w:highlight w:val="green"/>
         </w:rPr>
+        <w:t>и</w:t>
+      </w:r>
+      <w:r>
+        <w:rPr>
+          <w:rFonts w:ascii="Times New Roman" w:hAnsi="Times New Roman"/>
+          <w:sz w:val="28"/>
+          <w:szCs w:val="28"/>
+        </w:rPr>
+        <w:t xml:space="preserve"> на </w:t>
+      </w:r>
+      <w:r>
+        <w:rPr>
+          <w:rFonts w:ascii="Times New Roman" w:hAnsi="Times New Roman"/>
+          <w:sz w:val="28"/>
+          <w:szCs w:val="28"/>
+        </w:rPr>
+        <w:t xml:space="preserve">первом из указанных </w:t>
+      </w:r>
+      <w:r>
+        <w:rPr>
+          <w:rFonts w:ascii="Times New Roman" w:hAnsi="Times New Roman"/>
+          <w:sz w:val="28"/>
+          <w:szCs w:val="28"/>
+        </w:rPr>
+        <w:t>прибор</w:t>
+      </w:r>
+      <w:r>
+        <w:rPr>
+          <w:rFonts w:ascii="Times New Roman" w:hAnsi="Times New Roman"/>
+          <w:sz w:val="28"/>
+          <w:szCs w:val="28"/>
+        </w:rPr>
+        <w:t>ов без ожидания окончания выполнения других заданий</w:t>
+      </w:r>
+      <w:r>
+        <w:rPr>
+          <w:rFonts w:ascii="Times New Roman" w:hAnsi="Times New Roman"/>
+          <w:sz w:val="28"/>
+          <w:szCs w:val="28"/>
+        </w:rPr>
+        <w:t xml:space="preserve"> из </w:t>
+      </w:r>
+      <w:r>
+        <w:rPr>
+          <w:rFonts w:ascii="Times New Roman" w:hAnsi="Times New Roman"/>
+          <w:sz w:val="28"/>
+          <w:szCs w:val="28"/>
+        </w:rPr>
+        <w:t>эти</w:t>
+      </w:r>
+      <w:r>
+        <w:rPr>
+          <w:rFonts w:ascii="Times New Roman" w:hAnsi="Times New Roman"/>
+          <w:sz w:val="28"/>
+          <w:szCs w:val="28"/>
+        </w:rPr>
+        <w:t>х</w:t>
+      </w:r>
+      <w:r>
+        <w:rPr>
+          <w:rFonts w:ascii="Times New Roman" w:hAnsi="Times New Roman"/>
+          <w:sz w:val="28"/>
+          <w:szCs w:val="28"/>
+        </w:rPr>
+        <w:t xml:space="preserve"> пакет</w:t>
+      </w:r>
+      <w:r>
+        <w:rPr>
+          <w:rFonts w:ascii="Times New Roman" w:hAnsi="Times New Roman"/>
+          <w:sz w:val="28"/>
+          <w:szCs w:val="28"/>
+        </w:rPr>
         <w:t>ов</w:t>
       </w:r>
       <w:r>
@@ -2550,276 +2787,16 @@
           <w:rFonts w:ascii="Times New Roman" w:hAnsi="Times New Roman"/>
           <w:sz w:val="28"/>
           <w:szCs w:val="28"/>
-          <w:highlight w:val="green"/>
+        </w:rPr>
+        <w:t>.</w:t>
+      </w:r>
+      <w:r>
+        <w:rPr>
+          <w:rFonts w:ascii="Times New Roman" w:hAnsi="Times New Roman"/>
+          <w:sz w:val="28"/>
+          <w:szCs w:val="28"/>
         </w:rPr>
         <w:t xml:space="preserve"> </w:t>
-      </w:r>
-      <w:r>
-        <w:rPr>
-          <w:rFonts w:ascii="Times New Roman" w:hAnsi="Times New Roman"/>
-          <w:sz w:val="28"/>
-          <w:szCs w:val="28"/>
-          <w:highlight w:val="green"/>
-        </w:rPr>
-        <w:t>осуществления операций с</w:t>
-      </w:r>
-      <w:r>
-        <w:rPr>
-          <w:rFonts w:ascii="Times New Roman" w:hAnsi="Times New Roman"/>
-          <w:sz w:val="28"/>
-          <w:szCs w:val="28"/>
-          <w:highlight w:val="green"/>
-        </w:rPr>
-        <w:t xml:space="preserve"> ПЗ в КС осуществляется при учете</w:t>
-      </w:r>
-      <w:r>
-        <w:rPr>
-          <w:rFonts w:ascii="Times New Roman" w:hAnsi="Times New Roman"/>
-          <w:sz w:val="28"/>
-          <w:szCs w:val="28"/>
-          <w:highlight w:val="green"/>
-        </w:rPr>
-        <w:t xml:space="preserve"> того</w:t>
-      </w:r>
-      <w:r>
-        <w:rPr>
-          <w:rFonts w:ascii="Times New Roman" w:hAnsi="Times New Roman"/>
-          <w:sz w:val="28"/>
-          <w:szCs w:val="28"/>
-          <w:highlight w:val="green"/>
-        </w:rPr>
-        <w:t xml:space="preserve">, что </w:t>
-      </w:r>
-      <w:r>
-        <w:rPr>
-          <w:rFonts w:ascii="Times New Roman" w:hAnsi="Times New Roman"/>
-          <w:sz w:val="28"/>
-          <w:szCs w:val="28"/>
-          <w:highlight w:val="green"/>
-        </w:rPr>
-        <w:t>между приборами передаются отдельные задания, входящие в пакеты</w:t>
-      </w:r>
-      <w:r>
-        <w:rPr>
-          <w:rFonts w:ascii="Times New Roman" w:hAnsi="Times New Roman"/>
-          <w:sz w:val="28"/>
-          <w:szCs w:val="28"/>
-        </w:rPr>
-        <w:t>.</w:t>
-      </w:r>
-      <w:r>
-        <w:rPr>
-          <w:rFonts w:ascii="Times New Roman" w:hAnsi="Times New Roman"/>
-          <w:sz w:val="28"/>
-          <w:szCs w:val="28"/>
-        </w:rPr>
-        <w:t xml:space="preserve"> </w:t>
-      </w:r>
-      <w:r>
-        <w:rPr>
-          <w:rFonts w:ascii="Times New Roman" w:hAnsi="Times New Roman"/>
-          <w:sz w:val="28"/>
-          <w:szCs w:val="28"/>
-        </w:rPr>
-        <w:t>З</w:t>
-      </w:r>
-      <w:r>
-        <w:rPr>
-          <w:rFonts w:ascii="Times New Roman" w:hAnsi="Times New Roman"/>
-          <w:sz w:val="28"/>
-          <w:szCs w:val="28"/>
-        </w:rPr>
-        <w:t>адани</w:t>
-      </w:r>
-      <w:r>
-        <w:rPr>
-          <w:rFonts w:ascii="Times New Roman" w:hAnsi="Times New Roman"/>
-          <w:sz w:val="28"/>
-          <w:szCs w:val="28"/>
-        </w:rPr>
-        <w:t>я</w:t>
-      </w:r>
-      <w:r>
-        <w:rPr>
-          <w:rFonts w:ascii="Times New Roman" w:hAnsi="Times New Roman"/>
-          <w:sz w:val="28"/>
-          <w:szCs w:val="28"/>
-        </w:rPr>
-        <w:t>, включенн</w:t>
-      </w:r>
-      <w:r>
-        <w:rPr>
-          <w:rFonts w:ascii="Times New Roman" w:hAnsi="Times New Roman"/>
-          <w:sz w:val="28"/>
-          <w:szCs w:val="28"/>
-        </w:rPr>
-        <w:t>ые</w:t>
-      </w:r>
-      <w:r>
-        <w:rPr>
-          <w:rFonts w:ascii="Times New Roman" w:hAnsi="Times New Roman"/>
-          <w:sz w:val="28"/>
-          <w:szCs w:val="28"/>
-        </w:rPr>
-        <w:t xml:space="preserve"> </w:t>
-      </w:r>
-      <w:r>
-        <w:rPr>
-          <w:rFonts w:ascii="Times New Roman" w:hAnsi="Times New Roman"/>
-          <w:sz w:val="28"/>
-          <w:szCs w:val="28"/>
-        </w:rPr>
-        <w:t>в</w:t>
-      </w:r>
-      <w:r>
-        <w:rPr>
-          <w:rFonts w:ascii="Times New Roman" w:hAnsi="Times New Roman"/>
-          <w:sz w:val="28"/>
-          <w:szCs w:val="28"/>
-        </w:rPr>
-        <w:t xml:space="preserve"> </w:t>
-      </w:r>
-      <w:r>
-        <w:rPr>
-          <w:rFonts w:ascii="Times New Roman" w:hAnsi="Times New Roman"/>
-          <w:sz w:val="28"/>
-          <w:szCs w:val="28"/>
-        </w:rPr>
-        <w:t xml:space="preserve">пакеты, </w:t>
-      </w:r>
-      <w:r>
-        <w:rPr>
-          <w:rFonts w:ascii="Times New Roman" w:hAnsi="Times New Roman"/>
-          <w:sz w:val="28"/>
-          <w:szCs w:val="28"/>
-          <w:highlight w:val="green"/>
-        </w:rPr>
-        <w:t>передаются</w:t>
-      </w:r>
-      <w:r>
-        <w:rPr>
-          <w:rFonts w:ascii="Times New Roman" w:hAnsi="Times New Roman"/>
-          <w:sz w:val="28"/>
-          <w:szCs w:val="28"/>
-          <w:highlight w:val="green"/>
-        </w:rPr>
-        <w:t xml:space="preserve"> </w:t>
-      </w:r>
-      <w:r>
-        <w:rPr>
-          <w:rFonts w:ascii="Times New Roman" w:hAnsi="Times New Roman"/>
-          <w:sz w:val="28"/>
-          <w:szCs w:val="28"/>
-          <w:highlight w:val="green"/>
-        </w:rPr>
-        <w:t xml:space="preserve">с одного прибора на другой </w:t>
-      </w:r>
-      <w:r>
-        <w:rPr>
-          <w:rFonts w:ascii="Times New Roman" w:hAnsi="Times New Roman"/>
-          <w:sz w:val="28"/>
-          <w:szCs w:val="28"/>
-          <w:highlight w:val="green"/>
-        </w:rPr>
-        <w:t>сразу же по окончанию реализации действий с ним</w:t>
-      </w:r>
-      <w:r>
-        <w:rPr>
-          <w:rFonts w:ascii="Times New Roman" w:hAnsi="Times New Roman"/>
-          <w:sz w:val="28"/>
-          <w:szCs w:val="28"/>
-          <w:highlight w:val="green"/>
-        </w:rPr>
-        <w:t>и</w:t>
-      </w:r>
-      <w:r>
-        <w:rPr>
-          <w:rFonts w:ascii="Times New Roman" w:hAnsi="Times New Roman"/>
-          <w:sz w:val="28"/>
-          <w:szCs w:val="28"/>
-          <w:highlight w:val="green"/>
-        </w:rPr>
-        <w:t xml:space="preserve"> на </w:t>
-      </w:r>
-      <w:r>
-        <w:rPr>
-          <w:rFonts w:ascii="Times New Roman" w:hAnsi="Times New Roman"/>
-          <w:sz w:val="28"/>
-          <w:szCs w:val="28"/>
-          <w:highlight w:val="green"/>
-        </w:rPr>
-        <w:t xml:space="preserve">первом из указанных </w:t>
-      </w:r>
-      <w:r>
-        <w:rPr>
-          <w:rFonts w:ascii="Times New Roman" w:hAnsi="Times New Roman"/>
-          <w:sz w:val="28"/>
-          <w:szCs w:val="28"/>
-          <w:highlight w:val="green"/>
-        </w:rPr>
-        <w:t>прибор</w:t>
-      </w:r>
-      <w:r>
-        <w:rPr>
-          <w:rFonts w:ascii="Times New Roman" w:hAnsi="Times New Roman"/>
-          <w:sz w:val="28"/>
-          <w:szCs w:val="28"/>
-          <w:highlight w:val="green"/>
-        </w:rPr>
-        <w:t>ов без ожидания окончания выполнения других заданий</w:t>
-      </w:r>
-      <w:r>
-        <w:rPr>
-          <w:rFonts w:ascii="Times New Roman" w:hAnsi="Times New Roman"/>
-          <w:sz w:val="28"/>
-          <w:szCs w:val="28"/>
-          <w:highlight w:val="green"/>
-        </w:rPr>
-        <w:t xml:space="preserve"> из </w:t>
-      </w:r>
-      <w:r>
-        <w:rPr>
-          <w:rFonts w:ascii="Times New Roman" w:hAnsi="Times New Roman"/>
-          <w:sz w:val="28"/>
-          <w:szCs w:val="28"/>
-          <w:highlight w:val="green"/>
-        </w:rPr>
-        <w:t>эти</w:t>
-      </w:r>
-      <w:r>
-        <w:rPr>
-          <w:rFonts w:ascii="Times New Roman" w:hAnsi="Times New Roman"/>
-          <w:sz w:val="28"/>
-          <w:szCs w:val="28"/>
-          <w:highlight w:val="green"/>
-        </w:rPr>
-        <w:t>х</w:t>
-      </w:r>
-      <w:r>
-        <w:rPr>
-          <w:rFonts w:ascii="Times New Roman" w:hAnsi="Times New Roman"/>
-          <w:sz w:val="28"/>
-          <w:szCs w:val="28"/>
-          <w:highlight w:val="green"/>
-        </w:rPr>
-        <w:t xml:space="preserve"> пакет</w:t>
-      </w:r>
-      <w:r>
-        <w:rPr>
-          <w:rFonts w:ascii="Times New Roman" w:hAnsi="Times New Roman"/>
-          <w:sz w:val="28"/>
-          <w:szCs w:val="28"/>
-          <w:highlight w:val="green"/>
-        </w:rPr>
-        <w:t>ов</w:t>
-      </w:r>
-      <w:r>
-        <w:rPr>
-          <w:rFonts w:ascii="Times New Roman" w:hAnsi="Times New Roman"/>
-          <w:sz w:val="28"/>
-          <w:szCs w:val="28"/>
-        </w:rPr>
-        <w:t xml:space="preserve">. </w:t>
       </w:r>
     </w:p>
     <w:p>
@@ -7157,6 +7134,9 @@
     </w:p>
     <w:p>
       <w:pPr>
+        <w:pBdr>
+          <w:bottom w:val="single" w:sz="12" w:space="11" w:color="auto"/>
+        </w:pBdr>
         <w:spacing w:after="0" w:line="360" w:lineRule="auto"/>
         <w:ind w:firstLine="567"/>
         <w:jc w:val="both"/>
@@ -7164,6 +7144,8 @@
           <w:rFonts w:ascii="Times New Roman" w:hAnsi="Times New Roman" w:cs="Times New Roman"/>
           <w:sz w:val="28"/>
           <w:szCs w:val="28"/>
+          <w:highlight w:val="red"/>
+          <w:lang w:val="en-US"/>
         </w:rPr>
       </w:pPr>
       <w:commentRangeStart w:id="16"/>
@@ -7305,13 +7287,23 @@
           <w:sz w:val="28"/>
           <w:szCs w:val="28"/>
         </w:rPr>
-        <w:t xml:space="preserve"> времени окончания реализации действий с последним</w:t>
-      </w:r>
-      <w:r>
-        <w:rPr>
-          <w:rFonts w:ascii="Times New Roman" w:hAnsi="Times New Roman" w:cs="Times New Roman"/>
-          <w:sz w:val="28"/>
-          <w:szCs w:val="28"/>
+        <w:t xml:space="preserve"> времени окончания реализации действий с </w:t>
+      </w:r>
+      <w:r>
+        <w:rPr>
+          <w:rFonts w:ascii="Times New Roman" w:hAnsi="Times New Roman" w:cs="Times New Roman"/>
+          <w:sz w:val="28"/>
+          <w:szCs w:val="28"/>
+          <w:highlight w:val="red"/>
+        </w:rPr>
+        <w:t>последним</w:t>
+      </w:r>
+      <w:r>
+        <w:rPr>
+          <w:rFonts w:ascii="Times New Roman" w:hAnsi="Times New Roman" w:cs="Times New Roman"/>
+          <w:sz w:val="28"/>
+          <w:szCs w:val="28"/>
+          <w:highlight w:val="red"/>
         </w:rPr>
         <w:t>и</w:t>
       </w:r>
@@ -7320,6 +7312,7 @@
           <w:rFonts w:ascii="Times New Roman" w:hAnsi="Times New Roman" w:cs="Times New Roman"/>
           <w:sz w:val="28"/>
           <w:szCs w:val="28"/>
+          <w:highlight w:val="red"/>
         </w:rPr>
         <w:t xml:space="preserve"> задани</w:t>
       </w:r>
@@ -7328,6 +7321,7 @@
           <w:rFonts w:ascii="Times New Roman" w:hAnsi="Times New Roman" w:cs="Times New Roman"/>
           <w:sz w:val="28"/>
           <w:szCs w:val="28"/>
+          <w:highlight w:val="red"/>
         </w:rPr>
         <w:t>ями</w:t>
       </w:r>
@@ -7336,6 +7330,7 @@
           <w:rFonts w:ascii="Times New Roman" w:hAnsi="Times New Roman" w:cs="Times New Roman"/>
           <w:sz w:val="28"/>
           <w:szCs w:val="28"/>
+          <w:highlight w:val="red"/>
         </w:rPr>
         <w:t xml:space="preserve"> в н</w:t>
       </w:r>
@@ -7344,6 +7339,7 @@
           <w:rFonts w:ascii="Times New Roman" w:hAnsi="Times New Roman" w:cs="Times New Roman"/>
           <w:sz w:val="28"/>
           <w:szCs w:val="28"/>
+          <w:highlight w:val="red"/>
         </w:rPr>
         <w:t>их</w:t>
       </w:r>
@@ -7352,6 +7348,7 @@
           <w:rFonts w:ascii="Times New Roman" w:hAnsi="Times New Roman" w:cs="Times New Roman"/>
           <w:sz w:val="28"/>
           <w:szCs w:val="28"/>
+          <w:highlight w:val="red"/>
         </w:rPr>
         <w:t>)</w:t>
       </w:r>
@@ -7360,6 +7357,7 @@
           <w:rFonts w:ascii="Times New Roman" w:hAnsi="Times New Roman" w:cs="Times New Roman"/>
           <w:sz w:val="28"/>
           <w:szCs w:val="28"/>
+          <w:highlight w:val="red"/>
         </w:rPr>
         <w:t xml:space="preserve">. </w:t>
       </w:r>
@@ -7368,6 +7366,7 @@
           <w:rFonts w:ascii="Times New Roman" w:hAnsi="Times New Roman" w:cs="Times New Roman"/>
           <w:sz w:val="28"/>
           <w:szCs w:val="28"/>
+          <w:highlight w:val="red"/>
         </w:rPr>
         <w:t xml:space="preserve"> </w:t>
       </w:r>
@@ -7375,6 +7374,7 @@
       <w:r>
         <w:rPr>
           <w:rStyle w:val="af0"/>
+          <w:highlight w:val="red"/>
         </w:rPr>
         <w:commentReference w:id="16"/>
       </w:r>
@@ -7388,6 +7388,20 @@
           <w:rFonts w:ascii="Times New Roman" w:hAnsi="Times New Roman" w:cs="Times New Roman"/>
           <w:sz w:val="28"/>
           <w:szCs w:val="28"/>
+          <w:highlight w:val="red"/>
+          <w:lang w:val="en-US"/>
+        </w:rPr>
+      </w:pPr>
+    </w:p>
+    <w:p>
+      <w:pPr>
+        <w:spacing w:after="0" w:line="360" w:lineRule="auto"/>
+        <w:ind w:firstLine="567"/>
+        <w:jc w:val="both"/>
+        <w:rPr>
+          <w:rFonts w:ascii="Times New Roman" w:hAnsi="Times New Roman" w:cs="Times New Roman"/>
+          <w:sz w:val="28"/>
+          <w:szCs w:val="28"/>
         </w:rPr>
       </w:pPr>
       <w:commentRangeStart w:id="17"/>
@@ -7398,6 +7412,7 @@
           <w:bCs/>
           <w:sz w:val="28"/>
           <w:szCs w:val="28"/>
+          <w:highlight w:val="red"/>
         </w:rPr>
         <w:t>Не реал</w:t>
       </w:r>
@@ -7408,6 +7423,7 @@
           <w:bCs/>
           <w:sz w:val="28"/>
           <w:szCs w:val="28"/>
+          <w:highlight w:val="red"/>
         </w:rPr>
         <w:t>изовано построение моделей MILP</w:t>
       </w:r>
@@ -7416,6 +7432,7 @@
           <w:rFonts w:ascii="Times New Roman" w:hAnsi="Times New Roman" w:cs="Times New Roman"/>
           <w:sz w:val="28"/>
           <w:szCs w:val="28"/>
+          <w:highlight w:val="red"/>
         </w:rPr>
         <w:t xml:space="preserve">, позволяющих реализовать </w:t>
       </w:r>
@@ -7424,6 +7441,7 @@
           <w:rFonts w:ascii="Times New Roman" w:hAnsi="Times New Roman" w:cs="Times New Roman"/>
           <w:sz w:val="28"/>
           <w:szCs w:val="28"/>
+          <w:highlight w:val="red"/>
         </w:rPr>
         <w:t>распреде</w:t>
       </w:r>
@@ -7432,6 +7450,7 @@
           <w:rFonts w:ascii="Times New Roman" w:hAnsi="Times New Roman" w:cs="Times New Roman"/>
           <w:sz w:val="28"/>
           <w:szCs w:val="28"/>
+          <w:highlight w:val="red"/>
         </w:rPr>
         <w:t>ление</w:t>
       </w:r>
@@ -7440,6 +7459,7 @@
           <w:rFonts w:ascii="Times New Roman" w:hAnsi="Times New Roman" w:cs="Times New Roman"/>
           <w:sz w:val="28"/>
           <w:szCs w:val="28"/>
+          <w:highlight w:val="red"/>
         </w:rPr>
         <w:t xml:space="preserve"> зада</w:t>
       </w:r>
@@ -7448,6 +7468,7 @@
           <w:rFonts w:ascii="Times New Roman" w:hAnsi="Times New Roman" w:cs="Times New Roman"/>
           <w:sz w:val="28"/>
           <w:szCs w:val="28"/>
+          <w:highlight w:val="red"/>
         </w:rPr>
         <w:t>ний по пакетам,</w:t>
       </w:r>
@@ -7456,6 +7477,7 @@
           <w:rFonts w:ascii="Times New Roman" w:hAnsi="Times New Roman" w:cs="Times New Roman"/>
           <w:sz w:val="28"/>
           <w:szCs w:val="28"/>
+          <w:highlight w:val="red"/>
         </w:rPr>
         <w:t xml:space="preserve"> в которых определение </w:t>
       </w:r>
@@ -7464,6 +7486,7 @@
           <w:rFonts w:ascii="Times New Roman" w:hAnsi="Times New Roman" w:cs="Times New Roman"/>
           <w:sz w:val="28"/>
           <w:szCs w:val="28"/>
+          <w:highlight w:val="red"/>
         </w:rPr>
         <w:t xml:space="preserve">характеристик </w:t>
       </w:r>
@@ -7472,6 +7495,7 @@
           <w:rFonts w:ascii="Times New Roman" w:hAnsi="Times New Roman" w:cs="Times New Roman"/>
           <w:sz w:val="28"/>
           <w:szCs w:val="28"/>
+          <w:highlight w:val="red"/>
         </w:rPr>
         <w:t>процессов осуществляется с учетом передачи между приборами отдельных заданий, включенных в эти пакеты</w:t>
       </w:r>
@@ -7480,6 +7504,7 @@
           <w:rFonts w:ascii="Times New Roman" w:hAnsi="Times New Roman" w:cs="Times New Roman"/>
           <w:sz w:val="28"/>
           <w:szCs w:val="28"/>
+          <w:highlight w:val="red"/>
         </w:rPr>
         <w:t>, в моменты времени окончания операций с ними</w:t>
       </w:r>
@@ -7488,6 +7513,7 @@
           <w:rFonts w:ascii="Times New Roman" w:hAnsi="Times New Roman" w:cs="Times New Roman"/>
           <w:sz w:val="28"/>
           <w:szCs w:val="28"/>
+          <w:highlight w:val="red"/>
         </w:rPr>
         <w:t>.</w:t>
       </w:r>
@@ -7495,6 +7521,7 @@
       <w:r>
         <w:rPr>
           <w:rStyle w:val="af0"/>
+          <w:highlight w:val="red"/>
         </w:rPr>
         <w:commentReference w:id="17"/>
       </w:r>
@@ -7780,7 +7807,7 @@
           <v:shape id="_x0000_i1025" type="#_x0000_t75" style="width:16.5pt;height:19pt" o:ole="">
             <v:imagedata r:id="rId12" o:title=""/>
           </v:shape>
-          <o:OLEObject Type="Embed" ProgID="Equation.3" ShapeID="_x0000_i1025" DrawAspect="Content" ObjectID="_1832440543" r:id="rId13"/>
+          <o:OLEObject Type="Embed" ProgID="Equation.3" ShapeID="_x0000_i1025" DrawAspect="Content" ObjectID="_1836208793" r:id="rId13"/>
         </w:object>
       </w:r>
       <w:r>
@@ -7802,7 +7829,7 @@
           <v:shape id="_x0000_i1026" type="#_x0000_t75" style="width:38.5pt;height:19pt" o:ole="">
             <v:imagedata r:id="rId14" o:title=""/>
           </v:shape>
-          <o:OLEObject Type="Embed" ProgID="Equation.3" ShapeID="_x0000_i1026" DrawAspect="Content" ObjectID="_1832440544" r:id="rId15"/>
+          <o:OLEObject Type="Embed" ProgID="Equation.3" ShapeID="_x0000_i1026" DrawAspect="Content" ObjectID="_1836208794" r:id="rId15"/>
         </w:object>
       </w:r>
       <w:r>
@@ -8077,7 +8104,7 @@
           <v:shape id="_x0000_i1027" type="#_x0000_t75" style="width:16.5pt;height:19pt" o:ole="">
             <v:imagedata r:id="rId16" o:title=""/>
           </v:shape>
-          <o:OLEObject Type="Embed" ProgID="Equation.3" ShapeID="_x0000_i1027" DrawAspect="Content" ObjectID="_1832440545" r:id="rId17"/>
+          <o:OLEObject Type="Embed" ProgID="Equation.3" ShapeID="_x0000_i1027" DrawAspect="Content" ObjectID="_1836208795" r:id="rId17"/>
         </w:object>
       </w:r>
       <w:r>
@@ -8099,7 +8126,7 @@
           <v:shape id="_x0000_i1028" type="#_x0000_t75" style="width:36.5pt;height:19pt" o:ole="">
             <v:imagedata r:id="rId18" o:title=""/>
           </v:shape>
-          <o:OLEObject Type="Embed" ProgID="Equation.3" ShapeID="_x0000_i1028" DrawAspect="Content" ObjectID="_1832440546" r:id="rId19"/>
+          <o:OLEObject Type="Embed" ProgID="Equation.3" ShapeID="_x0000_i1028" DrawAspect="Content" ObjectID="_1836208796" r:id="rId19"/>
         </w:object>
       </w:r>
       <w:r>
@@ -8175,7 +8202,16 @@
           <w:sz w:val="28"/>
           <w:szCs w:val="28"/>
         </w:rPr>
-        <w:t xml:space="preserve">В рассмотрение введены обозначения для параметров, характеризующих систему, </w:t>
+        <w:t>В рас</w:t>
+      </w:r>
+      <w:r>
+        <w:rPr>
+          <w:rFonts w:ascii="Times New Roman" w:hAnsi="Times New Roman" w:cs="Times New Roman"/>
+          <w:sz w:val="28"/>
+          <w:szCs w:val="28"/>
+        </w:rPr>
+        <w:lastRenderedPageBreak/>
+        <w:t xml:space="preserve">смотрение введены обозначения для параметров, характеризующих систему, </w:t>
       </w:r>
       <w:r>
         <w:rPr>
@@ -8216,16 +8252,7 @@
           <w:sz w:val="28"/>
           <w:szCs w:val="28"/>
         </w:rPr>
-        <w:t xml:space="preserve"> – количество обрабатывающих прибо</w:t>
-      </w:r>
-      <w:r>
-        <w:rPr>
-          <w:rFonts w:ascii="Times New Roman" w:hAnsi="Times New Roman" w:cs="Times New Roman"/>
-          <w:sz w:val="28"/>
-          <w:szCs w:val="28"/>
-        </w:rPr>
-        <w:lastRenderedPageBreak/>
-        <w:t>ров;</w:t>
+        <w:t xml:space="preserve"> – количество обрабатывающих приборов;</w:t>
       </w:r>
       <w:r>
         <w:rPr>
@@ -8530,7 +8557,7 @@
           <v:shape id="_x0000_i1029" type="#_x0000_t75" style="width:47.5pt;height:19pt" o:ole="">
             <v:imagedata r:id="rId20" o:title=""/>
           </v:shape>
-          <o:OLEObject Type="Embed" ProgID="Equation.3" ShapeID="_x0000_i1029" DrawAspect="Content" ObjectID="_1832440547" r:id="rId21"/>
+          <o:OLEObject Type="Embed" ProgID="Equation.3" ShapeID="_x0000_i1029" DrawAspect="Content" ObjectID="_1836208797" r:id="rId21"/>
         </w:object>
       </w:r>
       <w:r>
@@ -8615,7 +8642,7 @@
           <v:shape id="_x0000_i1030" type="#_x0000_t75" style="width:17pt;height:18pt" o:ole="">
             <v:imagedata r:id="rId22" o:title=""/>
           </v:shape>
-          <o:OLEObject Type="Embed" ProgID="Equation.3" ShapeID="_x0000_i1030" DrawAspect="Content" ObjectID="_1832440548" r:id="rId23"/>
+          <o:OLEObject Type="Embed" ProgID="Equation.3" ShapeID="_x0000_i1030" DrawAspect="Content" ObjectID="_1836208798" r:id="rId23"/>
         </w:object>
       </w:r>
       <w:r>
@@ -8777,7 +8804,7 @@
           <v:shape id="_x0000_i1031" type="#_x0000_t75" style="width:39pt;height:20pt" o:ole="">
             <v:imagedata r:id="rId24" o:title=""/>
           </v:shape>
-          <o:OLEObject Type="Embed" ProgID="Equation.3" ShapeID="_x0000_i1031" DrawAspect="Content" ObjectID="_1832440549" r:id="rId25"/>
+          <o:OLEObject Type="Embed" ProgID="Equation.3" ShapeID="_x0000_i1031" DrawAspect="Content" ObjectID="_1836208799" r:id="rId25"/>
         </w:object>
       </w:r>
       <w:r>
@@ -8798,7 +8825,7 @@
           <v:shape id="_x0000_i1032" type="#_x0000_t75" style="width:47.5pt;height:20pt" o:ole="">
             <v:imagedata r:id="rId26" o:title=""/>
           </v:shape>
-          <o:OLEObject Type="Embed" ProgID="Equation.3" ShapeID="_x0000_i1032" DrawAspect="Content" ObjectID="_1832440550" r:id="rId27"/>
+          <o:OLEObject Type="Embed" ProgID="Equation.3" ShapeID="_x0000_i1032" DrawAspect="Content" ObjectID="_1836208800" r:id="rId27"/>
         </w:object>
       </w:r>
       <w:r>
@@ -8827,7 +8854,7 @@
           <v:shape id="_x0000_i1033" type="#_x0000_t75" style="width:21pt;height:18pt" o:ole="">
             <v:imagedata r:id="rId28" o:title=""/>
           </v:shape>
-          <o:OLEObject Type="Embed" ProgID="Equation.3" ShapeID="_x0000_i1033" DrawAspect="Content" ObjectID="_1832440551" r:id="rId29"/>
+          <o:OLEObject Type="Embed" ProgID="Equation.3" ShapeID="_x0000_i1033" DrawAspect="Content" ObjectID="_1836208801" r:id="rId29"/>
         </w:object>
       </w:r>
       <w:r>
@@ -8915,7 +8942,7 @@
           <v:shape id="_x0000_i1034" type="#_x0000_t75" style="width:39pt;height:20pt" o:ole="">
             <v:imagedata r:id="rId30" o:title=""/>
           </v:shape>
-          <o:OLEObject Type="Embed" ProgID="Equation.3" ShapeID="_x0000_i1034" DrawAspect="Content" ObjectID="_1832440552" r:id="rId31"/>
+          <o:OLEObject Type="Embed" ProgID="Equation.3" ShapeID="_x0000_i1034" DrawAspect="Content" ObjectID="_1836208802" r:id="rId31"/>
         </w:object>
       </w:r>
       <w:r>
@@ -8936,7 +8963,7 @@
           <v:shape id="_x0000_i1035" type="#_x0000_t75" style="width:47.5pt;height:20pt" o:ole="">
             <v:imagedata r:id="rId32" o:title=""/>
           </v:shape>
-          <o:OLEObject Type="Embed" ProgID="Equation.3" ShapeID="_x0000_i1035" DrawAspect="Content" ObjectID="_1832440553" r:id="rId33"/>
+          <o:OLEObject Type="Embed" ProgID="Equation.3" ShapeID="_x0000_i1035" DrawAspect="Content" ObjectID="_1836208803" r:id="rId33"/>
         </w:object>
       </w:r>
       <w:r>
@@ -9073,7 +9100,7 @@
           <v:shape id="_x0000_i1036" type="#_x0000_t75" style="width:18pt;height:20pt" o:ole="">
             <v:imagedata r:id="rId34" o:title=""/>
           </v:shape>
-          <o:OLEObject Type="Embed" ProgID="Equation.3" ShapeID="_x0000_i1036" DrawAspect="Content" ObjectID="_1832440554" r:id="rId35"/>
+          <o:OLEObject Type="Embed" ProgID="Equation.3" ShapeID="_x0000_i1036" DrawAspect="Content" ObjectID="_1836208804" r:id="rId35"/>
         </w:object>
       </w:r>
       <w:r>
@@ -9145,7 +9172,7 @@
           <v:shape id="_x0000_i1037" type="#_x0000_t75" style="width:16.5pt;height:19pt" o:ole="">
             <v:imagedata r:id="rId36" o:title=""/>
           </v:shape>
-          <o:OLEObject Type="Embed" ProgID="Equation.3" ShapeID="_x0000_i1037" DrawAspect="Content" ObjectID="_1832440555" r:id="rId37"/>
+          <o:OLEObject Type="Embed" ProgID="Equation.3" ShapeID="_x0000_i1037" DrawAspect="Content" ObjectID="_1836208805" r:id="rId37"/>
         </w:object>
       </w:r>
       <w:r>
@@ -9176,7 +9203,7 @@
           <v:shape id="_x0000_i1038" type="#_x0000_t75" style="width:38.5pt;height:19pt" o:ole="">
             <v:imagedata r:id="rId38" o:title=""/>
           </v:shape>
-          <o:OLEObject Type="Embed" ProgID="Equation.3" ShapeID="_x0000_i1038" DrawAspect="Content" ObjectID="_1832440556" r:id="rId39"/>
+          <o:OLEObject Type="Embed" ProgID="Equation.3" ShapeID="_x0000_i1038" DrawAspect="Content" ObjectID="_1836208806" r:id="rId39"/>
         </w:object>
       </w:r>
       <w:r>
@@ -9213,7 +9240,7 @@
           <v:shape id="_x0000_i1039" type="#_x0000_t75" style="width:35pt;height:20pt" o:ole="">
             <v:imagedata r:id="rId40" o:title=""/>
           </v:shape>
-          <o:OLEObject Type="Embed" ProgID="Equation.3" ShapeID="_x0000_i1039" DrawAspect="Content" ObjectID="_1832440557" r:id="rId41"/>
+          <o:OLEObject Type="Embed" ProgID="Equation.3" ShapeID="_x0000_i1039" DrawAspect="Content" ObjectID="_1836208807" r:id="rId41"/>
         </w:object>
       </w:r>
       <w:r>
@@ -9270,7 +9297,7 @@
           <v:shape id="_x0000_i1040" type="#_x0000_t75" style="width:16.5pt;height:19pt" o:ole="">
             <v:imagedata r:id="rId42" o:title=""/>
           </v:shape>
-          <o:OLEObject Type="Embed" ProgID="Equation.3" ShapeID="_x0000_i1040" DrawAspect="Content" ObjectID="_1832440558" r:id="rId43"/>
+          <o:OLEObject Type="Embed" ProgID="Equation.3" ShapeID="_x0000_i1040" DrawAspect="Content" ObjectID="_1836208808" r:id="rId43"/>
         </w:object>
       </w:r>
       <w:r>
@@ -9291,7 +9318,7 @@
           <v:shape id="_x0000_i1041" type="#_x0000_t75" style="width:41pt;height:21pt" o:ole="">
             <v:imagedata r:id="rId44" o:title=""/>
           </v:shape>
-          <o:OLEObject Type="Embed" ProgID="Equation.3" ShapeID="_x0000_i1041" DrawAspect="Content" ObjectID="_1832440559" r:id="rId45"/>
+          <o:OLEObject Type="Embed" ProgID="Equation.3" ShapeID="_x0000_i1041" DrawAspect="Content" ObjectID="_1836208809" r:id="rId45"/>
         </w:object>
       </w:r>
       <w:r>
@@ -9336,7 +9363,7 @@
           <v:shape id="_x0000_i1042" type="#_x0000_t75" style="width:22pt;height:19pt" o:ole="">
             <v:imagedata r:id="rId46" o:title=""/>
           </v:shape>
-          <o:OLEObject Type="Embed" ProgID="Equation.3" ShapeID="_x0000_i1042" DrawAspect="Content" ObjectID="_1832440560" r:id="rId47"/>
+          <o:OLEObject Type="Embed" ProgID="Equation.3" ShapeID="_x0000_i1042" DrawAspect="Content" ObjectID="_1836208810" r:id="rId47"/>
         </w:object>
       </w:r>
       <w:r>
@@ -9375,7 +9402,7 @@
           <v:shape id="_x0000_i1043" type="#_x0000_t75" style="width:16.5pt;height:19pt" o:ole="">
             <v:imagedata r:id="rId48" o:title=""/>
           </v:shape>
-          <o:OLEObject Type="Embed" ProgID="Equation.3" ShapeID="_x0000_i1043" DrawAspect="Content" ObjectID="_1832440561" r:id="rId49"/>
+          <o:OLEObject Type="Embed" ProgID="Equation.3" ShapeID="_x0000_i1043" DrawAspect="Content" ObjectID="_1836208811" r:id="rId49"/>
         </w:object>
       </w:r>
       <w:r>
@@ -9397,7 +9424,7 @@
           <v:shape id="_x0000_i1044" type="#_x0000_t75" style="width:38.5pt;height:19pt" o:ole="">
             <v:imagedata r:id="rId50" o:title=""/>
           </v:shape>
-          <o:OLEObject Type="Embed" ProgID="Equation.3" ShapeID="_x0000_i1044" DrawAspect="Content" ObjectID="_1832440562" r:id="rId51"/>
+          <o:OLEObject Type="Embed" ProgID="Equation.3" ShapeID="_x0000_i1044" DrawAspect="Content" ObjectID="_1836208812" r:id="rId51"/>
         </w:object>
       </w:r>
       <w:r>
@@ -9452,7 +9479,7 @@
           <v:shape id="_x0000_i1045" type="#_x0000_t75" style="width:39.5pt;height:19pt" o:ole="">
             <v:imagedata r:id="rId52" o:title=""/>
           </v:shape>
-          <o:OLEObject Type="Embed" ProgID="Equation.3" ShapeID="_x0000_i1045" DrawAspect="Content" ObjectID="_1832440563" r:id="rId53"/>
+          <o:OLEObject Type="Embed" ProgID="Equation.3" ShapeID="_x0000_i1045" DrawAspect="Content" ObjectID="_1836208813" r:id="rId53"/>
         </w:object>
       </w:r>
       <w:r>
@@ -9491,7 +9518,7 @@
           <v:shape id="_x0000_i1046" type="#_x0000_t75" style="width:16.5pt;height:19pt" o:ole="">
             <v:imagedata r:id="rId54" o:title=""/>
           </v:shape>
-          <o:OLEObject Type="Embed" ProgID="Equation.3" ShapeID="_x0000_i1046" DrawAspect="Content" ObjectID="_1832440564" r:id="rId55"/>
+          <o:OLEObject Type="Embed" ProgID="Equation.3" ShapeID="_x0000_i1046" DrawAspect="Content" ObjectID="_1836208814" r:id="rId55"/>
         </w:object>
       </w:r>
       <w:r>
@@ -9530,7 +9557,7 @@
           <v:shape id="_x0000_i1047" type="#_x0000_t75" style="width:39pt;height:19pt" o:ole="">
             <v:imagedata r:id="rId56" o:title=""/>
           </v:shape>
-          <o:OLEObject Type="Embed" ProgID="Equation.3" ShapeID="_x0000_i1047" DrawAspect="Content" ObjectID="_1832440565" r:id="rId57"/>
+          <o:OLEObject Type="Embed" ProgID="Equation.3" ShapeID="_x0000_i1047" DrawAspect="Content" ObjectID="_1836208815" r:id="rId57"/>
         </w:object>
       </w:r>
       <w:r>
@@ -9567,7 +9594,7 @@
           <v:shape id="_x0000_i1048" type="#_x0000_t75" style="width:18pt;height:21.5pt" o:ole="">
             <v:imagedata r:id="rId58" o:title=""/>
           </v:shape>
-          <o:OLEObject Type="Embed" ProgID="Equation.3" ShapeID="_x0000_i1048" DrawAspect="Content" ObjectID="_1832440566" r:id="rId59"/>
+          <o:OLEObject Type="Embed" ProgID="Equation.3" ShapeID="_x0000_i1048" DrawAspect="Content" ObjectID="_1836208816" r:id="rId59"/>
         </w:object>
       </w:r>
       <w:r>
@@ -9640,7 +9667,7 @@
           <v:shape id="_x0000_i1049" type="#_x0000_t75" style="width:16.5pt;height:19pt" o:ole="">
             <v:imagedata r:id="rId36" o:title=""/>
           </v:shape>
-          <o:OLEObject Type="Embed" ProgID="Equation.3" ShapeID="_x0000_i1049" DrawAspect="Content" ObjectID="_1832440567" r:id="rId60"/>
+          <o:OLEObject Type="Embed" ProgID="Equation.3" ShapeID="_x0000_i1049" DrawAspect="Content" ObjectID="_1836208817" r:id="rId60"/>
         </w:object>
       </w:r>
       <w:r>
@@ -9661,7 +9688,7 @@
           <v:shape id="_x0000_i1050" type="#_x0000_t75" style="width:20pt;height:18.5pt" o:ole="">
             <v:imagedata r:id="rId61" o:title=""/>
           </v:shape>
-          <o:OLEObject Type="Embed" ProgID="Equation.3" ShapeID="_x0000_i1050" DrawAspect="Content" ObjectID="_1832440568" r:id="rId62"/>
+          <o:OLEObject Type="Embed" ProgID="Equation.3" ShapeID="_x0000_i1050" DrawAspect="Content" ObjectID="_1836208818" r:id="rId62"/>
         </w:object>
       </w:r>
       <w:r>
@@ -9719,7 +9746,7 @@
           <v:shape id="_x0000_i1051" type="#_x0000_t75" style="width:16.5pt;height:19pt" o:ole="">
             <v:imagedata r:id="rId63" o:title=""/>
           </v:shape>
-          <o:OLEObject Type="Embed" ProgID="Equation.3" ShapeID="_x0000_i1051" DrawAspect="Content" ObjectID="_1832440569" r:id="rId64"/>
+          <o:OLEObject Type="Embed" ProgID="Equation.3" ShapeID="_x0000_i1051" DrawAspect="Content" ObjectID="_1836208819" r:id="rId64"/>
         </w:object>
       </w:r>
       <w:r>
@@ -9748,7 +9775,7 @@
           <v:shape id="_x0000_i1052" type="#_x0000_t75" style="width:30pt;height:18.5pt" o:ole="">
             <v:imagedata r:id="rId65" o:title=""/>
           </v:shape>
-          <o:OLEObject Type="Embed" ProgID="Equation.3" ShapeID="_x0000_i1052" DrawAspect="Content" ObjectID="_1832440570" r:id="rId66"/>
+          <o:OLEObject Type="Embed" ProgID="Equation.3" ShapeID="_x0000_i1052" DrawAspect="Content" ObjectID="_1836208820" r:id="rId66"/>
         </w:object>
       </w:r>
       <w:r>
@@ -9804,6 +9831,7 @@
           <w:sz w:val="28"/>
           <w:szCs w:val="28"/>
         </w:rPr>
+        <w:lastRenderedPageBreak/>
         <w:t>Д</w:t>
       </w:r>
       <w:r>
@@ -9828,16 +9856,7 @@
           <w:sz w:val="28"/>
           <w:szCs w:val="28"/>
         </w:rPr>
-        <w:t xml:space="preserve"> на приборах одинаков, количество заданий в </w:t>
-      </w:r>
-      <w:r>
-        <w:rPr>
-          <w:rFonts w:ascii="Times New Roman" w:hAnsi="Times New Roman" w:cs="Times New Roman"/>
-          <w:sz w:val="28"/>
-          <w:szCs w:val="28"/>
-        </w:rPr>
-        <w:lastRenderedPageBreak/>
-        <w:t>пакет</w:t>
+        <w:t xml:space="preserve"> на приборах одинаков, количество заданий в пакет</w:t>
       </w:r>
       <w:r>
         <w:rPr>
@@ -9989,7 +10008,7 @@
           <v:shape id="_x0000_i1053" type="#_x0000_t75" style="width:16.5pt;height:19pt" o:ole="">
             <v:imagedata r:id="rId36" o:title=""/>
           </v:shape>
-          <o:OLEObject Type="Embed" ProgID="Equation.3" ShapeID="_x0000_i1053" DrawAspect="Content" ObjectID="_1832440571" r:id="rId67"/>
+          <o:OLEObject Type="Embed" ProgID="Equation.3" ShapeID="_x0000_i1053" DrawAspect="Content" ObjectID="_1836208821" r:id="rId67"/>
         </w:object>
       </w:r>
       <w:r>
@@ -10010,7 +10029,7 @@
           <v:shape id="_x0000_i1054" type="#_x0000_t75" style="width:38pt;height:19pt" o:ole="">
             <v:imagedata r:id="rId68" o:title=""/>
           </v:shape>
-          <o:OLEObject Type="Embed" ProgID="Equation.3" ShapeID="_x0000_i1054" DrawAspect="Content" ObjectID="_1832440572" r:id="rId69"/>
+          <o:OLEObject Type="Embed" ProgID="Equation.3" ShapeID="_x0000_i1054" DrawAspect="Content" ObjectID="_1836208822" r:id="rId69"/>
         </w:object>
       </w:r>
       <w:r>
@@ -10151,7 +10170,7 @@
           <v:shape id="_x0000_i1055" type="#_x0000_t75" style="width:16.5pt;height:19pt" o:ole="">
             <v:imagedata r:id="rId70" o:title=""/>
           </v:shape>
-          <o:OLEObject Type="Embed" ProgID="Equation.3" ShapeID="_x0000_i1055" DrawAspect="Content" ObjectID="_1832440573" r:id="rId71"/>
+          <o:OLEObject Type="Embed" ProgID="Equation.3" ShapeID="_x0000_i1055" DrawAspect="Content" ObjectID="_1836208823" r:id="rId71"/>
         </w:object>
       </w:r>
       <w:r>
@@ -10224,7 +10243,7 @@
           <v:shape id="_x0000_i1056" type="#_x0000_t75" style="width:19pt;height:23pt" o:ole="">
             <v:imagedata r:id="rId72" o:title=""/>
           </v:shape>
-          <o:OLEObject Type="Embed" ProgID="Equation.3" ShapeID="_x0000_i1056" DrawAspect="Content" ObjectID="_1832440574" r:id="rId73"/>
+          <o:OLEObject Type="Embed" ProgID="Equation.3" ShapeID="_x0000_i1056" DrawAspect="Content" ObjectID="_1836208824" r:id="rId73"/>
         </w:object>
       </w:r>
       <w:r>
@@ -10270,7 +10289,7 @@
           <v:shape id="_x0000_i1057" type="#_x0000_t75" style="width:82.5pt;height:37.5pt" o:ole="">
             <v:imagedata r:id="rId74" o:title=""/>
           </v:shape>
-          <o:OLEObject Type="Embed" ProgID="Equation.3" ShapeID="_x0000_i1057" DrawAspect="Content" ObjectID="_1832440575" r:id="rId75"/>
+          <o:OLEObject Type="Embed" ProgID="Equation.3" ShapeID="_x0000_i1057" DrawAspect="Content" ObjectID="_1836208825" r:id="rId75"/>
         </w:object>
       </w:r>
       <w:r>
@@ -10375,7 +10394,7 @@
           <v:shape id="_x0000_i1058" type="#_x0000_t75" style="width:16.5pt;height:19pt" o:ole="">
             <v:imagedata r:id="rId76" o:title=""/>
           </v:shape>
-          <o:OLEObject Type="Embed" ProgID="Equation.3" ShapeID="_x0000_i1058" DrawAspect="Content" ObjectID="_1832440576" r:id="rId77"/>
+          <o:OLEObject Type="Embed" ProgID="Equation.3" ShapeID="_x0000_i1058" DrawAspect="Content" ObjectID="_1836208826" r:id="rId77"/>
         </w:object>
       </w:r>
       <w:r>
@@ -10396,7 +10415,7 @@
           <v:shape id="_x0000_i1059" type="#_x0000_t75" style="width:19pt;height:24.5pt" o:ole="">
             <v:imagedata r:id="rId78" o:title=""/>
           </v:shape>
-          <o:OLEObject Type="Embed" ProgID="Equation.3" ShapeID="_x0000_i1059" DrawAspect="Content" ObjectID="_1832440577" r:id="rId79"/>
+          <o:OLEObject Type="Embed" ProgID="Equation.3" ShapeID="_x0000_i1059" DrawAspect="Content" ObjectID="_1836208827" r:id="rId79"/>
         </w:object>
       </w:r>
       <w:r>
@@ -10440,7 +10459,7 @@
           <v:shape id="_x0000_i1060" type="#_x0000_t75" style="width:199pt;height:37.5pt" o:ole="">
             <v:imagedata r:id="rId80" o:title=""/>
           </v:shape>
-          <o:OLEObject Type="Embed" ProgID="Equation.3" ShapeID="_x0000_i1060" DrawAspect="Content" ObjectID="_1832440578" r:id="rId81"/>
+          <o:OLEObject Type="Embed" ProgID="Equation.3" ShapeID="_x0000_i1060" DrawAspect="Content" ObjectID="_1836208828" r:id="rId81"/>
         </w:object>
       </w:r>
     </w:p>
@@ -10475,7 +10494,7 @@
           <v:shape id="_x0000_i1061" type="#_x0000_t75" style="width:42.5pt;height:19pt" o:ole="">
             <v:imagedata r:id="rId82" o:title=""/>
           </v:shape>
-          <o:OLEObject Type="Embed" ProgID="Equation.3" ShapeID="_x0000_i1061" DrawAspect="Content" ObjectID="_1832440579" r:id="rId83"/>
+          <o:OLEObject Type="Embed" ProgID="Equation.3" ShapeID="_x0000_i1061" DrawAspect="Content" ObjectID="_1836208829" r:id="rId83"/>
         </w:object>
       </w:r>
       <w:r>
@@ -10496,7 +10515,7 @@
           <v:shape id="_x0000_i1062" type="#_x0000_t75" style="width:20pt;height:18pt" o:ole="">
             <v:imagedata r:id="rId84" o:title=""/>
           </v:shape>
-          <o:OLEObject Type="Embed" ProgID="Equation.3" ShapeID="_x0000_i1062" DrawAspect="Content" ObjectID="_1832440580" r:id="rId85"/>
+          <o:OLEObject Type="Embed" ProgID="Equation.3" ShapeID="_x0000_i1062" DrawAspect="Content" ObjectID="_1836208830" r:id="rId85"/>
         </w:object>
       </w:r>
       <w:r>
@@ -10543,7 +10562,7 @@
           <v:shape id="_x0000_i1063" type="#_x0000_t75" style="width:16.5pt;height:19pt" o:ole="">
             <v:imagedata r:id="rId76" o:title=""/>
           </v:shape>
-          <o:OLEObject Type="Embed" ProgID="Equation.3" ShapeID="_x0000_i1063" DrawAspect="Content" ObjectID="_1832440581" r:id="rId86"/>
+          <o:OLEObject Type="Embed" ProgID="Equation.3" ShapeID="_x0000_i1063" DrawAspect="Content" ObjectID="_1836208831" r:id="rId86"/>
         </w:object>
       </w:r>
       <w:r>
@@ -10614,7 +10633,7 @@
           <v:shape id="_x0000_i1064" type="#_x0000_t75" style="width:120pt;height:37.5pt" o:ole="">
             <v:imagedata r:id="rId87" o:title=""/>
           </v:shape>
-          <o:OLEObject Type="Embed" ProgID="Equation.3" ShapeID="_x0000_i1064" DrawAspect="Content" ObjectID="_1832440582" r:id="rId88"/>
+          <o:OLEObject Type="Embed" ProgID="Equation.3" ShapeID="_x0000_i1064" DrawAspect="Content" ObjectID="_1836208832" r:id="rId88"/>
         </w:object>
       </w:r>
     </w:p>
@@ -10649,7 +10668,7 @@
           <v:shape id="_x0000_i1065" type="#_x0000_t75" style="width:42pt;height:20pt" o:ole="">
             <v:imagedata r:id="rId89" o:title=""/>
           </v:shape>
-          <o:OLEObject Type="Embed" ProgID="Equation.3" ShapeID="_x0000_i1065" DrawAspect="Content" ObjectID="_1832440583" r:id="rId90"/>
+          <o:OLEObject Type="Embed" ProgID="Equation.3" ShapeID="_x0000_i1065" DrawAspect="Content" ObjectID="_1836208833" r:id="rId90"/>
         </w:object>
       </w:r>
       <w:r>
@@ -10702,7 +10721,7 @@
           <v:shape id="_x0000_i1066" type="#_x0000_t75" style="width:20.5pt;height:18pt" o:ole="">
             <v:imagedata r:id="rId91" o:title=""/>
           </v:shape>
-          <o:OLEObject Type="Embed" ProgID="Equation.3" ShapeID="_x0000_i1066" DrawAspect="Content" ObjectID="_1832440584" r:id="rId92"/>
+          <o:OLEObject Type="Embed" ProgID="Equation.3" ShapeID="_x0000_i1066" DrawAspect="Content" ObjectID="_1836208834" r:id="rId92"/>
         </w:object>
       </w:r>
       <w:r>
@@ -10842,7 +10861,7 @@
           <v:shape id="_x0000_i1067" type="#_x0000_t75" style="width:123pt;height:37.5pt" o:ole="">
             <v:imagedata r:id="rId93" o:title=""/>
           </v:shape>
-          <o:OLEObject Type="Embed" ProgID="Equation.3" ShapeID="_x0000_i1067" DrawAspect="Content" ObjectID="_1832440585" r:id="rId94"/>
+          <o:OLEObject Type="Embed" ProgID="Equation.3" ShapeID="_x0000_i1067" DrawAspect="Content" ObjectID="_1836208835" r:id="rId94"/>
         </w:object>
       </w:r>
     </w:p>
@@ -10877,7 +10896,7 @@
           <v:shape id="_x0000_i1068" type="#_x0000_t75" style="width:85.5pt;height:20pt" o:ole="">
             <v:imagedata r:id="rId95" o:title=""/>
           </v:shape>
-          <o:OLEObject Type="Embed" ProgID="Equation.3" ShapeID="_x0000_i1068" DrawAspect="Content" ObjectID="_1832440586" r:id="rId96"/>
+          <o:OLEObject Type="Embed" ProgID="Equation.3" ShapeID="_x0000_i1068" DrawAspect="Content" ObjectID="_1836208836" r:id="rId96"/>
         </w:object>
       </w:r>
       <w:r>
@@ -10898,7 +10917,7 @@
           <v:shape id="_x0000_i1069" type="#_x0000_t75" style="width:19pt;height:23.5pt" o:ole="">
             <v:imagedata r:id="rId97" o:title=""/>
           </v:shape>
-          <o:OLEObject Type="Embed" ProgID="Equation.3" ShapeID="_x0000_i1069" DrawAspect="Content" ObjectID="_1832440587" r:id="rId98"/>
+          <o:OLEObject Type="Embed" ProgID="Equation.3" ShapeID="_x0000_i1069" DrawAspect="Content" ObjectID="_1836208837" r:id="rId98"/>
         </w:object>
       </w:r>
       <w:r>
@@ -10995,7 +11014,7 @@
           <v:shape id="_x0000_i1070" type="#_x0000_t75" style="width:16.5pt;height:19pt" o:ole="">
             <v:imagedata r:id="rId76" o:title=""/>
           </v:shape>
-          <o:OLEObject Type="Embed" ProgID="Equation.3" ShapeID="_x0000_i1070" DrawAspect="Content" ObjectID="_1832440588" r:id="rId99"/>
+          <o:OLEObject Type="Embed" ProgID="Equation.3" ShapeID="_x0000_i1070" DrawAspect="Content" ObjectID="_1836208838" r:id="rId99"/>
         </w:object>
       </w:r>
       <w:r>
@@ -11076,7 +11095,7 @@
           <v:shape id="_x0000_i1071" type="#_x0000_t75" style="width:128.5pt;height:37pt" o:ole="">
             <v:imagedata r:id="rId100" o:title=""/>
           </v:shape>
-          <o:OLEObject Type="Embed" ProgID="Equation.3" ShapeID="_x0000_i1071" DrawAspect="Content" ObjectID="_1832440589" r:id="rId101"/>
+          <o:OLEObject Type="Embed" ProgID="Equation.3" ShapeID="_x0000_i1071" DrawAspect="Content" ObjectID="_1836208839" r:id="rId101"/>
         </w:object>
       </w:r>
       <w:r>
@@ -11120,7 +11139,7 @@
           <v:shape id="_x0000_i1072" type="#_x0000_t75" style="width:44pt;height:19pt" o:ole="">
             <v:imagedata r:id="rId102" o:title=""/>
           </v:shape>
-          <o:OLEObject Type="Embed" ProgID="Equation.3" ShapeID="_x0000_i1072" DrawAspect="Content" ObjectID="_1832440590" r:id="rId103"/>
+          <o:OLEObject Type="Embed" ProgID="Equation.3" ShapeID="_x0000_i1072" DrawAspect="Content" ObjectID="_1836208840" r:id="rId103"/>
         </w:object>
       </w:r>
       <w:r>
@@ -11141,7 +11160,7 @@
           <v:shape id="_x0000_i1073" type="#_x0000_t75" style="width:21pt;height:24.5pt" o:ole="">
             <v:imagedata r:id="rId104" o:title=""/>
           </v:shape>
-          <o:OLEObject Type="Embed" ProgID="Equation.3" ShapeID="_x0000_i1073" DrawAspect="Content" ObjectID="_1832440591" r:id="rId105"/>
+          <o:OLEObject Type="Embed" ProgID="Equation.3" ShapeID="_x0000_i1073" DrawAspect="Content" ObjectID="_1836208841" r:id="rId105"/>
         </w:object>
       </w:r>
       <w:r>
@@ -11215,7 +11234,7 @@
           <v:shape id="_x0000_i1074" type="#_x0000_t75" style="width:25pt;height:14pt" o:ole="">
             <v:imagedata r:id="rId106" o:title=""/>
           </v:shape>
-          <o:OLEObject Type="Embed" ProgID="Equation.3" ShapeID="_x0000_i1074" DrawAspect="Content" ObjectID="_1832440592" r:id="rId107"/>
+          <o:OLEObject Type="Embed" ProgID="Equation.3" ShapeID="_x0000_i1074" DrawAspect="Content" ObjectID="_1836208842" r:id="rId107"/>
         </w:object>
       </w:r>
       <w:r>
@@ -11237,7 +11256,7 @@
           <v:shape id="_x0000_i1075" type="#_x0000_t75" style="width:16.5pt;height:19pt" o:ole="">
             <v:imagedata r:id="rId76" o:title=""/>
           </v:shape>
-          <o:OLEObject Type="Embed" ProgID="Equation.3" ShapeID="_x0000_i1075" DrawAspect="Content" ObjectID="_1832440593" r:id="rId108"/>
+          <o:OLEObject Type="Embed" ProgID="Equation.3" ShapeID="_x0000_i1075" DrawAspect="Content" ObjectID="_1836208843" r:id="rId108"/>
         </w:object>
       </w:r>
       <w:r>
@@ -11344,7 +11363,7 @@
           <v:shape id="_x0000_i1076" type="#_x0000_t75" style="width:204.5pt;height:37.5pt" o:ole="">
             <v:imagedata r:id="rId109" o:title=""/>
           </v:shape>
-          <o:OLEObject Type="Embed" ProgID="Equation.3" ShapeID="_x0000_i1076" DrawAspect="Content" ObjectID="_1832440594" r:id="rId110"/>
+          <o:OLEObject Type="Embed" ProgID="Equation.3" ShapeID="_x0000_i1076" DrawAspect="Content" ObjectID="_1836208844" r:id="rId110"/>
         </w:object>
       </w:r>
     </w:p>
@@ -11379,7 +11398,7 @@
           <v:shape id="_x0000_i1077" type="#_x0000_t75" style="width:87.5pt;height:20pt" o:ole="">
             <v:imagedata r:id="rId111" o:title=""/>
           </v:shape>
-          <o:OLEObject Type="Embed" ProgID="Equation.3" ShapeID="_x0000_i1077" DrawAspect="Content" ObjectID="_1832440595" r:id="rId112"/>
+          <o:OLEObject Type="Embed" ProgID="Equation.3" ShapeID="_x0000_i1077" DrawAspect="Content" ObjectID="_1836208845" r:id="rId112"/>
         </w:object>
       </w:r>
       <w:r>
@@ -11484,7 +11503,7 @@
           <v:shape id="_x0000_i1078" type="#_x0000_t75" style="width:16.5pt;height:19pt" o:ole="">
             <v:imagedata r:id="rId113" o:title=""/>
           </v:shape>
-          <o:OLEObject Type="Embed" ProgID="Equation.3" ShapeID="_x0000_i1078" DrawAspect="Content" ObjectID="_1832440596" r:id="rId114"/>
+          <o:OLEObject Type="Embed" ProgID="Equation.3" ShapeID="_x0000_i1078" DrawAspect="Content" ObjectID="_1836208846" r:id="rId114"/>
         </w:object>
       </w:r>
       <w:r>
@@ -11505,7 +11524,7 @@
           <v:shape id="_x0000_i1079" type="#_x0000_t75" style="width:33.5pt;height:19pt" o:ole="">
             <v:imagedata r:id="rId115" o:title=""/>
           </v:shape>
-          <o:OLEObject Type="Embed" ProgID="Equation.3" ShapeID="_x0000_i1079" DrawAspect="Content" ObjectID="_1832440597" r:id="rId116"/>
+          <o:OLEObject Type="Embed" ProgID="Equation.3" ShapeID="_x0000_i1079" DrawAspect="Content" ObjectID="_1836208847" r:id="rId116"/>
         </w:object>
       </w:r>
       <w:r>
@@ -11534,7 +11553,7 @@
           <v:shape id="_x0000_i1080" type="#_x0000_t75" style="width:19pt;height:22.5pt" o:ole="">
             <v:imagedata r:id="rId117" o:title=""/>
           </v:shape>
-          <o:OLEObject Type="Embed" ProgID="Equation.3" ShapeID="_x0000_i1080" DrawAspect="Content" ObjectID="_1832440598" r:id="rId118"/>
+          <o:OLEObject Type="Embed" ProgID="Equation.3" ShapeID="_x0000_i1080" DrawAspect="Content" ObjectID="_1836208848" r:id="rId118"/>
         </w:object>
       </w:r>
       <w:r>
@@ -11578,7 +11597,7 @@
           <v:shape id="_x0000_i1081" type="#_x0000_t75" style="width:213pt;height:37pt" o:ole="">
             <v:imagedata r:id="rId119" o:title=""/>
           </v:shape>
-          <o:OLEObject Type="Embed" ProgID="Equation.3" ShapeID="_x0000_i1081" DrawAspect="Content" ObjectID="_1832440599" r:id="rId120"/>
+          <o:OLEObject Type="Embed" ProgID="Equation.3" ShapeID="_x0000_i1081" DrawAspect="Content" ObjectID="_1836208849" r:id="rId120"/>
         </w:object>
       </w:r>
       <w:r>
@@ -11621,7 +11640,7 @@
           <v:shape id="_x0000_i1082" type="#_x0000_t75" style="width:40pt;height:20pt" o:ole="">
             <v:imagedata r:id="rId121" o:title=""/>
           </v:shape>
-          <o:OLEObject Type="Embed" ProgID="Equation.3" ShapeID="_x0000_i1082" DrawAspect="Content" ObjectID="_1832440600" r:id="rId122"/>
+          <o:OLEObject Type="Embed" ProgID="Equation.3" ShapeID="_x0000_i1082" DrawAspect="Content" ObjectID="_1836208850" r:id="rId122"/>
         </w:object>
       </w:r>
       <w:r>
@@ -11642,7 +11661,7 @@
           <v:shape id="_x0000_i1083" type="#_x0000_t75" style="width:19pt;height:24.5pt" o:ole="">
             <v:imagedata r:id="rId123" o:title=""/>
           </v:shape>
-          <o:OLEObject Type="Embed" ProgID="Equation.3" ShapeID="_x0000_i1083" DrawAspect="Content" ObjectID="_1832440601" r:id="rId124"/>
+          <o:OLEObject Type="Embed" ProgID="Equation.3" ShapeID="_x0000_i1083" DrawAspect="Content" ObjectID="_1836208851" r:id="rId124"/>
         </w:object>
       </w:r>
       <w:r>
@@ -11724,7 +11743,7 @@
           <v:shape id="_x0000_i1084" type="#_x0000_t75" style="width:16.5pt;height:19pt" o:ole="">
             <v:imagedata r:id="rId125" o:title=""/>
           </v:shape>
-          <o:OLEObject Type="Embed" ProgID="Equation.3" ShapeID="_x0000_i1084" DrawAspect="Content" ObjectID="_1832440602" r:id="rId126"/>
+          <o:OLEObject Type="Embed" ProgID="Equation.3" ShapeID="_x0000_i1084" DrawAspect="Content" ObjectID="_1836208852" r:id="rId126"/>
         </w:object>
       </w:r>
       <w:r>
@@ -11737,7 +11756,7 @@
           <v:shape id="_x0000_i1085" type="#_x0000_t75" style="width:50.5pt;height:19pt" o:ole="">
             <v:imagedata r:id="rId127" o:title=""/>
           </v:shape>
-          <o:OLEObject Type="Embed" ProgID="Equation.3" ShapeID="_x0000_i1085" DrawAspect="Content" ObjectID="_1832440603" r:id="rId128"/>
+          <o:OLEObject Type="Embed" ProgID="Equation.3" ShapeID="_x0000_i1085" DrawAspect="Content" ObjectID="_1836208853" r:id="rId128"/>
         </w:object>
       </w:r>
       <w:r>
@@ -11852,7 +11871,7 @@
           <v:shape id="_x0000_i1086" type="#_x0000_t75" style="width:325.5pt;height:37pt" o:ole="">
             <v:imagedata r:id="rId129" o:title=""/>
           </v:shape>
-          <o:OLEObject Type="Embed" ProgID="Equation.3" ShapeID="_x0000_i1086" DrawAspect="Content" ObjectID="_1832440604" r:id="rId130"/>
+          <o:OLEObject Type="Embed" ProgID="Equation.3" ShapeID="_x0000_i1086" DrawAspect="Content" ObjectID="_1836208854" r:id="rId130"/>
         </w:object>
       </w:r>
     </w:p>
@@ -11887,7 +11906,7 @@
           <v:shape id="_x0000_i1087" type="#_x0000_t75" style="width:84pt;height:20pt" o:ole="">
             <v:imagedata r:id="rId131" o:title=""/>
           </v:shape>
-          <o:OLEObject Type="Embed" ProgID="Equation.3" ShapeID="_x0000_i1087" DrawAspect="Content" ObjectID="_1832440605" r:id="rId132"/>
+          <o:OLEObject Type="Embed" ProgID="Equation.3" ShapeID="_x0000_i1087" DrawAspect="Content" ObjectID="_1836208855" r:id="rId132"/>
         </w:object>
       </w:r>
       <w:r>
@@ -11941,7 +11960,7 @@
           <v:shape id="_x0000_i1088" type="#_x0000_t75" style="width:20.5pt;height:18pt" o:ole="">
             <v:imagedata r:id="rId133" o:title=""/>
           </v:shape>
-          <o:OLEObject Type="Embed" ProgID="Equation.3" ShapeID="_x0000_i1088" DrawAspect="Content" ObjectID="_1832440606" r:id="rId134"/>
+          <o:OLEObject Type="Embed" ProgID="Equation.3" ShapeID="_x0000_i1088" DrawAspect="Content" ObjectID="_1836208856" r:id="rId134"/>
         </w:object>
       </w:r>
       <w:r>
@@ -11989,7 +12008,7 @@
           <v:shape id="_x0000_i1089" type="#_x0000_t75" style="width:16.5pt;height:19pt" o:ole="">
             <v:imagedata r:id="rId135" o:title=""/>
           </v:shape>
-          <o:OLEObject Type="Embed" ProgID="Equation.3" ShapeID="_x0000_i1089" DrawAspect="Content" ObjectID="_1832440607" r:id="rId136"/>
+          <o:OLEObject Type="Embed" ProgID="Equation.3" ShapeID="_x0000_i1089" DrawAspect="Content" ObjectID="_1836208857" r:id="rId136"/>
         </w:object>
       </w:r>
       <w:r>
@@ -12010,7 +12029,7 @@
           <v:shape id="_x0000_i1090" type="#_x0000_t75" style="width:37.5pt;height:19pt" o:ole="">
             <v:imagedata r:id="rId137" o:title=""/>
           </v:shape>
-          <o:OLEObject Type="Embed" ProgID="Equation.3" ShapeID="_x0000_i1090" DrawAspect="Content" ObjectID="_1832440608" r:id="rId138"/>
+          <o:OLEObject Type="Embed" ProgID="Equation.3" ShapeID="_x0000_i1090" DrawAspect="Content" ObjectID="_1836208858" r:id="rId138"/>
         </w:object>
       </w:r>
       <w:r>
@@ -12049,7 +12068,7 @@
           <v:shape id="_x0000_i1091" type="#_x0000_t75" style="width:43.5pt;height:19pt" o:ole="">
             <v:imagedata r:id="rId139" o:title=""/>
           </v:shape>
-          <o:OLEObject Type="Embed" ProgID="Equation.3" ShapeID="_x0000_i1091" DrawAspect="Content" ObjectID="_1832440609" r:id="rId140"/>
+          <o:OLEObject Type="Embed" ProgID="Equation.3" ShapeID="_x0000_i1091" DrawAspect="Content" ObjectID="_1836208859" r:id="rId140"/>
         </w:object>
       </w:r>
       <w:r>
@@ -12139,7 +12158,7 @@
           <v:shape id="_x0000_i1092" type="#_x0000_t75" style="width:192.5pt;height:37.5pt" o:ole="">
             <v:imagedata r:id="rId141" o:title=""/>
           </v:shape>
-          <o:OLEObject Type="Embed" ProgID="Equation.3" ShapeID="_x0000_i1092" DrawAspect="Content" ObjectID="_1832440610" r:id="rId142"/>
+          <o:OLEObject Type="Embed" ProgID="Equation.3" ShapeID="_x0000_i1092" DrawAspect="Content" ObjectID="_1836208860" r:id="rId142"/>
         </w:object>
       </w:r>
     </w:p>
@@ -12174,7 +12193,7 @@
           <v:shape id="_x0000_i1093" type="#_x0000_t75" style="width:127.5pt;height:20pt" o:ole="">
             <v:imagedata r:id="rId143" o:title=""/>
           </v:shape>
-          <o:OLEObject Type="Embed" ProgID="Equation.3" ShapeID="_x0000_i1093" DrawAspect="Content" ObjectID="_1832440611" r:id="rId144"/>
+          <o:OLEObject Type="Embed" ProgID="Equation.3" ShapeID="_x0000_i1093" DrawAspect="Content" ObjectID="_1836208861" r:id="rId144"/>
         </w:object>
       </w:r>
       <w:r>
@@ -12284,7 +12303,7 @@
           <v:shape id="_x0000_i1094" type="#_x0000_t75" style="width:19pt;height:22pt" o:ole="">
             <v:imagedata r:id="rId145" o:title=""/>
           </v:shape>
-          <o:OLEObject Type="Embed" ProgID="Equation.3" ShapeID="_x0000_i1094" DrawAspect="Content" ObjectID="_1832440612" r:id="rId146"/>
+          <o:OLEObject Type="Embed" ProgID="Equation.3" ShapeID="_x0000_i1094" DrawAspect="Content" ObjectID="_1836208862" r:id="rId146"/>
         </w:object>
       </w:r>
       <w:r>
@@ -12356,7 +12375,7 @@
           <v:shape id="_x0000_i1095" type="#_x0000_t75" style="width:16.5pt;height:19pt" o:ole="">
             <v:imagedata r:id="rId135" o:title=""/>
           </v:shape>
-          <o:OLEObject Type="Embed" ProgID="Equation.3" ShapeID="_x0000_i1095" DrawAspect="Content" ObjectID="_1832440613" r:id="rId147"/>
+          <o:OLEObject Type="Embed" ProgID="Equation.3" ShapeID="_x0000_i1095" DrawAspect="Content" ObjectID="_1836208863" r:id="rId147"/>
         </w:object>
       </w:r>
       <w:r>
@@ -12403,7 +12422,7 @@
           <v:shape id="_x0000_i1096" type="#_x0000_t75" style="width:39pt;height:19pt" o:ole="">
             <v:imagedata r:id="rId148" o:title=""/>
           </v:shape>
-          <o:OLEObject Type="Embed" ProgID="Equation.3" ShapeID="_x0000_i1096" DrawAspect="Content" ObjectID="_1832440614" r:id="rId149"/>
+          <o:OLEObject Type="Embed" ProgID="Equation.3" ShapeID="_x0000_i1096" DrawAspect="Content" ObjectID="_1836208864" r:id="rId149"/>
         </w:object>
       </w:r>
       <w:r>
@@ -12446,7 +12465,7 @@
           <v:shape id="_x0000_i1097" type="#_x0000_t75" style="width:259pt;height:37pt" o:ole="">
             <v:imagedata r:id="rId150" o:title=""/>
           </v:shape>
-          <o:OLEObject Type="Embed" ProgID="Equation.3" ShapeID="_x0000_i1097" DrawAspect="Content" ObjectID="_1832440615" r:id="rId151"/>
+          <o:OLEObject Type="Embed" ProgID="Equation.3" ShapeID="_x0000_i1097" DrawAspect="Content" ObjectID="_1836208865" r:id="rId151"/>
         </w:object>
       </w:r>
       <w:r>
@@ -12489,7 +12508,7 @@
           <v:shape id="_x0000_i1098" type="#_x0000_t75" style="width:86.5pt;height:20pt" o:ole="">
             <v:imagedata r:id="rId152" o:title=""/>
           </v:shape>
-          <o:OLEObject Type="Embed" ProgID="Equation.3" ShapeID="_x0000_i1098" DrawAspect="Content" ObjectID="_1832440616" r:id="rId153"/>
+          <o:OLEObject Type="Embed" ProgID="Equation.3" ShapeID="_x0000_i1098" DrawAspect="Content" ObjectID="_1836208866" r:id="rId153"/>
         </w:object>
       </w:r>
       <w:r>
@@ -12526,7 +12545,7 @@
           <v:shape id="_x0000_i1099" type="#_x0000_t75" style="width:21pt;height:24.5pt" o:ole="">
             <v:imagedata r:id="rId154" o:title=""/>
           </v:shape>
-          <o:OLEObject Type="Embed" ProgID="Equation.3" ShapeID="_x0000_i1099" DrawAspect="Content" ObjectID="_1832440617" r:id="rId155"/>
+          <o:OLEObject Type="Embed" ProgID="Equation.3" ShapeID="_x0000_i1099" DrawAspect="Content" ObjectID="_1836208867" r:id="rId155"/>
         </w:object>
       </w:r>
       <w:r>
@@ -12592,7 +12611,7 @@
           <v:shape id="_x0000_i1100" type="#_x0000_t75" style="width:16.5pt;height:19pt" o:ole="">
             <v:imagedata r:id="rId135" o:title=""/>
           </v:shape>
-          <o:OLEObject Type="Embed" ProgID="Equation.3" ShapeID="_x0000_i1100" DrawAspect="Content" ObjectID="_1832440618" r:id="rId156"/>
+          <o:OLEObject Type="Embed" ProgID="Equation.3" ShapeID="_x0000_i1100" DrawAspect="Content" ObjectID="_1836208868" r:id="rId156"/>
         </w:object>
       </w:r>
       <w:r>
@@ -12630,7 +12649,7 @@
           <v:shape id="_x0000_i1101" type="#_x0000_t75" style="width:39pt;height:19pt" o:ole="">
             <v:imagedata r:id="rId157" o:title=""/>
           </v:shape>
-          <o:OLEObject Type="Embed" ProgID="Equation.3" ShapeID="_x0000_i1101" DrawAspect="Content" ObjectID="_1832440619" r:id="rId158"/>
+          <o:OLEObject Type="Embed" ProgID="Equation.3" ShapeID="_x0000_i1101" DrawAspect="Content" ObjectID="_1836208869" r:id="rId158"/>
         </w:object>
       </w:r>
       <w:r>
@@ -12666,7 +12685,7 @@
           <v:shape id="_x0000_i1102" type="#_x0000_t75" style="width:334.5pt;height:37pt" o:ole="">
             <v:imagedata r:id="rId159" o:title=""/>
           </v:shape>
-          <o:OLEObject Type="Embed" ProgID="Equation.3" ShapeID="_x0000_i1102" DrawAspect="Content" ObjectID="_1832440620" r:id="rId160"/>
+          <o:OLEObject Type="Embed" ProgID="Equation.3" ShapeID="_x0000_i1102" DrawAspect="Content" ObjectID="_1836208870" r:id="rId160"/>
         </w:object>
       </w:r>
       <w:r>
@@ -12762,7 +12781,7 @@
           <v:shape id="_x0000_i1103" type="#_x0000_t75" style="width:135pt;height:20pt" o:ole="">
             <v:imagedata r:id="rId161" o:title=""/>
           </v:shape>
-          <o:OLEObject Type="Embed" ProgID="Equation.3" ShapeID="_x0000_i1103" DrawAspect="Content" ObjectID="_1832440621" r:id="rId162"/>
+          <o:OLEObject Type="Embed" ProgID="Equation.3" ShapeID="_x0000_i1103" DrawAspect="Content" ObjectID="_1836208871" r:id="rId162"/>
         </w:object>
       </w:r>
       <w:r>
@@ -12831,7 +12850,7 @@
           <v:shape id="_x0000_i1104" type="#_x0000_t75" style="width:67.5pt;height:19pt" o:ole="">
             <v:imagedata r:id="rId163" o:title=""/>
           </v:shape>
-          <o:OLEObject Type="Embed" ProgID="Equation.3" ShapeID="_x0000_i1104" DrawAspect="Content" ObjectID="_1832440622" r:id="rId164"/>
+          <o:OLEObject Type="Embed" ProgID="Equation.3" ShapeID="_x0000_i1104" DrawAspect="Content" ObjectID="_1836208872" r:id="rId164"/>
         </w:object>
       </w:r>
       <w:r>
@@ -12860,7 +12879,7 @@
           <v:shape id="_x0000_i1105" type="#_x0000_t75" style="width:46pt;height:19pt" o:ole="">
             <v:imagedata r:id="rId165" o:title=""/>
           </v:shape>
-          <o:OLEObject Type="Embed" ProgID="Equation.3" ShapeID="_x0000_i1105" DrawAspect="Content" ObjectID="_1832440623" r:id="rId166"/>
+          <o:OLEObject Type="Embed" ProgID="Equation.3" ShapeID="_x0000_i1105" DrawAspect="Content" ObjectID="_1836208873" r:id="rId166"/>
         </w:object>
       </w:r>
     </w:p>
@@ -12986,7 +13005,7 @@
           <v:shape id="_x0000_i1106" type="#_x0000_t75" style="width:16.5pt;height:19pt" o:ole="">
             <v:imagedata r:id="rId135" o:title=""/>
           </v:shape>
-          <o:OLEObject Type="Embed" ProgID="Equation.3" ShapeID="_x0000_i1106" DrawAspect="Content" ObjectID="_1832440624" r:id="rId167"/>
+          <o:OLEObject Type="Embed" ProgID="Equation.3" ShapeID="_x0000_i1106" DrawAspect="Content" ObjectID="_1836208874" r:id="rId167"/>
         </w:object>
       </w:r>
       <w:r>
@@ -13023,7 +13042,7 @@
           <v:shape id="_x0000_i1107" type="#_x0000_t75" style="width:58pt;height:40pt" o:ole="">
             <v:imagedata r:id="rId168" o:title=""/>
           </v:shape>
-          <o:OLEObject Type="Embed" ProgID="Equation.3" ShapeID="_x0000_i1107" DrawAspect="Content" ObjectID="_1832440625" r:id="rId169"/>
+          <o:OLEObject Type="Embed" ProgID="Equation.3" ShapeID="_x0000_i1107" DrawAspect="Content" ObjectID="_1836208875" r:id="rId169"/>
         </w:object>
       </w:r>
       <w:r>
@@ -13044,7 +13063,7 @@
           <v:shape id="_x0000_i1108" type="#_x0000_t75" style="width:49pt;height:19.5pt" o:ole="">
             <v:imagedata r:id="rId170" o:title=""/>
           </v:shape>
-          <o:OLEObject Type="Embed" ProgID="Equation.3" ShapeID="_x0000_i1108" DrawAspect="Content" ObjectID="_1832440626" r:id="rId171"/>
+          <o:OLEObject Type="Embed" ProgID="Equation.3" ShapeID="_x0000_i1108" DrawAspect="Content" ObjectID="_1836208876" r:id="rId171"/>
         </w:object>
       </w:r>
     </w:p>
@@ -13139,7 +13158,7 @@
           <v:shape id="_x0000_i1109" type="#_x0000_t75" style="width:16.5pt;height:19pt" o:ole="">
             <v:imagedata r:id="rId172" o:title=""/>
           </v:shape>
-          <o:OLEObject Type="Embed" ProgID="Equation.3" ShapeID="_x0000_i1109" DrawAspect="Content" ObjectID="_1832440627" r:id="rId173"/>
+          <o:OLEObject Type="Embed" ProgID="Equation.3" ShapeID="_x0000_i1109" DrawAspect="Content" ObjectID="_1836208877" r:id="rId173"/>
         </w:object>
       </w:r>
       <w:r>
@@ -13205,7 +13224,7 @@
           <v:shape id="_x0000_i1110" type="#_x0000_t75" style="width:54pt;height:37pt" o:ole="">
             <v:imagedata r:id="rId174" o:title=""/>
           </v:shape>
-          <o:OLEObject Type="Embed" ProgID="Equation.3" ShapeID="_x0000_i1110" DrawAspect="Content" ObjectID="_1832440628" r:id="rId175"/>
+          <o:OLEObject Type="Embed" ProgID="Equation.3" ShapeID="_x0000_i1110" DrawAspect="Content" ObjectID="_1836208878" r:id="rId175"/>
         </w:object>
       </w:r>
       <w:r>
@@ -13226,7 +13245,7 @@
           <v:shape id="_x0000_i1111" type="#_x0000_t75" style="width:43.5pt;height:19pt" o:ole="">
             <v:imagedata r:id="rId176" o:title=""/>
           </v:shape>
-          <o:OLEObject Type="Embed" ProgID="Equation.3" ShapeID="_x0000_i1111" DrawAspect="Content" ObjectID="_1832440629" r:id="rId177"/>
+          <o:OLEObject Type="Embed" ProgID="Equation.3" ShapeID="_x0000_i1111" DrawAspect="Content" ObjectID="_1836208879" r:id="rId177"/>
         </w:object>
       </w:r>
       <w:r>
@@ -13328,7 +13347,7 @@
           <v:shape id="_x0000_i1112" type="#_x0000_t75" style="width:16.5pt;height:19pt" o:ole="">
             <v:imagedata r:id="rId135" o:title=""/>
           </v:shape>
-          <o:OLEObject Type="Embed" ProgID="Equation.3" ShapeID="_x0000_i1112" DrawAspect="Content" ObjectID="_1832440630" r:id="rId178"/>
+          <o:OLEObject Type="Embed" ProgID="Equation.3" ShapeID="_x0000_i1112" DrawAspect="Content" ObjectID="_1836208880" r:id="rId178"/>
         </w:object>
       </w:r>
       <w:r>
@@ -13381,7 +13400,7 @@
           <v:shape id="_x0000_i1113" type="#_x0000_t75" style="width:84.5pt;height:19.5pt" o:ole="">
             <v:imagedata r:id="rId179" o:title=""/>
           </v:shape>
-          <o:OLEObject Type="Embed" ProgID="Equation.3" ShapeID="_x0000_i1113" DrawAspect="Content" ObjectID="_1832440631" r:id="rId180"/>
+          <o:OLEObject Type="Embed" ProgID="Equation.3" ShapeID="_x0000_i1113" DrawAspect="Content" ObjectID="_1836208881" r:id="rId180"/>
         </w:object>
       </w:r>
       <w:r>
@@ -13410,7 +13429,7 @@
           <v:shape id="_x0000_i1114" type="#_x0000_t75" style="width:47.5pt;height:20pt" o:ole="">
             <v:imagedata r:id="rId181" o:title=""/>
           </v:shape>
-          <o:OLEObject Type="Embed" ProgID="Equation.3" ShapeID="_x0000_i1114" DrawAspect="Content" ObjectID="_1832440632" r:id="rId182"/>
+          <o:OLEObject Type="Embed" ProgID="Equation.3" ShapeID="_x0000_i1114" DrawAspect="Content" ObjectID="_1836208882" r:id="rId182"/>
         </w:object>
       </w:r>
       <w:r>
@@ -13431,7 +13450,7 @@
           <v:shape id="_x0000_i1115" type="#_x0000_t75" style="width:57.5pt;height:20pt" o:ole="">
             <v:imagedata r:id="rId183" o:title=""/>
           </v:shape>
-          <o:OLEObject Type="Embed" ProgID="Equation.3" ShapeID="_x0000_i1115" DrawAspect="Content" ObjectID="_1832440633" r:id="rId184"/>
+          <o:OLEObject Type="Embed" ProgID="Equation.3" ShapeID="_x0000_i1115" DrawAspect="Content" ObjectID="_1836208883" r:id="rId184"/>
         </w:object>
       </w:r>
       <w:r>
@@ -13610,7 +13629,7 @@
           <v:shape id="_x0000_i1116" type="#_x0000_t75" style="width:16.5pt;height:19pt" o:ole="">
             <v:imagedata r:id="rId185" o:title=""/>
           </v:shape>
-          <o:OLEObject Type="Embed" ProgID="Equation.3" ShapeID="_x0000_i1116" DrawAspect="Content" ObjectID="_1832440634" r:id="rId186"/>
+          <o:OLEObject Type="Embed" ProgID="Equation.3" ShapeID="_x0000_i1116" DrawAspect="Content" ObjectID="_1836208884" r:id="rId186"/>
         </w:object>
       </w:r>
       <w:r>
@@ -13631,7 +13650,7 @@
           <v:shape id="_x0000_i1117" type="#_x0000_t75" style="width:51.5pt;height:20pt" o:ole="">
             <v:imagedata r:id="rId187" o:title=""/>
           </v:shape>
-          <o:OLEObject Type="Embed" ProgID="Equation.3" ShapeID="_x0000_i1117" DrawAspect="Content" ObjectID="_1832440635" r:id="rId188"/>
+          <o:OLEObject Type="Embed" ProgID="Equation.3" ShapeID="_x0000_i1117" DrawAspect="Content" ObjectID="_1836208885" r:id="rId188"/>
         </w:object>
       </w:r>
       <w:r>
@@ -13670,7 +13689,7 @@
           <v:shape id="_x0000_i1118" type="#_x0000_t75" style="width:16.5pt;height:19pt" o:ole="">
             <v:imagedata r:id="rId135" o:title=""/>
           </v:shape>
-          <o:OLEObject Type="Embed" ProgID="Equation.3" ShapeID="_x0000_i1118" DrawAspect="Content" ObjectID="_1832440636" r:id="rId189"/>
+          <o:OLEObject Type="Embed" ProgID="Equation.3" ShapeID="_x0000_i1118" DrawAspect="Content" ObjectID="_1836208886" r:id="rId189"/>
         </w:object>
       </w:r>
       <w:r>
@@ -13708,7 +13727,7 @@
           <v:shape id="_x0000_i1119" type="#_x0000_t75" style="width:41.5pt;height:20pt" o:ole="">
             <v:imagedata r:id="rId190" o:title=""/>
           </v:shape>
-          <o:OLEObject Type="Embed" ProgID="Equation.3" ShapeID="_x0000_i1119" DrawAspect="Content" ObjectID="_1832440637" r:id="rId191"/>
+          <o:OLEObject Type="Embed" ProgID="Equation.3" ShapeID="_x0000_i1119" DrawAspect="Content" ObjectID="_1836208887" r:id="rId191"/>
         </w:object>
       </w:r>
       <w:r>
@@ -13793,7 +13812,7 @@
           <v:shape id="_x0000_i1120" type="#_x0000_t75" style="width:51.5pt;height:20pt" o:ole="">
             <v:imagedata r:id="rId192" o:title=""/>
           </v:shape>
-          <o:OLEObject Type="Embed" ProgID="Equation.3" ShapeID="_x0000_i1120" DrawAspect="Content" ObjectID="_1832440638" r:id="rId193"/>
+          <o:OLEObject Type="Embed" ProgID="Equation.3" ShapeID="_x0000_i1120" DrawAspect="Content" ObjectID="_1836208888" r:id="rId193"/>
         </w:object>
       </w:r>
       <w:r>
@@ -13814,7 +13833,7 @@
           <v:shape id="_x0000_i1121" type="#_x0000_t75" style="width:41.5pt;height:20pt" o:ole="">
             <v:imagedata r:id="rId194" o:title=""/>
           </v:shape>
-          <o:OLEObject Type="Embed" ProgID="Equation.3" ShapeID="_x0000_i1121" DrawAspect="Content" ObjectID="_1832440639" r:id="rId195"/>
+          <o:OLEObject Type="Embed" ProgID="Equation.3" ShapeID="_x0000_i1121" DrawAspect="Content" ObjectID="_1836208889" r:id="rId195"/>
         </w:object>
       </w:r>
       <w:r>
@@ -13835,7 +13854,7 @@
           <v:shape id="_x0000_i1122" type="#_x0000_t75" style="width:100pt;height:20pt" o:ole="">
             <v:imagedata r:id="rId196" o:title=""/>
           </v:shape>
-          <o:OLEObject Type="Embed" ProgID="Equation.3" ShapeID="_x0000_i1122" DrawAspect="Content" ObjectID="_1832440640" r:id="rId197"/>
+          <o:OLEObject Type="Embed" ProgID="Equation.3" ShapeID="_x0000_i1122" DrawAspect="Content" ObjectID="_1836208890" r:id="rId197"/>
         </w:object>
       </w:r>
       <w:r>
@@ -13872,7 +13891,7 @@
           <v:shape id="_x0000_i1123" type="#_x0000_t75" style="width:62.5pt;height:20.5pt" o:ole="">
             <v:imagedata r:id="rId198" o:title=""/>
           </v:shape>
-          <o:OLEObject Type="Embed" ProgID="Equation.3" ShapeID="_x0000_i1123" DrawAspect="Content" ObjectID="_1832440641" r:id="rId199"/>
+          <o:OLEObject Type="Embed" ProgID="Equation.3" ShapeID="_x0000_i1123" DrawAspect="Content" ObjectID="_1836208891" r:id="rId199"/>
         </w:object>
       </w:r>
       <w:r>
@@ -13893,7 +13912,7 @@
           <v:shape id="_x0000_i1124" type="#_x0000_t75" style="width:54.5pt;height:20pt" o:ole="">
             <v:imagedata r:id="rId200" o:title=""/>
           </v:shape>
-          <o:OLEObject Type="Embed" ProgID="Equation.3" ShapeID="_x0000_i1124" DrawAspect="Content" ObjectID="_1832440642" r:id="rId201"/>
+          <o:OLEObject Type="Embed" ProgID="Equation.3" ShapeID="_x0000_i1124" DrawAspect="Content" ObjectID="_1836208892" r:id="rId201"/>
         </w:object>
       </w:r>
       <w:r>
@@ -13914,7 +13933,7 @@
           <v:shape id="_x0000_i1125" type="#_x0000_t75" style="width:43.5pt;height:20pt" o:ole="">
             <v:imagedata r:id="rId202" o:title=""/>
           </v:shape>
-          <o:OLEObject Type="Embed" ProgID="Equation.3" ShapeID="_x0000_i1125" DrawAspect="Content" ObjectID="_1832440643" r:id="rId203"/>
+          <o:OLEObject Type="Embed" ProgID="Equation.3" ShapeID="_x0000_i1125" DrawAspect="Content" ObjectID="_1836208893" r:id="rId203"/>
         </w:object>
       </w:r>
       <w:r>
@@ -13983,7 +14002,7 @@
           <v:shape id="_x0000_i1126" type="#_x0000_t75" style="width:82.5pt;height:20.5pt" o:ole="">
             <v:imagedata r:id="rId204" o:title=""/>
           </v:shape>
-          <o:OLEObject Type="Embed" ProgID="Equation.3" ShapeID="_x0000_i1126" DrawAspect="Content" ObjectID="_1832440644" r:id="rId205"/>
+          <o:OLEObject Type="Embed" ProgID="Equation.3" ShapeID="_x0000_i1126" DrawAspect="Content" ObjectID="_1836208894" r:id="rId205"/>
         </w:object>
       </w:r>
       <w:r>
@@ -14004,7 +14023,7 @@
           <v:shape id="_x0000_i1127" type="#_x0000_t75" style="width:101pt;height:21pt" o:ole="">
             <v:imagedata r:id="rId206" o:title=""/>
           </v:shape>
-          <o:OLEObject Type="Embed" ProgID="Equation.3" ShapeID="_x0000_i1127" DrawAspect="Content" ObjectID="_1832440645" r:id="rId207"/>
+          <o:OLEObject Type="Embed" ProgID="Equation.3" ShapeID="_x0000_i1127" DrawAspect="Content" ObjectID="_1836208895" r:id="rId207"/>
         </w:object>
       </w:r>
       <w:r>
@@ -14137,7 +14156,7 @@
           <v:shape id="_x0000_i1128" type="#_x0000_t75" style="width:17.5pt;height:20pt" o:ole="">
             <v:imagedata r:id="rId208" o:title=""/>
           </v:shape>
-          <o:OLEObject Type="Embed" ProgID="Equation.3" ShapeID="_x0000_i1128" DrawAspect="Content" ObjectID="_1832440646" r:id="rId209"/>
+          <o:OLEObject Type="Embed" ProgID="Equation.3" ShapeID="_x0000_i1128" DrawAspect="Content" ObjectID="_1836208896" r:id="rId209"/>
         </w:object>
       </w:r>
       <w:r>
@@ -14174,7 +14193,7 @@
           <v:shape id="_x0000_i1129" type="#_x0000_t75" style="width:17pt;height:24.5pt" o:ole="">
             <v:imagedata r:id="rId210" o:title=""/>
           </v:shape>
-          <o:OLEObject Type="Embed" ProgID="Equation.3" ShapeID="_x0000_i1129" DrawAspect="Content" ObjectID="_1832440647" r:id="rId211"/>
+          <o:OLEObject Type="Embed" ProgID="Equation.3" ShapeID="_x0000_i1129" DrawAspect="Content" ObjectID="_1836208897" r:id="rId211"/>
         </w:object>
       </w:r>
       <w:r>
@@ -14195,7 +14214,7 @@
           <v:shape id="_x0000_i1130" type="#_x0000_t75" style="width:47.5pt;height:19pt" o:ole="">
             <v:imagedata r:id="rId212" o:title=""/>
           </v:shape>
-          <o:OLEObject Type="Embed" ProgID="Equation.3" ShapeID="_x0000_i1130" DrawAspect="Content" ObjectID="_1832440648" r:id="rId213"/>
+          <o:OLEObject Type="Embed" ProgID="Equation.3" ShapeID="_x0000_i1130" DrawAspect="Content" ObjectID="_1836208898" r:id="rId213"/>
         </w:object>
       </w:r>
       <w:r>
@@ -14216,7 +14235,7 @@
           <v:shape id="_x0000_i1131" type="#_x0000_t75" style="width:43.5pt;height:19pt" o:ole="">
             <v:imagedata r:id="rId214" o:title=""/>
           </v:shape>
-          <o:OLEObject Type="Embed" ProgID="Equation.3" ShapeID="_x0000_i1131" DrawAspect="Content" ObjectID="_1832440649" r:id="rId215"/>
+          <o:OLEObject Type="Embed" ProgID="Equation.3" ShapeID="_x0000_i1131" DrawAspect="Content" ObjectID="_1836208899" r:id="rId215"/>
         </w:object>
       </w:r>
       <w:r>
@@ -14237,7 +14256,7 @@
           <v:shape id="_x0000_i1132" type="#_x0000_t75" style="width:40.5pt;height:19pt" o:ole="">
             <v:imagedata r:id="rId216" o:title=""/>
           </v:shape>
-          <o:OLEObject Type="Embed" ProgID="Equation.3" ShapeID="_x0000_i1132" DrawAspect="Content" ObjectID="_1832440650" r:id="rId217"/>
+          <o:OLEObject Type="Embed" ProgID="Equation.3" ShapeID="_x0000_i1132" DrawAspect="Content" ObjectID="_1836208900" r:id="rId217"/>
         </w:object>
       </w:r>
       <w:r>
@@ -14266,7 +14285,7 @@
           <v:shape id="_x0000_i1133" type="#_x0000_t75" style="width:33.5pt;height:24.5pt" o:ole="">
             <v:imagedata r:id="rId218" o:title=""/>
           </v:shape>
-          <o:OLEObject Type="Embed" ProgID="Equation.3" ShapeID="_x0000_i1133" DrawAspect="Content" ObjectID="_1832440651" r:id="rId219"/>
+          <o:OLEObject Type="Embed" ProgID="Equation.3" ShapeID="_x0000_i1133" DrawAspect="Content" ObjectID="_1836208901" r:id="rId219"/>
         </w:object>
       </w:r>
       <w:r>
@@ -14287,7 +14306,7 @@
           <v:shape id="_x0000_i1134" type="#_x0000_t75" style="width:56.5pt;height:20.5pt" o:ole="">
             <v:imagedata r:id="rId220" o:title=""/>
           </v:shape>
-          <o:OLEObject Type="Embed" ProgID="Equation.3" ShapeID="_x0000_i1134" DrawAspect="Content" ObjectID="_1832440652" r:id="rId221"/>
+          <o:OLEObject Type="Embed" ProgID="Equation.3" ShapeID="_x0000_i1134" DrawAspect="Content" ObjectID="_1836208902" r:id="rId221"/>
         </w:object>
       </w:r>
       <w:r>
@@ -14385,7 +14404,7 @@
           <v:shape id="_x0000_i1135" type="#_x0000_t75" style="width:16.5pt;height:19pt" o:ole="">
             <v:imagedata r:id="rId222" o:title=""/>
           </v:shape>
-          <o:OLEObject Type="Embed" ProgID="Equation.3" ShapeID="_x0000_i1135" DrawAspect="Content" ObjectID="_1832440653" r:id="rId223"/>
+          <o:OLEObject Type="Embed" ProgID="Equation.3" ShapeID="_x0000_i1135" DrawAspect="Content" ObjectID="_1836208903" r:id="rId223"/>
         </w:object>
       </w:r>
       <w:r>
@@ -14457,7 +14476,7 @@
           <v:shape id="_x0000_i1136" type="#_x0000_t75" style="width:37.5pt;height:24.5pt" o:ole="">
             <v:imagedata r:id="rId224" o:title=""/>
           </v:shape>
-          <o:OLEObject Type="Embed" ProgID="Equation.3" ShapeID="_x0000_i1136" DrawAspect="Content" ObjectID="_1832440654" r:id="rId225"/>
+          <o:OLEObject Type="Embed" ProgID="Equation.3" ShapeID="_x0000_i1136" DrawAspect="Content" ObjectID="_1836208904" r:id="rId225"/>
         </w:object>
       </w:r>
       <w:r>
@@ -14478,7 +14497,7 @@
           <v:shape id="_x0000_i1137" type="#_x0000_t75" style="width:58.5pt;height:20.5pt" o:ole="">
             <v:imagedata r:id="rId226" o:title=""/>
           </v:shape>
-          <o:OLEObject Type="Embed" ProgID="Equation.3" ShapeID="_x0000_i1137" DrawAspect="Content" ObjectID="_1832440655" r:id="rId227"/>
+          <o:OLEObject Type="Embed" ProgID="Equation.3" ShapeID="_x0000_i1137" DrawAspect="Content" ObjectID="_1836208905" r:id="rId227"/>
         </w:object>
       </w:r>
       <w:r>
@@ -14552,7 +14571,7 @@
           <v:shape id="_x0000_i1138" type="#_x0000_t75" style="width:16.5pt;height:19pt" o:ole="">
             <v:imagedata r:id="rId222" o:title=""/>
           </v:shape>
-          <o:OLEObject Type="Embed" ProgID="Equation.3" ShapeID="_x0000_i1138" DrawAspect="Content" ObjectID="_1832440656" r:id="rId228"/>
+          <o:OLEObject Type="Embed" ProgID="Equation.3" ShapeID="_x0000_i1138" DrawAspect="Content" ObjectID="_1836208906" r:id="rId228"/>
         </w:object>
       </w:r>
       <w:r>
@@ -14696,7 +14715,7 @@
           <v:shape id="_x0000_i1139" type="#_x0000_t75" style="width:92.5pt;height:18.5pt" o:ole="">
             <v:imagedata r:id="rId229" o:title=""/>
           </v:shape>
-          <o:OLEObject Type="Embed" ProgID="Equation.3" ShapeID="_x0000_i1139" DrawAspect="Content" ObjectID="_1832440657" r:id="rId230"/>
+          <o:OLEObject Type="Embed" ProgID="Equation.3" ShapeID="_x0000_i1139" DrawAspect="Content" ObjectID="_1836208907" r:id="rId230"/>
         </w:object>
       </w:r>
       <w:r>
@@ -14751,7 +14770,7 @@
           <v:shape id="_x0000_i1140" type="#_x0000_t75" style="width:28pt;height:17.5pt" o:ole="">
             <v:imagedata r:id="rId231" o:title=""/>
           </v:shape>
-          <o:OLEObject Type="Embed" ProgID="Equation.3" ShapeID="_x0000_i1140" DrawAspect="Content" ObjectID="_1832440658" r:id="rId232"/>
+          <o:OLEObject Type="Embed" ProgID="Equation.3" ShapeID="_x0000_i1140" DrawAspect="Content" ObjectID="_1836208908" r:id="rId232"/>
         </w:object>
       </w:r>
       <w:r>
@@ -14772,7 +14791,7 @@
           <v:shape id="_x0000_i1141" type="#_x0000_t75" style="width:92.5pt;height:18.5pt" o:ole="">
             <v:imagedata r:id="rId233" o:title=""/>
           </v:shape>
-          <o:OLEObject Type="Embed" ProgID="Equation.3" ShapeID="_x0000_i1141" DrawAspect="Content" ObjectID="_1832440659" r:id="rId234"/>
+          <o:OLEObject Type="Embed" ProgID="Equation.3" ShapeID="_x0000_i1141" DrawAspect="Content" ObjectID="_1836208909" r:id="rId234"/>
         </w:object>
       </w:r>
       <w:r>
@@ -14809,7 +14828,7 @@
           <v:shape id="_x0000_i1142" type="#_x0000_t75" style="width:28.5pt;height:17.5pt" o:ole="">
             <v:imagedata r:id="rId235" o:title=""/>
           </v:shape>
-          <o:OLEObject Type="Embed" ProgID="Equation.3" ShapeID="_x0000_i1142" DrawAspect="Content" ObjectID="_1832440660" r:id="rId236"/>
+          <o:OLEObject Type="Embed" ProgID="Equation.3" ShapeID="_x0000_i1142" DrawAspect="Content" ObjectID="_1836208910" r:id="rId236"/>
         </w:object>
       </w:r>
       <w:r>
@@ -14882,7 +14901,7 @@
           <v:shape id="_x0000_i1143" type="#_x0000_t75" style="width:92.5pt;height:18.5pt" o:ole="">
             <v:imagedata r:id="rId237" o:title=""/>
           </v:shape>
-          <o:OLEObject Type="Embed" ProgID="Equation.3" ShapeID="_x0000_i1143" DrawAspect="Content" ObjectID="_1832440661" r:id="rId238"/>
+          <o:OLEObject Type="Embed" ProgID="Equation.3" ShapeID="_x0000_i1143" DrawAspect="Content" ObjectID="_1836208911" r:id="rId238"/>
         </w:object>
       </w:r>
       <w:r>
@@ -14954,7 +14973,7 @@
           <v:shape id="_x0000_i1144" type="#_x0000_t75" style="width:153.5pt;height:18.5pt" o:ole="">
             <v:imagedata r:id="rId239" o:title=""/>
           </v:shape>
-          <o:OLEObject Type="Embed" ProgID="Equation.3" ShapeID="_x0000_i1144" DrawAspect="Content" ObjectID="_1832440662" r:id="rId240"/>
+          <o:OLEObject Type="Embed" ProgID="Equation.3" ShapeID="_x0000_i1144" DrawAspect="Content" ObjectID="_1836208912" r:id="rId240"/>
         </w:object>
       </w:r>
       <w:r>
@@ -14975,7 +14994,7 @@
           <v:shape id="_x0000_i1145" type="#_x0000_t75" style="width:130.5pt;height:18.5pt" o:ole="">
             <v:imagedata r:id="rId241" o:title=""/>
           </v:shape>
-          <o:OLEObject Type="Embed" ProgID="Equation.3" ShapeID="_x0000_i1145" DrawAspect="Content" ObjectID="_1832440663" r:id="rId242"/>
+          <o:OLEObject Type="Embed" ProgID="Equation.3" ShapeID="_x0000_i1145" DrawAspect="Content" ObjectID="_1836208913" r:id="rId242"/>
         </w:object>
       </w:r>
       <w:r>
@@ -15071,7 +15090,7 @@
           <v:shape id="_x0000_i1146" type="#_x0000_t75" style="width:85.5pt;height:18.5pt" o:ole="">
             <v:imagedata r:id="rId243" o:title=""/>
           </v:shape>
-          <o:OLEObject Type="Embed" ProgID="Equation.3" ShapeID="_x0000_i1146" DrawAspect="Content" ObjectID="_1832440664" r:id="rId244"/>
+          <o:OLEObject Type="Embed" ProgID="Equation.3" ShapeID="_x0000_i1146" DrawAspect="Content" ObjectID="_1836208914" r:id="rId244"/>
         </w:object>
       </w:r>
       <w:r>
@@ -15265,7 +15284,7 @@
           <v:shape id="_x0000_i1147" type="#_x0000_t75" style="width:92.5pt;height:18.5pt" o:ole="">
             <v:imagedata r:id="rId245" o:title=""/>
           </v:shape>
-          <o:OLEObject Type="Embed" ProgID="Equation.3" ShapeID="_x0000_i1147" DrawAspect="Content" ObjectID="_1832440665" r:id="rId246"/>
+          <o:OLEObject Type="Embed" ProgID="Equation.3" ShapeID="_x0000_i1147" DrawAspect="Content" ObjectID="_1836208915" r:id="rId246"/>
         </w:object>
       </w:r>
       <w:r>
@@ -15321,7 +15340,7 @@
           <v:shape id="_x0000_i1148" type="#_x0000_t75" style="width:151.5pt;height:18.5pt" o:ole="">
             <v:imagedata r:id="rId247" o:title=""/>
           </v:shape>
-          <o:OLEObject Type="Embed" ProgID="Equation.3" ShapeID="_x0000_i1148" DrawAspect="Content" ObjectID="_1832440666" r:id="rId248"/>
+          <o:OLEObject Type="Embed" ProgID="Equation.3" ShapeID="_x0000_i1148" DrawAspect="Content" ObjectID="_1836208916" r:id="rId248"/>
         </w:object>
       </w:r>
       <w:r>
@@ -15342,7 +15361,7 @@
           <v:shape id="_x0000_i1149" type="#_x0000_t75" style="width:130.5pt;height:18.5pt" o:ole="">
             <v:imagedata r:id="rId249" o:title=""/>
           </v:shape>
-          <o:OLEObject Type="Embed" ProgID="Equation.3" ShapeID="_x0000_i1149" DrawAspect="Content" ObjectID="_1832440667" r:id="rId250"/>
+          <o:OLEObject Type="Embed" ProgID="Equation.3" ShapeID="_x0000_i1149" DrawAspect="Content" ObjectID="_1836208917" r:id="rId250"/>
         </w:object>
       </w:r>
       <w:r>
@@ -15415,7 +15434,7 @@
           <v:shape id="_x0000_i1150" type="#_x0000_t75" style="width:35.5pt;height:24.5pt" o:ole="">
             <v:imagedata r:id="rId251" o:title=""/>
           </v:shape>
-          <o:OLEObject Type="Embed" ProgID="Equation.3" ShapeID="_x0000_i1150" DrawAspect="Content" ObjectID="_1832440668" r:id="rId252"/>
+          <o:OLEObject Type="Embed" ProgID="Equation.3" ShapeID="_x0000_i1150" DrawAspect="Content" ObjectID="_1836208918" r:id="rId252"/>
         </w:object>
       </w:r>
       <w:r>
@@ -15436,7 +15455,7 @@
           <v:shape id="_x0000_i1151" type="#_x0000_t75" style="width:56.5pt;height:20.5pt" o:ole="">
             <v:imagedata r:id="rId253" o:title=""/>
           </v:shape>
-          <o:OLEObject Type="Embed" ProgID="Equation.3" ShapeID="_x0000_i1151" DrawAspect="Content" ObjectID="_1832440669" r:id="rId254"/>
+          <o:OLEObject Type="Embed" ProgID="Equation.3" ShapeID="_x0000_i1151" DrawAspect="Content" ObjectID="_1836208919" r:id="rId254"/>
         </w:object>
       </w:r>
       <w:r>
@@ -15457,7 +15476,7 @@
           <v:shape id="_x0000_i1152" type="#_x0000_t75" style="width:37.5pt;height:24.5pt" o:ole="">
             <v:imagedata r:id="rId255" o:title=""/>
           </v:shape>
-          <o:OLEObject Type="Embed" ProgID="Equation.3" ShapeID="_x0000_i1152" DrawAspect="Content" ObjectID="_1832440670" r:id="rId256"/>
+          <o:OLEObject Type="Embed" ProgID="Equation.3" ShapeID="_x0000_i1152" DrawAspect="Content" ObjectID="_1836208920" r:id="rId256"/>
         </w:object>
       </w:r>
       <w:r>
@@ -15478,7 +15497,7 @@
           <v:shape id="_x0000_i1153" type="#_x0000_t75" style="width:58.5pt;height:20.5pt" o:ole="">
             <v:imagedata r:id="rId257" o:title=""/>
           </v:shape>
-          <o:OLEObject Type="Embed" ProgID="Equation.3" ShapeID="_x0000_i1153" DrawAspect="Content" ObjectID="_1832440671" r:id="rId258"/>
+          <o:OLEObject Type="Embed" ProgID="Equation.3" ShapeID="_x0000_i1153" DrawAspect="Content" ObjectID="_1836208921" r:id="rId258"/>
         </w:object>
       </w:r>
       <w:r>
@@ -15566,7 +15585,7 @@
           <v:shape id="_x0000_i1154" type="#_x0000_t75" style="width:130pt;height:24.5pt" o:ole="">
             <v:imagedata r:id="rId259" o:title=""/>
           </v:shape>
-          <o:OLEObject Type="Embed" ProgID="Equation.3" ShapeID="_x0000_i1154" DrawAspect="Content" ObjectID="_1832440672" r:id="rId260"/>
+          <o:OLEObject Type="Embed" ProgID="Equation.3" ShapeID="_x0000_i1154" DrawAspect="Content" ObjectID="_1836208922" r:id="rId260"/>
         </w:object>
       </w:r>
       <w:r>
@@ -15587,7 +15606,7 @@
           <v:shape id="_x0000_i1155" type="#_x0000_t75" style="width:77pt;height:24.5pt" o:ole="">
             <v:imagedata r:id="rId261" o:title=""/>
           </v:shape>
-          <o:OLEObject Type="Embed" ProgID="Equation.3" ShapeID="_x0000_i1155" DrawAspect="Content" ObjectID="_1832440673" r:id="rId262"/>
+          <o:OLEObject Type="Embed" ProgID="Equation.3" ShapeID="_x0000_i1155" DrawAspect="Content" ObjectID="_1836208923" r:id="rId262"/>
         </w:object>
       </w:r>
       <w:r>
@@ -15608,7 +15627,7 @@
           <v:shape id="_x0000_i1156" type="#_x0000_t75" style="width:47.5pt;height:20pt" o:ole="">
             <v:imagedata r:id="rId263" o:title=""/>
           </v:shape>
-          <o:OLEObject Type="Embed" ProgID="Equation.3" ShapeID="_x0000_i1156" DrawAspect="Content" ObjectID="_1832440674" r:id="rId264"/>
+          <o:OLEObject Type="Embed" ProgID="Equation.3" ShapeID="_x0000_i1156" DrawAspect="Content" ObjectID="_1836208924" r:id="rId264"/>
         </w:object>
       </w:r>
       <w:r>
@@ -15629,7 +15648,7 @@
           <v:shape id="_x0000_i1157" type="#_x0000_t75" style="width:43.5pt;height:20pt" o:ole="">
             <v:imagedata r:id="rId265" o:title=""/>
           </v:shape>
-          <o:OLEObject Type="Embed" ProgID="Equation.3" ShapeID="_x0000_i1157" DrawAspect="Content" ObjectID="_1832440675" r:id="rId266"/>
+          <o:OLEObject Type="Embed" ProgID="Equation.3" ShapeID="_x0000_i1157" DrawAspect="Content" ObjectID="_1836208925" r:id="rId266"/>
         </w:object>
       </w:r>
       <w:r>
@@ -15650,7 +15669,7 @@
           <v:shape id="_x0000_i1158" type="#_x0000_t75" style="width:36.5pt;height:19pt" o:ole="">
             <v:imagedata r:id="rId267" o:title=""/>
           </v:shape>
-          <o:OLEObject Type="Embed" ProgID="Equation.3" ShapeID="_x0000_i1158" DrawAspect="Content" ObjectID="_1832440676" r:id="rId268"/>
+          <o:OLEObject Type="Embed" ProgID="Equation.3" ShapeID="_x0000_i1158" DrawAspect="Content" ObjectID="_1836208926" r:id="rId268"/>
         </w:object>
       </w:r>
       <w:r>
@@ -15787,7 +15806,7 @@
           <v:shape id="_x0000_i1159" type="#_x0000_t75" style="width:17.5pt;height:20pt" o:ole="">
             <v:imagedata r:id="rId208" o:title=""/>
           </v:shape>
-          <o:OLEObject Type="Embed" ProgID="Equation.3" ShapeID="_x0000_i1159" DrawAspect="Content" ObjectID="_1832440677" r:id="rId269"/>
+          <o:OLEObject Type="Embed" ProgID="Equation.3" ShapeID="_x0000_i1159" DrawAspect="Content" ObjectID="_1836208927" r:id="rId269"/>
         </w:object>
       </w:r>
       <w:r>
@@ -15823,7 +15842,7 @@
           <v:shape id="_x0000_i1160" type="#_x0000_t75" style="width:74.5pt;height:37pt" o:ole="">
             <v:imagedata r:id="rId270" o:title=""/>
           </v:shape>
-          <o:OLEObject Type="Embed" ProgID="Equation.3" ShapeID="_x0000_i1160" DrawAspect="Content" ObjectID="_1832440678" r:id="rId271"/>
+          <o:OLEObject Type="Embed" ProgID="Equation.3" ShapeID="_x0000_i1160" DrawAspect="Content" ObjectID="_1836208928" r:id="rId271"/>
         </w:object>
       </w:r>
       <w:r>
@@ -15860,7 +15879,7 @@
           <v:shape id="_x0000_i1161" type="#_x0000_t75" style="width:47.5pt;height:19pt" o:ole="">
             <v:imagedata r:id="rId272" o:title=""/>
           </v:shape>
-          <o:OLEObject Type="Embed" ProgID="Equation.3" ShapeID="_x0000_i1161" DrawAspect="Content" ObjectID="_1832440679" r:id="rId273"/>
+          <o:OLEObject Type="Embed" ProgID="Equation.3" ShapeID="_x0000_i1161" DrawAspect="Content" ObjectID="_1836208929" r:id="rId273"/>
         </w:object>
       </w:r>
       <w:r>
@@ -16171,7 +16190,7 @@
           <v:shape id="_x0000_i1162" type="#_x0000_t75" style="width:60pt;height:40pt" o:ole="">
             <v:imagedata r:id="rId274" o:title=""/>
           </v:shape>
-          <o:OLEObject Type="Embed" ProgID="Equation.3" ShapeID="_x0000_i1162" DrawAspect="Content" ObjectID="_1832440680" r:id="rId275"/>
+          <o:OLEObject Type="Embed" ProgID="Equation.3" ShapeID="_x0000_i1162" DrawAspect="Content" ObjectID="_1836208930" r:id="rId275"/>
         </w:object>
       </w:r>
       <w:r>
@@ -16192,7 +16211,7 @@
           <v:shape id="_x0000_i1163" type="#_x0000_t75" style="width:49pt;height:19.5pt" o:ole="">
             <v:imagedata r:id="rId276" o:title=""/>
           </v:shape>
-          <o:OLEObject Type="Embed" ProgID="Equation.3" ShapeID="_x0000_i1163" DrawAspect="Content" ObjectID="_1832440681" r:id="rId277"/>
+          <o:OLEObject Type="Embed" ProgID="Equation.3" ShapeID="_x0000_i1163" DrawAspect="Content" ObjectID="_1836208931" r:id="rId277"/>
         </w:object>
       </w:r>
     </w:p>
@@ -16330,7 +16349,7 @@
           <v:shape id="_x0000_i1164" type="#_x0000_t75" style="width:53.5pt;height:37pt" o:ole="">
             <v:imagedata r:id="rId278" o:title=""/>
           </v:shape>
-          <o:OLEObject Type="Embed" ProgID="Equation.3" ShapeID="_x0000_i1164" DrawAspect="Content" ObjectID="_1832440682" r:id="rId279"/>
+          <o:OLEObject Type="Embed" ProgID="Equation.3" ShapeID="_x0000_i1164" DrawAspect="Content" ObjectID="_1836208932" r:id="rId279"/>
         </w:object>
       </w:r>
       <w:r>
@@ -16351,7 +16370,7 @@
           <v:shape id="_x0000_i1165" type="#_x0000_t75" style="width:43.5pt;height:19pt" o:ole="">
             <v:imagedata r:id="rId280" o:title=""/>
           </v:shape>
-          <o:OLEObject Type="Embed" ProgID="Equation.3" ShapeID="_x0000_i1165" DrawAspect="Content" ObjectID="_1832440683" r:id="rId281"/>
+          <o:OLEObject Type="Embed" ProgID="Equation.3" ShapeID="_x0000_i1165" DrawAspect="Content" ObjectID="_1836208933" r:id="rId281"/>
         </w:object>
       </w:r>
       <w:r>
@@ -16399,7 +16418,7 @@
           <v:shape id="_x0000_i1166" type="#_x0000_t75" style="width:82.5pt;height:20.5pt" o:ole="">
             <v:imagedata r:id="rId282" o:title=""/>
           </v:shape>
-          <o:OLEObject Type="Embed" ProgID="Equation.3" ShapeID="_x0000_i1166" DrawAspect="Content" ObjectID="_1832440684" r:id="rId283"/>
+          <o:OLEObject Type="Embed" ProgID="Equation.3" ShapeID="_x0000_i1166" DrawAspect="Content" ObjectID="_1836208934" r:id="rId283"/>
         </w:object>
       </w:r>
       <w:r>
@@ -16420,7 +16439,7 @@
           <v:shape id="_x0000_i1167" type="#_x0000_t75" style="width:43.5pt;height:19pt" o:ole="">
             <v:imagedata r:id="rId284" o:title=""/>
           </v:shape>
-          <o:OLEObject Type="Embed" ProgID="Equation.3" ShapeID="_x0000_i1167" DrawAspect="Content" ObjectID="_1832440685" r:id="rId285"/>
+          <o:OLEObject Type="Embed" ProgID="Equation.3" ShapeID="_x0000_i1167" DrawAspect="Content" ObjectID="_1836208935" r:id="rId285"/>
         </w:object>
       </w:r>
       <w:r>
@@ -16441,7 +16460,7 @@
           <v:shape id="_x0000_i1168" type="#_x0000_t75" style="width:54.5pt;height:19pt" o:ole="">
             <v:imagedata r:id="rId286" o:title=""/>
           </v:shape>
-          <o:OLEObject Type="Embed" ProgID="Equation.3" ShapeID="_x0000_i1168" DrawAspect="Content" ObjectID="_1832440686" r:id="rId287"/>
+          <o:OLEObject Type="Embed" ProgID="Equation.3" ShapeID="_x0000_i1168" DrawAspect="Content" ObjectID="_1836208936" r:id="rId287"/>
         </w:object>
       </w:r>
       <w:r>
@@ -16534,7 +16553,7 @@
           <v:shape id="_x0000_i1169" type="#_x0000_t75" style="width:127pt;height:24.5pt" o:ole="">
             <v:imagedata r:id="rId288" o:title=""/>
           </v:shape>
-          <o:OLEObject Type="Embed" ProgID="Equation.3" ShapeID="_x0000_i1169" DrawAspect="Content" ObjectID="_1832440687" r:id="rId289"/>
+          <o:OLEObject Type="Embed" ProgID="Equation.3" ShapeID="_x0000_i1169" DrawAspect="Content" ObjectID="_1836208937" r:id="rId289"/>
         </w:object>
       </w:r>
       <w:r>
@@ -16555,7 +16574,7 @@
           <v:shape id="_x0000_i1170" type="#_x0000_t75" style="width:76pt;height:24.5pt" o:ole="">
             <v:imagedata r:id="rId290" o:title=""/>
           </v:shape>
-          <o:OLEObject Type="Embed" ProgID="Equation.3" ShapeID="_x0000_i1170" DrawAspect="Content" ObjectID="_1832440688" r:id="rId291"/>
+          <o:OLEObject Type="Embed" ProgID="Equation.3" ShapeID="_x0000_i1170" DrawAspect="Content" ObjectID="_1836208938" r:id="rId291"/>
         </w:object>
       </w:r>
       <w:r>
@@ -16576,7 +16595,7 @@
           <v:shape id="_x0000_i1171" type="#_x0000_t75" style="width:47.5pt;height:19pt" o:ole="">
             <v:imagedata r:id="rId292" o:title=""/>
           </v:shape>
-          <o:OLEObject Type="Embed" ProgID="Equation.3" ShapeID="_x0000_i1171" DrawAspect="Content" ObjectID="_1832440689" r:id="rId293"/>
+          <o:OLEObject Type="Embed" ProgID="Equation.3" ShapeID="_x0000_i1171" DrawAspect="Content" ObjectID="_1836208939" r:id="rId293"/>
         </w:object>
       </w:r>
       <w:r>
@@ -16597,7 +16616,7 @@
           <v:shape id="_x0000_i1172" type="#_x0000_t75" style="width:43.5pt;height:19pt" o:ole="">
             <v:imagedata r:id="rId294" o:title=""/>
           </v:shape>
-          <o:OLEObject Type="Embed" ProgID="Equation.3" ShapeID="_x0000_i1172" DrawAspect="Content" ObjectID="_1832440690" r:id="rId295"/>
+          <o:OLEObject Type="Embed" ProgID="Equation.3" ShapeID="_x0000_i1172" DrawAspect="Content" ObjectID="_1836208940" r:id="rId295"/>
         </w:object>
       </w:r>
       <w:r>
@@ -16618,7 +16637,7 @@
           <v:shape id="_x0000_i1173" type="#_x0000_t75" style="width:40.5pt;height:19pt" o:ole="">
             <v:imagedata r:id="rId296" o:title=""/>
           </v:shape>
-          <o:OLEObject Type="Embed" ProgID="Equation.3" ShapeID="_x0000_i1173" DrawAspect="Content" ObjectID="_1832440691" r:id="rId297"/>
+          <o:OLEObject Type="Embed" ProgID="Equation.3" ShapeID="_x0000_i1173" DrawAspect="Content" ObjectID="_1836208941" r:id="rId297"/>
         </w:object>
       </w:r>
       <w:r>
@@ -16746,7 +16765,7 @@
           <v:shape id="_x0000_i1174" type="#_x0000_t75" style="width:79pt;height:39.5pt" o:ole="">
             <v:imagedata r:id="rId298" o:title=""/>
           </v:shape>
-          <o:OLEObject Type="Embed" ProgID="Equation.3" ShapeID="_x0000_i1174" DrawAspect="Content" ObjectID="_1832440692" r:id="rId299"/>
+          <o:OLEObject Type="Embed" ProgID="Equation.3" ShapeID="_x0000_i1174" DrawAspect="Content" ObjectID="_1836208942" r:id="rId299"/>
         </w:object>
       </w:r>
       <w:r>
@@ -16767,7 +16786,7 @@
           <v:shape id="_x0000_i1175" type="#_x0000_t75" style="width:47.5pt;height:19pt" o:ole="">
             <v:imagedata r:id="rId300" o:title=""/>
           </v:shape>
-          <o:OLEObject Type="Embed" ProgID="Equation.3" ShapeID="_x0000_i1175" DrawAspect="Content" ObjectID="_1832440693" r:id="rId301"/>
+          <o:OLEObject Type="Embed" ProgID="Equation.3" ShapeID="_x0000_i1175" DrawAspect="Content" ObjectID="_1836208943" r:id="rId301"/>
         </w:object>
       </w:r>
       <w:r>
@@ -16804,7 +16823,7 @@
           <v:shape id="_x0000_i1176" type="#_x0000_t75" style="width:89pt;height:19.5pt" o:ole="">
             <v:imagedata r:id="rId302" o:title=""/>
           </v:shape>
-          <o:OLEObject Type="Embed" ProgID="Equation.3" ShapeID="_x0000_i1176" DrawAspect="Content" ObjectID="_1832440694" r:id="rId303"/>
+          <o:OLEObject Type="Embed" ProgID="Equation.3" ShapeID="_x0000_i1176" DrawAspect="Content" ObjectID="_1836208944" r:id="rId303"/>
         </w:object>
       </w:r>
       <w:r>
@@ -16825,7 +16844,7 @@
           <v:shape id="_x0000_i1177" type="#_x0000_t75" style="width:47.5pt;height:19pt" o:ole="">
             <v:imagedata r:id="rId304" o:title=""/>
           </v:shape>
-          <o:OLEObject Type="Embed" ProgID="Equation.3" ShapeID="_x0000_i1177" DrawAspect="Content" ObjectID="_1832440695" r:id="rId305"/>
+          <o:OLEObject Type="Embed" ProgID="Equation.3" ShapeID="_x0000_i1177" DrawAspect="Content" ObjectID="_1836208945" r:id="rId305"/>
         </w:object>
       </w:r>
       <w:r>
@@ -16846,7 +16865,7 @@
           <v:shape id="_x0000_i1178" type="#_x0000_t75" style="width:57.5pt;height:19pt" o:ole="">
             <v:imagedata r:id="rId306" o:title=""/>
           </v:shape>
-          <o:OLEObject Type="Embed" ProgID="Equation.3" ShapeID="_x0000_i1178" DrawAspect="Content" ObjectID="_1832440696" r:id="rId307"/>
+          <o:OLEObject Type="Embed" ProgID="Equation.3" ShapeID="_x0000_i1178" DrawAspect="Content" ObjectID="_1836208946" r:id="rId307"/>
         </w:object>
       </w:r>
     </w:p>
@@ -16927,7 +16946,7 @@
           <v:shape id="_x0000_i1179" type="#_x0000_t75" style="width:82.5pt;height:37.5pt" o:ole="">
             <v:imagedata r:id="rId308" o:title=""/>
           </v:shape>
-          <o:OLEObject Type="Embed" ProgID="Equation.3" ShapeID="_x0000_i1179" DrawAspect="Content" ObjectID="_1832440697" r:id="rId309"/>
+          <o:OLEObject Type="Embed" ProgID="Equation.3" ShapeID="_x0000_i1179" DrawAspect="Content" ObjectID="_1836208947" r:id="rId309"/>
         </w:object>
       </w:r>
       <w:r>
@@ -17016,7 +17035,7 @@
           <v:shape id="_x0000_i1180" type="#_x0000_t75" style="width:200pt;height:37.5pt" o:ole="">
             <v:imagedata r:id="rId310" o:title=""/>
           </v:shape>
-          <o:OLEObject Type="Embed" ProgID="Equation.3" ShapeID="_x0000_i1180" DrawAspect="Content" ObjectID="_1832440698" r:id="rId311"/>
+          <o:OLEObject Type="Embed" ProgID="Equation.3" ShapeID="_x0000_i1180" DrawAspect="Content" ObjectID="_1836208948" r:id="rId311"/>
         </w:object>
       </w:r>
       <w:r>
@@ -17037,7 +17056,7 @@
           <v:shape id="_x0000_i1181" type="#_x0000_t75" style="width:86.5pt;height:19pt" o:ole="">
             <v:imagedata r:id="rId312" o:title=""/>
           </v:shape>
-          <o:OLEObject Type="Embed" ProgID="Equation.3" ShapeID="_x0000_i1181" DrawAspect="Content" ObjectID="_1832440699" r:id="rId313"/>
+          <o:OLEObject Type="Embed" ProgID="Equation.3" ShapeID="_x0000_i1181" DrawAspect="Content" ObjectID="_1836208949" r:id="rId313"/>
         </w:object>
       </w:r>
       <w:r>
@@ -17126,7 +17145,7 @@
           <v:shape id="_x0000_i1182" type="#_x0000_t75" style="width:111pt;height:37.5pt" o:ole="">
             <v:imagedata r:id="rId314" o:title=""/>
           </v:shape>
-          <o:OLEObject Type="Embed" ProgID="Equation.3" ShapeID="_x0000_i1182" DrawAspect="Content" ObjectID="_1832440700" r:id="rId315"/>
+          <o:OLEObject Type="Embed" ProgID="Equation.3" ShapeID="_x0000_i1182" DrawAspect="Content" ObjectID="_1836208950" r:id="rId315"/>
         </w:object>
       </w:r>
       <w:r>
@@ -17147,7 +17166,7 @@
           <v:shape id="_x0000_i1183" type="#_x0000_t75" style="width:125pt;height:20pt" o:ole="">
             <v:imagedata r:id="rId316" o:title=""/>
           </v:shape>
-          <o:OLEObject Type="Embed" ProgID="Equation.3" ShapeID="_x0000_i1183" DrawAspect="Content" ObjectID="_1832440701" r:id="rId317"/>
+          <o:OLEObject Type="Embed" ProgID="Equation.3" ShapeID="_x0000_i1183" DrawAspect="Content" ObjectID="_1836208951" r:id="rId317"/>
         </w:object>
       </w:r>
       <w:r>
@@ -17236,7 +17255,7 @@
           <v:shape id="_x0000_i1184" type="#_x0000_t75" style="width:126pt;height:37pt" o:ole="">
             <v:imagedata r:id="rId318" o:title=""/>
           </v:shape>
-          <o:OLEObject Type="Embed" ProgID="Equation.3" ShapeID="_x0000_i1184" DrawAspect="Content" ObjectID="_1832440702" r:id="rId319"/>
+          <o:OLEObject Type="Embed" ProgID="Equation.3" ShapeID="_x0000_i1184" DrawAspect="Content" ObjectID="_1836208952" r:id="rId319"/>
         </w:object>
       </w:r>
       <w:r>
@@ -17265,7 +17284,7 @@
           <v:shape id="_x0000_i1185" type="#_x0000_t75" style="width:48.5pt;height:19pt" o:ole="">
             <v:imagedata r:id="rId320" o:title=""/>
           </v:shape>
-          <o:OLEObject Type="Embed" ProgID="Equation.3" ShapeID="_x0000_i1185" DrawAspect="Content" ObjectID="_1832440703" r:id="rId321"/>
+          <o:OLEObject Type="Embed" ProgID="Equation.3" ShapeID="_x0000_i1185" DrawAspect="Content" ObjectID="_1836208953" r:id="rId321"/>
         </w:object>
       </w:r>
     </w:p>
@@ -17338,7 +17357,7 @@
           <v:shape id="_x0000_i1186" type="#_x0000_t75" style="width:214pt;height:37pt" o:ole="">
             <v:imagedata r:id="rId322" o:title=""/>
           </v:shape>
-          <o:OLEObject Type="Embed" ProgID="Equation.3" ShapeID="_x0000_i1186" DrawAspect="Content" ObjectID="_1832440704" r:id="rId323"/>
+          <o:OLEObject Type="Embed" ProgID="Equation.3" ShapeID="_x0000_i1186" DrawAspect="Content" ObjectID="_1836208954" r:id="rId323"/>
         </w:object>
       </w:r>
       <w:r>
@@ -17351,7 +17370,7 @@
           <v:shape id="_x0000_i1187" type="#_x0000_t75" style="width:42pt;height:19pt" o:ole="">
             <v:imagedata r:id="rId324" o:title=""/>
           </v:shape>
-          <o:OLEObject Type="Embed" ProgID="Equation.3" ShapeID="_x0000_i1187" DrawAspect="Content" ObjectID="_1832440705" r:id="rId325"/>
+          <o:OLEObject Type="Embed" ProgID="Equation.3" ShapeID="_x0000_i1187" DrawAspect="Content" ObjectID="_1836208955" r:id="rId325"/>
         </w:object>
       </w:r>
     </w:p>
@@ -17423,7 +17442,7 @@
           <v:shape id="_x0000_i1188" type="#_x0000_t75" style="width:262.5pt;height:37pt" o:ole="">
             <v:imagedata r:id="rId326" o:title=""/>
           </v:shape>
-          <o:OLEObject Type="Embed" ProgID="Equation.3" ShapeID="_x0000_i1188" DrawAspect="Content" ObjectID="_1832440706" r:id="rId327"/>
+          <o:OLEObject Type="Embed" ProgID="Equation.3" ShapeID="_x0000_i1188" DrawAspect="Content" ObjectID="_1836208956" r:id="rId327"/>
         </w:object>
       </w:r>
       <w:r>
@@ -17444,7 +17463,7 @@
           <v:shape id="_x0000_i1189" type="#_x0000_t75" style="width:87.5pt;height:20.5pt" o:ole="">
             <v:imagedata r:id="rId328" o:title=""/>
           </v:shape>
-          <o:OLEObject Type="Embed" ProgID="Equation.3" ShapeID="_x0000_i1189" DrawAspect="Content" ObjectID="_1832440707" r:id="rId329"/>
+          <o:OLEObject Type="Embed" ProgID="Equation.3" ShapeID="_x0000_i1189" DrawAspect="Content" ObjectID="_1836208957" r:id="rId329"/>
         </w:object>
       </w:r>
     </w:p>
@@ -17523,7 +17542,7 @@
           <v:shape id="_x0000_i1190" type="#_x0000_t75" style="width:328pt;height:37pt" o:ole="">
             <v:imagedata r:id="rId330" o:title=""/>
           </v:shape>
-          <o:OLEObject Type="Embed" ProgID="Equation.3" ShapeID="_x0000_i1190" DrawAspect="Content" ObjectID="_1832440708" r:id="rId331"/>
+          <o:OLEObject Type="Embed" ProgID="Equation.3" ShapeID="_x0000_i1190" DrawAspect="Content" ObjectID="_1836208958" r:id="rId331"/>
         </w:object>
       </w:r>
       <w:r>
@@ -17618,7 +17637,7 @@
           <v:shape id="_x0000_i1191" type="#_x0000_t75" style="width:135.5pt;height:19pt" o:ole="">
             <v:imagedata r:id="rId332" o:title=""/>
           </v:shape>
-          <o:OLEObject Type="Embed" ProgID="Equation.3" ShapeID="_x0000_i1191" DrawAspect="Content" ObjectID="_1832440709" r:id="rId333"/>
+          <o:OLEObject Type="Embed" ProgID="Equation.3" ShapeID="_x0000_i1191" DrawAspect="Content" ObjectID="_1836208959" r:id="rId333"/>
         </w:object>
       </w:r>
     </w:p>
@@ -17690,7 +17709,7 @@
           <v:shape id="_x0000_i1192" type="#_x0000_t75" style="width:67.5pt;height:19pt" o:ole="">
             <v:imagedata r:id="rId334" o:title=""/>
           </v:shape>
-          <o:OLEObject Type="Embed" ProgID="Equation.3" ShapeID="_x0000_i1192" DrawAspect="Content" ObjectID="_1832440710" r:id="rId335"/>
+          <o:OLEObject Type="Embed" ProgID="Equation.3" ShapeID="_x0000_i1192" DrawAspect="Content" ObjectID="_1836208960" r:id="rId335"/>
         </w:object>
       </w:r>
       <w:r>
@@ -17711,7 +17730,7 @@
           <v:shape id="_x0000_i1193" type="#_x0000_t75" style="width:47.5pt;height:19pt" o:ole="">
             <v:imagedata r:id="rId336" o:title=""/>
           </v:shape>
-          <o:OLEObject Type="Embed" ProgID="Equation.3" ShapeID="_x0000_i1193" DrawAspect="Content" ObjectID="_1832440711" r:id="rId337"/>
+          <o:OLEObject Type="Embed" ProgID="Equation.3" ShapeID="_x0000_i1193" DrawAspect="Content" ObjectID="_1836208961" r:id="rId337"/>
         </w:object>
       </w:r>
     </w:p>
@@ -17784,7 +17803,7 @@
           <v:shape id="_x0000_i1194" type="#_x0000_t75" style="width:48pt;height:23.5pt" o:ole="">
             <v:imagedata r:id="rId338" o:title=""/>
           </v:shape>
-          <o:OLEObject Type="Embed" ProgID="Equation.3" ShapeID="_x0000_i1194" DrawAspect="Content" ObjectID="_1832440712" r:id="rId339"/>
+          <o:OLEObject Type="Embed" ProgID="Equation.3" ShapeID="_x0000_i1194" DrawAspect="Content" ObjectID="_1836208962" r:id="rId339"/>
         </w:object>
       </w:r>
       <w:r>
@@ -17798,7 +17817,7 @@
           <v:shape id="_x0000_i1195" type="#_x0000_t75" style="width:47pt;height:18pt" o:ole="">
             <v:imagedata r:id="rId340" o:title=""/>
           </v:shape>
-          <o:OLEObject Type="Embed" ProgID="Equation.3" ShapeID="_x0000_i1195" DrawAspect="Content" ObjectID="_1832440713" r:id="rId341"/>
+          <o:OLEObject Type="Embed" ProgID="Equation.3" ShapeID="_x0000_i1195" DrawAspect="Content" ObjectID="_1836208963" r:id="rId341"/>
         </w:object>
       </w:r>
       <w:r>
@@ -17820,7 +17839,7 @@
           <v:shape id="_x0000_i1196" type="#_x0000_t75" style="width:131pt;height:20pt" o:ole="">
             <v:imagedata r:id="rId342" o:title=""/>
           </v:shape>
-          <o:OLEObject Type="Embed" ProgID="Equation.3" ShapeID="_x0000_i1196" DrawAspect="Content" ObjectID="_1832440714" r:id="rId343"/>
+          <o:OLEObject Type="Embed" ProgID="Equation.3" ShapeID="_x0000_i1196" DrawAspect="Content" ObjectID="_1836208964" r:id="rId343"/>
         </w:object>
       </w:r>
     </w:p>
@@ -17848,7 +17867,7 @@
           <v:shape id="_x0000_i1197" type="#_x0000_t75" style="width:65pt;height:20.5pt" o:ole="">
             <v:imagedata r:id="rId344" o:title=""/>
           </v:shape>
-          <o:OLEObject Type="Embed" ProgID="Equation.3" ShapeID="_x0000_i1197" DrawAspect="Content" ObjectID="_1832440715" r:id="rId345"/>
+          <o:OLEObject Type="Embed" ProgID="Equation.3" ShapeID="_x0000_i1197" DrawAspect="Content" ObjectID="_1836208965" r:id="rId345"/>
         </w:object>
       </w:r>
       <w:r>
@@ -17869,7 +17888,7 @@
           <v:shape id="_x0000_i1198" type="#_x0000_t75" style="width:65.5pt;height:18.5pt" o:ole="">
             <v:imagedata r:id="rId346" o:title=""/>
           </v:shape>
-          <o:OLEObject Type="Embed" ProgID="Equation.3" ShapeID="_x0000_i1198" DrawAspect="Content" ObjectID="_1832440716" r:id="rId347"/>
+          <o:OLEObject Type="Embed" ProgID="Equation.3" ShapeID="_x0000_i1198" DrawAspect="Content" ObjectID="_1836208966" r:id="rId347"/>
         </w:object>
       </w:r>
       <w:r>
@@ -17882,7 +17901,7 @@
           <v:shape id="_x0000_i1199" type="#_x0000_t75" style="width:61.5pt;height:24.5pt" o:ole="">
             <v:imagedata r:id="rId348" o:title=""/>
           </v:shape>
-          <o:OLEObject Type="Embed" ProgID="Equation.3" ShapeID="_x0000_i1199" DrawAspect="Content" ObjectID="_1832440717" r:id="rId349"/>
+          <o:OLEObject Type="Embed" ProgID="Equation.3" ShapeID="_x0000_i1199" DrawAspect="Content" ObjectID="_1836208967" r:id="rId349"/>
         </w:object>
       </w:r>
       <w:r>
@@ -17904,7 +17923,7 @@
           <v:shape id="_x0000_i1200" type="#_x0000_t75" style="width:135.5pt;height:20pt" o:ole="">
             <v:imagedata r:id="rId350" o:title=""/>
           </v:shape>
-          <o:OLEObject Type="Embed" ProgID="Equation.3" ShapeID="_x0000_i1200" DrawAspect="Content" ObjectID="_1832440718" r:id="rId351"/>
+          <o:OLEObject Type="Embed" ProgID="Equation.3" ShapeID="_x0000_i1200" DrawAspect="Content" ObjectID="_1836208968" r:id="rId351"/>
         </w:object>
       </w:r>
       <w:r>
@@ -18103,7 +18122,7 @@
           <v:shape id="_x0000_i1201" type="#_x0000_t75" style="width:44.5pt;height:19.5pt" o:ole="">
             <v:imagedata r:id="rId352" o:title=""/>
           </v:shape>
-          <o:OLEObject Type="Embed" ProgID="Equation.3" ShapeID="_x0000_i1201" DrawAspect="Content" ObjectID="_1832440719" r:id="rId353"/>
+          <o:OLEObject Type="Embed" ProgID="Equation.3" ShapeID="_x0000_i1201" DrawAspect="Content" ObjectID="_1836208969" r:id="rId353"/>
         </w:object>
       </w:r>
       <w:r>
@@ -18188,7 +18207,7 @@
           <v:shape id="_x0000_i1202" type="#_x0000_t75" style="width:24.5pt;height:23.5pt" o:ole="">
             <v:imagedata r:id="rId354" o:title=""/>
           </v:shape>
-          <o:OLEObject Type="Embed" ProgID="Equation.3" ShapeID="_x0000_i1202" DrawAspect="Content" ObjectID="_1832440720" r:id="rId355"/>
+          <o:OLEObject Type="Embed" ProgID="Equation.3" ShapeID="_x0000_i1202" DrawAspect="Content" ObjectID="_1836208970" r:id="rId355"/>
         </w:object>
       </w:r>
       <w:r>
@@ -18377,7 +18396,7 @@
           <v:shape id="_x0000_i1203" type="#_x0000_t75" style="width:42pt;height:23.5pt" o:ole="">
             <v:imagedata r:id="rId356" o:title=""/>
           </v:shape>
-          <o:OLEObject Type="Embed" ProgID="Equation.3" ShapeID="_x0000_i1203" DrawAspect="Content" ObjectID="_1832440721" r:id="rId357"/>
+          <o:OLEObject Type="Embed" ProgID="Equation.3" ShapeID="_x0000_i1203" DrawAspect="Content" ObjectID="_1836208971" r:id="rId357"/>
         </w:object>
       </w:r>
       <w:r>
@@ -18502,7 +18521,7 @@
           <v:shape id="_x0000_i1204" type="#_x0000_t75" style="width:32.5pt;height:22.5pt" o:ole="">
             <v:imagedata r:id="rId358" o:title=""/>
           </v:shape>
-          <o:OLEObject Type="Embed" ProgID="Equation.3" ShapeID="_x0000_i1204" DrawAspect="Content" ObjectID="_1832440722" r:id="rId359"/>
+          <o:OLEObject Type="Embed" ProgID="Equation.3" ShapeID="_x0000_i1204" DrawAspect="Content" ObjectID="_1836208972" r:id="rId359"/>
         </w:object>
       </w:r>
       <w:r>
@@ -18571,7 +18590,7 @@
           <v:shape id="_x0000_i1205" type="#_x0000_t75" style="width:26.5pt;height:23.5pt" o:ole="">
             <v:imagedata r:id="rId360" o:title=""/>
           </v:shape>
-          <o:OLEObject Type="Embed" ProgID="Equation.3" ShapeID="_x0000_i1205" DrawAspect="Content" ObjectID="_1832440723" r:id="rId361"/>
+          <o:OLEObject Type="Embed" ProgID="Equation.3" ShapeID="_x0000_i1205" DrawAspect="Content" ObjectID="_1836208973" r:id="rId361"/>
         </w:object>
       </w:r>
       <w:r>
@@ -18713,7 +18732,7 @@
           <v:shape id="_x0000_i1206" type="#_x0000_t75" style="width:16.5pt;height:19pt" o:ole="">
             <v:imagedata r:id="rId222" o:title=""/>
           </v:shape>
-          <o:OLEObject Type="Embed" ProgID="Equation.3" ShapeID="_x0000_i1206" DrawAspect="Content" ObjectID="_1832440724" r:id="rId362"/>
+          <o:OLEObject Type="Embed" ProgID="Equation.3" ShapeID="_x0000_i1206" DrawAspect="Content" ObjectID="_1836208974" r:id="rId362"/>
         </w:object>
       </w:r>
       <w:r>
@@ -18735,7 +18754,7 @@
           <v:shape id="_x0000_i1207" type="#_x0000_t75" style="width:36.5pt;height:19.5pt" o:ole="">
             <v:imagedata r:id="rId363" o:title=""/>
           </v:shape>
-          <o:OLEObject Type="Embed" ProgID="Equation.3" ShapeID="_x0000_i1207" DrawAspect="Content" ObjectID="_1832440725" r:id="rId364"/>
+          <o:OLEObject Type="Embed" ProgID="Equation.3" ShapeID="_x0000_i1207" DrawAspect="Content" ObjectID="_1836208975" r:id="rId364"/>
         </w:object>
       </w:r>
       <w:r>
@@ -18772,7 +18791,7 @@
           <v:shape id="_x0000_i1208" type="#_x0000_t75" style="width:47.5pt;height:26pt" o:ole="">
             <v:imagedata r:id="rId365" o:title=""/>
           </v:shape>
-          <o:OLEObject Type="Embed" ProgID="Equation.3" ShapeID="_x0000_i1208" DrawAspect="Content" ObjectID="_1832440726" r:id="rId366"/>
+          <o:OLEObject Type="Embed" ProgID="Equation.3" ShapeID="_x0000_i1208" DrawAspect="Content" ObjectID="_1836208976" r:id="rId366"/>
         </w:object>
       </w:r>
       <w:r>
@@ -18930,7 +18949,7 @@
           <v:shape id="_x0000_i1209" type="#_x0000_t75" style="width:16.5pt;height:19pt" o:ole="">
             <v:imagedata r:id="rId222" o:title=""/>
           </v:shape>
-          <o:OLEObject Type="Embed" ProgID="Equation.3" ShapeID="_x0000_i1209" DrawAspect="Content" ObjectID="_1832440727" r:id="rId367"/>
+          <o:OLEObject Type="Embed" ProgID="Equation.3" ShapeID="_x0000_i1209" DrawAspect="Content" ObjectID="_1836208977" r:id="rId367"/>
         </w:object>
       </w:r>
       <w:r>
@@ -18952,7 +18971,7 @@
           <v:shape id="_x0000_i1210" type="#_x0000_t75" style="width:38.5pt;height:19.5pt" o:ole="">
             <v:imagedata r:id="rId368" o:title=""/>
           </v:shape>
-          <o:OLEObject Type="Embed" ProgID="Equation.3" ShapeID="_x0000_i1210" DrawAspect="Content" ObjectID="_1832440728" r:id="rId369"/>
+          <o:OLEObject Type="Embed" ProgID="Equation.3" ShapeID="_x0000_i1210" DrawAspect="Content" ObjectID="_1836208978" r:id="rId369"/>
         </w:object>
       </w:r>
       <w:r>
@@ -18997,7 +19016,7 @@
           <v:shape id="_x0000_i1211" type="#_x0000_t75" style="width:45pt;height:23.5pt" o:ole="">
             <v:imagedata r:id="rId370" o:title=""/>
           </v:shape>
-          <o:OLEObject Type="Embed" ProgID="Equation.3" ShapeID="_x0000_i1211" DrawAspect="Content" ObjectID="_1832440729" r:id="rId371"/>
+          <o:OLEObject Type="Embed" ProgID="Equation.3" ShapeID="_x0000_i1211" DrawAspect="Content" ObjectID="_1836208979" r:id="rId371"/>
         </w:object>
       </w:r>
       <w:r>
@@ -19172,7 +19191,7 @@
           <v:shape id="_x0000_i1212" type="#_x0000_t75" style="width:19pt;height:23.5pt" o:ole="">
             <v:imagedata r:id="rId372" o:title=""/>
           </v:shape>
-          <o:OLEObject Type="Embed" ProgID="Equation.3" ShapeID="_x0000_i1212" DrawAspect="Content" ObjectID="_1832440730" r:id="rId373"/>
+          <o:OLEObject Type="Embed" ProgID="Equation.3" ShapeID="_x0000_i1212" DrawAspect="Content" ObjectID="_1836208980" r:id="rId373"/>
         </w:object>
       </w:r>
       <w:r>
@@ -19251,7 +19270,7 @@
           <v:shape id="_x0000_i1213" type="#_x0000_t75" style="width:118.5pt;height:40.5pt" o:ole="">
             <v:imagedata r:id="rId374" o:title=""/>
           </v:shape>
-          <o:OLEObject Type="Embed" ProgID="Equation.3" ShapeID="_x0000_i1213" DrawAspect="Content" ObjectID="_1832440731" r:id="rId375"/>
+          <o:OLEObject Type="Embed" ProgID="Equation.3" ShapeID="_x0000_i1213" DrawAspect="Content" ObjectID="_1836208981" r:id="rId375"/>
         </w:object>
       </w:r>
       <w:r>
@@ -19392,7 +19411,7 @@
           <v:shape id="_x0000_i1214" type="#_x0000_t75" style="width:16.5pt;height:19pt" o:ole="">
             <v:imagedata r:id="rId376" o:title=""/>
           </v:shape>
-          <o:OLEObject Type="Embed" ProgID="Equation.3" ShapeID="_x0000_i1214" DrawAspect="Content" ObjectID="_1832440732" r:id="rId377"/>
+          <o:OLEObject Type="Embed" ProgID="Equation.3" ShapeID="_x0000_i1214" DrawAspect="Content" ObjectID="_1836208982" r:id="rId377"/>
         </w:object>
       </w:r>
       <w:r>
@@ -19438,7 +19457,7 @@
           <v:shape id="_x0000_i1215" type="#_x0000_t75" style="width:18pt;height:21pt" o:ole="">
             <v:imagedata r:id="rId378" o:title=""/>
           </v:shape>
-          <o:OLEObject Type="Embed" ProgID="Equation.3" ShapeID="_x0000_i1215" DrawAspect="Content" ObjectID="_1832440733" r:id="rId379"/>
+          <o:OLEObject Type="Embed" ProgID="Equation.3" ShapeID="_x0000_i1215" DrawAspect="Content" ObjectID="_1836208983" r:id="rId379"/>
         </w:object>
       </w:r>
       <w:r>
@@ -19484,7 +19503,7 @@
           <v:shape id="_x0000_i1216" type="#_x0000_t75" style="width:253pt;height:36.5pt" o:ole="">
             <v:imagedata r:id="rId380" o:title=""/>
           </v:shape>
-          <o:OLEObject Type="Embed" ProgID="Equation.3" ShapeID="_x0000_i1216" DrawAspect="Content" ObjectID="_1832440734" r:id="rId381"/>
+          <o:OLEObject Type="Embed" ProgID="Equation.3" ShapeID="_x0000_i1216" DrawAspect="Content" ObjectID="_1836208984" r:id="rId381"/>
         </w:object>
       </w:r>
       <w:r>
@@ -19545,7 +19564,7 @@
           <v:shape id="_x0000_i1217" type="#_x0000_t75" style="width:42pt;height:20.5pt" o:ole="">
             <v:imagedata r:id="rId382" o:title=""/>
           </v:shape>
-          <o:OLEObject Type="Embed" ProgID="Equation.3" ShapeID="_x0000_i1217" DrawAspect="Content" ObjectID="_1832440735" r:id="rId383"/>
+          <o:OLEObject Type="Embed" ProgID="Equation.3" ShapeID="_x0000_i1217" DrawAspect="Content" ObjectID="_1836208985" r:id="rId383"/>
         </w:object>
       </w:r>
       <w:r>
@@ -19689,7 +19708,7 @@
           <v:shape id="_x0000_i1218" type="#_x0000_t75" style="width:16.5pt;height:19pt" o:ole="">
             <v:imagedata r:id="rId222" o:title=""/>
           </v:shape>
-          <o:OLEObject Type="Embed" ProgID="Equation.3" ShapeID="_x0000_i1218" DrawAspect="Content" ObjectID="_1832440736" r:id="rId384"/>
+          <o:OLEObject Type="Embed" ProgID="Equation.3" ShapeID="_x0000_i1218" DrawAspect="Content" ObjectID="_1836208986" r:id="rId384"/>
         </w:object>
       </w:r>
       <w:r>
@@ -19710,7 +19729,7 @@
           <v:shape id="_x0000_i1219" type="#_x0000_t75" style="width:39.5pt;height:20.5pt" o:ole="">
             <v:imagedata r:id="rId385" o:title=""/>
           </v:shape>
-          <o:OLEObject Type="Embed" ProgID="Equation.3" ShapeID="_x0000_i1219" DrawAspect="Content" ObjectID="_1832440737" r:id="rId386"/>
+          <o:OLEObject Type="Embed" ProgID="Equation.3" ShapeID="_x0000_i1219" DrawAspect="Content" ObjectID="_1836208987" r:id="rId386"/>
         </w:object>
       </w:r>
       <w:r>
@@ -19789,7 +19808,7 @@
           <v:shape id="_x0000_i1220" type="#_x0000_t75" style="width:43.5pt;height:20.5pt" o:ole="">
             <v:imagedata r:id="rId387" o:title=""/>
           </v:shape>
-          <o:OLEObject Type="Embed" ProgID="Equation.3" ShapeID="_x0000_i1220" DrawAspect="Content" ObjectID="_1832440738" r:id="rId388"/>
+          <o:OLEObject Type="Embed" ProgID="Equation.3" ShapeID="_x0000_i1220" DrawAspect="Content" ObjectID="_1836208988" r:id="rId388"/>
         </w:object>
       </w:r>
       <w:r>
@@ -19842,7 +19861,7 @@
           <v:shape id="_x0000_i1221" type="#_x0000_t75" style="width:149.5pt;height:41.5pt" o:ole="">
             <v:imagedata r:id="rId389" o:title=""/>
           </v:shape>
-          <o:OLEObject Type="Embed" ProgID="Equation.3" ShapeID="_x0000_i1221" DrawAspect="Content" ObjectID="_1832440739" r:id="rId390"/>
+          <o:OLEObject Type="Embed" ProgID="Equation.3" ShapeID="_x0000_i1221" DrawAspect="Content" ObjectID="_1836208989" r:id="rId390"/>
         </w:object>
       </w:r>
       <w:r>
@@ -19885,7 +19904,7 @@
           <v:shape id="_x0000_i1222" type="#_x0000_t75" style="width:126.5pt;height:20.5pt" o:ole="">
             <v:imagedata r:id="rId391" o:title=""/>
           </v:shape>
-          <o:OLEObject Type="Embed" ProgID="Equation.3" ShapeID="_x0000_i1222" DrawAspect="Content" ObjectID="_1832440740" r:id="rId392"/>
+          <o:OLEObject Type="Embed" ProgID="Equation.3" ShapeID="_x0000_i1222" DrawAspect="Content" ObjectID="_1836208990" r:id="rId392"/>
         </w:object>
       </w:r>
       <w:r>
@@ -19938,7 +19957,7 @@
           <v:shape id="_x0000_i1223" type="#_x0000_t75" style="width:19pt;height:22pt" o:ole="">
             <v:imagedata r:id="rId393" o:title=""/>
           </v:shape>
-          <o:OLEObject Type="Embed" ProgID="Equation.3" ShapeID="_x0000_i1223" DrawAspect="Content" ObjectID="_1832440741" r:id="rId394"/>
+          <o:OLEObject Type="Embed" ProgID="Equation.3" ShapeID="_x0000_i1223" DrawAspect="Content" ObjectID="_1836208991" r:id="rId394"/>
         </w:object>
       </w:r>
       <w:r>
@@ -20067,7 +20086,7 @@
           <v:shape id="_x0000_i1224" type="#_x0000_t75" style="width:16.5pt;height:19pt" o:ole="">
             <v:imagedata r:id="rId376" o:title=""/>
           </v:shape>
-          <o:OLEObject Type="Embed" ProgID="Equation.3" ShapeID="_x0000_i1224" DrawAspect="Content" ObjectID="_1832440742" r:id="rId395"/>
+          <o:OLEObject Type="Embed" ProgID="Equation.3" ShapeID="_x0000_i1224" DrawAspect="Content" ObjectID="_1836208992" r:id="rId395"/>
         </w:object>
       </w:r>
       <w:r>
@@ -20102,7 +20121,7 @@
           <v:shape id="_x0000_i1225" type="#_x0000_t75" style="width:161pt;height:40.5pt" o:ole="">
             <v:imagedata r:id="rId396" o:title=""/>
           </v:shape>
-          <o:OLEObject Type="Embed" ProgID="Equation.3" ShapeID="_x0000_i1225" DrawAspect="Content" ObjectID="_1832440743" r:id="rId397"/>
+          <o:OLEObject Type="Embed" ProgID="Equation.3" ShapeID="_x0000_i1225" DrawAspect="Content" ObjectID="_1836208993" r:id="rId397"/>
         </w:object>
       </w:r>
       <w:r>
@@ -20145,7 +20164,7 @@
           <v:shape id="_x0000_i1226" type="#_x0000_t75" style="width:45pt;height:19.5pt" o:ole="">
             <v:imagedata r:id="rId398" o:title=""/>
           </v:shape>
-          <o:OLEObject Type="Embed" ProgID="Equation.3" ShapeID="_x0000_i1226" DrawAspect="Content" ObjectID="_1832440744" r:id="rId399"/>
+          <o:OLEObject Type="Embed" ProgID="Equation.3" ShapeID="_x0000_i1226" DrawAspect="Content" ObjectID="_1836208994" r:id="rId399"/>
         </w:object>
       </w:r>
       <w:r>
@@ -20198,7 +20217,7 @@
           <v:shape id="_x0000_i1227" type="#_x0000_t75" style="width:20pt;height:24pt" o:ole="">
             <v:imagedata r:id="rId400" o:title=""/>
           </v:shape>
-          <o:OLEObject Type="Embed" ProgID="Equation.3" ShapeID="_x0000_i1227" DrawAspect="Content" ObjectID="_1832440745" r:id="rId401"/>
+          <o:OLEObject Type="Embed" ProgID="Equation.3" ShapeID="_x0000_i1227" DrawAspect="Content" ObjectID="_1836208995" r:id="rId401"/>
         </w:object>
       </w:r>
       <w:r>
@@ -20296,7 +20315,7 @@
           <v:shape id="_x0000_i1228" type="#_x0000_t75" style="width:25pt;height:14pt" o:ole="">
             <v:imagedata r:id="rId106" o:title=""/>
           </v:shape>
-          <o:OLEObject Type="Embed" ProgID="Equation.3" ShapeID="_x0000_i1228" DrawAspect="Content" ObjectID="_1832440746" r:id="rId402"/>
+          <o:OLEObject Type="Embed" ProgID="Equation.3" ShapeID="_x0000_i1228" DrawAspect="Content" ObjectID="_1836208996" r:id="rId402"/>
         </w:object>
       </w:r>
       <w:r>
@@ -20381,7 +20400,7 @@
           <v:shape id="_x0000_i1229" type="#_x0000_t75" style="width:320pt;height:41.5pt" o:ole="">
             <v:imagedata r:id="rId403" o:title=""/>
           </v:shape>
-          <o:OLEObject Type="Embed" ProgID="Equation.3" ShapeID="_x0000_i1229" DrawAspect="Content" ObjectID="_1832440747" r:id="rId404"/>
+          <o:OLEObject Type="Embed" ProgID="Equation.3" ShapeID="_x0000_i1229" DrawAspect="Content" ObjectID="_1836208997" r:id="rId404"/>
         </w:object>
       </w:r>
       <w:r>
@@ -20424,7 +20443,7 @@
           <v:shape id="_x0000_i1230" type="#_x0000_t75" style="width:87.5pt;height:19.5pt" o:ole="">
             <v:imagedata r:id="rId405" o:title=""/>
           </v:shape>
-          <o:OLEObject Type="Embed" ProgID="Equation.3" ShapeID="_x0000_i1230" DrawAspect="Content" ObjectID="_1832440748" r:id="rId406"/>
+          <o:OLEObject Type="Embed" ProgID="Equation.3" ShapeID="_x0000_i1230" DrawAspect="Content" ObjectID="_1836208998" r:id="rId406"/>
         </w:object>
       </w:r>
       <w:r>
@@ -20587,7 +20606,7 @@
           <v:shape id="_x0000_i1231" type="#_x0000_t75" style="width:16.5pt;height:19pt" o:ole="">
             <v:imagedata r:id="rId407" o:title=""/>
           </v:shape>
-          <o:OLEObject Type="Embed" ProgID="Equation.3" ShapeID="_x0000_i1231" DrawAspect="Content" ObjectID="_1832440749" r:id="rId408"/>
+          <o:OLEObject Type="Embed" ProgID="Equation.3" ShapeID="_x0000_i1231" DrawAspect="Content" ObjectID="_1836208999" r:id="rId408"/>
         </w:object>
       </w:r>
       <w:r>
@@ -20626,7 +20645,7 @@
           <v:shape id="_x0000_i1232" type="#_x0000_t75" style="width:39.5pt;height:19.5pt" o:ole="">
             <v:imagedata r:id="rId409" o:title=""/>
           </v:shape>
-          <o:OLEObject Type="Embed" ProgID="Equation.3" ShapeID="_x0000_i1232" DrawAspect="Content" ObjectID="_1832440750" r:id="rId410"/>
+          <o:OLEObject Type="Embed" ProgID="Equation.3" ShapeID="_x0000_i1232" DrawAspect="Content" ObjectID="_1836209000" r:id="rId410"/>
         </w:object>
       </w:r>
       <w:r>
@@ -20671,7 +20690,7 @@
           <v:shape id="_x0000_i1233" type="#_x0000_t75" style="width:18.5pt;height:22.5pt" o:ole="">
             <v:imagedata r:id="rId411" o:title=""/>
           </v:shape>
-          <o:OLEObject Type="Embed" ProgID="Equation.3" ShapeID="_x0000_i1233" DrawAspect="Content" ObjectID="_1832440751" r:id="rId412"/>
+          <o:OLEObject Type="Embed" ProgID="Equation.3" ShapeID="_x0000_i1233" DrawAspect="Content" ObjectID="_1836209001" r:id="rId412"/>
         </w:object>
       </w:r>
       <w:r>
@@ -20722,7 +20741,7 @@
           <v:shape id="_x0000_i1234" type="#_x0000_t75" style="width:276pt;height:40.5pt" o:ole="">
             <v:imagedata r:id="rId413" o:title=""/>
           </v:shape>
-          <o:OLEObject Type="Embed" ProgID="Equation.3" ShapeID="_x0000_i1234" DrawAspect="Content" ObjectID="_1832440752" r:id="rId414"/>
+          <o:OLEObject Type="Embed" ProgID="Equation.3" ShapeID="_x0000_i1234" DrawAspect="Content" ObjectID="_1836209002" r:id="rId414"/>
         </w:object>
       </w:r>
       <w:r>
@@ -20765,7 +20784,7 @@
           <v:shape id="_x0000_i1235" type="#_x0000_t75" style="width:40pt;height:19.5pt" o:ole="">
             <v:imagedata r:id="rId415" o:title=""/>
           </v:shape>
-          <o:OLEObject Type="Embed" ProgID="Equation.3" ShapeID="_x0000_i1235" DrawAspect="Content" ObjectID="_1832440753" r:id="rId416"/>
+          <o:OLEObject Type="Embed" ProgID="Equation.3" ShapeID="_x0000_i1235" DrawAspect="Content" ObjectID="_1836209003" r:id="rId416"/>
         </w:object>
       </w:r>
       <w:r>
@@ -20794,7 +20813,7 @@
           <v:shape id="_x0000_i1236" type="#_x0000_t75" style="width:19.5pt;height:24pt" o:ole="">
             <v:imagedata r:id="rId417" o:title=""/>
           </v:shape>
-          <o:OLEObject Type="Embed" ProgID="Equation.3" ShapeID="_x0000_i1236" DrawAspect="Content" ObjectID="_1832440754" r:id="rId418"/>
+          <o:OLEObject Type="Embed" ProgID="Equation.3" ShapeID="_x0000_i1236" DrawAspect="Content" ObjectID="_1836209004" r:id="rId418"/>
         </w:object>
       </w:r>
       <w:r>
@@ -20916,7 +20935,7 @@
           <v:shape id="_x0000_i1237" type="#_x0000_t75" style="width:16.5pt;height:19pt" o:ole="">
             <v:imagedata r:id="rId407" o:title=""/>
           </v:shape>
-          <o:OLEObject Type="Embed" ProgID="Equation.3" ShapeID="_x0000_i1237" DrawAspect="Content" ObjectID="_1832440755" r:id="rId419"/>
+          <o:OLEObject Type="Embed" ProgID="Equation.3" ShapeID="_x0000_i1237" DrawAspect="Content" ObjectID="_1836209005" r:id="rId419"/>
         </w:object>
       </w:r>
       <w:r>
@@ -20947,7 +20966,7 @@
           <v:shape id="_x0000_i1238" type="#_x0000_t75" style="width:39.5pt;height:19.5pt" o:ole="">
             <v:imagedata r:id="rId420" o:title=""/>
           </v:shape>
-          <o:OLEObject Type="Embed" ProgID="Equation.3" ShapeID="_x0000_i1238" DrawAspect="Content" ObjectID="_1832440756" r:id="rId421"/>
+          <o:OLEObject Type="Embed" ProgID="Equation.3" ShapeID="_x0000_i1238" DrawAspect="Content" ObjectID="_1836209006" r:id="rId421"/>
         </w:object>
       </w:r>
       <w:r>
@@ -21006,7 +21025,7 @@
           <v:shape id="_x0000_i1239" type="#_x0000_t75" style="width:460pt;height:40.5pt" o:ole="">
             <v:imagedata r:id="rId422" o:title=""/>
           </v:shape>
-          <o:OLEObject Type="Embed" ProgID="Equation.3" ShapeID="_x0000_i1239" DrawAspect="Content" ObjectID="_1832440757" r:id="rId423"/>
+          <o:OLEObject Type="Embed" ProgID="Equation.3" ShapeID="_x0000_i1239" DrawAspect="Content" ObjectID="_1836209007" r:id="rId423"/>
         </w:object>
       </w:r>
       <w:r>
@@ -21049,7 +21068,7 @@
           <v:shape id="_x0000_i1240" type="#_x0000_t75" style="width:85pt;height:21.5pt" o:ole="">
             <v:imagedata r:id="rId424" o:title=""/>
           </v:shape>
-          <o:OLEObject Type="Embed" ProgID="Equation.3" ShapeID="_x0000_i1240" DrawAspect="Content" ObjectID="_1832440758" r:id="rId425"/>
+          <o:OLEObject Type="Embed" ProgID="Equation.3" ShapeID="_x0000_i1240" DrawAspect="Content" ObjectID="_1836209008" r:id="rId425"/>
         </w:object>
       </w:r>
       <w:r>
@@ -21094,7 +21113,7 @@
           <v:shape id="_x0000_i1241" type="#_x0000_t75" style="width:18.5pt;height:21pt" o:ole="">
             <v:imagedata r:id="rId426" o:title=""/>
           </v:shape>
-          <o:OLEObject Type="Embed" ProgID="Equation.3" ShapeID="_x0000_i1241" DrawAspect="Content" ObjectID="_1832440759" r:id="rId427"/>
+          <o:OLEObject Type="Embed" ProgID="Equation.3" ShapeID="_x0000_i1241" DrawAspect="Content" ObjectID="_1836209009" r:id="rId427"/>
         </w:object>
       </w:r>
       <w:r>
@@ -21214,7 +21233,7 @@
           <v:shape id="_x0000_i1242" type="#_x0000_t75" style="width:16.5pt;height:19pt" o:ole="">
             <v:imagedata r:id="rId407" o:title=""/>
           </v:shape>
-          <o:OLEObject Type="Embed" ProgID="Equation.3" ShapeID="_x0000_i1242" DrawAspect="Content" ObjectID="_1832440760" r:id="rId428"/>
+          <o:OLEObject Type="Embed" ProgID="Equation.3" ShapeID="_x0000_i1242" DrawAspect="Content" ObjectID="_1836209010" r:id="rId428"/>
         </w:object>
       </w:r>
       <w:r>
@@ -21260,7 +21279,7 @@
           <v:shape id="_x0000_i1243" type="#_x0000_t75" style="width:39pt;height:20.5pt" o:ole="">
             <v:imagedata r:id="rId429" o:title=""/>
           </v:shape>
-          <o:OLEObject Type="Embed" ProgID="Equation.3" ShapeID="_x0000_i1243" DrawAspect="Content" ObjectID="_1832440761" r:id="rId430"/>
+          <o:OLEObject Type="Embed" ProgID="Equation.3" ShapeID="_x0000_i1243" DrawAspect="Content" ObjectID="_1836209011" r:id="rId430"/>
         </w:object>
       </w:r>
       <w:r>
@@ -21303,7 +21322,7 @@
           <v:shape id="_x0000_i1244" type="#_x0000_t75" style="width:323.5pt;height:40.5pt" o:ole="">
             <v:imagedata r:id="rId431" o:title=""/>
           </v:shape>
-          <o:OLEObject Type="Embed" ProgID="Equation.3" ShapeID="_x0000_i1244" DrawAspect="Content" ObjectID="_1832440762" r:id="rId432"/>
+          <o:OLEObject Type="Embed" ProgID="Equation.3" ShapeID="_x0000_i1244" DrawAspect="Content" ObjectID="_1836209012" r:id="rId432"/>
         </w:object>
       </w:r>
       <w:r>
@@ -21346,7 +21365,7 @@
           <v:shape id="_x0000_i1245" type="#_x0000_t75" style="width:86.5pt;height:21pt" o:ole="">
             <v:imagedata r:id="rId433" o:title=""/>
           </v:shape>
-          <o:OLEObject Type="Embed" ProgID="Equation.3" ShapeID="_x0000_i1245" DrawAspect="Content" ObjectID="_1832440763" r:id="rId434"/>
+          <o:OLEObject Type="Embed" ProgID="Equation.3" ShapeID="_x0000_i1245" DrawAspect="Content" ObjectID="_1836209013" r:id="rId434"/>
         </w:object>
       </w:r>
       <w:r>
@@ -21399,7 +21418,7 @@
           <v:shape id="_x0000_i1246" type="#_x0000_t75" style="width:21pt;height:24.5pt" o:ole="">
             <v:imagedata r:id="rId435" o:title=""/>
           </v:shape>
-          <o:OLEObject Type="Embed" ProgID="Equation.3" ShapeID="_x0000_i1246" DrawAspect="Content" ObjectID="_1832440764" r:id="rId436"/>
+          <o:OLEObject Type="Embed" ProgID="Equation.3" ShapeID="_x0000_i1246" DrawAspect="Content" ObjectID="_1836209014" r:id="rId436"/>
         </w:object>
       </w:r>
       <w:r>
@@ -21523,7 +21542,7 @@
           <v:shape id="_x0000_i1247" type="#_x0000_t75" style="width:16.5pt;height:19pt" o:ole="">
             <v:imagedata r:id="rId407" o:title=""/>
           </v:shape>
-          <o:OLEObject Type="Embed" ProgID="Equation.3" ShapeID="_x0000_i1247" DrawAspect="Content" ObjectID="_1832440765" r:id="rId437"/>
+          <o:OLEObject Type="Embed" ProgID="Equation.3" ShapeID="_x0000_i1247" DrawAspect="Content" ObjectID="_1836209015" r:id="rId437"/>
         </w:object>
       </w:r>
       <w:r>
@@ -21544,7 +21563,7 @@
           <v:shape id="_x0000_i1248" type="#_x0000_t75" style="width:39pt;height:20.5pt" o:ole="">
             <v:imagedata r:id="rId438" o:title=""/>
           </v:shape>
-          <o:OLEObject Type="Embed" ProgID="Equation.3" ShapeID="_x0000_i1248" DrawAspect="Content" ObjectID="_1832440766" r:id="rId439"/>
+          <o:OLEObject Type="Embed" ProgID="Equation.3" ShapeID="_x0000_i1248" DrawAspect="Content" ObjectID="_1836209016" r:id="rId439"/>
         </w:object>
       </w:r>
       <w:r>
@@ -21587,7 +21606,7 @@
           <v:shape id="_x0000_i1249" type="#_x0000_t75" style="width:476pt;height:40.5pt" o:ole="">
             <v:imagedata r:id="rId440" o:title=""/>
           </v:shape>
-          <o:OLEObject Type="Embed" ProgID="Equation.3" ShapeID="_x0000_i1249" DrawAspect="Content" ObjectID="_1832440767" r:id="rId441"/>
+          <o:OLEObject Type="Embed" ProgID="Equation.3" ShapeID="_x0000_i1249" DrawAspect="Content" ObjectID="_1836209017" r:id="rId441"/>
         </w:object>
       </w:r>
       <w:r>
@@ -21639,7 +21658,7 @@
           <v:shape id="_x0000_i1250" type="#_x0000_t75" style="width:122.5pt;height:20.5pt" o:ole="">
             <v:imagedata r:id="rId442" o:title=""/>
           </v:shape>
-          <o:OLEObject Type="Embed" ProgID="Equation.3" ShapeID="_x0000_i1250" DrawAspect="Content" ObjectID="_1832440768" r:id="rId443"/>
+          <o:OLEObject Type="Embed" ProgID="Equation.3" ShapeID="_x0000_i1250" DrawAspect="Content" ObjectID="_1836209018" r:id="rId443"/>
         </w:object>
       </w:r>
       <w:r>
@@ -21904,7 +21923,7 @@
           <v:shape id="_x0000_i1251" type="#_x0000_t75" style="width:63.5pt;height:40pt" o:ole="">
             <v:imagedata r:id="rId444" o:title=""/>
           </v:shape>
-          <o:OLEObject Type="Embed" ProgID="Equation.3" ShapeID="_x0000_i1251" DrawAspect="Content" ObjectID="_1832440769" r:id="rId445"/>
+          <o:OLEObject Type="Embed" ProgID="Equation.3" ShapeID="_x0000_i1251" DrawAspect="Content" ObjectID="_1836209019" r:id="rId445"/>
         </w:object>
       </w:r>
       <w:r>
@@ -21942,7 +21961,7 @@
           <v:shape id="_x0000_i1252" type="#_x0000_t75" style="width:46pt;height:18.5pt" o:ole="">
             <v:imagedata r:id="rId446" o:title=""/>
           </v:shape>
-          <o:OLEObject Type="Embed" ProgID="Equation.3" ShapeID="_x0000_i1252" DrawAspect="Content" ObjectID="_1832440770" r:id="rId447"/>
+          <o:OLEObject Type="Embed" ProgID="Equation.3" ShapeID="_x0000_i1252" DrawAspect="Content" ObjectID="_1836209020" r:id="rId447"/>
         </w:object>
       </w:r>
       <w:r>
@@ -21971,7 +21990,7 @@
           <v:shape id="_x0000_i1253" type="#_x0000_t75" style="width:53.5pt;height:19.5pt" o:ole="">
             <v:imagedata r:id="rId448" o:title=""/>
           </v:shape>
-          <o:OLEObject Type="Embed" ProgID="Equation.3" ShapeID="_x0000_i1253" DrawAspect="Content" ObjectID="_1832440771" r:id="rId449"/>
+          <o:OLEObject Type="Embed" ProgID="Equation.3" ShapeID="_x0000_i1253" DrawAspect="Content" ObjectID="_1836209021" r:id="rId449"/>
         </w:object>
       </w:r>
       <w:r>
@@ -22135,7 +22154,7 @@
           <v:shape id="_x0000_i1254" type="#_x0000_t75" style="width:48pt;height:19.5pt" o:ole="">
             <v:imagedata r:id="rId450" o:title=""/>
           </v:shape>
-          <o:OLEObject Type="Embed" ProgID="Equation.3" ShapeID="_x0000_i1254" DrawAspect="Content" ObjectID="_1832440772" r:id="rId451"/>
+          <o:OLEObject Type="Embed" ProgID="Equation.3" ShapeID="_x0000_i1254" DrawAspect="Content" ObjectID="_1836209022" r:id="rId451"/>
         </w:object>
       </w:r>
       <w:r>
@@ -22212,7 +22231,7 @@
           <v:shape id="_x0000_i1255" type="#_x0000_t75" style="width:95.5pt;height:40.5pt" o:ole="">
             <v:imagedata r:id="rId452" o:title=""/>
           </v:shape>
-          <o:OLEObject Type="Embed" ProgID="Equation.3" ShapeID="_x0000_i1255" DrawAspect="Content" ObjectID="_1832440773" r:id="rId453"/>
+          <o:OLEObject Type="Embed" ProgID="Equation.3" ShapeID="_x0000_i1255" DrawAspect="Content" ObjectID="_1836209023" r:id="rId453"/>
         </w:object>
       </w:r>
       <w:r>
@@ -22239,7 +22258,7 @@
           <v:shape id="_x0000_i1256" type="#_x0000_t75" style="width:48pt;height:19.5pt" o:ole="">
             <v:imagedata r:id="rId454" o:title=""/>
           </v:shape>
-          <o:OLEObject Type="Embed" ProgID="Equation.3" ShapeID="_x0000_i1256" DrawAspect="Content" ObjectID="_1832440774" r:id="rId455"/>
+          <o:OLEObject Type="Embed" ProgID="Equation.3" ShapeID="_x0000_i1256" DrawAspect="Content" ObjectID="_1836209024" r:id="rId455"/>
         </w:object>
       </w:r>
       <w:r>
@@ -22463,7 +22482,7 @@
           <v:shape id="_x0000_i1257" type="#_x0000_t75" style="width:16.5pt;height:19pt" o:ole="">
             <v:imagedata r:id="rId407" o:title=""/>
           </v:shape>
-          <o:OLEObject Type="Embed" ProgID="Equation.3" ShapeID="_x0000_i1257" DrawAspect="Content" ObjectID="_1832440775" r:id="rId456"/>
+          <o:OLEObject Type="Embed" ProgID="Equation.3" ShapeID="_x0000_i1257" DrawAspect="Content" ObjectID="_1836209025" r:id="rId456"/>
         </w:object>
       </w:r>
       <w:r>
@@ -22523,7 +22542,7 @@
           <v:shape id="_x0000_i1258" type="#_x0000_t75" style="width:64pt;height:36.5pt" o:ole="">
             <v:imagedata r:id="rId457" o:title=""/>
           </v:shape>
-          <o:OLEObject Type="Embed" ProgID="Equation.3" ShapeID="_x0000_i1258" DrawAspect="Content" ObjectID="_1832440776" r:id="rId458"/>
+          <o:OLEObject Type="Embed" ProgID="Equation.3" ShapeID="_x0000_i1258" DrawAspect="Content" ObjectID="_1836209026" r:id="rId458"/>
         </w:object>
       </w:r>
       <w:r>
@@ -22542,7 +22561,7 @@
           <v:shape id="_x0000_i1259" type="#_x0000_t75" style="width:48pt;height:19.5pt" o:ole="">
             <v:imagedata r:id="rId459" o:title=""/>
           </v:shape>
-          <o:OLEObject Type="Embed" ProgID="Equation.3" ShapeID="_x0000_i1259" DrawAspect="Content" ObjectID="_1832440777" r:id="rId460"/>
+          <o:OLEObject Type="Embed" ProgID="Equation.3" ShapeID="_x0000_i1259" DrawAspect="Content" ObjectID="_1836209027" r:id="rId460"/>
         </w:object>
       </w:r>
       <w:r>
@@ -22563,7 +22582,7 @@
           <v:shape id="_x0000_i1260" type="#_x0000_t75" style="width:56pt;height:20.5pt" o:ole="">
             <v:imagedata r:id="rId461" o:title=""/>
           </v:shape>
-          <o:OLEObject Type="Embed" ProgID="Equation.3" ShapeID="_x0000_i1260" DrawAspect="Content" ObjectID="_1832440778" r:id="rId462"/>
+          <o:OLEObject Type="Embed" ProgID="Equation.3" ShapeID="_x0000_i1260" DrawAspect="Content" ObjectID="_1836209028" r:id="rId462"/>
         </w:object>
       </w:r>
       <w:r>
@@ -22698,7 +22717,7 @@
           <v:shape id="_x0000_i1261" type="#_x0000_t75" style="width:16.5pt;height:19pt" o:ole="">
             <v:imagedata r:id="rId407" o:title=""/>
           </v:shape>
-          <o:OLEObject Type="Embed" ProgID="Equation.3" ShapeID="_x0000_i1261" DrawAspect="Content" ObjectID="_1832440779" r:id="rId463"/>
+          <o:OLEObject Type="Embed" ProgID="Equation.3" ShapeID="_x0000_i1261" DrawAspect="Content" ObjectID="_1836209029" r:id="rId463"/>
         </w:object>
       </w:r>
       <w:r>
@@ -22781,7 +22800,7 @@
           <v:shape id="_x0000_i1262" type="#_x0000_t75" style="width:89.5pt;height:40.5pt" o:ole="">
             <v:imagedata r:id="rId464" o:title=""/>
           </v:shape>
-          <o:OLEObject Type="Embed" ProgID="Equation.3" ShapeID="_x0000_i1262" DrawAspect="Content" ObjectID="_1832440780" r:id="rId465"/>
+          <o:OLEObject Type="Embed" ProgID="Equation.3" ShapeID="_x0000_i1262" DrawAspect="Content" ObjectID="_1836209030" r:id="rId465"/>
         </w:object>
       </w:r>
       <w:r>
@@ -22810,7 +22829,7 @@
           <v:shape id="_x0000_i1263" type="#_x0000_t75" style="width:44pt;height:19.5pt" o:ole="">
             <v:imagedata r:id="rId466" o:title=""/>
           </v:shape>
-          <o:OLEObject Type="Embed" ProgID="Equation.3" ShapeID="_x0000_i1263" DrawAspect="Content" ObjectID="_1832440781" r:id="rId467"/>
+          <o:OLEObject Type="Embed" ProgID="Equation.3" ShapeID="_x0000_i1263" DrawAspect="Content" ObjectID="_1836209031" r:id="rId467"/>
         </w:object>
       </w:r>
       <w:r>
@@ -22971,7 +22990,7 @@
           <v:shape id="_x0000_i1264" type="#_x0000_t75" style="width:16.5pt;height:19pt" o:ole="">
             <v:imagedata r:id="rId407" o:title=""/>
           </v:shape>
-          <o:OLEObject Type="Embed" ProgID="Equation.3" ShapeID="_x0000_i1264" DrawAspect="Content" ObjectID="_1832440782" r:id="rId468"/>
+          <o:OLEObject Type="Embed" ProgID="Equation.3" ShapeID="_x0000_i1264" DrawAspect="Content" ObjectID="_1836209032" r:id="rId468"/>
         </w:object>
       </w:r>
       <w:r>
@@ -23022,7 +23041,7 @@
           <v:shape id="_x0000_i1265" type="#_x0000_t75" style="width:141.5pt;height:41pt" o:ole="">
             <v:imagedata r:id="rId469" o:title=""/>
           </v:shape>
-          <o:OLEObject Type="Embed" ProgID="Equation.3" ShapeID="_x0000_i1265" DrawAspect="Content" ObjectID="_1832440783" r:id="rId470"/>
+          <o:OLEObject Type="Embed" ProgID="Equation.3" ShapeID="_x0000_i1265" DrawAspect="Content" ObjectID="_1836209033" r:id="rId470"/>
         </w:object>
       </w:r>
       <w:r>
@@ -23051,7 +23070,7 @@
           <v:shape id="_x0000_i1266" type="#_x0000_t75" style="width:48pt;height:19.5pt" o:ole="">
             <v:imagedata r:id="rId471" o:title=""/>
           </v:shape>
-          <o:OLEObject Type="Embed" ProgID="Equation.3" ShapeID="_x0000_i1266" DrawAspect="Content" ObjectID="_1832440784" r:id="rId472"/>
+          <o:OLEObject Type="Embed" ProgID="Equation.3" ShapeID="_x0000_i1266" DrawAspect="Content" ObjectID="_1836209034" r:id="rId472"/>
         </w:object>
       </w:r>
       <w:r>
@@ -23080,7 +23099,7 @@
           <v:shape id="_x0000_i1267" type="#_x0000_t75" style="width:58.5pt;height:19.5pt" o:ole="">
             <v:imagedata r:id="rId473" o:title=""/>
           </v:shape>
-          <o:OLEObject Type="Embed" ProgID="Equation.3" ShapeID="_x0000_i1267" DrawAspect="Content" ObjectID="_1832440785" r:id="rId474"/>
+          <o:OLEObject Type="Embed" ProgID="Equation.3" ShapeID="_x0000_i1267" DrawAspect="Content" ObjectID="_1836209035" r:id="rId474"/>
         </w:object>
       </w:r>
       <w:r>
@@ -23162,7 +23181,7 @@
           <v:shape id="_x0000_i1268" type="#_x0000_t75" style="width:96.5pt;height:24pt" o:ole="">
             <v:imagedata r:id="rId475" o:title=""/>
           </v:shape>
-          <o:OLEObject Type="Embed" ProgID="Equation.3" ShapeID="_x0000_i1268" DrawAspect="Content" ObjectID="_1832440786" r:id="rId476"/>
+          <o:OLEObject Type="Embed" ProgID="Equation.3" ShapeID="_x0000_i1268" DrawAspect="Content" ObjectID="_1836209036" r:id="rId476"/>
         </w:object>
       </w:r>
       <w:r>
@@ -23184,7 +23203,7 @@
           <v:shape id="_x0000_i1269" type="#_x0000_t75" style="width:47pt;height:19pt" o:ole="">
             <v:imagedata r:id="rId477" o:title=""/>
           </v:shape>
-          <o:OLEObject Type="Embed" ProgID="Equation.3" ShapeID="_x0000_i1269" DrawAspect="Content" ObjectID="_1832440787" r:id="rId478"/>
+          <o:OLEObject Type="Embed" ProgID="Equation.3" ShapeID="_x0000_i1269" DrawAspect="Content" ObjectID="_1836209037" r:id="rId478"/>
         </w:object>
       </w:r>
       <w:r>
@@ -23203,7 +23222,7 @@
           <v:shape id="_x0000_i1270" type="#_x0000_t75" style="width:55pt;height:20pt" o:ole="">
             <v:imagedata r:id="rId479" o:title=""/>
           </v:shape>
-          <o:OLEObject Type="Embed" ProgID="Equation.3" ShapeID="_x0000_i1270" DrawAspect="Content" ObjectID="_1832440788" r:id="rId480"/>
+          <o:OLEObject Type="Embed" ProgID="Equation.3" ShapeID="_x0000_i1270" DrawAspect="Content" ObjectID="_1836209038" r:id="rId480"/>
         </w:object>
       </w:r>
       <w:r>
@@ -23222,7 +23241,7 @@
           <v:shape id="_x0000_i1271" type="#_x0000_t75" style="width:55pt;height:19pt" o:ole="">
             <v:imagedata r:id="rId481" o:title=""/>
           </v:shape>
-          <o:OLEObject Type="Embed" ProgID="Equation.3" ShapeID="_x0000_i1271" DrawAspect="Content" ObjectID="_1832440789" r:id="rId482"/>
+          <o:OLEObject Type="Embed" ProgID="Equation.3" ShapeID="_x0000_i1271" DrawAspect="Content" ObjectID="_1836209039" r:id="rId482"/>
         </w:object>
       </w:r>
       <w:r>
@@ -23341,7 +23360,7 @@
           <v:shape id="_x0000_i1272" type="#_x0000_t75" style="width:16.5pt;height:19pt" o:ole="">
             <v:imagedata r:id="rId407" o:title=""/>
           </v:shape>
-          <o:OLEObject Type="Embed" ProgID="Equation.3" ShapeID="_x0000_i1272" DrawAspect="Content" ObjectID="_1832440790" r:id="rId483"/>
+          <o:OLEObject Type="Embed" ProgID="Equation.3" ShapeID="_x0000_i1272" DrawAspect="Content" ObjectID="_1836209040" r:id="rId483"/>
         </w:object>
       </w:r>
       <w:r>
@@ -23615,7 +23634,7 @@
           <v:shape id="_x0000_i1273" type="#_x0000_t75" style="width:64.5pt;height:40pt" o:ole="">
             <v:imagedata r:id="rId484" o:title=""/>
           </v:shape>
-          <o:OLEObject Type="Embed" ProgID="Equation.3" ShapeID="_x0000_i1273" DrawAspect="Content" ObjectID="_1832440791" r:id="rId485"/>
+          <o:OLEObject Type="Embed" ProgID="Equation.3" ShapeID="_x0000_i1273" DrawAspect="Content" ObjectID="_1836209041" r:id="rId485"/>
         </w:object>
       </w:r>
       <w:r>
@@ -23645,7 +23664,7 @@
           <v:shape id="_x0000_i1274" type="#_x0000_t75" style="width:46pt;height:18.5pt" o:ole="">
             <v:imagedata r:id="rId486" o:title=""/>
           </v:shape>
-          <o:OLEObject Type="Embed" ProgID="Equation.3" ShapeID="_x0000_i1274" DrawAspect="Content" ObjectID="_1832440792" r:id="rId487"/>
+          <o:OLEObject Type="Embed" ProgID="Equation.3" ShapeID="_x0000_i1274" DrawAspect="Content" ObjectID="_1836209042" r:id="rId487"/>
         </w:object>
       </w:r>
       <w:r>
@@ -23674,7 +23693,7 @@
           <v:shape id="_x0000_i1275" type="#_x0000_t75" style="width:53.5pt;height:20.5pt" o:ole="">
             <v:imagedata r:id="rId488" o:title=""/>
           </v:shape>
-          <o:OLEObject Type="Embed" ProgID="Equation.3" ShapeID="_x0000_i1275" DrawAspect="Content" ObjectID="_1832440793" r:id="rId489"/>
+          <o:OLEObject Type="Embed" ProgID="Equation.3" ShapeID="_x0000_i1275" DrawAspect="Content" ObjectID="_1836209043" r:id="rId489"/>
         </w:object>
       </w:r>
       <w:r>
@@ -23775,7 +23794,7 @@
           <v:shape id="_x0000_i1276" type="#_x0000_t75" style="width:98.5pt;height:41pt" o:ole="">
             <v:imagedata r:id="rId490" o:title=""/>
           </v:shape>
-          <o:OLEObject Type="Embed" ProgID="Equation.3" ShapeID="_x0000_i1276" DrawAspect="Content" ObjectID="_1832440794" r:id="rId491"/>
+          <o:OLEObject Type="Embed" ProgID="Equation.3" ShapeID="_x0000_i1276" DrawAspect="Content" ObjectID="_1836209044" r:id="rId491"/>
         </w:object>
       </w:r>
       <w:r>
@@ -23802,7 +23821,7 @@
           <v:shape id="_x0000_i1277" type="#_x0000_t75" style="width:48pt;height:19.5pt" o:ole="">
             <v:imagedata r:id="rId492" o:title=""/>
           </v:shape>
-          <o:OLEObject Type="Embed" ProgID="Equation.3" ShapeID="_x0000_i1277" DrawAspect="Content" ObjectID="_1832440795" r:id="rId493"/>
+          <o:OLEObject Type="Embed" ProgID="Equation.3" ShapeID="_x0000_i1277" DrawAspect="Content" ObjectID="_1836209045" r:id="rId493"/>
         </w:object>
       </w:r>
       <w:r>
@@ -23898,7 +23917,7 @@
           <v:shape id="_x0000_i1278" type="#_x0000_t75" style="width:63.5pt;height:37pt" o:ole="">
             <v:imagedata r:id="rId494" o:title=""/>
           </v:shape>
-          <o:OLEObject Type="Embed" ProgID="Equation.3" ShapeID="_x0000_i1278" DrawAspect="Content" ObjectID="_1832440796" r:id="rId495"/>
+          <o:OLEObject Type="Embed" ProgID="Equation.3" ShapeID="_x0000_i1278" DrawAspect="Content" ObjectID="_1836209046" r:id="rId495"/>
         </w:object>
       </w:r>
       <w:r>
@@ -23917,7 +23936,7 @@
           <v:shape id="_x0000_i1279" type="#_x0000_t75" style="width:48pt;height:19.5pt" o:ole="">
             <v:imagedata r:id="rId496" o:title=""/>
           </v:shape>
-          <o:OLEObject Type="Embed" ProgID="Equation.3" ShapeID="_x0000_i1279" DrawAspect="Content" ObjectID="_1832440797" r:id="rId497"/>
+          <o:OLEObject Type="Embed" ProgID="Equation.3" ShapeID="_x0000_i1279" DrawAspect="Content" ObjectID="_1836209047" r:id="rId497"/>
         </w:object>
       </w:r>
       <w:r>
@@ -23938,7 +23957,7 @@
           <v:shape id="_x0000_i1280" type="#_x0000_t75" style="width:55.5pt;height:20.5pt" o:ole="">
             <v:imagedata r:id="rId498" o:title=""/>
           </v:shape>
-          <o:OLEObject Type="Embed" ProgID="Equation.3" ShapeID="_x0000_i1280" DrawAspect="Content" ObjectID="_1832440798" r:id="rId499"/>
+          <o:OLEObject Type="Embed" ProgID="Equation.3" ShapeID="_x0000_i1280" DrawAspect="Content" ObjectID="_1836209048" r:id="rId499"/>
         </w:object>
       </w:r>
       <w:r>
@@ -24034,7 +24053,7 @@
           <v:shape id="_x0000_i1281" type="#_x0000_t75" style="width:90.5pt;height:41pt" o:ole="">
             <v:imagedata r:id="rId500" o:title=""/>
           </v:shape>
-          <o:OLEObject Type="Embed" ProgID="Equation.3" ShapeID="_x0000_i1281" DrawAspect="Content" ObjectID="_1832440799" r:id="rId501"/>
+          <o:OLEObject Type="Embed" ProgID="Equation.3" ShapeID="_x0000_i1281" DrawAspect="Content" ObjectID="_1836209049" r:id="rId501"/>
         </w:object>
       </w:r>
       <w:r>
@@ -24063,7 +24082,7 @@
           <v:shape id="_x0000_i1282" type="#_x0000_t75" style="width:44pt;height:19.5pt" o:ole="">
             <v:imagedata r:id="rId502" o:title=""/>
           </v:shape>
-          <o:OLEObject Type="Embed" ProgID="Equation.3" ShapeID="_x0000_i1282" DrawAspect="Content" ObjectID="_1832440800" r:id="rId503"/>
+          <o:OLEObject Type="Embed" ProgID="Equation.3" ShapeID="_x0000_i1282" DrawAspect="Content" ObjectID="_1836209050" r:id="rId503"/>
         </w:object>
       </w:r>
       <w:r>
@@ -24204,7 +24223,7 @@
           <v:shape id="_x0000_i1283" type="#_x0000_t75" style="width:137.5pt;height:40pt" o:ole="">
             <v:imagedata r:id="rId504" o:title=""/>
           </v:shape>
-          <o:OLEObject Type="Embed" ProgID="Equation.3" ShapeID="_x0000_i1283" DrawAspect="Content" ObjectID="_1832440801" r:id="rId505"/>
+          <o:OLEObject Type="Embed" ProgID="Equation.3" ShapeID="_x0000_i1283" DrawAspect="Content" ObjectID="_1836209051" r:id="rId505"/>
         </w:object>
       </w:r>
       <w:r>
@@ -24225,7 +24244,7 @@
           <v:shape id="_x0000_i1284" type="#_x0000_t75" style="width:48pt;height:19.5pt" o:ole="">
             <v:imagedata r:id="rId506" o:title=""/>
           </v:shape>
-          <o:OLEObject Type="Embed" ProgID="Equation.3" ShapeID="_x0000_i1284" DrawAspect="Content" ObjectID="_1832440802" r:id="rId507"/>
+          <o:OLEObject Type="Embed" ProgID="Equation.3" ShapeID="_x0000_i1284" DrawAspect="Content" ObjectID="_1836209052" r:id="rId507"/>
         </w:object>
       </w:r>
       <w:r>
@@ -24246,7 +24265,7 @@
           <v:shape id="_x0000_i1285" type="#_x0000_t75" style="width:58.5pt;height:19.5pt" o:ole="">
             <v:imagedata r:id="rId508" o:title=""/>
           </v:shape>
-          <o:OLEObject Type="Embed" ProgID="Equation.3" ShapeID="_x0000_i1285" DrawAspect="Content" ObjectID="_1832440803" r:id="rId509"/>
+          <o:OLEObject Type="Embed" ProgID="Equation.3" ShapeID="_x0000_i1285" DrawAspect="Content" ObjectID="_1836209053" r:id="rId509"/>
         </w:object>
       </w:r>
       <w:r>
@@ -24340,7 +24359,7 @@
           <v:shape id="_x0000_i1286" type="#_x0000_t75" style="width:96.5pt;height:24pt" o:ole="">
             <v:imagedata r:id="rId510" o:title=""/>
           </v:shape>
-          <o:OLEObject Type="Embed" ProgID="Equation.3" ShapeID="_x0000_i1286" DrawAspect="Content" ObjectID="_1832440804" r:id="rId511"/>
+          <o:OLEObject Type="Embed" ProgID="Equation.3" ShapeID="_x0000_i1286" DrawAspect="Content" ObjectID="_1836209054" r:id="rId511"/>
         </w:object>
       </w:r>
       <w:r>
@@ -24359,7 +24378,7 @@
           <v:shape id="_x0000_i1287" type="#_x0000_t75" style="width:47pt;height:19pt" o:ole="">
             <v:imagedata r:id="rId512" o:title=""/>
           </v:shape>
-          <o:OLEObject Type="Embed" ProgID="Equation.3" ShapeID="_x0000_i1287" DrawAspect="Content" ObjectID="_1832440805" r:id="rId513"/>
+          <o:OLEObject Type="Embed" ProgID="Equation.3" ShapeID="_x0000_i1287" DrawAspect="Content" ObjectID="_1836209055" r:id="rId513"/>
         </w:object>
       </w:r>
       <w:r>
@@ -24380,7 +24399,7 @@
           <v:shape id="_x0000_i1288" type="#_x0000_t75" style="width:55pt;height:20pt" o:ole="">
             <v:imagedata r:id="rId514" o:title=""/>
           </v:shape>
-          <o:OLEObject Type="Embed" ProgID="Equation.3" ShapeID="_x0000_i1288" DrawAspect="Content" ObjectID="_1832440806" r:id="rId515"/>
+          <o:OLEObject Type="Embed" ProgID="Equation.3" ShapeID="_x0000_i1288" DrawAspect="Content" ObjectID="_1836209056" r:id="rId515"/>
         </w:object>
       </w:r>
       <w:r>
@@ -24401,7 +24420,7 @@
           <v:shape id="_x0000_i1289" type="#_x0000_t75" style="width:55pt;height:19pt" o:ole="">
             <v:imagedata r:id="rId516" o:title=""/>
           </v:shape>
-          <o:OLEObject Type="Embed" ProgID="Equation.3" ShapeID="_x0000_i1289" DrawAspect="Content" ObjectID="_1832440807" r:id="rId517"/>
+          <o:OLEObject Type="Embed" ProgID="Equation.3" ShapeID="_x0000_i1289" DrawAspect="Content" ObjectID="_1836209057" r:id="rId517"/>
         </w:object>
       </w:r>
       <w:r>
@@ -24491,7 +24510,7 @@
           <v:shape id="_x0000_i1290" type="#_x0000_t75" style="width:118.5pt;height:40.5pt" o:ole="">
             <v:imagedata r:id="rId518" o:title=""/>
           </v:shape>
-          <o:OLEObject Type="Embed" ProgID="Equation.3" ShapeID="_x0000_i1290" DrawAspect="Content" ObjectID="_1832440808" r:id="rId519"/>
+          <o:OLEObject Type="Embed" ProgID="Equation.3" ShapeID="_x0000_i1290" DrawAspect="Content" ObjectID="_1836209058" r:id="rId519"/>
         </w:object>
       </w:r>
       <w:r>
@@ -24579,7 +24598,7 @@
           <v:shape id="_x0000_i1291" type="#_x0000_t75" style="width:285pt;height:40.5pt" o:ole="">
             <v:imagedata r:id="rId520" o:title=""/>
           </v:shape>
-          <o:OLEObject Type="Embed" ProgID="Equation.3" ShapeID="_x0000_i1291" DrawAspect="Content" ObjectID="_1832440809" r:id="rId521"/>
+          <o:OLEObject Type="Embed" ProgID="Equation.3" ShapeID="_x0000_i1291" DrawAspect="Content" ObjectID="_1836209059" r:id="rId521"/>
         </w:object>
       </w:r>
       <w:r>
@@ -24600,7 +24619,7 @@
           <v:shape id="_x0000_i1292" type="#_x0000_t75" style="width:86.5pt;height:20.5pt" o:ole="">
             <v:imagedata r:id="rId522" o:title=""/>
           </v:shape>
-          <o:OLEObject Type="Embed" ProgID="Equation.3" ShapeID="_x0000_i1292" DrawAspect="Content" ObjectID="_1832440810" r:id="rId523"/>
+          <o:OLEObject Type="Embed" ProgID="Equation.3" ShapeID="_x0000_i1292" DrawAspect="Content" ObjectID="_1836209060" r:id="rId523"/>
         </w:object>
       </w:r>
       <w:r>
@@ -24706,7 +24725,7 @@
           <v:shape id="_x0000_i1293" type="#_x0000_t75" style="width:273pt;height:40.5pt" o:ole="">
             <v:imagedata r:id="rId524" o:title=""/>
           </v:shape>
-          <o:OLEObject Type="Embed" ProgID="Equation.3" ShapeID="_x0000_i1293" DrawAspect="Content" ObjectID="_1832440811" r:id="rId525"/>
+          <o:OLEObject Type="Embed" ProgID="Equation.3" ShapeID="_x0000_i1293" DrawAspect="Content" ObjectID="_1836209061" r:id="rId525"/>
         </w:object>
       </w:r>
       <w:r>
@@ -24735,7 +24754,7 @@
           <v:shape id="_x0000_i1294" type="#_x0000_t75" style="width:124.5pt;height:20.5pt" o:ole="">
             <v:imagedata r:id="rId526" o:title=""/>
           </v:shape>
-          <o:OLEObject Type="Embed" ProgID="Equation.3" ShapeID="_x0000_i1294" DrawAspect="Content" ObjectID="_1832440812" r:id="rId527"/>
+          <o:OLEObject Type="Embed" ProgID="Equation.3" ShapeID="_x0000_i1294" DrawAspect="Content" ObjectID="_1836209062" r:id="rId527"/>
         </w:object>
       </w:r>
       <w:r>
@@ -24839,7 +24858,7 @@
           <v:shape id="_x0000_i1295" type="#_x0000_t75" style="width:285pt;height:40.5pt" o:ole="">
             <v:imagedata r:id="rId528" o:title=""/>
           </v:shape>
-          <o:OLEObject Type="Embed" ProgID="Equation.3" ShapeID="_x0000_i1295" DrawAspect="Content" ObjectID="_1832440813" r:id="rId529"/>
+          <o:OLEObject Type="Embed" ProgID="Equation.3" ShapeID="_x0000_i1295" DrawAspect="Content" ObjectID="_1836209063" r:id="rId529"/>
         </w:object>
       </w:r>
       <w:r>
@@ -24860,7 +24879,7 @@
           <v:shape id="_x0000_i1296" type="#_x0000_t75" style="width:45pt;height:19.5pt" o:ole="">
             <v:imagedata r:id="rId530" o:title=""/>
           </v:shape>
-          <o:OLEObject Type="Embed" ProgID="Equation.3" ShapeID="_x0000_i1296" DrawAspect="Content" ObjectID="_1832440814" r:id="rId531"/>
+          <o:OLEObject Type="Embed" ProgID="Equation.3" ShapeID="_x0000_i1296" DrawAspect="Content" ObjectID="_1836209064" r:id="rId531"/>
         </w:object>
       </w:r>
       <w:r>
@@ -24964,7 +24983,7 @@
           <v:shape id="_x0000_i1297" type="#_x0000_t75" style="width:398.5pt;height:40.5pt" o:ole="">
             <v:imagedata r:id="rId532" o:title=""/>
           </v:shape>
-          <o:OLEObject Type="Embed" ProgID="Equation.3" ShapeID="_x0000_i1297" DrawAspect="Content" ObjectID="_1832440815" r:id="rId533"/>
+          <o:OLEObject Type="Embed" ProgID="Equation.3" ShapeID="_x0000_i1297" DrawAspect="Content" ObjectID="_1836209065" r:id="rId533"/>
         </w:object>
       </w:r>
       <w:r>
@@ -24993,7 +25012,7 @@
           <v:shape id="_x0000_i1298" type="#_x0000_t75" style="width:39.5pt;height:19.5pt" o:ole="">
             <v:imagedata r:id="rId534" o:title=""/>
           </v:shape>
-          <o:OLEObject Type="Embed" ProgID="Equation.3" ShapeID="_x0000_i1298" DrawAspect="Content" ObjectID="_1832440816" r:id="rId535"/>
+          <o:OLEObject Type="Embed" ProgID="Equation.3" ShapeID="_x0000_i1298" DrawAspect="Content" ObjectID="_1836209066" r:id="rId535"/>
         </w:object>
       </w:r>
       <w:r>
@@ -25090,7 +25109,7 @@
           <v:shape id="_x0000_i1299" type="#_x0000_t75" style="width:431.5pt;height:40.5pt" o:ole="">
             <v:imagedata r:id="rId536" o:title=""/>
           </v:shape>
-          <o:OLEObject Type="Embed" ProgID="Equation.3" ShapeID="_x0000_i1299" DrawAspect="Content" ObjectID="_1832440817" r:id="rId537"/>
+          <o:OLEObject Type="Embed" ProgID="Equation.3" ShapeID="_x0000_i1299" DrawAspect="Content" ObjectID="_1836209067" r:id="rId537"/>
         </w:object>
       </w:r>
       <w:r>
@@ -25153,7 +25172,7 @@
           <v:shape id="_x0000_i1300" type="#_x0000_t75" style="width:86.5pt;height:21.5pt" o:ole="">
             <v:imagedata r:id="rId538" o:title=""/>
           </v:shape>
-          <o:OLEObject Type="Embed" ProgID="Equation.3" ShapeID="_x0000_i1300" DrawAspect="Content" ObjectID="_1832440818" r:id="rId539"/>
+          <o:OLEObject Type="Embed" ProgID="Equation.3" ShapeID="_x0000_i1300" DrawAspect="Content" ObjectID="_1836209068" r:id="rId539"/>
         </w:object>
       </w:r>
       <w:r>
@@ -25251,7 +25270,7 @@
           <v:shape id="_x0000_i1301" type="#_x0000_t75" style="width:327.5pt;height:40pt" o:ole="">
             <v:imagedata r:id="rId540" o:title=""/>
           </v:shape>
-          <o:OLEObject Type="Embed" ProgID="Equation.3" ShapeID="_x0000_i1301" DrawAspect="Content" ObjectID="_1832440819" r:id="rId541"/>
+          <o:OLEObject Type="Embed" ProgID="Equation.3" ShapeID="_x0000_i1301" DrawAspect="Content" ObjectID="_1836209069" r:id="rId541"/>
         </w:object>
       </w:r>
     </w:p>
@@ -25340,7 +25359,7 @@
           <v:shape id="_x0000_i1302" type="#_x0000_t75" style="width:290.5pt;height:40pt" o:ole="">
             <v:imagedata r:id="rId542" o:title=""/>
           </v:shape>
-          <o:OLEObject Type="Embed" ProgID="Equation.3" ShapeID="_x0000_i1302" DrawAspect="Content" ObjectID="_1832440820" r:id="rId543"/>
+          <o:OLEObject Type="Embed" ProgID="Equation.3" ShapeID="_x0000_i1302" DrawAspect="Content" ObjectID="_1836209070" r:id="rId543"/>
         </w:object>
       </w:r>
       <w:r>
@@ -25361,7 +25380,7 @@
           <v:shape id="_x0000_i1303" type="#_x0000_t75" style="width:132.5pt;height:20.5pt" o:ole="">
             <v:imagedata r:id="rId544" o:title=""/>
           </v:shape>
-          <o:OLEObject Type="Embed" ProgID="Equation.3" ShapeID="_x0000_i1303" DrawAspect="Content" ObjectID="_1832440821" r:id="rId545"/>
+          <o:OLEObject Type="Embed" ProgID="Equation.3" ShapeID="_x0000_i1303" DrawAspect="Content" ObjectID="_1836209071" r:id="rId545"/>
         </w:object>
       </w:r>
       <w:r>
@@ -25441,7 +25460,7 @@
           <v:shape id="_x0000_i1304" type="#_x0000_t75" style="width:68.5pt;height:19.5pt" o:ole="">
             <v:imagedata r:id="rId546" o:title=""/>
           </v:shape>
-          <o:OLEObject Type="Embed" ProgID="Equation.3" ShapeID="_x0000_i1304" DrawAspect="Content" ObjectID="_1832440822" r:id="rId547"/>
+          <o:OLEObject Type="Embed" ProgID="Equation.3" ShapeID="_x0000_i1304" DrawAspect="Content" ObjectID="_1836209072" r:id="rId547"/>
         </w:object>
       </w:r>
       <w:r>
@@ -25462,7 +25481,7 @@
           <v:shape id="_x0000_i1305" type="#_x0000_t75" style="width:46pt;height:19.5pt" o:ole="">
             <v:imagedata r:id="rId548" o:title=""/>
           </v:shape>
-          <o:OLEObject Type="Embed" ProgID="Equation.3" ShapeID="_x0000_i1305" DrawAspect="Content" ObjectID="_1832440823" r:id="rId549"/>
+          <o:OLEObject Type="Embed" ProgID="Equation.3" ShapeID="_x0000_i1305" DrawAspect="Content" ObjectID="_1836209073" r:id="rId549"/>
         </w:object>
       </w:r>
     </w:p>
@@ -25555,7 +25574,7 @@
           <v:shape id="_x0000_i1306" type="#_x0000_t75" style="width:47.5pt;height:23.5pt" o:ole="">
             <v:imagedata r:id="rId550" o:title=""/>
           </v:shape>
-          <o:OLEObject Type="Embed" ProgID="Equation.3" ShapeID="_x0000_i1306" DrawAspect="Content" ObjectID="_1832440824" r:id="rId551"/>
+          <o:OLEObject Type="Embed" ProgID="Equation.3" ShapeID="_x0000_i1306" DrawAspect="Content" ObjectID="_1836209074" r:id="rId551"/>
         </w:object>
       </w:r>
       <w:r>
@@ -25569,7 +25588,7 @@
           <v:shape id="_x0000_i1307" type="#_x0000_t75" style="width:47.5pt;height:18pt" o:ole="">
             <v:imagedata r:id="rId552" o:title=""/>
           </v:shape>
-          <o:OLEObject Type="Embed" ProgID="Equation.3" ShapeID="_x0000_i1307" DrawAspect="Content" ObjectID="_1832440825" r:id="rId553"/>
+          <o:OLEObject Type="Embed" ProgID="Equation.3" ShapeID="_x0000_i1307" DrawAspect="Content" ObjectID="_1836209075" r:id="rId553"/>
         </w:object>
       </w:r>
       <w:r>
@@ -25583,7 +25602,7 @@
           <v:shape id="_x0000_i1308" type="#_x0000_t75" style="width:125.5pt;height:20.5pt" o:ole="">
             <v:imagedata r:id="rId554" o:title=""/>
           </v:shape>
-          <o:OLEObject Type="Embed" ProgID="Equation.3" ShapeID="_x0000_i1308" DrawAspect="Content" ObjectID="_1832440826" r:id="rId555"/>
+          <o:OLEObject Type="Embed" ProgID="Equation.3" ShapeID="_x0000_i1308" DrawAspect="Content" ObjectID="_1836209076" r:id="rId555"/>
         </w:object>
       </w:r>
     </w:p>
@@ -25619,7 +25638,7 @@
           <v:shape id="_x0000_i1309" type="#_x0000_t75" style="width:74pt;height:24.5pt" o:ole="">
             <v:imagedata r:id="rId556" o:title=""/>
           </v:shape>
-          <o:OLEObject Type="Embed" ProgID="Equation.3" ShapeID="_x0000_i1309" DrawAspect="Content" ObjectID="_1832440827" r:id="rId557"/>
+          <o:OLEObject Type="Embed" ProgID="Equation.3" ShapeID="_x0000_i1309" DrawAspect="Content" ObjectID="_1836209077" r:id="rId557"/>
         </w:object>
       </w:r>
       <w:r>
@@ -25640,7 +25659,7 @@
           <v:shape id="_x0000_i1310" type="#_x0000_t75" style="width:74pt;height:24.5pt" o:ole="">
             <v:imagedata r:id="rId558" o:title=""/>
           </v:shape>
-          <o:OLEObject Type="Embed" ProgID="Equation.3" ShapeID="_x0000_i1310" DrawAspect="Content" ObjectID="_1832440828" r:id="rId559"/>
+          <o:OLEObject Type="Embed" ProgID="Equation.3" ShapeID="_x0000_i1310" DrawAspect="Content" ObjectID="_1836209078" r:id="rId559"/>
         </w:object>
       </w:r>
       <w:r>
@@ -25654,7 +25673,7 @@
           <v:shape id="_x0000_i1311" type="#_x0000_t75" style="width:190.5pt;height:21.5pt" o:ole="">
             <v:imagedata r:id="rId560" o:title=""/>
           </v:shape>
-          <o:OLEObject Type="Embed" ProgID="Equation.3" ShapeID="_x0000_i1311" DrawAspect="Content" ObjectID="_1832440829" r:id="rId561"/>
+          <o:OLEObject Type="Embed" ProgID="Equation.3" ShapeID="_x0000_i1311" DrawAspect="Content" ObjectID="_1836209079" r:id="rId561"/>
         </w:object>
       </w:r>
       <w:r>
@@ -25934,7 +25953,7 @@
           <v:shape id="_x0000_i1312" type="#_x0000_t75" style="width:20pt;height:24pt" o:ole="">
             <v:imagedata r:id="rId562" o:title=""/>
           </v:shape>
-          <o:OLEObject Type="Embed" ProgID="Equation.3" ShapeID="_x0000_i1312" DrawAspect="Content" ObjectID="_1832440830" r:id="rId563"/>
+          <o:OLEObject Type="Embed" ProgID="Equation.3" ShapeID="_x0000_i1312" DrawAspect="Content" ObjectID="_1836209080" r:id="rId563"/>
         </w:object>
       </w:r>
       <w:r>
@@ -26011,7 +26030,7 @@
           <v:shape id="_x0000_i1313" type="#_x0000_t75" style="width:23.5pt;height:20.5pt" o:ole="">
             <v:imagedata r:id="rId564" o:title=""/>
           </v:shape>
-          <o:OLEObject Type="Embed" ProgID="Equation.3" ShapeID="_x0000_i1313" DrawAspect="Content" ObjectID="_1832440831" r:id="rId565"/>
+          <o:OLEObject Type="Embed" ProgID="Equation.3" ShapeID="_x0000_i1313" DrawAspect="Content" ObjectID="_1836209081" r:id="rId565"/>
         </w:object>
       </w:r>
       <w:r>
@@ -26032,7 +26051,7 @@
           <v:shape id="_x0000_i1314" type="#_x0000_t75" style="width:74.5pt;height:20.5pt" o:ole="">
             <v:imagedata r:id="rId566" o:title=""/>
           </v:shape>
-          <o:OLEObject Type="Embed" ProgID="Equation.3" ShapeID="_x0000_i1314" DrawAspect="Content" ObjectID="_1832440832" r:id="rId567"/>
+          <o:OLEObject Type="Embed" ProgID="Equation.3" ShapeID="_x0000_i1314" DrawAspect="Content" ObjectID="_1836209082" r:id="rId567"/>
         </w:object>
       </w:r>
       <w:r>
@@ -26061,7 +26080,7 @@
           <v:shape id="_x0000_i1315" type="#_x0000_t75" style="width:137.5pt;height:20pt" o:ole="">
             <v:imagedata r:id="rId568" o:title=""/>
           </v:shape>
-          <o:OLEObject Type="Embed" ProgID="Equation.3" ShapeID="_x0000_i1315" DrawAspect="Content" ObjectID="_1832440833" r:id="rId569"/>
+          <o:OLEObject Type="Embed" ProgID="Equation.3" ShapeID="_x0000_i1315" DrawAspect="Content" ObjectID="_1836209083" r:id="rId569"/>
         </w:object>
       </w:r>
       <w:r>
@@ -26114,7 +26133,7 @@
           <v:shape id="_x0000_i1316" type="#_x0000_t75" style="width:40pt;height:20.5pt" o:ole="">
             <v:imagedata r:id="rId570" o:title=""/>
           </v:shape>
-          <o:OLEObject Type="Embed" ProgID="Equation.3" ShapeID="_x0000_i1316" DrawAspect="Content" ObjectID="_1832440834" r:id="rId571"/>
+          <o:OLEObject Type="Embed" ProgID="Equation.3" ShapeID="_x0000_i1316" DrawAspect="Content" ObjectID="_1836209084" r:id="rId571"/>
         </w:object>
       </w:r>
       <w:r>
@@ -26143,7 +26162,7 @@
           <v:shape id="_x0000_i1317" type="#_x0000_t75" style="width:20.5pt;height:19.5pt" o:ole="">
             <v:imagedata r:id="rId572" o:title=""/>
           </v:shape>
-          <o:OLEObject Type="Embed" ProgID="Equation.3" ShapeID="_x0000_i1317" DrawAspect="Content" ObjectID="_1832440835" r:id="rId573"/>
+          <o:OLEObject Type="Embed" ProgID="Equation.3" ShapeID="_x0000_i1317" DrawAspect="Content" ObjectID="_1836209085" r:id="rId573"/>
         </w:object>
       </w:r>
       <w:r>
@@ -26321,7 +26340,7 @@
           <v:shape id="_x0000_i1318" type="#_x0000_t75" style="width:58pt;height:20.5pt" o:ole="">
             <v:imagedata r:id="rId574" o:title=""/>
           </v:shape>
-          <o:OLEObject Type="Embed" ProgID="Equation.3" ShapeID="_x0000_i1318" DrawAspect="Content" ObjectID="_1832440836" r:id="rId575"/>
+          <o:OLEObject Type="Embed" ProgID="Equation.3" ShapeID="_x0000_i1318" DrawAspect="Content" ObjectID="_1836209086" r:id="rId575"/>
         </w:object>
       </w:r>
       <w:r>
@@ -26350,7 +26369,7 @@
           <v:shape id="_x0000_i1319" type="#_x0000_t75" style="width:54.5pt;height:20.5pt" o:ole="">
             <v:imagedata r:id="rId576" o:title=""/>
           </v:shape>
-          <o:OLEObject Type="Embed" ProgID="Equation.3" ShapeID="_x0000_i1319" DrawAspect="Content" ObjectID="_1832440837" r:id="rId577"/>
+          <o:OLEObject Type="Embed" ProgID="Equation.3" ShapeID="_x0000_i1319" DrawAspect="Content" ObjectID="_1836209087" r:id="rId577"/>
         </w:object>
       </w:r>
       <w:r>
@@ -26379,7 +26398,7 @@
           <v:shape id="_x0000_i1320" type="#_x0000_t75" style="width:103pt;height:20.5pt" o:ole="">
             <v:imagedata r:id="rId578" o:title=""/>
           </v:shape>
-          <o:OLEObject Type="Embed" ProgID="Equation.3" ShapeID="_x0000_i1320" DrawAspect="Content" ObjectID="_1832440838" r:id="rId579"/>
+          <o:OLEObject Type="Embed" ProgID="Equation.3" ShapeID="_x0000_i1320" DrawAspect="Content" ObjectID="_1836209088" r:id="rId579"/>
         </w:object>
       </w:r>
       <w:r>
@@ -26400,7 +26419,7 @@
           <v:shape id="_x0000_i1321" type="#_x0000_t75" style="width:64pt;height:20.5pt" o:ole="">
             <v:imagedata r:id="rId580" o:title=""/>
           </v:shape>
-          <o:OLEObject Type="Embed" ProgID="Equation.3" ShapeID="_x0000_i1321" DrawAspect="Content" ObjectID="_1832440839" r:id="rId581"/>
+          <o:OLEObject Type="Embed" ProgID="Equation.3" ShapeID="_x0000_i1321" DrawAspect="Content" ObjectID="_1836209089" r:id="rId581"/>
         </w:object>
       </w:r>
       <w:r>
@@ -26476,7 +26495,7 @@
           <v:shape id="_x0000_i1322" type="#_x0000_t75" style="width:15.5pt;height:18.5pt" o:ole="">
             <v:imagedata r:id="rId582" o:title=""/>
           </v:shape>
-          <o:OLEObject Type="Embed" ProgID="Equation.3" ShapeID="_x0000_i1322" DrawAspect="Content" ObjectID="_1832440840" r:id="rId583"/>
+          <o:OLEObject Type="Embed" ProgID="Equation.3" ShapeID="_x0000_i1322" DrawAspect="Content" ObjectID="_1836209090" r:id="rId583"/>
         </w:object>
       </w:r>
       <w:r>
@@ -26505,7 +26524,7 @@
           <v:shape id="_x0000_i1323" type="#_x0000_t75" style="width:41pt;height:20.5pt" o:ole="">
             <v:imagedata r:id="rId584" o:title=""/>
           </v:shape>
-          <o:OLEObject Type="Embed" ProgID="Equation.3" ShapeID="_x0000_i1323" DrawAspect="Content" ObjectID="_1832440841" r:id="rId585"/>
+          <o:OLEObject Type="Embed" ProgID="Equation.3" ShapeID="_x0000_i1323" DrawAspect="Content" ObjectID="_1836209091" r:id="rId585"/>
         </w:object>
       </w:r>
       <w:r>
@@ -26526,7 +26545,7 @@
           <v:shape id="_x0000_i1324" type="#_x0000_t75" style="width:33.5pt;height:18.5pt" o:ole="">
             <v:imagedata r:id="rId586" o:title=""/>
           </v:shape>
-          <o:OLEObject Type="Embed" ProgID="Equation.3" ShapeID="_x0000_i1324" DrawAspect="Content" ObjectID="_1832440842" r:id="rId587"/>
+          <o:OLEObject Type="Embed" ProgID="Equation.3" ShapeID="_x0000_i1324" DrawAspect="Content" ObjectID="_1836209092" r:id="rId587"/>
         </w:object>
       </w:r>
       <w:r>
@@ -26651,7 +26670,7 @@
           <v:shape id="_x0000_i1325" type="#_x0000_t75" style="width:16.5pt;height:19pt" o:ole="">
             <v:imagedata r:id="rId407" o:title=""/>
           </v:shape>
-          <o:OLEObject Type="Embed" ProgID="Equation.3" ShapeID="_x0000_i1325" DrawAspect="Content" ObjectID="_1832440843" r:id="rId588"/>
+          <o:OLEObject Type="Embed" ProgID="Equation.3" ShapeID="_x0000_i1325" DrawAspect="Content" ObjectID="_1836209093" r:id="rId588"/>
         </w:object>
       </w:r>
       <w:r>
@@ -26721,7 +26740,7 @@
           <v:shape id="_x0000_i1326" type="#_x0000_t75" style="width:37pt;height:18.5pt" o:ole="">
             <v:imagedata r:id="rId589" o:title=""/>
           </v:shape>
-          <o:OLEObject Type="Embed" ProgID="Equation.3" ShapeID="_x0000_i1326" DrawAspect="Content" ObjectID="_1832440844" r:id="rId590"/>
+          <o:OLEObject Type="Embed" ProgID="Equation.3" ShapeID="_x0000_i1326" DrawAspect="Content" ObjectID="_1836209094" r:id="rId590"/>
         </w:object>
       </w:r>
       <w:r>
@@ -26866,7 +26885,7 @@
           <v:shape id="_x0000_i1327" type="#_x0000_t75" style="width:225.5pt;height:37pt" o:ole="">
             <v:imagedata r:id="rId591" o:title=""/>
           </v:shape>
-          <o:OLEObject Type="Embed" ProgID="Equation.3" ShapeID="_x0000_i1327" DrawAspect="Content" ObjectID="_1832440845" r:id="rId592"/>
+          <o:OLEObject Type="Embed" ProgID="Equation.3" ShapeID="_x0000_i1327" DrawAspect="Content" ObjectID="_1836209095" r:id="rId592"/>
         </w:object>
       </w:r>
       <w:r>
@@ -26887,7 +26906,7 @@
           <v:shape id="_x0000_i1328" type="#_x0000_t75" style="width:41pt;height:19.5pt" o:ole="">
             <v:imagedata r:id="rId593" o:title=""/>
           </v:shape>
-          <o:OLEObject Type="Embed" ProgID="Equation.3" ShapeID="_x0000_i1328" DrawAspect="Content" ObjectID="_1832440846" r:id="rId594"/>
+          <o:OLEObject Type="Embed" ProgID="Equation.3" ShapeID="_x0000_i1328" DrawAspect="Content" ObjectID="_1836209096" r:id="rId594"/>
         </w:object>
       </w:r>
       <w:r>
@@ -26984,7 +27003,7 @@
           <v:shape id="_x0000_i1329" type="#_x0000_t75" style="width:255.5pt;height:37pt" o:ole="">
             <v:imagedata r:id="rId595" o:title=""/>
           </v:shape>
-          <o:OLEObject Type="Embed" ProgID="Equation.3" ShapeID="_x0000_i1329" DrawAspect="Content" ObjectID="_1832440847" r:id="rId596"/>
+          <o:OLEObject Type="Embed" ProgID="Equation.3" ShapeID="_x0000_i1329" DrawAspect="Content" ObjectID="_1836209097" r:id="rId596"/>
         </w:object>
       </w:r>
       <w:r>
@@ -27005,7 +27024,7 @@
           <v:shape id="_x0000_i1330" type="#_x0000_t75" style="width:41pt;height:19.5pt" o:ole="">
             <v:imagedata r:id="rId597" o:title=""/>
           </v:shape>
-          <o:OLEObject Type="Embed" ProgID="Equation.3" ShapeID="_x0000_i1330" DrawAspect="Content" ObjectID="_1832440848" r:id="rId598"/>
+          <o:OLEObject Type="Embed" ProgID="Equation.3" ShapeID="_x0000_i1330" DrawAspect="Content" ObjectID="_1836209098" r:id="rId598"/>
         </w:object>
       </w:r>
       <w:r>
@@ -27102,7 +27121,7 @@
           <v:shape id="_x0000_i1331" type="#_x0000_t75" style="width:197.5pt;height:37pt" o:ole="">
             <v:imagedata r:id="rId599" o:title=""/>
           </v:shape>
-          <o:OLEObject Type="Embed" ProgID="Equation.3" ShapeID="_x0000_i1331" DrawAspect="Content" ObjectID="_1832440849" r:id="rId600"/>
+          <o:OLEObject Type="Embed" ProgID="Equation.3" ShapeID="_x0000_i1331" DrawAspect="Content" ObjectID="_1836209099" r:id="rId600"/>
         </w:object>
       </w:r>
       <w:r>
@@ -27123,7 +27142,7 @@
           <v:shape id="_x0000_i1332" type="#_x0000_t75" style="width:41pt;height:19.5pt" o:ole="">
             <v:imagedata r:id="rId601" o:title=""/>
           </v:shape>
-          <o:OLEObject Type="Embed" ProgID="Equation.3" ShapeID="_x0000_i1332" DrawAspect="Content" ObjectID="_1832440850" r:id="rId602"/>
+          <o:OLEObject Type="Embed" ProgID="Equation.3" ShapeID="_x0000_i1332" DrawAspect="Content" ObjectID="_1836209100" r:id="rId602"/>
         </w:object>
       </w:r>
       <w:r>
@@ -27281,7 +27300,7 @@
           <v:shape id="_x0000_i1333" type="#_x0000_t75" style="width:117.5pt;height:37pt" o:ole="">
             <v:imagedata r:id="rId603" o:title=""/>
           </v:shape>
-          <o:OLEObject Type="Embed" ProgID="Equation.3" ShapeID="_x0000_i1333" DrawAspect="Content" ObjectID="_1832440851" r:id="rId604"/>
+          <o:OLEObject Type="Embed" ProgID="Equation.3" ShapeID="_x0000_i1333" DrawAspect="Content" ObjectID="_1836209101" r:id="rId604"/>
         </w:object>
       </w:r>
       <w:r>
@@ -27302,7 +27321,7 @@
           <v:shape id="_x0000_i1334" type="#_x0000_t75" style="width:41pt;height:19.5pt" o:ole="">
             <v:imagedata r:id="rId605" o:title=""/>
           </v:shape>
-          <o:OLEObject Type="Embed" ProgID="Equation.3" ShapeID="_x0000_i1334" DrawAspect="Content" ObjectID="_1832440852" r:id="rId606"/>
+          <o:OLEObject Type="Embed" ProgID="Equation.3" ShapeID="_x0000_i1334" DrawAspect="Content" ObjectID="_1836209102" r:id="rId606"/>
         </w:object>
       </w:r>
       <w:r>
@@ -27338,7 +27357,7 @@
           <v:shape id="_x0000_i1335" type="#_x0000_t75" style="width:56pt;height:18pt" o:ole="">
             <v:imagedata r:id="rId607" o:title=""/>
           </v:shape>
-          <o:OLEObject Type="Embed" ProgID="Equation.3" ShapeID="_x0000_i1335" DrawAspect="Content" ObjectID="_1832440853" r:id="rId608"/>
+          <o:OLEObject Type="Embed" ProgID="Equation.3" ShapeID="_x0000_i1335" DrawAspect="Content" ObjectID="_1836209103" r:id="rId608"/>
         </w:object>
       </w:r>
       <w:r>
@@ -27367,7 +27386,7 @@
           <v:shape id="_x0000_i1336" type="#_x0000_t75" style="width:41pt;height:19.5pt" o:ole="">
             <v:imagedata r:id="rId609" o:title=""/>
           </v:shape>
-          <o:OLEObject Type="Embed" ProgID="Equation.3" ShapeID="_x0000_i1336" DrawAspect="Content" ObjectID="_1832440854" r:id="rId610"/>
+          <o:OLEObject Type="Embed" ProgID="Equation.3" ShapeID="_x0000_i1336" DrawAspect="Content" ObjectID="_1836209104" r:id="rId610"/>
         </w:object>
       </w:r>
       <w:r>
@@ -27443,7 +27462,7 @@
           <v:shape id="_x0000_i1337" type="#_x0000_t75" style="width:18pt;height:21pt" o:ole="">
             <v:imagedata r:id="rId611" o:title=""/>
           </v:shape>
-          <o:OLEObject Type="Embed" ProgID="Equation.3" ShapeID="_x0000_i1337" DrawAspect="Content" ObjectID="_1832440855" r:id="rId612"/>
+          <o:OLEObject Type="Embed" ProgID="Equation.3" ShapeID="_x0000_i1337" DrawAspect="Content" ObjectID="_1836209105" r:id="rId612"/>
         </w:object>
       </w:r>
       <w:r>
@@ -27472,7 +27491,7 @@
           <v:shape id="_x0000_i1338" type="#_x0000_t75" style="width:39.5pt;height:18pt" o:ole="">
             <v:imagedata r:id="rId613" o:title=""/>
           </v:shape>
-          <o:OLEObject Type="Embed" ProgID="Equation.3" ShapeID="_x0000_i1338" DrawAspect="Content" ObjectID="_1832440856" r:id="rId614"/>
+          <o:OLEObject Type="Embed" ProgID="Equation.3" ShapeID="_x0000_i1338" DrawAspect="Content" ObjectID="_1836209106" r:id="rId614"/>
         </w:object>
       </w:r>
       <w:r>
@@ -27493,7 +27512,7 @@
           <v:shape id="_x0000_i1339" type="#_x0000_t75" style="width:45pt;height:18pt" o:ole="">
             <v:imagedata r:id="rId615" o:title=""/>
           </v:shape>
-          <o:OLEObject Type="Embed" ProgID="Equation.3" ShapeID="_x0000_i1339" DrawAspect="Content" ObjectID="_1832440857" r:id="rId616"/>
+          <o:OLEObject Type="Embed" ProgID="Equation.3" ShapeID="_x0000_i1339" DrawAspect="Content" ObjectID="_1836209107" r:id="rId616"/>
         </w:object>
       </w:r>
       <w:r>
@@ -27522,7 +27541,7 @@
           <v:shape id="_x0000_i1340" type="#_x0000_t75" style="width:33.5pt;height:21pt" o:ole="">
             <v:imagedata r:id="rId617" o:title=""/>
           </v:shape>
-          <o:OLEObject Type="Embed" ProgID="Equation.3" ShapeID="_x0000_i1340" DrawAspect="Content" ObjectID="_1832440858" r:id="rId618"/>
+          <o:OLEObject Type="Embed" ProgID="Equation.3" ShapeID="_x0000_i1340" DrawAspect="Content" ObjectID="_1836209108" r:id="rId618"/>
         </w:object>
       </w:r>
       <w:r>
@@ -27587,7 +27606,7 @@
           <v:shape id="_x0000_i1341" type="#_x0000_t75" style="width:16.5pt;height:19pt" o:ole="">
             <v:imagedata r:id="rId619" o:title=""/>
           </v:shape>
-          <o:OLEObject Type="Embed" ProgID="Equation.3" ShapeID="_x0000_i1341" DrawAspect="Content" ObjectID="_1832440859" r:id="rId620"/>
+          <o:OLEObject Type="Embed" ProgID="Equation.3" ShapeID="_x0000_i1341" DrawAspect="Content" ObjectID="_1836209109" r:id="rId620"/>
         </w:object>
       </w:r>
       <w:r>
@@ -27708,7 +27727,7 @@
           <v:shape id="_x0000_i1342" type="#_x0000_t75" style="width:36.5pt;height:21pt" o:ole="">
             <v:imagedata r:id="rId621" o:title=""/>
           </v:shape>
-          <o:OLEObject Type="Embed" ProgID="Equation.3" ShapeID="_x0000_i1342" DrawAspect="Content" ObjectID="_1832440860" r:id="rId622"/>
+          <o:OLEObject Type="Embed" ProgID="Equation.3" ShapeID="_x0000_i1342" DrawAspect="Content" ObjectID="_1836209110" r:id="rId622"/>
         </w:object>
       </w:r>
       <w:r>
@@ -27869,7 +27888,7 @@
           <v:shape id="_x0000_i1343" type="#_x0000_t75" style="width:289pt;height:37pt" o:ole="">
             <v:imagedata r:id="rId623" o:title=""/>
           </v:shape>
-          <o:OLEObject Type="Embed" ProgID="Equation.3" ShapeID="_x0000_i1343" DrawAspect="Content" ObjectID="_1832440861" r:id="rId624"/>
+          <o:OLEObject Type="Embed" ProgID="Equation.3" ShapeID="_x0000_i1343" DrawAspect="Content" ObjectID="_1836209111" r:id="rId624"/>
         </w:object>
       </w:r>
       <w:r>
@@ -27890,7 +27909,7 @@
           <v:shape id="_x0000_i1344" type="#_x0000_t75" style="width:41pt;height:19.5pt" o:ole="">
             <v:imagedata r:id="rId625" o:title=""/>
           </v:shape>
-          <o:OLEObject Type="Embed" ProgID="Equation.3" ShapeID="_x0000_i1344" DrawAspect="Content" ObjectID="_1832440862" r:id="rId626"/>
+          <o:OLEObject Type="Embed" ProgID="Equation.3" ShapeID="_x0000_i1344" DrawAspect="Content" ObjectID="_1836209112" r:id="rId626"/>
         </w:object>
       </w:r>
       <w:r>
@@ -27911,7 +27930,7 @@
           <v:shape id="_x0000_i1345" type="#_x0000_t75" style="width:46.5pt;height:19.5pt" o:ole="">
             <v:imagedata r:id="rId627" o:title=""/>
           </v:shape>
-          <o:OLEObject Type="Embed" ProgID="Equation.3" ShapeID="_x0000_i1345" DrawAspect="Content" ObjectID="_1832440863" r:id="rId628"/>
+          <o:OLEObject Type="Embed" ProgID="Equation.3" ShapeID="_x0000_i1345" DrawAspect="Content" ObjectID="_1836209113" r:id="rId628"/>
         </w:object>
       </w:r>
       <w:r>
@@ -28007,7 +28026,7 @@
           <v:shape id="_x0000_i1346" type="#_x0000_t75" style="width:317.5pt;height:37pt" o:ole="">
             <v:imagedata r:id="rId629" o:title=""/>
           </v:shape>
-          <o:OLEObject Type="Embed" ProgID="Equation.3" ShapeID="_x0000_i1346" DrawAspect="Content" ObjectID="_1832440864" r:id="rId630"/>
+          <o:OLEObject Type="Embed" ProgID="Equation.3" ShapeID="_x0000_i1346" DrawAspect="Content" ObjectID="_1836209114" r:id="rId630"/>
         </w:object>
       </w:r>
       <w:r>
@@ -28028,7 +28047,7 @@
           <v:shape id="_x0000_i1347" type="#_x0000_t75" style="width:41pt;height:19.5pt" o:ole="">
             <v:imagedata r:id="rId631" o:title=""/>
           </v:shape>
-          <o:OLEObject Type="Embed" ProgID="Equation.3" ShapeID="_x0000_i1347" DrawAspect="Content" ObjectID="_1832440865" r:id="rId632"/>
+          <o:OLEObject Type="Embed" ProgID="Equation.3" ShapeID="_x0000_i1347" DrawAspect="Content" ObjectID="_1836209115" r:id="rId632"/>
         </w:object>
       </w:r>
       <w:r>
@@ -28049,7 +28068,7 @@
           <v:shape id="_x0000_i1348" type="#_x0000_t75" style="width:46.5pt;height:19.5pt" o:ole="">
             <v:imagedata r:id="rId633" o:title=""/>
           </v:shape>
-          <o:OLEObject Type="Embed" ProgID="Equation.3" ShapeID="_x0000_i1348" DrawAspect="Content" ObjectID="_1832440866" r:id="rId634"/>
+          <o:OLEObject Type="Embed" ProgID="Equation.3" ShapeID="_x0000_i1348" DrawAspect="Content" ObjectID="_1836209116" r:id="rId634"/>
         </w:object>
       </w:r>
       <w:r>
@@ -28138,7 +28157,7 @@
           <v:shape id="_x0000_i1349" type="#_x0000_t75" style="width:210pt;height:37pt" o:ole="">
             <v:imagedata r:id="rId635" o:title=""/>
           </v:shape>
-          <o:OLEObject Type="Embed" ProgID="Equation.3" ShapeID="_x0000_i1349" DrawAspect="Content" ObjectID="_1832440867" r:id="rId636"/>
+          <o:OLEObject Type="Embed" ProgID="Equation.3" ShapeID="_x0000_i1349" DrawAspect="Content" ObjectID="_1836209117" r:id="rId636"/>
         </w:object>
       </w:r>
       <w:r>
@@ -28159,7 +28178,7 @@
           <v:shape id="_x0000_i1350" type="#_x0000_t75" style="width:41pt;height:19.5pt" o:ole="">
             <v:imagedata r:id="rId637" o:title=""/>
           </v:shape>
-          <o:OLEObject Type="Embed" ProgID="Equation.3" ShapeID="_x0000_i1350" DrawAspect="Content" ObjectID="_1832440868" r:id="rId638"/>
+          <o:OLEObject Type="Embed" ProgID="Equation.3" ShapeID="_x0000_i1350" DrawAspect="Content" ObjectID="_1836209118" r:id="rId638"/>
         </w:object>
       </w:r>
       <w:r>
@@ -28180,7 +28199,7 @@
           <v:shape id="_x0000_i1351" type="#_x0000_t75" style="width:46.5pt;height:19.5pt" o:ole="">
             <v:imagedata r:id="rId639" o:title=""/>
           </v:shape>
-          <o:OLEObject Type="Embed" ProgID="Equation.3" ShapeID="_x0000_i1351" DrawAspect="Content" ObjectID="_1832440869" r:id="rId640"/>
+          <o:OLEObject Type="Embed" ProgID="Equation.3" ShapeID="_x0000_i1351" DrawAspect="Content" ObjectID="_1836209119" r:id="rId640"/>
         </w:object>
       </w:r>
       <w:r>
@@ -28330,7 +28349,7 @@
           <v:shape id="_x0000_i1352" type="#_x0000_t75" style="width:179.5pt;height:37pt" o:ole="">
             <v:imagedata r:id="rId641" o:title=""/>
           </v:shape>
-          <o:OLEObject Type="Embed" ProgID="Equation.3" ShapeID="_x0000_i1352" DrawAspect="Content" ObjectID="_1832440870" r:id="rId642"/>
+          <o:OLEObject Type="Embed" ProgID="Equation.3" ShapeID="_x0000_i1352" DrawAspect="Content" ObjectID="_1836209120" r:id="rId642"/>
         </w:object>
       </w:r>
       <w:r>
@@ -28351,7 +28370,7 @@
           <v:shape id="_x0000_i1353" type="#_x0000_t75" style="width:41pt;height:19.5pt" o:ole="">
             <v:imagedata r:id="rId643" o:title=""/>
           </v:shape>
-          <o:OLEObject Type="Embed" ProgID="Equation.3" ShapeID="_x0000_i1353" DrawAspect="Content" ObjectID="_1832440871" r:id="rId644"/>
+          <o:OLEObject Type="Embed" ProgID="Equation.3" ShapeID="_x0000_i1353" DrawAspect="Content" ObjectID="_1836209121" r:id="rId644"/>
         </w:object>
       </w:r>
       <w:r>
@@ -28372,7 +28391,7 @@
           <v:shape id="_x0000_i1354" type="#_x0000_t75" style="width:46.5pt;height:19.5pt" o:ole="">
             <v:imagedata r:id="rId645" o:title=""/>
           </v:shape>
-          <o:OLEObject Type="Embed" ProgID="Equation.3" ShapeID="_x0000_i1354" DrawAspect="Content" ObjectID="_1832440872" r:id="rId646"/>
+          <o:OLEObject Type="Embed" ProgID="Equation.3" ShapeID="_x0000_i1354" DrawAspect="Content" ObjectID="_1836209122" r:id="rId646"/>
         </w:object>
       </w:r>
       <w:r>
@@ -28408,7 +28427,7 @@
           <v:shape id="_x0000_i1355" type="#_x0000_t75" style="width:59pt;height:22.5pt" o:ole="">
             <v:imagedata r:id="rId647" o:title=""/>
           </v:shape>
-          <o:OLEObject Type="Embed" ProgID="Equation.3" ShapeID="_x0000_i1355" DrawAspect="Content" ObjectID="_1832440873" r:id="rId648"/>
+          <o:OLEObject Type="Embed" ProgID="Equation.3" ShapeID="_x0000_i1355" DrawAspect="Content" ObjectID="_1836209123" r:id="rId648"/>
         </w:object>
       </w:r>
       <w:r>
@@ -28429,7 +28448,7 @@
           <v:shape id="_x0000_i1356" type="#_x0000_t75" style="width:41pt;height:19.5pt" o:ole="">
             <v:imagedata r:id="rId649" o:title=""/>
           </v:shape>
-          <o:OLEObject Type="Embed" ProgID="Equation.3" ShapeID="_x0000_i1356" DrawAspect="Content" ObjectID="_1832440874" r:id="rId650"/>
+          <o:OLEObject Type="Embed" ProgID="Equation.3" ShapeID="_x0000_i1356" DrawAspect="Content" ObjectID="_1836209124" r:id="rId650"/>
         </w:object>
       </w:r>
       <w:r>
@@ -28450,7 +28469,7 @@
           <v:shape id="_x0000_i1357" type="#_x0000_t75" style="width:46.5pt;height:19.5pt" o:ole="">
             <v:imagedata r:id="rId651" o:title=""/>
           </v:shape>
-          <o:OLEObject Type="Embed" ProgID="Equation.3" ShapeID="_x0000_i1357" DrawAspect="Content" ObjectID="_1832440875" r:id="rId652"/>
+          <o:OLEObject Type="Embed" ProgID="Equation.3" ShapeID="_x0000_i1357" DrawAspect="Content" ObjectID="_1836209125" r:id="rId652"/>
         </w:object>
       </w:r>
       <w:r>
@@ -28510,7 +28529,7 @@
           <v:shape id="_x0000_i1358" type="#_x0000_t75" style="width:22.5pt;height:24.5pt" o:ole="">
             <v:imagedata r:id="rId653" o:title=""/>
           </v:shape>
-          <o:OLEObject Type="Embed" ProgID="Equation.3" ShapeID="_x0000_i1358" DrawAspect="Content" ObjectID="_1832440876" r:id="rId654"/>
+          <o:OLEObject Type="Embed" ProgID="Equation.3" ShapeID="_x0000_i1358" DrawAspect="Content" ObjectID="_1836209126" r:id="rId654"/>
         </w:object>
       </w:r>
       <w:r>
@@ -28531,7 +28550,7 @@
           <v:shape id="_x0000_i1359" type="#_x0000_t75" style="width:39.5pt;height:19pt" o:ole="">
             <v:imagedata r:id="rId655" o:title=""/>
           </v:shape>
-          <o:OLEObject Type="Embed" ProgID="Equation.3" ShapeID="_x0000_i1359" DrawAspect="Content" ObjectID="_1832440877" r:id="rId656"/>
+          <o:OLEObject Type="Embed" ProgID="Equation.3" ShapeID="_x0000_i1359" DrawAspect="Content" ObjectID="_1836209127" r:id="rId656"/>
         </w:object>
       </w:r>
       <w:r>
@@ -28552,7 +28571,7 @@
           <v:shape id="_x0000_i1360" type="#_x0000_t75" style="width:43pt;height:19pt" o:ole="">
             <v:imagedata r:id="rId657" o:title=""/>
           </v:shape>
-          <o:OLEObject Type="Embed" ProgID="Equation.3" ShapeID="_x0000_i1360" DrawAspect="Content" ObjectID="_1832440878" r:id="rId658"/>
+          <o:OLEObject Type="Embed" ProgID="Equation.3" ShapeID="_x0000_i1360" DrawAspect="Content" ObjectID="_1836209128" r:id="rId658"/>
         </w:object>
       </w:r>
       <w:r>
@@ -28573,7 +28592,7 @@
           <v:shape id="_x0000_i1361" type="#_x0000_t75" style="width:42pt;height:19pt" o:ole="">
             <v:imagedata r:id="rId659" o:title=""/>
           </v:shape>
-          <o:OLEObject Type="Embed" ProgID="Equation.3" ShapeID="_x0000_i1361" DrawAspect="Content" ObjectID="_1832440879" r:id="rId660"/>
+          <o:OLEObject Type="Embed" ProgID="Equation.3" ShapeID="_x0000_i1361" DrawAspect="Content" ObjectID="_1836209129" r:id="rId660"/>
         </w:object>
       </w:r>
       <w:r>
@@ -28594,7 +28613,7 @@
           <v:shape id="_x0000_i1362" type="#_x0000_t75" style="width:41pt;height:24.5pt" o:ole="">
             <v:imagedata r:id="rId661" o:title=""/>
           </v:shape>
-          <o:OLEObject Type="Embed" ProgID="Equation.3" ShapeID="_x0000_i1362" DrawAspect="Content" ObjectID="_1832440880" r:id="rId662"/>
+          <o:OLEObject Type="Embed" ProgID="Equation.3" ShapeID="_x0000_i1362" DrawAspect="Content" ObjectID="_1836209130" r:id="rId662"/>
         </w:object>
       </w:r>
       <w:r>
@@ -28709,7 +28728,7 @@
           <v:shape id="_x0000_i1363" type="#_x0000_t75" style="width:16.5pt;height:19pt" o:ole="">
             <v:imagedata r:id="rId619" o:title=""/>
           </v:shape>
-          <o:OLEObject Type="Embed" ProgID="Equation.3" ShapeID="_x0000_i1363" DrawAspect="Content" ObjectID="_1832440881" r:id="rId663"/>
+          <o:OLEObject Type="Embed" ProgID="Equation.3" ShapeID="_x0000_i1363" DrawAspect="Content" ObjectID="_1836209131" r:id="rId663"/>
         </w:object>
       </w:r>
       <w:r>
@@ -28815,7 +28834,7 @@
           <v:shape id="_x0000_i1364" type="#_x0000_t75" style="width:25pt;height:19pt" o:ole="">
             <v:imagedata r:id="rId664" o:title=""/>
           </v:shape>
-          <o:OLEObject Type="Embed" ProgID="Equation.3" ShapeID="_x0000_i1364" DrawAspect="Content" ObjectID="_1832440882" r:id="rId665"/>
+          <o:OLEObject Type="Embed" ProgID="Equation.3" ShapeID="_x0000_i1364" DrawAspect="Content" ObjectID="_1836209132" r:id="rId665"/>
         </w:object>
       </w:r>
       <w:r>
@@ -28894,7 +28913,7 @@
           <v:shape id="_x0000_i1365" type="#_x0000_t75" style="width:42.5pt;height:24.5pt" o:ole="">
             <v:imagedata r:id="rId666" o:title=""/>
           </v:shape>
-          <o:OLEObject Type="Embed" ProgID="Equation.3" ShapeID="_x0000_i1365" DrawAspect="Content" ObjectID="_1832440883" r:id="rId667"/>
+          <o:OLEObject Type="Embed" ProgID="Equation.3" ShapeID="_x0000_i1365" DrawAspect="Content" ObjectID="_1836209133" r:id="rId667"/>
         </w:object>
       </w:r>
       <w:r>
@@ -29046,7 +29065,7 @@
           <v:shape id="_x0000_i1366" type="#_x0000_t75" style="width:290.5pt;height:37pt" o:ole="">
             <v:imagedata r:id="rId668" o:title=""/>
           </v:shape>
-          <o:OLEObject Type="Embed" ProgID="Equation.3" ShapeID="_x0000_i1366" DrawAspect="Content" ObjectID="_1832440884" r:id="rId669"/>
+          <o:OLEObject Type="Embed" ProgID="Equation.3" ShapeID="_x0000_i1366" DrawAspect="Content" ObjectID="_1836209134" r:id="rId669"/>
         </w:object>
       </w:r>
       <w:r>
@@ -29067,7 +29086,7 @@
           <v:shape id="_x0000_i1367" type="#_x0000_t75" style="width:39.5pt;height:19pt" o:ole="">
             <v:imagedata r:id="rId670" o:title=""/>
           </v:shape>
-          <o:OLEObject Type="Embed" ProgID="Equation.3" ShapeID="_x0000_i1367" DrawAspect="Content" ObjectID="_1832440885" r:id="rId671"/>
+          <o:OLEObject Type="Embed" ProgID="Equation.3" ShapeID="_x0000_i1367" DrawAspect="Content" ObjectID="_1836209135" r:id="rId671"/>
         </w:object>
       </w:r>
       <w:r>
@@ -29088,7 +29107,7 @@
           <v:shape id="_x0000_i1368" type="#_x0000_t75" style="width:43pt;height:19pt" o:ole="">
             <v:imagedata r:id="rId672" o:title=""/>
           </v:shape>
-          <o:OLEObject Type="Embed" ProgID="Equation.3" ShapeID="_x0000_i1368" DrawAspect="Content" ObjectID="_1832440886" r:id="rId673"/>
+          <o:OLEObject Type="Embed" ProgID="Equation.3" ShapeID="_x0000_i1368" DrawAspect="Content" ObjectID="_1836209136" r:id="rId673"/>
         </w:object>
       </w:r>
       <w:r>
@@ -29109,7 +29128,7 @@
           <v:shape id="_x0000_i1369" type="#_x0000_t75" style="width:42pt;height:19pt" o:ole="">
             <v:imagedata r:id="rId674" o:title=""/>
           </v:shape>
-          <o:OLEObject Type="Embed" ProgID="Equation.3" ShapeID="_x0000_i1369" DrawAspect="Content" ObjectID="_1832440887" r:id="rId675"/>
+          <o:OLEObject Type="Embed" ProgID="Equation.3" ShapeID="_x0000_i1369" DrawAspect="Content" ObjectID="_1836209137" r:id="rId675"/>
         </w:object>
       </w:r>
       <w:r>
@@ -29205,7 +29224,7 @@
           <v:shape id="_x0000_i1370" type="#_x0000_t75" style="width:301pt;height:36.5pt" o:ole="">
             <v:imagedata r:id="rId676" o:title=""/>
           </v:shape>
-          <o:OLEObject Type="Embed" ProgID="Equation.3" ShapeID="_x0000_i1370" DrawAspect="Content" ObjectID="_1832440888" r:id="rId677"/>
+          <o:OLEObject Type="Embed" ProgID="Equation.3" ShapeID="_x0000_i1370" DrawAspect="Content" ObjectID="_1836209138" r:id="rId677"/>
         </w:object>
       </w:r>
       <w:r>
@@ -29226,7 +29245,7 @@
           <v:shape id="_x0000_i1371" type="#_x0000_t75" style="width:39.5pt;height:19pt" o:ole="">
             <v:imagedata r:id="rId678" o:title=""/>
           </v:shape>
-          <o:OLEObject Type="Embed" ProgID="Equation.3" ShapeID="_x0000_i1371" DrawAspect="Content" ObjectID="_1832440889" r:id="rId679"/>
+          <o:OLEObject Type="Embed" ProgID="Equation.3" ShapeID="_x0000_i1371" DrawAspect="Content" ObjectID="_1836209139" r:id="rId679"/>
         </w:object>
       </w:r>
       <w:r>
@@ -29247,7 +29266,7 @@
           <v:shape id="_x0000_i1372" type="#_x0000_t75" style="width:43pt;height:19pt" o:ole="">
             <v:imagedata r:id="rId680" o:title=""/>
           </v:shape>
-          <o:OLEObject Type="Embed" ProgID="Equation.3" ShapeID="_x0000_i1372" DrawAspect="Content" ObjectID="_1832440890" r:id="rId681"/>
+          <o:OLEObject Type="Embed" ProgID="Equation.3" ShapeID="_x0000_i1372" DrawAspect="Content" ObjectID="_1836209140" r:id="rId681"/>
         </w:object>
       </w:r>
       <w:r>
@@ -29268,7 +29287,7 @@
           <v:shape id="_x0000_i1373" type="#_x0000_t75" style="width:42pt;height:18pt" o:ole="">
             <v:imagedata r:id="rId682" o:title=""/>
           </v:shape>
-          <o:OLEObject Type="Embed" ProgID="Equation.3" ShapeID="_x0000_i1373" DrawAspect="Content" ObjectID="_1832440891" r:id="rId683"/>
+          <o:OLEObject Type="Embed" ProgID="Equation.3" ShapeID="_x0000_i1373" DrawAspect="Content" ObjectID="_1836209141" r:id="rId683"/>
         </w:object>
       </w:r>
       <w:r>
@@ -29357,7 +29376,7 @@
           <v:shape id="_x0000_i1374" type="#_x0000_t75" style="width:236pt;height:37pt" o:ole="">
             <v:imagedata r:id="rId684" o:title=""/>
           </v:shape>
-          <o:OLEObject Type="Embed" ProgID="Equation.3" ShapeID="_x0000_i1374" DrawAspect="Content" ObjectID="_1832440892" r:id="rId685"/>
+          <o:OLEObject Type="Embed" ProgID="Equation.3" ShapeID="_x0000_i1374" DrawAspect="Content" ObjectID="_1836209142" r:id="rId685"/>
         </w:object>
       </w:r>
       <w:r>
@@ -29378,7 +29397,7 @@
           <v:shape id="_x0000_i1375" type="#_x0000_t75" style="width:39.5pt;height:18pt" o:ole="">
             <v:imagedata r:id="rId686" o:title=""/>
           </v:shape>
-          <o:OLEObject Type="Embed" ProgID="Equation.3" ShapeID="_x0000_i1375" DrawAspect="Content" ObjectID="_1832440893" r:id="rId687"/>
+          <o:OLEObject Type="Embed" ProgID="Equation.3" ShapeID="_x0000_i1375" DrawAspect="Content" ObjectID="_1836209143" r:id="rId687"/>
         </w:object>
       </w:r>
       <w:r>
@@ -29399,7 +29418,7 @@
           <v:shape id="_x0000_i1376" type="#_x0000_t75" style="width:43pt;height:18pt" o:ole="">
             <v:imagedata r:id="rId688" o:title=""/>
           </v:shape>
-          <o:OLEObject Type="Embed" ProgID="Equation.3" ShapeID="_x0000_i1376" DrawAspect="Content" ObjectID="_1832440894" r:id="rId689"/>
+          <o:OLEObject Type="Embed" ProgID="Equation.3" ShapeID="_x0000_i1376" DrawAspect="Content" ObjectID="_1836209144" r:id="rId689"/>
         </w:object>
       </w:r>
       <w:r>
@@ -29420,7 +29439,7 @@
           <v:shape id="_x0000_i1377" type="#_x0000_t75" style="width:42pt;height:19pt" o:ole="">
             <v:imagedata r:id="rId690" o:title=""/>
           </v:shape>
-          <o:OLEObject Type="Embed" ProgID="Equation.3" ShapeID="_x0000_i1377" DrawAspect="Content" ObjectID="_1832440895" r:id="rId691"/>
+          <o:OLEObject Type="Embed" ProgID="Equation.3" ShapeID="_x0000_i1377" DrawAspect="Content" ObjectID="_1836209145" r:id="rId691"/>
         </w:object>
       </w:r>
       <w:r>
@@ -29562,7 +29581,7 @@
           <v:shape id="_x0000_i1378" type="#_x0000_t75" style="width:239pt;height:37pt" o:ole="">
             <v:imagedata r:id="rId692" o:title=""/>
           </v:shape>
-          <o:OLEObject Type="Embed" ProgID="Equation.3" ShapeID="_x0000_i1378" DrawAspect="Content" ObjectID="_1832440896" r:id="rId693"/>
+          <o:OLEObject Type="Embed" ProgID="Equation.3" ShapeID="_x0000_i1378" DrawAspect="Content" ObjectID="_1836209146" r:id="rId693"/>
         </w:object>
       </w:r>
       <w:r>
@@ -29583,7 +29602,7 @@
           <v:shape id="_x0000_i1379" type="#_x0000_t75" style="width:39.5pt;height:19pt" o:ole="">
             <v:imagedata r:id="rId694" o:title=""/>
           </v:shape>
-          <o:OLEObject Type="Embed" ProgID="Equation.3" ShapeID="_x0000_i1379" DrawAspect="Content" ObjectID="_1832440897" r:id="rId695"/>
+          <o:OLEObject Type="Embed" ProgID="Equation.3" ShapeID="_x0000_i1379" DrawAspect="Content" ObjectID="_1836209147" r:id="rId695"/>
         </w:object>
       </w:r>
       <w:r>
@@ -29604,7 +29623,7 @@
           <v:shape id="_x0000_i1380" type="#_x0000_t75" style="width:43pt;height:19pt" o:ole="">
             <v:imagedata r:id="rId696" o:title=""/>
           </v:shape>
-          <o:OLEObject Type="Embed" ProgID="Equation.3" ShapeID="_x0000_i1380" DrawAspect="Content" ObjectID="_1832440898" r:id="rId697"/>
+          <o:OLEObject Type="Embed" ProgID="Equation.3" ShapeID="_x0000_i1380" DrawAspect="Content" ObjectID="_1836209148" r:id="rId697"/>
         </w:object>
       </w:r>
       <w:r>
@@ -29625,7 +29644,7 @@
           <v:shape id="_x0000_i1381" type="#_x0000_t75" style="width:42pt;height:19pt" o:ole="">
             <v:imagedata r:id="rId698" o:title=""/>
           </v:shape>
-          <o:OLEObject Type="Embed" ProgID="Equation.3" ShapeID="_x0000_i1381" DrawAspect="Content" ObjectID="_1832440899" r:id="rId699"/>
+          <o:OLEObject Type="Embed" ProgID="Equation.3" ShapeID="_x0000_i1381" DrawAspect="Content" ObjectID="_1836209149" r:id="rId699"/>
         </w:object>
       </w:r>
       <w:r>
@@ -29661,7 +29680,7 @@
           <v:shape id="_x0000_i1382" type="#_x0000_t75" style="width:62.5pt;height:24pt" o:ole="">
             <v:imagedata r:id="rId700" o:title=""/>
           </v:shape>
-          <o:OLEObject Type="Embed" ProgID="Equation.3" ShapeID="_x0000_i1382" DrawAspect="Content" ObjectID="_1832440900" r:id="rId701"/>
+          <o:OLEObject Type="Embed" ProgID="Equation.3" ShapeID="_x0000_i1382" DrawAspect="Content" ObjectID="_1836209150" r:id="rId701"/>
         </w:object>
       </w:r>
       <w:r>
@@ -29682,7 +29701,7 @@
           <v:shape id="_x0000_i1383" type="#_x0000_t75" style="width:39.5pt;height:19pt" o:ole="">
             <v:imagedata r:id="rId702" o:title=""/>
           </v:shape>
-          <o:OLEObject Type="Embed" ProgID="Equation.3" ShapeID="_x0000_i1383" DrawAspect="Content" ObjectID="_1832440901" r:id="rId703"/>
+          <o:OLEObject Type="Embed" ProgID="Equation.3" ShapeID="_x0000_i1383" DrawAspect="Content" ObjectID="_1836209151" r:id="rId703"/>
         </w:object>
       </w:r>
       <w:r>
@@ -29703,7 +29722,7 @@
           <v:shape id="_x0000_i1384" type="#_x0000_t75" style="width:43pt;height:19pt" o:ole="">
             <v:imagedata r:id="rId704" o:title=""/>
           </v:shape>
-          <o:OLEObject Type="Embed" ProgID="Equation.3" ShapeID="_x0000_i1384" DrawAspect="Content" ObjectID="_1832440902" r:id="rId705"/>
+          <o:OLEObject Type="Embed" ProgID="Equation.3" ShapeID="_x0000_i1384" DrawAspect="Content" ObjectID="_1836209152" r:id="rId705"/>
         </w:object>
       </w:r>
       <w:r>
@@ -29724,7 +29743,7 @@
           <v:shape id="_x0000_i1385" type="#_x0000_t75" style="width:42pt;height:19pt" o:ole="">
             <v:imagedata r:id="rId706" o:title=""/>
           </v:shape>
-          <o:OLEObject Type="Embed" ProgID="Equation.3" ShapeID="_x0000_i1385" DrawAspect="Content" ObjectID="_1832440903" r:id="rId707"/>
+          <o:OLEObject Type="Embed" ProgID="Equation.3" ShapeID="_x0000_i1385" DrawAspect="Content" ObjectID="_1836209153" r:id="rId707"/>
         </w:object>
       </w:r>
       <w:r>
@@ -29822,7 +29841,7 @@
           <v:shape id="_x0000_i1386" type="#_x0000_t75" style="width:23.5pt;height:20pt" o:ole="">
             <v:imagedata r:id="rId708" o:title=""/>
           </v:shape>
-          <o:OLEObject Type="Embed" ProgID="Equation.3" ShapeID="_x0000_i1386" DrawAspect="Content" ObjectID="_1832440904" r:id="rId709"/>
+          <o:OLEObject Type="Embed" ProgID="Equation.3" ShapeID="_x0000_i1386" DrawAspect="Content" ObjectID="_1836209154" r:id="rId709"/>
         </w:object>
       </w:r>
       <w:r>
@@ -29843,7 +29862,7 @@
           <v:shape id="_x0000_i1387" type="#_x0000_t75" style="width:47pt;height:19pt" o:ole="">
             <v:imagedata r:id="rId710" o:title=""/>
           </v:shape>
-          <o:OLEObject Type="Embed" ProgID="Equation.3" ShapeID="_x0000_i1387" DrawAspect="Content" ObjectID="_1832440905" r:id="rId711"/>
+          <o:OLEObject Type="Embed" ProgID="Equation.3" ShapeID="_x0000_i1387" DrawAspect="Content" ObjectID="_1836209155" r:id="rId711"/>
         </w:object>
       </w:r>
       <w:r>
@@ -29864,7 +29883,7 @@
           <v:shape id="_x0000_i1388" type="#_x0000_t75" style="width:43.5pt;height:20pt" o:ole="">
             <v:imagedata r:id="rId712" o:title=""/>
           </v:shape>
-          <o:OLEObject Type="Embed" ProgID="Equation.3" ShapeID="_x0000_i1388" DrawAspect="Content" ObjectID="_1832440906" r:id="rId713"/>
+          <o:OLEObject Type="Embed" ProgID="Equation.3" ShapeID="_x0000_i1388" DrawAspect="Content" ObjectID="_1836209156" r:id="rId713"/>
         </w:object>
       </w:r>
       <w:r>
@@ -29885,7 +29904,7 @@
           <v:shape id="_x0000_i1389" type="#_x0000_t75" style="width:41.5pt;height:19pt" o:ole="">
             <v:imagedata r:id="rId714" o:title=""/>
           </v:shape>
-          <o:OLEObject Type="Embed" ProgID="Equation.3" ShapeID="_x0000_i1389" DrawAspect="Content" ObjectID="_1832440907" r:id="rId715"/>
+          <o:OLEObject Type="Embed" ProgID="Equation.3" ShapeID="_x0000_i1389" DrawAspect="Content" ObjectID="_1836209157" r:id="rId715"/>
         </w:object>
       </w:r>
       <w:r>
@@ -29906,7 +29925,7 @@
           <v:shape id="_x0000_i1390" type="#_x0000_t75" style="width:16.5pt;height:18pt" o:ole="">
             <v:imagedata r:id="rId716" o:title=""/>
           </v:shape>
-          <o:OLEObject Type="Embed" ProgID="Equation.3" ShapeID="_x0000_i1390" DrawAspect="Content" ObjectID="_1832440908" r:id="rId717"/>
+          <o:OLEObject Type="Embed" ProgID="Equation.3" ShapeID="_x0000_i1390" DrawAspect="Content" ObjectID="_1836209158" r:id="rId717"/>
         </w:object>
       </w:r>
       <w:r>
@@ -29927,7 +29946,7 @@
           <v:shape id="_x0000_i1391" type="#_x0000_t75" style="width:39.5pt;height:20pt" o:ole="">
             <v:imagedata r:id="rId718" o:title=""/>
           </v:shape>
-          <o:OLEObject Type="Embed" ProgID="Equation.3" ShapeID="_x0000_i1391" DrawAspect="Content" ObjectID="_1832440909" r:id="rId719"/>
+          <o:OLEObject Type="Embed" ProgID="Equation.3" ShapeID="_x0000_i1391" DrawAspect="Content" ObjectID="_1836209159" r:id="rId719"/>
         </w:object>
       </w:r>
       <w:r>
@@ -29964,7 +29983,7 @@
           <v:shape id="_x0000_i1392" type="#_x0000_t75" style="width:18pt;height:22.5pt" o:ole="">
             <v:imagedata r:id="rId720" o:title=""/>
           </v:shape>
-          <o:OLEObject Type="Embed" ProgID="Equation.3" ShapeID="_x0000_i1392" DrawAspect="Content" ObjectID="_1832440910" r:id="rId721"/>
+          <o:OLEObject Type="Embed" ProgID="Equation.3" ShapeID="_x0000_i1392" DrawAspect="Content" ObjectID="_1836209160" r:id="rId721"/>
         </w:object>
       </w:r>
       <w:r>
@@ -29985,7 +30004,7 @@
           <v:shape id="_x0000_i1393" type="#_x0000_t75" style="width:39.5pt;height:20pt" o:ole="">
             <v:imagedata r:id="rId722" o:title=""/>
           </v:shape>
-          <o:OLEObject Type="Embed" ProgID="Equation.3" ShapeID="_x0000_i1393" DrawAspect="Content" ObjectID="_1832440911" r:id="rId723"/>
+          <o:OLEObject Type="Embed" ProgID="Equation.3" ShapeID="_x0000_i1393" DrawAspect="Content" ObjectID="_1836209161" r:id="rId723"/>
         </w:object>
       </w:r>
       <w:r>
@@ -30006,7 +30025,7 @@
           <v:shape id="_x0000_i1394" type="#_x0000_t75" style="width:45.5pt;height:19pt" o:ole="">
             <v:imagedata r:id="rId724" o:title=""/>
           </v:shape>
-          <o:OLEObject Type="Embed" ProgID="Equation.3" ShapeID="_x0000_i1394" DrawAspect="Content" ObjectID="_1832440912" r:id="rId725"/>
+          <o:OLEObject Type="Embed" ProgID="Equation.3" ShapeID="_x0000_i1394" DrawAspect="Content" ObjectID="_1836209162" r:id="rId725"/>
         </w:object>
       </w:r>
       <w:r>
@@ -30035,7 +30054,7 @@
           <v:shape id="_x0000_i1395" type="#_x0000_t75" style="width:22.5pt;height:24pt" o:ole="">
             <v:imagedata r:id="rId726" o:title=""/>
           </v:shape>
-          <o:OLEObject Type="Embed" ProgID="Equation.3" ShapeID="_x0000_i1395" DrawAspect="Content" ObjectID="_1832440913" r:id="rId727"/>
+          <o:OLEObject Type="Embed" ProgID="Equation.3" ShapeID="_x0000_i1395" DrawAspect="Content" ObjectID="_1836209163" r:id="rId727"/>
         </w:object>
       </w:r>
       <w:r>
@@ -30056,7 +30075,7 @@
           <v:shape id="_x0000_i1396" type="#_x0000_t75" style="width:39.5pt;height:20pt" o:ole="">
             <v:imagedata r:id="rId728" o:title=""/>
           </v:shape>
-          <o:OLEObject Type="Embed" ProgID="Equation.3" ShapeID="_x0000_i1396" DrawAspect="Content" ObjectID="_1832440914" r:id="rId729"/>
+          <o:OLEObject Type="Embed" ProgID="Equation.3" ShapeID="_x0000_i1396" DrawAspect="Content" ObjectID="_1836209164" r:id="rId729"/>
         </w:object>
       </w:r>
       <w:r>
@@ -30077,7 +30096,7 @@
           <v:shape id="_x0000_i1397" type="#_x0000_t75" style="width:43.5pt;height:20pt" o:ole="">
             <v:imagedata r:id="rId730" o:title=""/>
           </v:shape>
-          <o:OLEObject Type="Embed" ProgID="Equation.3" ShapeID="_x0000_i1397" DrawAspect="Content" ObjectID="_1832440915" r:id="rId731"/>
+          <o:OLEObject Type="Embed" ProgID="Equation.3" ShapeID="_x0000_i1397" DrawAspect="Content" ObjectID="_1836209165" r:id="rId731"/>
         </w:object>
       </w:r>
       <w:r>
@@ -30098,7 +30117,7 @@
           <v:shape id="_x0000_i1398" type="#_x0000_t75" style="width:42pt;height:20pt" o:ole="">
             <v:imagedata r:id="rId732" o:title=""/>
           </v:shape>
-          <o:OLEObject Type="Embed" ProgID="Equation.3" ShapeID="_x0000_i1398" DrawAspect="Content" ObjectID="_1832440916" r:id="rId733"/>
+          <o:OLEObject Type="Embed" ProgID="Equation.3" ShapeID="_x0000_i1398" DrawAspect="Content" ObjectID="_1836209166" r:id="rId733"/>
         </w:object>
       </w:r>
       <w:r>
@@ -30464,7 +30483,7 @@
           <v:shape id="_x0000_i1399" type="#_x0000_t75" style="width:60pt;height:40pt" o:ole="">
             <v:imagedata r:id="rId734" o:title=""/>
           </v:shape>
-          <o:OLEObject Type="Embed" ProgID="Equation.3" ShapeID="_x0000_i1399" DrawAspect="Content" ObjectID="_1832440917" r:id="rId735"/>
+          <o:OLEObject Type="Embed" ProgID="Equation.3" ShapeID="_x0000_i1399" DrawAspect="Content" ObjectID="_1836209167" r:id="rId735"/>
         </w:object>
       </w:r>
       <w:r>
@@ -30485,7 +30504,7 @@
           <v:shape id="_x0000_i1400" type="#_x0000_t75" style="width:50pt;height:19.5pt" o:ole="">
             <v:imagedata r:id="rId736" o:title=""/>
           </v:shape>
-          <o:OLEObject Type="Embed" ProgID="Equation.3" ShapeID="_x0000_i1400" DrawAspect="Content" ObjectID="_1832440918" r:id="rId737"/>
+          <o:OLEObject Type="Embed" ProgID="Equation.3" ShapeID="_x0000_i1400" DrawAspect="Content" ObjectID="_1836209168" r:id="rId737"/>
         </w:object>
       </w:r>
     </w:p>
@@ -30570,7 +30589,7 @@
           <v:shape id="_x0000_i1401" type="#_x0000_t75" style="width:54.5pt;height:37pt" o:ole="">
             <v:imagedata r:id="rId738" o:title=""/>
           </v:shape>
-          <o:OLEObject Type="Embed" ProgID="Equation.3" ShapeID="_x0000_i1401" DrawAspect="Content" ObjectID="_1832440919" r:id="rId739"/>
+          <o:OLEObject Type="Embed" ProgID="Equation.3" ShapeID="_x0000_i1401" DrawAspect="Content" ObjectID="_1836209169" r:id="rId739"/>
         </w:object>
       </w:r>
       <w:r>
@@ -30591,7 +30610,7 @@
           <v:shape id="_x0000_i1402" type="#_x0000_t75" style="width:43.5pt;height:20pt" o:ole="">
             <v:imagedata r:id="rId740" o:title=""/>
           </v:shape>
-          <o:OLEObject Type="Embed" ProgID="Equation.3" ShapeID="_x0000_i1402" DrawAspect="Content" ObjectID="_1832440920" r:id="rId741"/>
+          <o:OLEObject Type="Embed" ProgID="Equation.3" ShapeID="_x0000_i1402" DrawAspect="Content" ObjectID="_1836209170" r:id="rId741"/>
         </w:object>
       </w:r>
       <w:r>
@@ -30639,7 +30658,7 @@
           <v:shape id="_x0000_i1403" type="#_x0000_t75" style="width:83.5pt;height:20.5pt" o:ole="">
             <v:imagedata r:id="rId742" o:title=""/>
           </v:shape>
-          <o:OLEObject Type="Embed" ProgID="Equation.3" ShapeID="_x0000_i1403" DrawAspect="Content" ObjectID="_1832440921" r:id="rId743"/>
+          <o:OLEObject Type="Embed" ProgID="Equation.3" ShapeID="_x0000_i1403" DrawAspect="Content" ObjectID="_1836209171" r:id="rId743"/>
         </w:object>
       </w:r>
       <w:r>
@@ -30660,7 +30679,7 @@
           <v:shape id="_x0000_i1404" type="#_x0000_t75" style="width:43.5pt;height:20pt" o:ole="">
             <v:imagedata r:id="rId744" o:title=""/>
           </v:shape>
-          <o:OLEObject Type="Embed" ProgID="Equation.3" ShapeID="_x0000_i1404" DrawAspect="Content" ObjectID="_1832440922" r:id="rId745"/>
+          <o:OLEObject Type="Embed" ProgID="Equation.3" ShapeID="_x0000_i1404" DrawAspect="Content" ObjectID="_1836209172" r:id="rId745"/>
         </w:object>
       </w:r>
       <w:r>
@@ -30681,7 +30700,7 @@
           <v:shape id="_x0000_i1405" type="#_x0000_t75" style="width:54.5pt;height:20pt" o:ole="">
             <v:imagedata r:id="rId746" o:title=""/>
           </v:shape>
-          <o:OLEObject Type="Embed" ProgID="Equation.3" ShapeID="_x0000_i1405" DrawAspect="Content" ObjectID="_1832440923" r:id="rId747"/>
+          <o:OLEObject Type="Embed" ProgID="Equation.3" ShapeID="_x0000_i1405" DrawAspect="Content" ObjectID="_1836209173" r:id="rId747"/>
         </w:object>
       </w:r>
       <w:r>
@@ -30827,7 +30846,7 @@
           <v:shape id="_x0000_i1406" type="#_x0000_t75" style="width:112.5pt;height:24pt" o:ole="">
             <v:imagedata r:id="rId748" o:title=""/>
           </v:shape>
-          <o:OLEObject Type="Embed" ProgID="Equation.3" ShapeID="_x0000_i1406" DrawAspect="Content" ObjectID="_1832440924" r:id="rId749"/>
+          <o:OLEObject Type="Embed" ProgID="Equation.3" ShapeID="_x0000_i1406" DrawAspect="Content" ObjectID="_1836209174" r:id="rId749"/>
         </w:object>
       </w:r>
       <w:r>
@@ -30848,7 +30867,7 @@
           <v:shape id="_x0000_i1407" type="#_x0000_t75" style="width:61.5pt;height:24pt" o:ole="">
             <v:imagedata r:id="rId750" o:title=""/>
           </v:shape>
-          <o:OLEObject Type="Embed" ProgID="Equation.3" ShapeID="_x0000_i1407" DrawAspect="Content" ObjectID="_1832440925" r:id="rId751"/>
+          <o:OLEObject Type="Embed" ProgID="Equation.3" ShapeID="_x0000_i1407" DrawAspect="Content" ObjectID="_1836209175" r:id="rId751"/>
         </w:object>
       </w:r>
       <w:r>
@@ -30869,7 +30888,7 @@
           <v:shape id="_x0000_i1408" type="#_x0000_t75" style="width:47pt;height:19pt" o:ole="">
             <v:imagedata r:id="rId752" o:title=""/>
           </v:shape>
-          <o:OLEObject Type="Embed" ProgID="Equation.3" ShapeID="_x0000_i1408" DrawAspect="Content" ObjectID="_1832440926" r:id="rId753"/>
+          <o:OLEObject Type="Embed" ProgID="Equation.3" ShapeID="_x0000_i1408" DrawAspect="Content" ObjectID="_1836209176" r:id="rId753"/>
         </w:object>
       </w:r>
       <w:r>
@@ -30890,7 +30909,7 @@
           <v:shape id="_x0000_i1409" type="#_x0000_t75" style="width:43.5pt;height:20pt" o:ole="">
             <v:imagedata r:id="rId754" o:title=""/>
           </v:shape>
-          <o:OLEObject Type="Embed" ProgID="Equation.3" ShapeID="_x0000_i1409" DrawAspect="Content" ObjectID="_1832440927" r:id="rId755"/>
+          <o:OLEObject Type="Embed" ProgID="Equation.3" ShapeID="_x0000_i1409" DrawAspect="Content" ObjectID="_1836209177" r:id="rId755"/>
         </w:object>
       </w:r>
       <w:r>
@@ -30911,7 +30930,7 @@
           <v:shape id="_x0000_i1410" type="#_x0000_t75" style="width:41.5pt;height:19pt" o:ole="">
             <v:imagedata r:id="rId756" o:title=""/>
           </v:shape>
-          <o:OLEObject Type="Embed" ProgID="Equation.3" ShapeID="_x0000_i1410" DrawAspect="Content" ObjectID="_1832440928" r:id="rId757"/>
+          <o:OLEObject Type="Embed" ProgID="Equation.3" ShapeID="_x0000_i1410" DrawAspect="Content" ObjectID="_1836209178" r:id="rId757"/>
         </w:object>
       </w:r>
       <w:r>
@@ -31039,7 +31058,7 @@
           <v:shape id="_x0000_i1411" type="#_x0000_t75" style="width:58pt;height:20.5pt" o:ole="">
             <v:imagedata r:id="rId758" o:title=""/>
           </v:shape>
-          <o:OLEObject Type="Embed" ProgID="Equation.3" ShapeID="_x0000_i1411" DrawAspect="Content" ObjectID="_1832440929" r:id="rId759"/>
+          <o:OLEObject Type="Embed" ProgID="Equation.3" ShapeID="_x0000_i1411" DrawAspect="Content" ObjectID="_1836209179" r:id="rId759"/>
         </w:object>
       </w:r>
       <w:r>
@@ -31068,7 +31087,7 @@
           <v:shape id="_x0000_i1412" type="#_x0000_t75" style="width:54.5pt;height:20.5pt" o:ole="">
             <v:imagedata r:id="rId760" o:title=""/>
           </v:shape>
-          <o:OLEObject Type="Embed" ProgID="Equation.3" ShapeID="_x0000_i1412" DrawAspect="Content" ObjectID="_1832440930" r:id="rId761"/>
+          <o:OLEObject Type="Embed" ProgID="Equation.3" ShapeID="_x0000_i1412" DrawAspect="Content" ObjectID="_1836209180" r:id="rId761"/>
         </w:object>
       </w:r>
       <w:r>
@@ -31097,7 +31116,7 @@
           <v:shape id="_x0000_i1413" type="#_x0000_t75" style="width:103pt;height:20.5pt" o:ole="">
             <v:imagedata r:id="rId762" o:title=""/>
           </v:shape>
-          <o:OLEObject Type="Embed" ProgID="Equation.3" ShapeID="_x0000_i1413" DrawAspect="Content" ObjectID="_1832440931" r:id="rId763"/>
+          <o:OLEObject Type="Embed" ProgID="Equation.3" ShapeID="_x0000_i1413" DrawAspect="Content" ObjectID="_1836209181" r:id="rId763"/>
         </w:object>
       </w:r>
       <w:r>
@@ -31118,7 +31137,7 @@
           <v:shape id="_x0000_i1414" type="#_x0000_t75" style="width:47pt;height:19pt" o:ole="">
             <v:imagedata r:id="rId764" o:title=""/>
           </v:shape>
-          <o:OLEObject Type="Embed" ProgID="Equation.3" ShapeID="_x0000_i1414" DrawAspect="Content" ObjectID="_1832440932" r:id="rId765"/>
+          <o:OLEObject Type="Embed" ProgID="Equation.3" ShapeID="_x0000_i1414" DrawAspect="Content" ObjectID="_1836209182" r:id="rId765"/>
         </w:object>
       </w:r>
       <w:r>
@@ -31139,7 +31158,7 @@
           <v:shape id="_x0000_i1415" type="#_x0000_t75" style="width:43.5pt;height:20pt" o:ole="">
             <v:imagedata r:id="rId766" o:title=""/>
           </v:shape>
-          <o:OLEObject Type="Embed" ProgID="Equation.3" ShapeID="_x0000_i1415" DrawAspect="Content" ObjectID="_1832440933" r:id="rId767"/>
+          <o:OLEObject Type="Embed" ProgID="Equation.3" ShapeID="_x0000_i1415" DrawAspect="Content" ObjectID="_1836209183" r:id="rId767"/>
         </w:object>
       </w:r>
       <w:r>
@@ -31160,7 +31179,7 @@
           <v:shape id="_x0000_i1416" type="#_x0000_t75" style="width:41.5pt;height:19pt" o:ole="">
             <v:imagedata r:id="rId768" o:title=""/>
           </v:shape>
-          <o:OLEObject Type="Embed" ProgID="Equation.3" ShapeID="_x0000_i1416" DrawAspect="Content" ObjectID="_1832440934" r:id="rId769"/>
+          <o:OLEObject Type="Embed" ProgID="Equation.3" ShapeID="_x0000_i1416" DrawAspect="Content" ObjectID="_1836209184" r:id="rId769"/>
         </w:object>
       </w:r>
       <w:r>
@@ -31200,7 +31219,7 @@
           <v:shape id="_x0000_i1417" type="#_x0000_t75" style="width:81pt;height:39.5pt" o:ole="">
             <v:imagedata r:id="rId770" o:title=""/>
           </v:shape>
-          <o:OLEObject Type="Embed" ProgID="Equation.3" ShapeID="_x0000_i1417" DrawAspect="Content" ObjectID="_1832440935" r:id="rId771"/>
+          <o:OLEObject Type="Embed" ProgID="Equation.3" ShapeID="_x0000_i1417" DrawAspect="Content" ObjectID="_1836209185" r:id="rId771"/>
         </w:object>
       </w:r>
       <w:r>
@@ -31221,7 +31240,7 @@
           <v:shape id="_x0000_i1418" type="#_x0000_t75" style="width:47pt;height:19pt" o:ole="">
             <v:imagedata r:id="rId772" o:title=""/>
           </v:shape>
-          <o:OLEObject Type="Embed" ProgID="Equation.3" ShapeID="_x0000_i1418" DrawAspect="Content" ObjectID="_1832440936" r:id="rId773"/>
+          <o:OLEObject Type="Embed" ProgID="Equation.3" ShapeID="_x0000_i1418" DrawAspect="Content" ObjectID="_1836209186" r:id="rId773"/>
         </w:object>
       </w:r>
       <w:r>
@@ -31258,7 +31277,7 @@
           <v:shape id="_x0000_i1419" type="#_x0000_t75" style="width:73pt;height:18.5pt" o:ole="">
             <v:imagedata r:id="rId774" o:title=""/>
           </v:shape>
-          <o:OLEObject Type="Embed" ProgID="Equation.3" ShapeID="_x0000_i1419" DrawAspect="Content" ObjectID="_1832440937" r:id="rId775"/>
+          <o:OLEObject Type="Embed" ProgID="Equation.3" ShapeID="_x0000_i1419" DrawAspect="Content" ObjectID="_1836209187" r:id="rId775"/>
         </w:object>
       </w:r>
       <w:r>
@@ -31287,7 +31306,7 @@
           <v:shape id="_x0000_i1420" type="#_x0000_t75" style="width:43.5pt;height:19pt" o:ole="">
             <v:imagedata r:id="rId776" o:title=""/>
           </v:shape>
-          <o:OLEObject Type="Embed" ProgID="Equation.3" ShapeID="_x0000_i1420" DrawAspect="Content" ObjectID="_1832440938" r:id="rId777"/>
+          <o:OLEObject Type="Embed" ProgID="Equation.3" ShapeID="_x0000_i1420" DrawAspect="Content" ObjectID="_1836209188" r:id="rId777"/>
         </w:object>
       </w:r>
       <w:r>
@@ -31308,7 +31327,7 @@
           <v:shape id="_x0000_i1421" type="#_x0000_t75" style="width:53pt;height:19pt" o:ole="">
             <v:imagedata r:id="rId778" o:title=""/>
           </v:shape>
-          <o:OLEObject Type="Embed" ProgID="Equation.3" ShapeID="_x0000_i1421" DrawAspect="Content" ObjectID="_1832440939" r:id="rId779"/>
+          <o:OLEObject Type="Embed" ProgID="Equation.3" ShapeID="_x0000_i1421" DrawAspect="Content" ObjectID="_1836209189" r:id="rId779"/>
         </w:object>
       </w:r>
       <w:r>
@@ -31450,7 +31469,7 @@
           <v:shape id="_x0000_i1422" type="#_x0000_t75" style="width:84.5pt;height:37.5pt" o:ole="">
             <v:imagedata r:id="rId780" o:title=""/>
           </v:shape>
-          <o:OLEObject Type="Embed" ProgID="Equation.3" ShapeID="_x0000_i1422" DrawAspect="Content" ObjectID="_1832440940" r:id="rId781"/>
+          <o:OLEObject Type="Embed" ProgID="Equation.3" ShapeID="_x0000_i1422" DrawAspect="Content" ObjectID="_1836209190" r:id="rId781"/>
         </w:object>
       </w:r>
       <w:r>
@@ -31494,7 +31513,7 @@
           <v:shape id="_x0000_i1423" type="#_x0000_t75" style="width:182pt;height:35pt" o:ole="">
             <v:imagedata r:id="rId782" o:title=""/>
           </v:shape>
-          <o:OLEObject Type="Embed" ProgID="Equation.3" ShapeID="_x0000_i1423" DrawAspect="Content" ObjectID="_1832440941" r:id="rId783"/>
+          <o:OLEObject Type="Embed" ProgID="Equation.3" ShapeID="_x0000_i1423" DrawAspect="Content" ObjectID="_1836209191" r:id="rId783"/>
         </w:object>
       </w:r>
       <w:r>
@@ -31515,7 +31534,7 @@
           <v:shape id="_x0000_i1424" type="#_x0000_t75" style="width:86.5pt;height:20pt" o:ole="">
             <v:imagedata r:id="rId784" o:title=""/>
           </v:shape>
-          <o:OLEObject Type="Embed" ProgID="Equation.3" ShapeID="_x0000_i1424" DrawAspect="Content" ObjectID="_1832440942" r:id="rId785"/>
+          <o:OLEObject Type="Embed" ProgID="Equation.3" ShapeID="_x0000_i1424" DrawAspect="Content" ObjectID="_1836209192" r:id="rId785"/>
         </w:object>
       </w:r>
       <w:r>
@@ -31657,7 +31676,7 @@
           <v:shape id="_x0000_i1425" type="#_x0000_t75" style="width:171pt;height:35pt" o:ole="">
             <v:imagedata r:id="rId786" o:title=""/>
           </v:shape>
-          <o:OLEObject Type="Embed" ProgID="Equation.3" ShapeID="_x0000_i1425" DrawAspect="Content" ObjectID="_1832440943" r:id="rId787"/>
+          <o:OLEObject Type="Embed" ProgID="Equation.3" ShapeID="_x0000_i1425" DrawAspect="Content" ObjectID="_1836209193" r:id="rId787"/>
         </w:object>
       </w:r>
       <w:r>
@@ -31686,7 +31705,7 @@
           <v:shape id="_x0000_i1426" type="#_x0000_t75" style="width:127pt;height:21pt" o:ole="">
             <v:imagedata r:id="rId788" o:title=""/>
           </v:shape>
-          <o:OLEObject Type="Embed" ProgID="Equation.3" ShapeID="_x0000_i1426" DrawAspect="Content" ObjectID="_1832440944" r:id="rId789"/>
+          <o:OLEObject Type="Embed" ProgID="Equation.3" ShapeID="_x0000_i1426" DrawAspect="Content" ObjectID="_1836209194" r:id="rId789"/>
         </w:object>
       </w:r>
       <w:r>
@@ -31722,7 +31741,7 @@
           <v:shape id="_x0000_i1427" type="#_x0000_t75" style="width:128.5pt;height:37pt" o:ole="">
             <v:imagedata r:id="rId790" o:title=""/>
           </v:shape>
-          <o:OLEObject Type="Embed" ProgID="Equation.3" ShapeID="_x0000_i1427" DrawAspect="Content" ObjectID="_1832440945" r:id="rId791"/>
+          <o:OLEObject Type="Embed" ProgID="Equation.3" ShapeID="_x0000_i1427" DrawAspect="Content" ObjectID="_1836209195" r:id="rId791"/>
         </w:object>
       </w:r>
       <w:r>
@@ -31751,7 +31770,7 @@
           <v:shape id="_x0000_i1428" type="#_x0000_t75" style="width:48.5pt;height:20pt" o:ole="">
             <v:imagedata r:id="rId792" o:title=""/>
           </v:shape>
-          <o:OLEObject Type="Embed" ProgID="Equation.3" ShapeID="_x0000_i1428" DrawAspect="Content" ObjectID="_1832440946" r:id="rId793"/>
+          <o:OLEObject Type="Embed" ProgID="Equation.3" ShapeID="_x0000_i1428" DrawAspect="Content" ObjectID="_1836209196" r:id="rId793"/>
         </w:object>
       </w:r>
     </w:p>
@@ -31885,7 +31904,7 @@
           <v:shape id="_x0000_i1429" type="#_x0000_t75" style="width:229.5pt;height:37pt" o:ole="">
             <v:imagedata r:id="rId794" o:title=""/>
           </v:shape>
-          <o:OLEObject Type="Embed" ProgID="Equation.3" ShapeID="_x0000_i1429" DrawAspect="Content" ObjectID="_1832440947" r:id="rId795"/>
+          <o:OLEObject Type="Embed" ProgID="Equation.3" ShapeID="_x0000_i1429" DrawAspect="Content" ObjectID="_1836209197" r:id="rId795"/>
         </w:object>
       </w:r>
       <w:r>
@@ -31914,7 +31933,7 @@
           <v:shape id="_x0000_i1430" type="#_x0000_t75" style="width:41pt;height:19.5pt" o:ole="">
             <v:imagedata r:id="rId796" o:title=""/>
           </v:shape>
-          <o:OLEObject Type="Embed" ProgID="Equation.3" ShapeID="_x0000_i1430" DrawAspect="Content" ObjectID="_1832440948" r:id="rId797"/>
+          <o:OLEObject Type="Embed" ProgID="Equation.3" ShapeID="_x0000_i1430" DrawAspect="Content" ObjectID="_1836209198" r:id="rId797"/>
         </w:object>
       </w:r>
       <w:r>
@@ -32003,7 +32022,7 @@
           <v:shape id="_x0000_i1431" type="#_x0000_t75" style="width:259.5pt;height:37pt" o:ole="">
             <v:imagedata r:id="rId798" o:title=""/>
           </v:shape>
-          <o:OLEObject Type="Embed" ProgID="Equation.3" ShapeID="_x0000_i1431" DrawAspect="Content" ObjectID="_1832440949" r:id="rId799"/>
+          <o:OLEObject Type="Embed" ProgID="Equation.3" ShapeID="_x0000_i1431" DrawAspect="Content" ObjectID="_1836209199" r:id="rId799"/>
         </w:object>
       </w:r>
       <w:r>
@@ -32032,7 +32051,7 @@
           <v:shape id="_x0000_i1432" type="#_x0000_t75" style="width:41pt;height:19.5pt" o:ole="">
             <v:imagedata r:id="rId800" o:title=""/>
           </v:shape>
-          <o:OLEObject Type="Embed" ProgID="Equation.3" ShapeID="_x0000_i1432" DrawAspect="Content" ObjectID="_1832440950" r:id="rId801"/>
+          <o:OLEObject Type="Embed" ProgID="Equation.3" ShapeID="_x0000_i1432" DrawAspect="Content" ObjectID="_1836209200" r:id="rId801"/>
         </w:object>
       </w:r>
       <w:r>
@@ -32121,7 +32140,7 @@
           <v:shape id="_x0000_i1433" type="#_x0000_t75" style="width:197.5pt;height:37pt" o:ole="">
             <v:imagedata r:id="rId802" o:title=""/>
           </v:shape>
-          <o:OLEObject Type="Embed" ProgID="Equation.3" ShapeID="_x0000_i1433" DrawAspect="Content" ObjectID="_1832440951" r:id="rId803"/>
+          <o:OLEObject Type="Embed" ProgID="Equation.3" ShapeID="_x0000_i1433" DrawAspect="Content" ObjectID="_1836209201" r:id="rId803"/>
         </w:object>
       </w:r>
       <w:r>
@@ -32150,7 +32169,7 @@
           <v:shape id="_x0000_i1434" type="#_x0000_t75" style="width:41pt;height:19.5pt" o:ole="">
             <v:imagedata r:id="rId804" o:title=""/>
           </v:shape>
-          <o:OLEObject Type="Embed" ProgID="Equation.3" ShapeID="_x0000_i1434" DrawAspect="Content" ObjectID="_1832440952" r:id="rId805"/>
+          <o:OLEObject Type="Embed" ProgID="Equation.3" ShapeID="_x0000_i1434" DrawAspect="Content" ObjectID="_1836209202" r:id="rId805"/>
         </w:object>
       </w:r>
       <w:r>
@@ -32186,7 +32205,7 @@
           <v:shape id="_x0000_i1435" type="#_x0000_t75" style="width:117.5pt;height:37pt" o:ole="">
             <v:imagedata r:id="rId806" o:title=""/>
           </v:shape>
-          <o:OLEObject Type="Embed" ProgID="Equation.3" ShapeID="_x0000_i1435" DrawAspect="Content" ObjectID="_1832440953" r:id="rId807"/>
+          <o:OLEObject Type="Embed" ProgID="Equation.3" ShapeID="_x0000_i1435" DrawAspect="Content" ObjectID="_1836209203" r:id="rId807"/>
         </w:object>
       </w:r>
       <w:r>
@@ -32215,7 +32234,7 @@
           <v:shape id="_x0000_i1436" type="#_x0000_t75" style="width:41pt;height:19.5pt" o:ole="">
             <v:imagedata r:id="rId808" o:title=""/>
           </v:shape>
-          <o:OLEObject Type="Embed" ProgID="Equation.3" ShapeID="_x0000_i1436" DrawAspect="Content" ObjectID="_1832440954" r:id="rId809"/>
+          <o:OLEObject Type="Embed" ProgID="Equation.3" ShapeID="_x0000_i1436" DrawAspect="Content" ObjectID="_1836209204" r:id="rId809"/>
         </w:object>
       </w:r>
       <w:r>
@@ -32304,7 +32323,7 @@
           <v:shape id="_x0000_i1437" type="#_x0000_t75" style="width:289pt;height:37pt" o:ole="">
             <v:imagedata r:id="rId810" o:title=""/>
           </v:shape>
-          <o:OLEObject Type="Embed" ProgID="Equation.3" ShapeID="_x0000_i1437" DrawAspect="Content" ObjectID="_1832440955" r:id="rId811"/>
+          <o:OLEObject Type="Embed" ProgID="Equation.3" ShapeID="_x0000_i1437" DrawAspect="Content" ObjectID="_1836209205" r:id="rId811"/>
         </w:object>
       </w:r>
       <w:r>
@@ -32333,7 +32352,7 @@
           <v:shape id="_x0000_i1438" type="#_x0000_t75" style="width:41pt;height:19.5pt" o:ole="">
             <v:imagedata r:id="rId812" o:title=""/>
           </v:shape>
-          <o:OLEObject Type="Embed" ProgID="Equation.3" ShapeID="_x0000_i1438" DrawAspect="Content" ObjectID="_1832440956" r:id="rId813"/>
+          <o:OLEObject Type="Embed" ProgID="Equation.3" ShapeID="_x0000_i1438" DrawAspect="Content" ObjectID="_1836209206" r:id="rId813"/>
         </w:object>
       </w:r>
       <w:r>
@@ -32362,7 +32381,7 @@
           <v:shape id="_x0000_i1439" type="#_x0000_t75" style="width:46.5pt;height:19.5pt" o:ole="">
             <v:imagedata r:id="rId814" o:title=""/>
           </v:shape>
-          <o:OLEObject Type="Embed" ProgID="Equation.3" ShapeID="_x0000_i1439" DrawAspect="Content" ObjectID="_1832440957" r:id="rId815"/>
+          <o:OLEObject Type="Embed" ProgID="Equation.3" ShapeID="_x0000_i1439" DrawAspect="Content" ObjectID="_1836209207" r:id="rId815"/>
         </w:object>
       </w:r>
       <w:r>
@@ -32458,7 +32477,7 @@
           <v:shape id="_x0000_i1440" type="#_x0000_t75" style="width:312.5pt;height:37pt" o:ole="">
             <v:imagedata r:id="rId816" o:title=""/>
           </v:shape>
-          <o:OLEObject Type="Embed" ProgID="Equation.3" ShapeID="_x0000_i1440" DrawAspect="Content" ObjectID="_1832440958" r:id="rId817"/>
+          <o:OLEObject Type="Embed" ProgID="Equation.3" ShapeID="_x0000_i1440" DrawAspect="Content" ObjectID="_1836209208" r:id="rId817"/>
         </w:object>
       </w:r>
       <w:r>
@@ -32487,7 +32506,7 @@
           <v:shape id="_x0000_i1441" type="#_x0000_t75" style="width:41pt;height:19.5pt" o:ole="">
             <v:imagedata r:id="rId818" o:title=""/>
           </v:shape>
-          <o:OLEObject Type="Embed" ProgID="Equation.3" ShapeID="_x0000_i1441" DrawAspect="Content" ObjectID="_1832440959" r:id="rId819"/>
+          <o:OLEObject Type="Embed" ProgID="Equation.3" ShapeID="_x0000_i1441" DrawAspect="Content" ObjectID="_1836209209" r:id="rId819"/>
         </w:object>
       </w:r>
       <w:r>
@@ -32516,7 +32535,7 @@
           <v:shape id="_x0000_i1442" type="#_x0000_t75" style="width:46.5pt;height:19.5pt" o:ole="">
             <v:imagedata r:id="rId820" o:title=""/>
           </v:shape>
-          <o:OLEObject Type="Embed" ProgID="Equation.3" ShapeID="_x0000_i1442" DrawAspect="Content" ObjectID="_1832440960" r:id="rId821"/>
+          <o:OLEObject Type="Embed" ProgID="Equation.3" ShapeID="_x0000_i1442" DrawAspect="Content" ObjectID="_1836209210" r:id="rId821"/>
         </w:object>
       </w:r>
       <w:r>
@@ -32605,7 +32624,7 @@
           <v:shape id="_x0000_i1443" type="#_x0000_t75" style="width:212.5pt;height:34.5pt" o:ole="">
             <v:imagedata r:id="rId822" o:title=""/>
           </v:shape>
-          <o:OLEObject Type="Embed" ProgID="Equation.3" ShapeID="_x0000_i1443" DrawAspect="Content" ObjectID="_1832440961" r:id="rId823"/>
+          <o:OLEObject Type="Embed" ProgID="Equation.3" ShapeID="_x0000_i1443" DrawAspect="Content" ObjectID="_1836209211" r:id="rId823"/>
         </w:object>
       </w:r>
       <w:r>
@@ -32634,7 +32653,7 @@
           <v:shape id="_x0000_i1444" type="#_x0000_t75" style="width:41pt;height:19.5pt" o:ole="">
             <v:imagedata r:id="rId824" o:title=""/>
           </v:shape>
-          <o:OLEObject Type="Embed" ProgID="Equation.3" ShapeID="_x0000_i1444" DrawAspect="Content" ObjectID="_1832440962" r:id="rId825"/>
+          <o:OLEObject Type="Embed" ProgID="Equation.3" ShapeID="_x0000_i1444" DrawAspect="Content" ObjectID="_1836209212" r:id="rId825"/>
         </w:object>
       </w:r>
       <w:r>
@@ -32663,7 +32682,7 @@
           <v:shape id="_x0000_i1445" type="#_x0000_t75" style="width:45.5pt;height:19.5pt" o:ole="">
             <v:imagedata r:id="rId826" o:title=""/>
           </v:shape>
-          <o:OLEObject Type="Embed" ProgID="Equation.3" ShapeID="_x0000_i1445" DrawAspect="Content" ObjectID="_1832440963" r:id="rId827"/>
+          <o:OLEObject Type="Embed" ProgID="Equation.3" ShapeID="_x0000_i1445" DrawAspect="Content" ObjectID="_1836209213" r:id="rId827"/>
         </w:object>
       </w:r>
       <w:r>
@@ -32752,7 +32771,7 @@
           <v:shape id="_x0000_i1446" type="#_x0000_t75" style="width:211.5pt;height:34.5pt" o:ole="">
             <v:imagedata r:id="rId828" o:title=""/>
           </v:shape>
-          <o:OLEObject Type="Embed" ProgID="Equation.3" ShapeID="_x0000_i1446" DrawAspect="Content" ObjectID="_1832440964" r:id="rId829"/>
+          <o:OLEObject Type="Embed" ProgID="Equation.3" ShapeID="_x0000_i1446" DrawAspect="Content" ObjectID="_1836209214" r:id="rId829"/>
         </w:object>
       </w:r>
       <w:r>
@@ -32781,7 +32800,7 @@
           <v:shape id="_x0000_i1447" type="#_x0000_t75" style="width:41pt;height:19.5pt" o:ole="">
             <v:imagedata r:id="rId830" o:title=""/>
           </v:shape>
-          <o:OLEObject Type="Embed" ProgID="Equation.3" ShapeID="_x0000_i1447" DrawAspect="Content" ObjectID="_1832440965" r:id="rId831"/>
+          <o:OLEObject Type="Embed" ProgID="Equation.3" ShapeID="_x0000_i1447" DrawAspect="Content" ObjectID="_1836209215" r:id="rId831"/>
         </w:object>
       </w:r>
       <w:r>
@@ -32810,7 +32829,7 @@
           <v:shape id="_x0000_i1448" type="#_x0000_t75" style="width:46.5pt;height:19.5pt" o:ole="">
             <v:imagedata r:id="rId832" o:title=""/>
           </v:shape>
-          <o:OLEObject Type="Embed" ProgID="Equation.3" ShapeID="_x0000_i1448" DrawAspect="Content" ObjectID="_1832440966" r:id="rId833"/>
+          <o:OLEObject Type="Embed" ProgID="Equation.3" ShapeID="_x0000_i1448" DrawAspect="Content" ObjectID="_1836209216" r:id="rId833"/>
         </w:object>
       </w:r>
       <w:r>
@@ -32906,7 +32925,7 @@
           <v:shape id="_x0000_i1449" type="#_x0000_t75" style="width:290.5pt;height:37pt" o:ole="">
             <v:imagedata r:id="rId834" o:title=""/>
           </v:shape>
-          <o:OLEObject Type="Embed" ProgID="Equation.3" ShapeID="_x0000_i1449" DrawAspect="Content" ObjectID="_1832440967" r:id="rId835"/>
+          <o:OLEObject Type="Embed" ProgID="Equation.3" ShapeID="_x0000_i1449" DrawAspect="Content" ObjectID="_1836209217" r:id="rId835"/>
         </w:object>
       </w:r>
       <w:r>
@@ -32935,7 +32954,7 @@
           <v:shape id="_x0000_i1450" type="#_x0000_t75" style="width:39.5pt;height:19pt" o:ole="">
             <v:imagedata r:id="rId836" o:title=""/>
           </v:shape>
-          <o:OLEObject Type="Embed" ProgID="Equation.3" ShapeID="_x0000_i1450" DrawAspect="Content" ObjectID="_1832440968" r:id="rId837"/>
+          <o:OLEObject Type="Embed" ProgID="Equation.3" ShapeID="_x0000_i1450" DrawAspect="Content" ObjectID="_1836209218" r:id="rId837"/>
         </w:object>
       </w:r>
       <w:r>
@@ -32956,7 +32975,7 @@
           <v:shape id="_x0000_i1451" type="#_x0000_t75" style="width:43pt;height:19pt" o:ole="">
             <v:imagedata r:id="rId838" o:title=""/>
           </v:shape>
-          <o:OLEObject Type="Embed" ProgID="Equation.3" ShapeID="_x0000_i1451" DrawAspect="Content" ObjectID="_1832440969" r:id="rId839"/>
+          <o:OLEObject Type="Embed" ProgID="Equation.3" ShapeID="_x0000_i1451" DrawAspect="Content" ObjectID="_1836209219" r:id="rId839"/>
         </w:object>
       </w:r>
       <w:r>
@@ -32977,7 +32996,7 @@
           <v:shape id="_x0000_i1452" type="#_x0000_t75" style="width:42pt;height:19pt" o:ole="">
             <v:imagedata r:id="rId840" o:title=""/>
           </v:shape>
-          <o:OLEObject Type="Embed" ProgID="Equation.3" ShapeID="_x0000_i1452" DrawAspect="Content" ObjectID="_1832440970" r:id="rId841"/>
+          <o:OLEObject Type="Embed" ProgID="Equation.3" ShapeID="_x0000_i1452" DrawAspect="Content" ObjectID="_1836209220" r:id="rId841"/>
         </w:object>
       </w:r>
       <w:r>
@@ -33066,7 +33085,7 @@
           <v:shape id="_x0000_i1453" type="#_x0000_t75" style="width:313.5pt;height:37pt" o:ole="">
             <v:imagedata r:id="rId842" o:title=""/>
           </v:shape>
-          <o:OLEObject Type="Embed" ProgID="Equation.3" ShapeID="_x0000_i1453" DrawAspect="Content" ObjectID="_1832440971" r:id="rId843"/>
+          <o:OLEObject Type="Embed" ProgID="Equation.3" ShapeID="_x0000_i1453" DrawAspect="Content" ObjectID="_1836209221" r:id="rId843"/>
         </w:object>
       </w:r>
       <w:r>
@@ -33117,7 +33136,7 @@
           <v:shape id="_x0000_i1454" type="#_x0000_t75" style="width:39.5pt;height:18pt" o:ole="">
             <v:imagedata r:id="rId844" o:title=""/>
           </v:shape>
-          <o:OLEObject Type="Embed" ProgID="Equation.3" ShapeID="_x0000_i1454" DrawAspect="Content" ObjectID="_1832440972" r:id="rId845"/>
+          <o:OLEObject Type="Embed" ProgID="Equation.3" ShapeID="_x0000_i1454" DrawAspect="Content" ObjectID="_1836209222" r:id="rId845"/>
         </w:object>
       </w:r>
       <w:r>
@@ -33138,7 +33157,7 @@
           <v:shape id="_x0000_i1455" type="#_x0000_t75" style="width:43pt;height:18pt" o:ole="">
             <v:imagedata r:id="rId846" o:title=""/>
           </v:shape>
-          <o:OLEObject Type="Embed" ProgID="Equation.3" ShapeID="_x0000_i1455" DrawAspect="Content" ObjectID="_1832440973" r:id="rId847"/>
+          <o:OLEObject Type="Embed" ProgID="Equation.3" ShapeID="_x0000_i1455" DrawAspect="Content" ObjectID="_1836209223" r:id="rId847"/>
         </w:object>
       </w:r>
       <w:r>
@@ -33159,7 +33178,7 @@
           <v:shape id="_x0000_i1456" type="#_x0000_t75" style="width:42pt;height:18pt" o:ole="">
             <v:imagedata r:id="rId848" o:title=""/>
           </v:shape>
-          <o:OLEObject Type="Embed" ProgID="Equation.3" ShapeID="_x0000_i1456" DrawAspect="Content" ObjectID="_1832440974" r:id="rId849"/>
+          <o:OLEObject Type="Embed" ProgID="Equation.3" ShapeID="_x0000_i1456" DrawAspect="Content" ObjectID="_1836209224" r:id="rId849"/>
         </w:object>
       </w:r>
       <w:r>
@@ -33248,7 +33267,7 @@
           <v:shape id="_x0000_i1457" type="#_x0000_t75" style="width:234pt;height:37pt" o:ole="">
             <v:imagedata r:id="rId850" o:title=""/>
           </v:shape>
-          <o:OLEObject Type="Embed" ProgID="Equation.3" ShapeID="_x0000_i1457" DrawAspect="Content" ObjectID="_1832440975" r:id="rId851"/>
+          <o:OLEObject Type="Embed" ProgID="Equation.3" ShapeID="_x0000_i1457" DrawAspect="Content" ObjectID="_1836209225" r:id="rId851"/>
         </w:object>
       </w:r>
       <w:r>
@@ -33277,7 +33296,7 @@
           <v:shape id="_x0000_i1458" type="#_x0000_t75" style="width:39.5pt;height:19pt" o:ole="">
             <v:imagedata r:id="rId852" o:title=""/>
           </v:shape>
-          <o:OLEObject Type="Embed" ProgID="Equation.3" ShapeID="_x0000_i1458" DrawAspect="Content" ObjectID="_1832440976" r:id="rId853"/>
+          <o:OLEObject Type="Embed" ProgID="Equation.3" ShapeID="_x0000_i1458" DrawAspect="Content" ObjectID="_1836209226" r:id="rId853"/>
         </w:object>
       </w:r>
       <w:r>
@@ -33306,7 +33325,7 @@
           <v:shape id="_x0000_i1459" type="#_x0000_t75" style="width:43pt;height:19pt" o:ole="">
             <v:imagedata r:id="rId854" o:title=""/>
           </v:shape>
-          <o:OLEObject Type="Embed" ProgID="Equation.3" ShapeID="_x0000_i1459" DrawAspect="Content" ObjectID="_1832440977" r:id="rId855"/>
+          <o:OLEObject Type="Embed" ProgID="Equation.3" ShapeID="_x0000_i1459" DrawAspect="Content" ObjectID="_1836209227" r:id="rId855"/>
         </w:object>
       </w:r>
       <w:r>
@@ -33327,7 +33346,7 @@
           <v:shape id="_x0000_i1460" type="#_x0000_t75" style="width:42pt;height:19pt" o:ole="">
             <v:imagedata r:id="rId856" o:title=""/>
           </v:shape>
-          <o:OLEObject Type="Embed" ProgID="Equation.3" ShapeID="_x0000_i1460" DrawAspect="Content" ObjectID="_1832440978" r:id="rId857"/>
+          <o:OLEObject Type="Embed" ProgID="Equation.3" ShapeID="_x0000_i1460" DrawAspect="Content" ObjectID="_1836209228" r:id="rId857"/>
         </w:object>
       </w:r>
       <w:r>
@@ -33416,7 +33435,7 @@
           <v:shape id="_x0000_i1461" type="#_x0000_t75" style="width:236pt;height:37pt" o:ole="">
             <v:imagedata r:id="rId858" o:title=""/>
           </v:shape>
-          <o:OLEObject Type="Embed" ProgID="Equation.3" ShapeID="_x0000_i1461" DrawAspect="Content" ObjectID="_1832440979" r:id="rId859"/>
+          <o:OLEObject Type="Embed" ProgID="Equation.3" ShapeID="_x0000_i1461" DrawAspect="Content" ObjectID="_1836209229" r:id="rId859"/>
         </w:object>
       </w:r>
       <w:r>
@@ -33445,7 +33464,7 @@
           <v:shape id="_x0000_i1462" type="#_x0000_t75" style="width:39.5pt;height:19pt" o:ole="">
             <v:imagedata r:id="rId860" o:title=""/>
           </v:shape>
-          <o:OLEObject Type="Embed" ProgID="Equation.3" ShapeID="_x0000_i1462" DrawAspect="Content" ObjectID="_1832440980" r:id="rId861"/>
+          <o:OLEObject Type="Embed" ProgID="Equation.3" ShapeID="_x0000_i1462" DrawAspect="Content" ObjectID="_1836209230" r:id="rId861"/>
         </w:object>
       </w:r>
       <w:r>
@@ -33474,7 +33493,7 @@
           <v:shape id="_x0000_i1463" type="#_x0000_t75" style="width:43pt;height:19pt" o:ole="">
             <v:imagedata r:id="rId862" o:title=""/>
           </v:shape>
-          <o:OLEObject Type="Embed" ProgID="Equation.3" ShapeID="_x0000_i1463" DrawAspect="Content" ObjectID="_1832440981" r:id="rId863"/>
+          <o:OLEObject Type="Embed" ProgID="Equation.3" ShapeID="_x0000_i1463" DrawAspect="Content" ObjectID="_1836209231" r:id="rId863"/>
         </w:object>
       </w:r>
       <w:r>
@@ -33495,7 +33514,7 @@
           <v:shape id="_x0000_i1464" type="#_x0000_t75" style="width:42pt;height:19pt" o:ole="">
             <v:imagedata r:id="rId864" o:title=""/>
           </v:shape>
-          <o:OLEObject Type="Embed" ProgID="Equation.3" ShapeID="_x0000_i1464" DrawAspect="Content" ObjectID="_1832440982" r:id="rId865"/>
+          <o:OLEObject Type="Embed" ProgID="Equation.3" ShapeID="_x0000_i1464" DrawAspect="Content" ObjectID="_1836209232" r:id="rId865"/>
         </w:object>
       </w:r>
       <w:r>
@@ -33611,7 +33630,7 @@
           <v:shape id="_x0000_i1465" type="#_x0000_t75" style="width:63pt;height:19pt" o:ole="">
             <v:imagedata r:id="rId866" o:title=""/>
           </v:shape>
-          <o:OLEObject Type="Embed" ProgID="Equation.3" ShapeID="_x0000_i1465" DrawAspect="Content" ObjectID="_1832440983" r:id="rId867"/>
+          <o:OLEObject Type="Embed" ProgID="Equation.3" ShapeID="_x0000_i1465" DrawAspect="Content" ObjectID="_1836209233" r:id="rId867"/>
         </w:object>
       </w:r>
       <w:r>
@@ -33640,7 +33659,7 @@
           <v:shape id="_x0000_i1466" type="#_x0000_t75" style="width:43.5pt;height:20pt" o:ole="">
             <v:imagedata r:id="rId868" o:title=""/>
           </v:shape>
-          <o:OLEObject Type="Embed" ProgID="Equation.3" ShapeID="_x0000_i1466" DrawAspect="Content" ObjectID="_1832440984" r:id="rId869"/>
+          <o:OLEObject Type="Embed" ProgID="Equation.3" ShapeID="_x0000_i1466" DrawAspect="Content" ObjectID="_1836209234" r:id="rId869"/>
         </w:object>
       </w:r>
       <w:r>
@@ -33774,7 +33793,7 @@
           <v:shape id="_x0000_i1467" type="#_x0000_t75" style="width:46pt;height:23.5pt" o:ole="">
             <v:imagedata r:id="rId870" o:title=""/>
           </v:shape>
-          <o:OLEObject Type="Embed" ProgID="Equation.3" ShapeID="_x0000_i1467" DrawAspect="Content" ObjectID="_1832440985" r:id="rId871"/>
+          <o:OLEObject Type="Embed" ProgID="Equation.3" ShapeID="_x0000_i1467" DrawAspect="Content" ObjectID="_1836209235" r:id="rId871"/>
         </w:object>
       </w:r>
       <w:r>
@@ -33788,7 +33807,7 @@
           <v:shape id="_x0000_i1468" type="#_x0000_t75" style="width:39.5pt;height:18pt" o:ole="">
             <v:imagedata r:id="rId872" o:title=""/>
           </v:shape>
-          <o:OLEObject Type="Embed" ProgID="Equation.3" ShapeID="_x0000_i1468" DrawAspect="Content" ObjectID="_1832440986" r:id="rId873"/>
+          <o:OLEObject Type="Embed" ProgID="Equation.3" ShapeID="_x0000_i1468" DrawAspect="Content" ObjectID="_1836209236" r:id="rId873"/>
         </w:object>
       </w:r>
       <w:r>
@@ -33818,7 +33837,7 @@
           <v:shape id="_x0000_i1469" type="#_x0000_t75" style="width:129.5pt;height:20pt" o:ole="">
             <v:imagedata r:id="rId874" o:title=""/>
           </v:shape>
-          <o:OLEObject Type="Embed" ProgID="Equation.3" ShapeID="_x0000_i1469" DrawAspect="Content" ObjectID="_1832440987" r:id="rId875"/>
+          <o:OLEObject Type="Embed" ProgID="Equation.3" ShapeID="_x0000_i1469" DrawAspect="Content" ObjectID="_1836209237" r:id="rId875"/>
         </w:object>
       </w:r>
     </w:p>
@@ -33882,7 +33901,7 @@
           <v:shape id="_x0000_i1470" type="#_x0000_t75" style="width:60pt;height:20.5pt" o:ole="">
             <v:imagedata r:id="rId876" o:title=""/>
           </v:shape>
-          <o:OLEObject Type="Embed" ProgID="Equation.3" ShapeID="_x0000_i1470" DrawAspect="Content" ObjectID="_1832440988" r:id="rId877"/>
+          <o:OLEObject Type="Embed" ProgID="Equation.3" ShapeID="_x0000_i1470" DrawAspect="Content" ObjectID="_1836209238" r:id="rId877"/>
         </w:object>
       </w:r>
       <w:r>
@@ -33903,7 +33922,7 @@
           <v:shape id="_x0000_i1471" type="#_x0000_t75" style="width:61.5pt;height:18.5pt" o:ole="">
             <v:imagedata r:id="rId878" o:title=""/>
           </v:shape>
-          <o:OLEObject Type="Embed" ProgID="Equation.3" ShapeID="_x0000_i1471" DrawAspect="Content" ObjectID="_1832440989" r:id="rId879"/>
+          <o:OLEObject Type="Embed" ProgID="Equation.3" ShapeID="_x0000_i1471" DrawAspect="Content" ObjectID="_1836209239" r:id="rId879"/>
         </w:object>
       </w:r>
       <w:r>
@@ -33924,7 +33943,7 @@
           <v:shape id="_x0000_i1472" type="#_x0000_t75" style="width:58.5pt;height:24pt" o:ole="">
             <v:imagedata r:id="rId880" o:title=""/>
           </v:shape>
-          <o:OLEObject Type="Embed" ProgID="Equation.3" ShapeID="_x0000_i1472" DrawAspect="Content" ObjectID="_1832440990" r:id="rId881"/>
+          <o:OLEObject Type="Embed" ProgID="Equation.3" ShapeID="_x0000_i1472" DrawAspect="Content" ObjectID="_1836209240" r:id="rId881"/>
         </w:object>
       </w:r>
       <w:r>
@@ -33946,7 +33965,7 @@
           <v:shape id="_x0000_i1473" type="#_x0000_t75" style="width:139.5pt;height:21pt" o:ole="">
             <v:imagedata r:id="rId882" o:title=""/>
           </v:shape>
-          <o:OLEObject Type="Embed" ProgID="Equation.3" ShapeID="_x0000_i1473" DrawAspect="Content" ObjectID="_1832440991" r:id="rId883"/>
+          <o:OLEObject Type="Embed" ProgID="Equation.3" ShapeID="_x0000_i1473" DrawAspect="Content" ObjectID="_1836209241" r:id="rId883"/>
         </w:object>
       </w:r>
     </w:p>
@@ -34010,7 +34029,7 @@
           <v:shape id="_x0000_i1474" type="#_x0000_t75" style="width:64pt;height:20.5pt" o:ole="">
             <v:imagedata r:id="rId884" o:title=""/>
           </v:shape>
-          <o:OLEObject Type="Embed" ProgID="Equation.3" ShapeID="_x0000_i1474" DrawAspect="Content" ObjectID="_1832440992" r:id="rId885"/>
+          <o:OLEObject Type="Embed" ProgID="Equation.3" ShapeID="_x0000_i1474" DrawAspect="Content" ObjectID="_1836209242" r:id="rId885"/>
         </w:object>
       </w:r>
       <w:r>
@@ -34041,7 +34060,7 @@
           <v:shape id="_x0000_i1475" type="#_x0000_t75" style="width:137pt;height:21pt" o:ole="">
             <v:imagedata r:id="rId886" o:title=""/>
           </v:shape>
-          <o:OLEObject Type="Embed" ProgID="Equation.3" ShapeID="_x0000_i1475" DrawAspect="Content" ObjectID="_1832440993" r:id="rId887"/>
+          <o:OLEObject Type="Embed" ProgID="Equation.3" ShapeID="_x0000_i1475" DrawAspect="Content" ObjectID="_1836209243" r:id="rId887"/>
         </w:object>
       </w:r>
       <w:r>
@@ -34077,7 +34096,7 @@
           <v:shape id="_x0000_i1476" type="#_x0000_t75" style="width:57.5pt;height:18pt" o:ole="">
             <v:imagedata r:id="rId888" o:title=""/>
           </v:shape>
-          <o:OLEObject Type="Embed" ProgID="Equation.3" ShapeID="_x0000_i1476" DrawAspect="Content" ObjectID="_1832440994" r:id="rId889"/>
+          <o:OLEObject Type="Embed" ProgID="Equation.3" ShapeID="_x0000_i1476" DrawAspect="Content" ObjectID="_1836209244" r:id="rId889"/>
         </w:object>
       </w:r>
       <w:r>
@@ -34106,7 +34125,7 @@
           <v:shape id="_x0000_i1477" type="#_x0000_t75" style="width:59pt;height:22.5pt" o:ole="">
             <v:imagedata r:id="rId890" o:title=""/>
           </v:shape>
-          <o:OLEObject Type="Embed" ProgID="Equation.3" ShapeID="_x0000_i1477" DrawAspect="Content" ObjectID="_1832440995" r:id="rId891"/>
+          <o:OLEObject Type="Embed" ProgID="Equation.3" ShapeID="_x0000_i1477" DrawAspect="Content" ObjectID="_1836209245" r:id="rId891"/>
         </w:object>
       </w:r>
       <w:r>
@@ -34135,7 +34154,7 @@
           <v:shape id="_x0000_i1478" type="#_x0000_t75" style="width:63.5pt;height:24pt" o:ole="">
             <v:imagedata r:id="rId892" o:title=""/>
           </v:shape>
-          <o:OLEObject Type="Embed" ProgID="Equation.3" ShapeID="_x0000_i1478" DrawAspect="Content" ObjectID="_1832440996" r:id="rId893"/>
+          <o:OLEObject Type="Embed" ProgID="Equation.3" ShapeID="_x0000_i1478" DrawAspect="Content" ObjectID="_1836209246" r:id="rId893"/>
         </w:object>
       </w:r>
       <w:r>
@@ -34164,7 +34183,7 @@
           <v:shape id="_x0000_i1479" type="#_x0000_t75" style="width:39.5pt;height:18pt" o:ole="">
             <v:imagedata r:id="rId894" o:title=""/>
           </v:shape>
-          <o:OLEObject Type="Embed" ProgID="Equation.3" ShapeID="_x0000_i1479" DrawAspect="Content" ObjectID="_1832440997" r:id="rId895"/>
+          <o:OLEObject Type="Embed" ProgID="Equation.3" ShapeID="_x0000_i1479" DrawAspect="Content" ObjectID="_1836209247" r:id="rId895"/>
         </w:object>
       </w:r>
       <w:r>
@@ -34185,7 +34204,7 @@
           <v:shape id="_x0000_i1480" type="#_x0000_t75" style="width:43pt;height:18pt" o:ole="">
             <v:imagedata r:id="rId896" o:title=""/>
           </v:shape>
-          <o:OLEObject Type="Embed" ProgID="Equation.3" ShapeID="_x0000_i1480" DrawAspect="Content" ObjectID="_1832440998" r:id="rId897"/>
+          <o:OLEObject Type="Embed" ProgID="Equation.3" ShapeID="_x0000_i1480" DrawAspect="Content" ObjectID="_1836209248" r:id="rId897"/>
         </w:object>
       </w:r>
       <w:r>
@@ -34206,7 +34225,7 @@
           <v:shape id="_x0000_i1481" type="#_x0000_t75" style="width:42pt;height:18pt" o:ole="">
             <v:imagedata r:id="rId898" o:title=""/>
           </v:shape>
-          <o:OLEObject Type="Embed" ProgID="Equation.3" ShapeID="_x0000_i1481" DrawAspect="Content" ObjectID="_1832440999" r:id="rId899"/>
+          <o:OLEObject Type="Embed" ProgID="Equation.3" ShapeID="_x0000_i1481" DrawAspect="Content" ObjectID="_1836209249" r:id="rId899"/>
         </w:object>
       </w:r>
       <w:r>
@@ -34441,7 +34460,7 @@
           <v:shape id="_x0000_i1482" type="#_x0000_t75" style="width:47pt;height:22.5pt" o:ole="">
             <v:imagedata r:id="rId900" o:title=""/>
           </v:shape>
-          <o:OLEObject Type="Embed" ProgID="Equation.3" ShapeID="_x0000_i1482" DrawAspect="Content" ObjectID="_1832441000" r:id="rId901"/>
+          <o:OLEObject Type="Embed" ProgID="Equation.3" ShapeID="_x0000_i1482" DrawAspect="Content" ObjectID="_1836209250" r:id="rId901"/>
         </w:object>
       </w:r>
       <w:r>
@@ -34502,7 +34521,7 @@
           <v:shape id="_x0000_i1483" type="#_x0000_t75" style="width:23pt;height:22.5pt" o:ole="">
             <v:imagedata r:id="rId902" o:title=""/>
           </v:shape>
-          <o:OLEObject Type="Embed" ProgID="Equation.3" ShapeID="_x0000_i1483" DrawAspect="Content" ObjectID="_1832441001" r:id="rId903"/>
+          <o:OLEObject Type="Embed" ProgID="Equation.3" ShapeID="_x0000_i1483" DrawAspect="Content" ObjectID="_1836209251" r:id="rId903"/>
         </w:object>
       </w:r>
       <w:r>
@@ -34531,7 +34550,7 @@
           <v:shape id="_x0000_i1484" type="#_x0000_t75" style="width:79.5pt;height:22.5pt" o:ole="">
             <v:imagedata r:id="rId904" o:title=""/>
           </v:shape>
-          <o:OLEObject Type="Embed" ProgID="Equation.3" ShapeID="_x0000_i1484" DrawAspect="Content" ObjectID="_1832441002" r:id="rId905"/>
+          <o:OLEObject Type="Embed" ProgID="Equation.3" ShapeID="_x0000_i1484" DrawAspect="Content" ObjectID="_1836209252" r:id="rId905"/>
         </w:object>
       </w:r>
       <w:r>
@@ -34553,7 +34572,7 @@
           <v:shape id="_x0000_i1485" type="#_x0000_t75" style="width:127.5pt;height:20.5pt" o:ole="">
             <v:imagedata r:id="rId906" o:title=""/>
           </v:shape>
-          <o:OLEObject Type="Embed" ProgID="Equation.3" ShapeID="_x0000_i1485" DrawAspect="Content" ObjectID="_1832441003" r:id="rId907"/>
+          <o:OLEObject Type="Embed" ProgID="Equation.3" ShapeID="_x0000_i1485" DrawAspect="Content" ObjectID="_1836209253" r:id="rId907"/>
         </w:object>
       </w:r>
       <w:r>
@@ -34575,7 +34594,7 @@
           <v:shape id="_x0000_i1486" type="#_x0000_t75" style="width:38pt;height:19.5pt" o:ole="">
             <v:imagedata r:id="rId908" o:title=""/>
           </v:shape>
-          <o:OLEObject Type="Embed" ProgID="Equation.3" ShapeID="_x0000_i1486" DrawAspect="Content" ObjectID="_1832441004" r:id="rId909"/>
+          <o:OLEObject Type="Embed" ProgID="Equation.3" ShapeID="_x0000_i1486" DrawAspect="Content" ObjectID="_1836209254" r:id="rId909"/>
         </w:object>
       </w:r>
       <w:r>
@@ -34694,7 +34713,7 @@
           <v:shape id="_x0000_i1487" type="#_x0000_t75" style="width:38pt;height:19.5pt" o:ole="">
             <v:imagedata r:id="rId910" o:title=""/>
           </v:shape>
-          <o:OLEObject Type="Embed" ProgID="Equation.3" ShapeID="_x0000_i1487" DrawAspect="Content" ObjectID="_1832441005" r:id="rId911"/>
+          <o:OLEObject Type="Embed" ProgID="Equation.3" ShapeID="_x0000_i1487" DrawAspect="Content" ObjectID="_1836209255" r:id="rId911"/>
         </w:object>
       </w:r>
       <w:r>
@@ -34723,7 +34742,7 @@
           <v:shape id="_x0000_i1488" type="#_x0000_t75" style="width:18pt;height:21pt" o:ole="">
             <v:imagedata r:id="rId611" o:title=""/>
           </v:shape>
-          <o:OLEObject Type="Embed" ProgID="Equation.3" ShapeID="_x0000_i1488" DrawAspect="Content" ObjectID="_1832441006" r:id="rId912"/>
+          <o:OLEObject Type="Embed" ProgID="Equation.3" ShapeID="_x0000_i1488" DrawAspect="Content" ObjectID="_1836209256" r:id="rId912"/>
         </w:object>
       </w:r>
       <w:r>
@@ -34744,7 +34763,7 @@
           <v:shape id="_x0000_i1489" type="#_x0000_t75" style="width:37pt;height:19pt" o:ole="">
             <v:imagedata r:id="rId913" o:title=""/>
           </v:shape>
-          <o:OLEObject Type="Embed" ProgID="Equation.3" ShapeID="_x0000_i1489" DrawAspect="Content" ObjectID="_1832441007" r:id="rId914"/>
+          <o:OLEObject Type="Embed" ProgID="Equation.3" ShapeID="_x0000_i1489" DrawAspect="Content" ObjectID="_1836209257" r:id="rId914"/>
         </w:object>
       </w:r>
       <w:r>
@@ -34765,7 +34784,7 @@
           <v:shape id="_x0000_i1490" type="#_x0000_t75" style="width:41.5pt;height:19pt" o:ole="">
             <v:imagedata r:id="rId915" o:title=""/>
           </v:shape>
-          <o:OLEObject Type="Embed" ProgID="Equation.3" ShapeID="_x0000_i1490" DrawAspect="Content" ObjectID="_1832441008" r:id="rId916"/>
+          <o:OLEObject Type="Embed" ProgID="Equation.3" ShapeID="_x0000_i1490" DrawAspect="Content" ObjectID="_1836209258" r:id="rId916"/>
         </w:object>
       </w:r>
       <w:r>
@@ -34786,7 +34805,7 @@
           <v:shape id="_x0000_i1491" type="#_x0000_t75" style="width:20.5pt;height:21.5pt" o:ole="">
             <v:imagedata r:id="rId917" o:title=""/>
           </v:shape>
-          <o:OLEObject Type="Embed" ProgID="Equation.3" ShapeID="_x0000_i1491" DrawAspect="Content" ObjectID="_1832441009" r:id="rId918"/>
+          <o:OLEObject Type="Embed" ProgID="Equation.3" ShapeID="_x0000_i1491" DrawAspect="Content" ObjectID="_1836209259" r:id="rId918"/>
         </w:object>
       </w:r>
       <w:r>
@@ -34807,7 +34826,7 @@
           <v:shape id="_x0000_i1492" type="#_x0000_t75" style="width:37pt;height:19pt" o:ole="">
             <v:imagedata r:id="rId919" o:title=""/>
           </v:shape>
-          <o:OLEObject Type="Embed" ProgID="Equation.3" ShapeID="_x0000_i1492" DrawAspect="Content" ObjectID="_1832441010" r:id="rId920"/>
+          <o:OLEObject Type="Embed" ProgID="Equation.3" ShapeID="_x0000_i1492" DrawAspect="Content" ObjectID="_1836209260" r:id="rId920"/>
         </w:object>
       </w:r>
       <w:r>
@@ -34828,7 +34847,7 @@
           <v:shape id="_x0000_i1493" type="#_x0000_t75" style="width:43pt;height:19pt" o:ole="">
             <v:imagedata r:id="rId921" o:title=""/>
           </v:shape>
-          <o:OLEObject Type="Embed" ProgID="Equation.3" ShapeID="_x0000_i1493" DrawAspect="Content" ObjectID="_1832441011" r:id="rId922"/>
+          <o:OLEObject Type="Embed" ProgID="Equation.3" ShapeID="_x0000_i1493" DrawAspect="Content" ObjectID="_1836209261" r:id="rId922"/>
         </w:object>
       </w:r>
       <w:r>
@@ -34849,7 +34868,7 @@
           <v:shape id="_x0000_i1494" type="#_x0000_t75" style="width:39pt;height:19pt" o:ole="">
             <v:imagedata r:id="rId923" o:title=""/>
           </v:shape>
-          <o:OLEObject Type="Embed" ProgID="Equation.3" ShapeID="_x0000_i1494" DrawAspect="Content" ObjectID="_1832441012" r:id="rId924"/>
+          <o:OLEObject Type="Embed" ProgID="Equation.3" ShapeID="_x0000_i1494" DrawAspect="Content" ObjectID="_1836209262" r:id="rId924"/>
         </w:object>
       </w:r>
       <w:r>
@@ -35059,7 +35078,7 @@
           <v:shape id="_x0000_i1495" type="#_x0000_t75" style="width:54.5pt;height:35.5pt" o:ole="">
             <v:imagedata r:id="rId925" o:title=""/>
           </v:shape>
-          <o:OLEObject Type="Embed" ProgID="Equation.3" ShapeID="_x0000_i1495" DrawAspect="Content" ObjectID="_1832441013" r:id="rId926"/>
+          <o:OLEObject Type="Embed" ProgID="Equation.3" ShapeID="_x0000_i1495" DrawAspect="Content" ObjectID="_1836209263" r:id="rId926"/>
         </w:object>
       </w:r>
       <w:r>
@@ -35089,7 +35108,7 @@
           <v:shape id="_x0000_i1496" type="#_x0000_t75" style="width:43.5pt;height:18.5pt" o:ole="">
             <v:imagedata r:id="rId927" o:title=""/>
           </v:shape>
-          <o:OLEObject Type="Embed" ProgID="Equation.3" ShapeID="_x0000_i1496" DrawAspect="Content" ObjectID="_1832441014" r:id="rId928"/>
+          <o:OLEObject Type="Embed" ProgID="Equation.3" ShapeID="_x0000_i1496" DrawAspect="Content" ObjectID="_1836209264" r:id="rId928"/>
         </w:object>
       </w:r>
       <w:r>
@@ -35118,7 +35137,7 @@
           <v:shape id="_x0000_i1497" type="#_x0000_t75" style="width:49.5pt;height:19.5pt" o:ole="">
             <v:imagedata r:id="rId929" o:title=""/>
           </v:shape>
-          <o:OLEObject Type="Embed" ProgID="Equation.3" ShapeID="_x0000_i1497" DrawAspect="Content" ObjectID="_1832441015" r:id="rId930"/>
+          <o:OLEObject Type="Embed" ProgID="Equation.3" ShapeID="_x0000_i1497" DrawAspect="Content" ObjectID="_1836209265" r:id="rId930"/>
         </w:object>
       </w:r>
       <w:r>
@@ -35194,7 +35213,7 @@
           <v:shape id="_x0000_i1498" type="#_x0000_t75" style="width:98.5pt;height:41pt" o:ole="">
             <v:imagedata r:id="rId931" o:title=""/>
           </v:shape>
-          <o:OLEObject Type="Embed" ProgID="Equation.3" ShapeID="_x0000_i1498" DrawAspect="Content" ObjectID="_1832441016" r:id="rId932"/>
+          <o:OLEObject Type="Embed" ProgID="Equation.3" ShapeID="_x0000_i1498" DrawAspect="Content" ObjectID="_1836209266" r:id="rId932"/>
         </w:object>
       </w:r>
       <w:r>
@@ -35221,7 +35240,7 @@
           <v:shape id="_x0000_i1499" type="#_x0000_t75" style="width:48pt;height:19.5pt" o:ole="">
             <v:imagedata r:id="rId933" o:title=""/>
           </v:shape>
-          <o:OLEObject Type="Embed" ProgID="Equation.3" ShapeID="_x0000_i1499" DrawAspect="Content" ObjectID="_1832441017" r:id="rId934"/>
+          <o:OLEObject Type="Embed" ProgID="Equation.3" ShapeID="_x0000_i1499" DrawAspect="Content" ObjectID="_1836209267" r:id="rId934"/>
         </w:object>
       </w:r>
       <w:r>
@@ -35318,7 +35337,7 @@
           <v:shape id="_x0000_i1500" type="#_x0000_t75" style="width:65pt;height:37pt" o:ole="">
             <v:imagedata r:id="rId935" o:title=""/>
           </v:shape>
-          <o:OLEObject Type="Embed" ProgID="Equation.3" ShapeID="_x0000_i1500" DrawAspect="Content" ObjectID="_1832441018" r:id="rId936"/>
+          <o:OLEObject Type="Embed" ProgID="Equation.3" ShapeID="_x0000_i1500" DrawAspect="Content" ObjectID="_1836209268" r:id="rId936"/>
         </w:object>
       </w:r>
       <w:r>
@@ -35337,7 +35356,7 @@
           <v:shape id="_x0000_i1501" type="#_x0000_t75" style="width:48pt;height:19.5pt" o:ole="">
             <v:imagedata r:id="rId937" o:title=""/>
           </v:shape>
-          <o:OLEObject Type="Embed" ProgID="Equation.3" ShapeID="_x0000_i1501" DrawAspect="Content" ObjectID="_1832441019" r:id="rId938"/>
+          <o:OLEObject Type="Embed" ProgID="Equation.3" ShapeID="_x0000_i1501" DrawAspect="Content" ObjectID="_1836209269" r:id="rId938"/>
         </w:object>
       </w:r>
       <w:r>
@@ -35366,7 +35385,7 @@
           <v:shape id="_x0000_i1502" type="#_x0000_t75" style="width:55.5pt;height:20.5pt" o:ole="">
             <v:imagedata r:id="rId939" o:title=""/>
           </v:shape>
-          <o:OLEObject Type="Embed" ProgID="Equation.3" ShapeID="_x0000_i1502" DrawAspect="Content" ObjectID="_1832441020" r:id="rId940"/>
+          <o:OLEObject Type="Embed" ProgID="Equation.3" ShapeID="_x0000_i1502" DrawAspect="Content" ObjectID="_1836209270" r:id="rId940"/>
         </w:object>
       </w:r>
       <w:r>
@@ -35455,7 +35474,7 @@
           <v:shape id="_x0000_i1503" type="#_x0000_t75" style="width:90.5pt;height:41pt" o:ole="">
             <v:imagedata r:id="rId941" o:title=""/>
           </v:shape>
-          <o:OLEObject Type="Embed" ProgID="Equation.3" ShapeID="_x0000_i1503" DrawAspect="Content" ObjectID="_1832441021" r:id="rId942"/>
+          <o:OLEObject Type="Embed" ProgID="Equation.3" ShapeID="_x0000_i1503" DrawAspect="Content" ObjectID="_1836209271" r:id="rId942"/>
         </w:object>
       </w:r>
       <w:r>
@@ -35484,7 +35503,7 @@
           <v:shape id="_x0000_i1504" type="#_x0000_t75" style="width:44pt;height:19.5pt" o:ole="">
             <v:imagedata r:id="rId943" o:title=""/>
           </v:shape>
-          <o:OLEObject Type="Embed" ProgID="Equation.3" ShapeID="_x0000_i1504" DrawAspect="Content" ObjectID="_1832441022" r:id="rId944"/>
+          <o:OLEObject Type="Embed" ProgID="Equation.3" ShapeID="_x0000_i1504" DrawAspect="Content" ObjectID="_1836209272" r:id="rId944"/>
         </w:object>
       </w:r>
       <w:r>
@@ -35688,7 +35707,7 @@
           <v:shape id="_x0000_i1505" type="#_x0000_t75" style="width:135.5pt;height:40pt" o:ole="">
             <v:imagedata r:id="rId945" o:title=""/>
           </v:shape>
-          <o:OLEObject Type="Embed" ProgID="Equation.3" ShapeID="_x0000_i1505" DrawAspect="Content" ObjectID="_1832441023" r:id="rId946"/>
+          <o:OLEObject Type="Embed" ProgID="Equation.3" ShapeID="_x0000_i1505" DrawAspect="Content" ObjectID="_1836209273" r:id="rId946"/>
         </w:object>
       </w:r>
       <w:r>
@@ -35709,7 +35728,7 @@
           <v:shape id="_x0000_i1506" type="#_x0000_t75" style="width:48pt;height:19.5pt" o:ole="">
             <v:imagedata r:id="rId947" o:title=""/>
           </v:shape>
-          <o:OLEObject Type="Embed" ProgID="Equation.3" ShapeID="_x0000_i1506" DrawAspect="Content" ObjectID="_1832441024" r:id="rId948"/>
+          <o:OLEObject Type="Embed" ProgID="Equation.3" ShapeID="_x0000_i1506" DrawAspect="Content" ObjectID="_1836209274" r:id="rId948"/>
         </w:object>
       </w:r>
       <w:r>
@@ -35738,7 +35757,7 @@
           <v:shape id="_x0000_i1507" type="#_x0000_t75" style="width:58.5pt;height:19.5pt" o:ole="">
             <v:imagedata r:id="rId949" o:title=""/>
           </v:shape>
-          <o:OLEObject Type="Embed" ProgID="Equation.3" ShapeID="_x0000_i1507" DrawAspect="Content" ObjectID="_1832441025" r:id="rId950"/>
+          <o:OLEObject Type="Embed" ProgID="Equation.3" ShapeID="_x0000_i1507" DrawAspect="Content" ObjectID="_1836209275" r:id="rId950"/>
         </w:object>
       </w:r>
       <w:r>
@@ -35771,7 +35790,7 @@
           <v:shape id="_x0000_i1508" type="#_x0000_t75" style="width:99pt;height:24pt" o:ole="">
             <v:imagedata r:id="rId951" o:title=""/>
           </v:shape>
-          <o:OLEObject Type="Embed" ProgID="Equation.3" ShapeID="_x0000_i1508" DrawAspect="Content" ObjectID="_1832441026" r:id="rId952"/>
+          <o:OLEObject Type="Embed" ProgID="Equation.3" ShapeID="_x0000_i1508" DrawAspect="Content" ObjectID="_1836209276" r:id="rId952"/>
         </w:object>
       </w:r>
       <w:r>
@@ -35790,7 +35809,7 @@
           <v:shape id="_x0000_i1509" type="#_x0000_t75" style="width:47pt;height:19pt" o:ole="">
             <v:imagedata r:id="rId953" o:title=""/>
           </v:shape>
-          <o:OLEObject Type="Embed" ProgID="Equation.3" ShapeID="_x0000_i1509" DrawAspect="Content" ObjectID="_1832441027" r:id="rId954"/>
+          <o:OLEObject Type="Embed" ProgID="Equation.3" ShapeID="_x0000_i1509" DrawAspect="Content" ObjectID="_1836209277" r:id="rId954"/>
         </w:object>
       </w:r>
       <w:r>
@@ -35811,7 +35830,7 @@
           <v:shape id="_x0000_i1510" type="#_x0000_t75" style="width:55pt;height:20pt" o:ole="">
             <v:imagedata r:id="rId955" o:title=""/>
           </v:shape>
-          <o:OLEObject Type="Embed" ProgID="Equation.3" ShapeID="_x0000_i1510" DrawAspect="Content" ObjectID="_1832441028" r:id="rId956"/>
+          <o:OLEObject Type="Embed" ProgID="Equation.3" ShapeID="_x0000_i1510" DrawAspect="Content" ObjectID="_1836209278" r:id="rId956"/>
         </w:object>
       </w:r>
       <w:r>
@@ -35832,7 +35851,7 @@
           <v:shape id="_x0000_i1511" type="#_x0000_t75" style="width:55pt;height:19pt" o:ole="">
             <v:imagedata r:id="rId957" o:title=""/>
           </v:shape>
-          <o:OLEObject Type="Embed" ProgID="Equation.3" ShapeID="_x0000_i1511" DrawAspect="Content" ObjectID="_1832441029" r:id="rId958"/>
+          <o:OLEObject Type="Embed" ProgID="Equation.3" ShapeID="_x0000_i1511" DrawAspect="Content" ObjectID="_1836209279" r:id="rId958"/>
         </w:object>
       </w:r>
       <w:r>
@@ -35923,7 +35942,7 @@
           <v:shape id="_x0000_i1512" type="#_x0000_t75" style="width:109.5pt;height:40.5pt" o:ole="">
             <v:imagedata r:id="rId959" o:title=""/>
           </v:shape>
-          <o:OLEObject Type="Embed" ProgID="Equation.3" ShapeID="_x0000_i1512" DrawAspect="Content" ObjectID="_1832441030" r:id="rId960"/>
+          <o:OLEObject Type="Embed" ProgID="Equation.3" ShapeID="_x0000_i1512" DrawAspect="Content" ObjectID="_1836209280" r:id="rId960"/>
         </w:object>
       </w:r>
       <w:r>
@@ -36012,7 +36031,7 @@
           <v:shape id="_x0000_i1513" type="#_x0000_t75" style="width:260pt;height:40.5pt" o:ole="">
             <v:imagedata r:id="rId961" o:title=""/>
           </v:shape>
-          <o:OLEObject Type="Embed" ProgID="Equation.3" ShapeID="_x0000_i1513" DrawAspect="Content" ObjectID="_1832441031" r:id="rId962"/>
+          <o:OLEObject Type="Embed" ProgID="Equation.3" ShapeID="_x0000_i1513" DrawAspect="Content" ObjectID="_1836209281" r:id="rId962"/>
         </w:object>
       </w:r>
       <w:r>
@@ -36033,7 +36052,7 @@
           <v:shape id="_x0000_i1514" type="#_x0000_t75" style="width:87.5pt;height:20.5pt" o:ole="">
             <v:imagedata r:id="rId963" o:title=""/>
           </v:shape>
-          <o:OLEObject Type="Embed" ProgID="Equation.3" ShapeID="_x0000_i1514" DrawAspect="Content" ObjectID="_1832441032" r:id="rId964"/>
+          <o:OLEObject Type="Embed" ProgID="Equation.3" ShapeID="_x0000_i1514" DrawAspect="Content" ObjectID="_1836209282" r:id="rId964"/>
         </w:object>
       </w:r>
       <w:r>
@@ -36132,7 +36151,7 @@
           <v:shape id="_x0000_i1515" type="#_x0000_t75" style="width:246.5pt;height:40.5pt" o:ole="">
             <v:imagedata r:id="rId965" o:title=""/>
           </v:shape>
-          <o:OLEObject Type="Embed" ProgID="Equation.3" ShapeID="_x0000_i1515" DrawAspect="Content" ObjectID="_1832441033" r:id="rId966"/>
+          <o:OLEObject Type="Embed" ProgID="Equation.3" ShapeID="_x0000_i1515" DrawAspect="Content" ObjectID="_1836209283" r:id="rId966"/>
         </w:object>
       </w:r>
       <w:r>
@@ -36161,7 +36180,7 @@
           <v:shape id="_x0000_i1516" type="#_x0000_t75" style="width:124.5pt;height:21.5pt" o:ole="">
             <v:imagedata r:id="rId967" o:title=""/>
           </v:shape>
-          <o:OLEObject Type="Embed" ProgID="Equation.3" ShapeID="_x0000_i1516" DrawAspect="Content" ObjectID="_1832441034" r:id="rId968"/>
+          <o:OLEObject Type="Embed" ProgID="Equation.3" ShapeID="_x0000_i1516" DrawAspect="Content" ObjectID="_1836209284" r:id="rId968"/>
         </w:object>
       </w:r>
       <w:r>
@@ -36249,7 +36268,7 @@
           <v:shape id="_x0000_i1517" type="#_x0000_t75" style="width:265pt;height:40.5pt" o:ole="">
             <v:imagedata r:id="rId969" o:title=""/>
           </v:shape>
-          <o:OLEObject Type="Embed" ProgID="Equation.3" ShapeID="_x0000_i1517" DrawAspect="Content" ObjectID="_1832441035" r:id="rId970"/>
+          <o:OLEObject Type="Embed" ProgID="Equation.3" ShapeID="_x0000_i1517" DrawAspect="Content" ObjectID="_1836209285" r:id="rId970"/>
         </w:object>
       </w:r>
       <w:r>
@@ -36270,7 +36289,7 @@
           <v:shape id="_x0000_i1518" type="#_x0000_t75" style="width:45pt;height:19.5pt" o:ole="">
             <v:imagedata r:id="rId971" o:title=""/>
           </v:shape>
-          <o:OLEObject Type="Embed" ProgID="Equation.3" ShapeID="_x0000_i1518" DrawAspect="Content" ObjectID="_1832441036" r:id="rId972"/>
+          <o:OLEObject Type="Embed" ProgID="Equation.3" ShapeID="_x0000_i1518" DrawAspect="Content" ObjectID="_1836209286" r:id="rId972"/>
         </w:object>
       </w:r>
       <w:r>
@@ -36544,7 +36563,7 @@
           <v:shape id="_x0000_i1519" type="#_x0000_t75" style="width:291.5pt;height:40pt" o:ole="">
             <v:imagedata r:id="rId973" o:title=""/>
           </v:shape>
-          <o:OLEObject Type="Embed" ProgID="Equation.3" ShapeID="_x0000_i1519" DrawAspect="Content" ObjectID="_1832441037" r:id="rId974"/>
+          <o:OLEObject Type="Embed" ProgID="Equation.3" ShapeID="_x0000_i1519" DrawAspect="Content" ObjectID="_1836209287" r:id="rId974"/>
         </w:object>
       </w:r>
       <w:r>
@@ -36571,7 +36590,7 @@
           <v:shape id="_x0000_i1520" type="#_x0000_t75" style="width:41pt;height:19.5pt" o:ole="">
             <v:imagedata r:id="rId975" o:title=""/>
           </v:shape>
-          <o:OLEObject Type="Embed" ProgID="Equation.3" ShapeID="_x0000_i1520" DrawAspect="Content" ObjectID="_1832441038" r:id="rId976"/>
+          <o:OLEObject Type="Embed" ProgID="Equation.3" ShapeID="_x0000_i1520" DrawAspect="Content" ObjectID="_1836209288" r:id="rId976"/>
         </w:object>
       </w:r>
       <w:r>
@@ -36606,7 +36625,7 @@
           <v:shape id="_x0000_i1521" type="#_x0000_t75" style="width:319pt;height:40pt" o:ole="">
             <v:imagedata r:id="rId977" o:title=""/>
           </v:shape>
-          <o:OLEObject Type="Embed" ProgID="Equation.3" ShapeID="_x0000_i1521" DrawAspect="Content" ObjectID="_1832441039" r:id="rId978"/>
+          <o:OLEObject Type="Embed" ProgID="Equation.3" ShapeID="_x0000_i1521" DrawAspect="Content" ObjectID="_1836209289" r:id="rId978"/>
         </w:object>
       </w:r>
       <w:r>
@@ -36625,7 +36644,7 @@
           <v:shape id="_x0000_i1522" type="#_x0000_t75" style="width:41pt;height:19.5pt" o:ole="">
             <v:imagedata r:id="rId979" o:title=""/>
           </v:shape>
-          <o:OLEObject Type="Embed" ProgID="Equation.3" ShapeID="_x0000_i1522" DrawAspect="Content" ObjectID="_1832441040" r:id="rId980"/>
+          <o:OLEObject Type="Embed" ProgID="Equation.3" ShapeID="_x0000_i1522" DrawAspect="Content" ObjectID="_1836209290" r:id="rId980"/>
         </w:object>
       </w:r>
       <w:r>
@@ -36714,7 +36733,7 @@
           <v:shape id="_x0000_i1523" type="#_x0000_t75" style="width:208pt;height:40pt" o:ole="">
             <v:imagedata r:id="rId981" o:title=""/>
           </v:shape>
-          <o:OLEObject Type="Embed" ProgID="Equation.3" ShapeID="_x0000_i1523" DrawAspect="Content" ObjectID="_1832441041" r:id="rId982"/>
+          <o:OLEObject Type="Embed" ProgID="Equation.3" ShapeID="_x0000_i1523" DrawAspect="Content" ObjectID="_1836209291" r:id="rId982"/>
         </w:object>
       </w:r>
       <w:r>
@@ -36733,7 +36752,7 @@
           <v:shape id="_x0000_i1524" type="#_x0000_t75" style="width:41pt;height:19.5pt" o:ole="">
             <v:imagedata r:id="rId983" o:title=""/>
           </v:shape>
-          <o:OLEObject Type="Embed" ProgID="Equation.3" ShapeID="_x0000_i1524" DrawAspect="Content" ObjectID="_1832441042" r:id="rId984"/>
+          <o:OLEObject Type="Embed" ProgID="Equation.3" ShapeID="_x0000_i1524" DrawAspect="Content" ObjectID="_1836209292" r:id="rId984"/>
         </w:object>
       </w:r>
       <w:r>
@@ -36823,7 +36842,7 @@
           <v:shape id="_x0000_i1525" type="#_x0000_t75" style="width:145.5pt;height:40pt" o:ole="">
             <v:imagedata r:id="rId985" o:title=""/>
           </v:shape>
-          <o:OLEObject Type="Embed" ProgID="Equation.3" ShapeID="_x0000_i1525" DrawAspect="Content" ObjectID="_1832441043" r:id="rId986"/>
+          <o:OLEObject Type="Embed" ProgID="Equation.3" ShapeID="_x0000_i1525" DrawAspect="Content" ObjectID="_1836209293" r:id="rId986"/>
         </w:object>
       </w:r>
       <w:r>
@@ -36842,7 +36861,7 @@
           <v:shape id="_x0000_i1526" type="#_x0000_t75" style="width:41pt;height:19.5pt" o:ole="">
             <v:imagedata r:id="rId987" o:title=""/>
           </v:shape>
-          <o:OLEObject Type="Embed" ProgID="Equation.3" ShapeID="_x0000_i1526" DrawAspect="Content" ObjectID="_1832441044" r:id="rId988"/>
+          <o:OLEObject Type="Embed" ProgID="Equation.3" ShapeID="_x0000_i1526" DrawAspect="Content" ObjectID="_1836209294" r:id="rId988"/>
         </w:object>
       </w:r>
       <w:r>
@@ -37036,7 +37055,7 @@
           <v:shape id="_x0000_i1527" type="#_x0000_t75" style="width:357.5pt;height:40.5pt" o:ole="">
             <v:imagedata r:id="rId989" o:title=""/>
           </v:shape>
-          <o:OLEObject Type="Embed" ProgID="Equation.3" ShapeID="_x0000_i1527" DrawAspect="Content" ObjectID="_1832441045" r:id="rId990"/>
+          <o:OLEObject Type="Embed" ProgID="Equation.3" ShapeID="_x0000_i1527" DrawAspect="Content" ObjectID="_1836209295" r:id="rId990"/>
         </w:object>
       </w:r>
       <w:r>
@@ -37055,7 +37074,7 @@
           <v:shape id="_x0000_i1528" type="#_x0000_t75" style="width:41pt;height:19.5pt" o:ole="">
             <v:imagedata r:id="rId991" o:title=""/>
           </v:shape>
-          <o:OLEObject Type="Embed" ProgID="Equation.3" ShapeID="_x0000_i1528" DrawAspect="Content" ObjectID="_1832441046" r:id="rId992"/>
+          <o:OLEObject Type="Embed" ProgID="Equation.3" ShapeID="_x0000_i1528" DrawAspect="Content" ObjectID="_1836209296" r:id="rId992"/>
         </w:object>
       </w:r>
       <w:r>
@@ -37074,7 +37093,7 @@
           <v:shape id="_x0000_i1529" type="#_x0000_t75" style="width:46.5pt;height:19.5pt" o:ole="">
             <v:imagedata r:id="rId993" o:title=""/>
           </v:shape>
-          <o:OLEObject Type="Embed" ProgID="Equation.3" ShapeID="_x0000_i1529" DrawAspect="Content" ObjectID="_1832441047" r:id="rId994"/>
+          <o:OLEObject Type="Embed" ProgID="Equation.3" ShapeID="_x0000_i1529" DrawAspect="Content" ObjectID="_1836209297" r:id="rId994"/>
         </w:object>
       </w:r>
       <w:r>
@@ -37095,7 +37114,7 @@
           <v:shape id="_x0000_i1530" type="#_x0000_t75" style="width:378pt;height:40pt" o:ole="">
             <v:imagedata r:id="rId995" o:title=""/>
           </v:shape>
-          <o:OLEObject Type="Embed" ProgID="Equation.3" ShapeID="_x0000_i1530" DrawAspect="Content" ObjectID="_1832441048" r:id="rId996"/>
+          <o:OLEObject Type="Embed" ProgID="Equation.3" ShapeID="_x0000_i1530" DrawAspect="Content" ObjectID="_1836209298" r:id="rId996"/>
         </w:object>
       </w:r>
       <w:r>
@@ -37135,7 +37154,7 @@
           <v:shape id="_x0000_i1531" type="#_x0000_t75" style="width:41pt;height:19.5pt" o:ole="">
             <v:imagedata r:id="rId997" o:title=""/>
           </v:shape>
-          <o:OLEObject Type="Embed" ProgID="Equation.3" ShapeID="_x0000_i1531" DrawAspect="Content" ObjectID="_1832441049" r:id="rId998"/>
+          <o:OLEObject Type="Embed" ProgID="Equation.3" ShapeID="_x0000_i1531" DrawAspect="Content" ObjectID="_1836209299" r:id="rId998"/>
         </w:object>
       </w:r>
       <w:r>
@@ -37154,7 +37173,7 @@
           <v:shape id="_x0000_i1532" type="#_x0000_t75" style="width:46.5pt;height:19.5pt" o:ole="">
             <v:imagedata r:id="rId999" o:title=""/>
           </v:shape>
-          <o:OLEObject Type="Embed" ProgID="Equation.3" ShapeID="_x0000_i1532" DrawAspect="Content" ObjectID="_1832441050" r:id="rId1000"/>
+          <o:OLEObject Type="Embed" ProgID="Equation.3" ShapeID="_x0000_i1532" DrawAspect="Content" ObjectID="_1836209300" r:id="rId1000"/>
         </w:object>
       </w:r>
       <w:r>
@@ -37190,7 +37209,7 @@
           <v:shape id="_x0000_i1533" type="#_x0000_t75" style="width:292pt;height:40pt" o:ole="">
             <v:imagedata r:id="rId1001" o:title=""/>
           </v:shape>
-          <o:OLEObject Type="Embed" ProgID="Equation.3" ShapeID="_x0000_i1533" DrawAspect="Content" ObjectID="_1832441051" r:id="rId1002"/>
+          <o:OLEObject Type="Embed" ProgID="Equation.3" ShapeID="_x0000_i1533" DrawAspect="Content" ObjectID="_1836209301" r:id="rId1002"/>
         </w:object>
       </w:r>
       <w:r>
@@ -37209,7 +37228,7 @@
           <v:shape id="_x0000_i1534" type="#_x0000_t75" style="width:41pt;height:19.5pt" o:ole="">
             <v:imagedata r:id="rId1003" o:title=""/>
           </v:shape>
-          <o:OLEObject Type="Embed" ProgID="Equation.3" ShapeID="_x0000_i1534" DrawAspect="Content" ObjectID="_1832441052" r:id="rId1004"/>
+          <o:OLEObject Type="Embed" ProgID="Equation.3" ShapeID="_x0000_i1534" DrawAspect="Content" ObjectID="_1836209302" r:id="rId1004"/>
         </w:object>
       </w:r>
       <w:r>
@@ -37228,7 +37247,7 @@
           <v:shape id="_x0000_i1535" type="#_x0000_t75" style="width:46.5pt;height:19.5pt" o:ole="">
             <v:imagedata r:id="rId1005" o:title=""/>
           </v:shape>
-          <o:OLEObject Type="Embed" ProgID="Equation.3" ShapeID="_x0000_i1535" DrawAspect="Content" ObjectID="_1832441053" r:id="rId1006"/>
+          <o:OLEObject Type="Embed" ProgID="Equation.3" ShapeID="_x0000_i1535" DrawAspect="Content" ObjectID="_1836209303" r:id="rId1006"/>
         </w:object>
       </w:r>
       <w:r>
@@ -37388,7 +37407,7 @@
           <v:shape id="_x0000_i1536" type="#_x0000_t75" style="width:289pt;height:40pt" o:ole="">
             <v:imagedata r:id="rId1007" o:title=""/>
           </v:shape>
-          <o:OLEObject Type="Embed" ProgID="Equation.3" ShapeID="_x0000_i1536" DrawAspect="Content" ObjectID="_1832441054" r:id="rId1008"/>
+          <o:OLEObject Type="Embed" ProgID="Equation.3" ShapeID="_x0000_i1536" DrawAspect="Content" ObjectID="_1836209304" r:id="rId1008"/>
         </w:object>
       </w:r>
       <w:r>
@@ -37407,7 +37426,7 @@
           <v:shape id="_x0000_i1537" type="#_x0000_t75" style="width:41pt;height:19.5pt" o:ole="">
             <v:imagedata r:id="rId1009" o:title=""/>
           </v:shape>
-          <o:OLEObject Type="Embed" ProgID="Equation.3" ShapeID="_x0000_i1537" DrawAspect="Content" ObjectID="_1832441055" r:id="rId1010"/>
+          <o:OLEObject Type="Embed" ProgID="Equation.3" ShapeID="_x0000_i1537" DrawAspect="Content" ObjectID="_1836209305" r:id="rId1010"/>
         </w:object>
       </w:r>
       <w:r>
@@ -37426,7 +37445,7 @@
           <v:shape id="_x0000_i1538" type="#_x0000_t75" style="width:46.5pt;height:19.5pt" o:ole="">
             <v:imagedata r:id="rId1011" o:title=""/>
           </v:shape>
-          <o:OLEObject Type="Embed" ProgID="Equation.3" ShapeID="_x0000_i1538" DrawAspect="Content" ObjectID="_1832441056" r:id="rId1012"/>
+          <o:OLEObject Type="Embed" ProgID="Equation.3" ShapeID="_x0000_i1538" DrawAspect="Content" ObjectID="_1836209306" r:id="rId1012"/>
         </w:object>
       </w:r>
       <w:r>
@@ -37522,7 +37541,7 @@
           <v:shape id="_x0000_i1539" type="#_x0000_t75" style="width:351.5pt;height:40pt" o:ole="">
             <v:imagedata r:id="rId1013" o:title=""/>
           </v:shape>
-          <o:OLEObject Type="Embed" ProgID="Equation.3" ShapeID="_x0000_i1539" DrawAspect="Content" ObjectID="_1832441057" r:id="rId1014"/>
+          <o:OLEObject Type="Embed" ProgID="Equation.3" ShapeID="_x0000_i1539" DrawAspect="Content" ObjectID="_1836209307" r:id="rId1014"/>
         </w:object>
       </w:r>
       <w:r>
@@ -37570,7 +37589,7 @@
           <v:shape id="_x0000_i1540" type="#_x0000_t75" style="width:39.5pt;height:18pt" o:ole="">
             <v:imagedata r:id="rId1015" o:title=""/>
           </v:shape>
-          <o:OLEObject Type="Embed" ProgID="Equation.3" ShapeID="_x0000_i1540" DrawAspect="Content" ObjectID="_1832441058" r:id="rId1016"/>
+          <o:OLEObject Type="Embed" ProgID="Equation.3" ShapeID="_x0000_i1540" DrawAspect="Content" ObjectID="_1836209308" r:id="rId1016"/>
         </w:object>
       </w:r>
       <w:r>
@@ -37589,7 +37608,7 @@
           <v:shape id="_x0000_i1541" type="#_x0000_t75" style="width:43pt;height:18pt" o:ole="">
             <v:imagedata r:id="rId1017" o:title=""/>
           </v:shape>
-          <o:OLEObject Type="Embed" ProgID="Equation.3" ShapeID="_x0000_i1541" DrawAspect="Content" ObjectID="_1832441059" r:id="rId1018"/>
+          <o:OLEObject Type="Embed" ProgID="Equation.3" ShapeID="_x0000_i1541" DrawAspect="Content" ObjectID="_1836209309" r:id="rId1018"/>
         </w:object>
       </w:r>
       <w:r>
@@ -37608,7 +37627,7 @@
           <v:shape id="_x0000_i1542" type="#_x0000_t75" style="width:42pt;height:18pt" o:ole="">
             <v:imagedata r:id="rId1019" o:title=""/>
           </v:shape>
-          <o:OLEObject Type="Embed" ProgID="Equation.3" ShapeID="_x0000_i1542" DrawAspect="Content" ObjectID="_1832441060" r:id="rId1020"/>
+          <o:OLEObject Type="Embed" ProgID="Equation.3" ShapeID="_x0000_i1542" DrawAspect="Content" ObjectID="_1836209310" r:id="rId1020"/>
         </w:object>
       </w:r>
       <w:r>
@@ -37704,7 +37723,7 @@
           <v:shape id="_x0000_i1543" type="#_x0000_t75" style="width:375.5pt;height:40pt" o:ole="">
             <v:imagedata r:id="rId1021" o:title=""/>
           </v:shape>
-          <o:OLEObject Type="Embed" ProgID="Equation.3" ShapeID="_x0000_i1543" DrawAspect="Content" ObjectID="_1832441061" r:id="rId1022"/>
+          <o:OLEObject Type="Embed" ProgID="Equation.3" ShapeID="_x0000_i1543" DrawAspect="Content" ObjectID="_1836209311" r:id="rId1022"/>
         </w:object>
       </w:r>
       <w:r>
@@ -37752,7 +37771,7 @@
           <v:shape id="_x0000_i1544" type="#_x0000_t75" style="width:36pt;height:19pt" o:ole="">
             <v:imagedata r:id="rId1023" o:title=""/>
           </v:shape>
-          <o:OLEObject Type="Embed" ProgID="Equation.3" ShapeID="_x0000_i1544" DrawAspect="Content" ObjectID="_1832441062" r:id="rId1024"/>
+          <o:OLEObject Type="Embed" ProgID="Equation.3" ShapeID="_x0000_i1544" DrawAspect="Content" ObjectID="_1836209312" r:id="rId1024"/>
         </w:object>
       </w:r>
       <w:r>
@@ -37771,7 +37790,7 @@
           <v:shape id="_x0000_i1545" type="#_x0000_t75" style="width:37pt;height:19pt" o:ole="">
             <v:imagedata r:id="rId1025" o:title=""/>
           </v:shape>
-          <o:OLEObject Type="Embed" ProgID="Equation.3" ShapeID="_x0000_i1545" DrawAspect="Content" ObjectID="_1832441063" r:id="rId1026"/>
+          <o:OLEObject Type="Embed" ProgID="Equation.3" ShapeID="_x0000_i1545" DrawAspect="Content" ObjectID="_1836209313" r:id="rId1026"/>
         </w:object>
       </w:r>
       <w:r>
@@ -37790,7 +37809,7 @@
           <v:shape id="_x0000_i1546" type="#_x0000_t75" style="width:37.5pt;height:19pt" o:ole="">
             <v:imagedata r:id="rId1027" o:title=""/>
           </v:shape>
-          <o:OLEObject Type="Embed" ProgID="Equation.3" ShapeID="_x0000_i1546" DrawAspect="Content" ObjectID="_1832441064" r:id="rId1028"/>
+          <o:OLEObject Type="Embed" ProgID="Equation.3" ShapeID="_x0000_i1546" DrawAspect="Content" ObjectID="_1836209314" r:id="rId1028"/>
         </w:object>
       </w:r>
       <w:r>
@@ -37886,7 +37905,7 @@
           <v:shape id="_x0000_i1547" type="#_x0000_t75" style="width:298.5pt;height:40pt" o:ole="">
             <v:imagedata r:id="rId1029" o:title=""/>
           </v:shape>
-          <o:OLEObject Type="Embed" ProgID="Equation.3" ShapeID="_x0000_i1547" DrawAspect="Content" ObjectID="_1832441065" r:id="rId1030"/>
+          <o:OLEObject Type="Embed" ProgID="Equation.3" ShapeID="_x0000_i1547" DrawAspect="Content" ObjectID="_1836209315" r:id="rId1030"/>
         </w:object>
       </w:r>
       <w:r>
@@ -37932,7 +37951,7 @@
           <v:shape id="_x0000_i1548" type="#_x0000_t75" style="width:39.5pt;height:18pt" o:ole="">
             <v:imagedata r:id="rId1031" o:title=""/>
           </v:shape>
-          <o:OLEObject Type="Embed" ProgID="Equation.3" ShapeID="_x0000_i1548" DrawAspect="Content" ObjectID="_1832441066" r:id="rId1032"/>
+          <o:OLEObject Type="Embed" ProgID="Equation.3" ShapeID="_x0000_i1548" DrawAspect="Content" ObjectID="_1836209316" r:id="rId1032"/>
         </w:object>
       </w:r>
       <w:r>
@@ -37951,7 +37970,7 @@
           <v:shape id="_x0000_i1549" type="#_x0000_t75" style="width:43pt;height:18pt" o:ole="">
             <v:imagedata r:id="rId1033" o:title=""/>
           </v:shape>
-          <o:OLEObject Type="Embed" ProgID="Equation.3" ShapeID="_x0000_i1549" DrawAspect="Content" ObjectID="_1832441067" r:id="rId1034"/>
+          <o:OLEObject Type="Embed" ProgID="Equation.3" ShapeID="_x0000_i1549" DrawAspect="Content" ObjectID="_1836209317" r:id="rId1034"/>
         </w:object>
       </w:r>
       <w:r>
@@ -37970,7 +37989,7 @@
           <v:shape id="_x0000_i1550" type="#_x0000_t75" style="width:42pt;height:18pt" o:ole="">
             <v:imagedata r:id="rId1035" o:title=""/>
           </v:shape>
-          <o:OLEObject Type="Embed" ProgID="Equation.3" ShapeID="_x0000_i1550" DrawAspect="Content" ObjectID="_1832441068" r:id="rId1036"/>
+          <o:OLEObject Type="Embed" ProgID="Equation.3" ShapeID="_x0000_i1550" DrawAspect="Content" ObjectID="_1836209318" r:id="rId1036"/>
         </w:object>
       </w:r>
       <w:r>
@@ -38113,7 +38132,7 @@
           <v:shape id="_x0000_i1551" type="#_x0000_t75" style="width:331.5pt;height:41pt" o:ole="">
             <v:imagedata r:id="rId1037" o:title=""/>
           </v:shape>
-          <o:OLEObject Type="Embed" ProgID="Equation.3" ShapeID="_x0000_i1551" DrawAspect="Content" ObjectID="_1832441069" r:id="rId1038"/>
+          <o:OLEObject Type="Embed" ProgID="Equation.3" ShapeID="_x0000_i1551" DrawAspect="Content" ObjectID="_1836209319" r:id="rId1038"/>
         </w:object>
       </w:r>
       <w:r>
@@ -38154,7 +38173,7 @@
           <v:shape id="_x0000_i1552" type="#_x0000_t75" style="width:39.5pt;height:19pt" o:ole="">
             <v:imagedata r:id="rId1039" o:title=""/>
           </v:shape>
-          <o:OLEObject Type="Embed" ProgID="Equation.3" ShapeID="_x0000_i1552" DrawAspect="Content" ObjectID="_1832441070" r:id="rId1040"/>
+          <o:OLEObject Type="Embed" ProgID="Equation.3" ShapeID="_x0000_i1552" DrawAspect="Content" ObjectID="_1836209320" r:id="rId1040"/>
         </w:object>
       </w:r>
       <w:r>
@@ -38173,7 +38192,7 @@
           <v:shape id="_x0000_i1553" type="#_x0000_t75" style="width:43pt;height:19pt" o:ole="">
             <v:imagedata r:id="rId1041" o:title=""/>
           </v:shape>
-          <o:OLEObject Type="Embed" ProgID="Equation.3" ShapeID="_x0000_i1553" DrawAspect="Content" ObjectID="_1832441071" r:id="rId1042"/>
+          <o:OLEObject Type="Embed" ProgID="Equation.3" ShapeID="_x0000_i1553" DrawAspect="Content" ObjectID="_1836209321" r:id="rId1042"/>
         </w:object>
       </w:r>
       <w:r>
@@ -38192,7 +38211,7 @@
           <v:shape id="_x0000_i1554" type="#_x0000_t75" style="width:42pt;height:19pt" o:ole="">
             <v:imagedata r:id="rId1043" o:title=""/>
           </v:shape>
-          <o:OLEObject Type="Embed" ProgID="Equation.3" ShapeID="_x0000_i1554" DrawAspect="Content" ObjectID="_1832441072" r:id="rId1044"/>
+          <o:OLEObject Type="Embed" ProgID="Equation.3" ShapeID="_x0000_i1554" DrawAspect="Content" ObjectID="_1836209322" r:id="rId1044"/>
         </w:object>
       </w:r>
       <w:r>
@@ -38228,7 +38247,7 @@
           <v:shape id="_x0000_i1555" type="#_x0000_t75" style="width:68.5pt;height:19.5pt" o:ole="">
             <v:imagedata r:id="rId1045" o:title=""/>
           </v:shape>
-          <o:OLEObject Type="Embed" ProgID="Equation.3" ShapeID="_x0000_i1555" DrawAspect="Content" ObjectID="_1832441073" r:id="rId1046"/>
+          <o:OLEObject Type="Embed" ProgID="Equation.3" ShapeID="_x0000_i1555" DrawAspect="Content" ObjectID="_1836209323" r:id="rId1046"/>
         </w:object>
       </w:r>
       <w:r>
@@ -38249,7 +38268,7 @@
           <v:shape id="_x0000_i1556" type="#_x0000_t75" style="width:46pt;height:19.5pt" o:ole="">
             <v:imagedata r:id="rId1047" o:title=""/>
           </v:shape>
-          <o:OLEObject Type="Embed" ProgID="Equation.3" ShapeID="_x0000_i1556" DrawAspect="Content" ObjectID="_1832441074" r:id="rId1048"/>
+          <o:OLEObject Type="Embed" ProgID="Equation.3" ShapeID="_x0000_i1556" DrawAspect="Content" ObjectID="_1836209324" r:id="rId1048"/>
         </w:object>
       </w:r>
     </w:p>
@@ -38337,7 +38356,7 @@
           <v:shape id="_x0000_i1557" type="#_x0000_t75" style="width:68.5pt;height:24.5pt" o:ole="">
             <v:imagedata r:id="rId1049" o:title=""/>
           </v:shape>
-          <o:OLEObject Type="Embed" ProgID="Equation.3" ShapeID="_x0000_i1557" DrawAspect="Content" ObjectID="_1832441075" r:id="rId1050"/>
+          <o:OLEObject Type="Embed" ProgID="Equation.3" ShapeID="_x0000_i1557" DrawAspect="Content" ObjectID="_1836209325" r:id="rId1050"/>
         </w:object>
       </w:r>
       <w:r>
@@ -38358,7 +38377,7 @@
           <v:shape id="_x0000_i1558" type="#_x0000_t75" style="width:66pt;height:24.5pt" o:ole="">
             <v:imagedata r:id="rId1051" o:title=""/>
           </v:shape>
-          <o:OLEObject Type="Embed" ProgID="Equation.3" ShapeID="_x0000_i1558" DrawAspect="Content" ObjectID="_1832441076" r:id="rId1052"/>
+          <o:OLEObject Type="Embed" ProgID="Equation.3" ShapeID="_x0000_i1558" DrawAspect="Content" ObjectID="_1836209326" r:id="rId1052"/>
         </w:object>
       </w:r>
       <w:r>
@@ -38379,7 +38398,7 @@
           <v:shape id="_x0000_i1559" type="#_x0000_t75" style="width:123.5pt;height:24.5pt" o:ole="">
             <v:imagedata r:id="rId1053" o:title=""/>
           </v:shape>
-          <o:OLEObject Type="Embed" ProgID="Equation.3" ShapeID="_x0000_i1559" DrawAspect="Content" ObjectID="_1832441077" r:id="rId1054"/>
+          <o:OLEObject Type="Embed" ProgID="Equation.3" ShapeID="_x0000_i1559" DrawAspect="Content" ObjectID="_1836209327" r:id="rId1054"/>
         </w:object>
       </w:r>
       <w:r>
@@ -38460,7 +38479,7 @@
           <v:shape id="_x0000_i1560" type="#_x0000_t75" style="width:202pt;height:20.5pt" o:ole="">
             <v:imagedata r:id="rId1055" o:title=""/>
           </v:shape>
-          <o:OLEObject Type="Embed" ProgID="Equation.3" ShapeID="_x0000_i1560" DrawAspect="Content" ObjectID="_1832441078" r:id="rId1056"/>
+          <o:OLEObject Type="Embed" ProgID="Equation.3" ShapeID="_x0000_i1560" DrawAspect="Content" ObjectID="_1836209328" r:id="rId1056"/>
         </w:object>
       </w:r>
       <w:r>
@@ -38504,7 +38523,7 @@
           <v:shape id="_x0000_i1561" type="#_x0000_t75" style="width:40pt;height:23.5pt" o:ole="">
             <v:imagedata r:id="rId1057" o:title=""/>
           </v:shape>
-          <o:OLEObject Type="Embed" ProgID="Equation.3" ShapeID="_x0000_i1561" DrawAspect="Content" ObjectID="_1832441079" r:id="rId1058"/>
+          <o:OLEObject Type="Embed" ProgID="Equation.3" ShapeID="_x0000_i1561" DrawAspect="Content" ObjectID="_1836209329" r:id="rId1058"/>
         </w:object>
       </w:r>
       <w:r>
@@ -38526,7 +38545,7 @@
           <v:shape id="_x0000_i1562" type="#_x0000_t75" style="width:40pt;height:18pt" o:ole="">
             <v:imagedata r:id="rId1059" o:title=""/>
           </v:shape>
-          <o:OLEObject Type="Embed" ProgID="Equation.3" ShapeID="_x0000_i1562" DrawAspect="Content" ObjectID="_1832441080" r:id="rId1060"/>
+          <o:OLEObject Type="Embed" ProgID="Equation.3" ShapeID="_x0000_i1562" DrawAspect="Content" ObjectID="_1836209330" r:id="rId1060"/>
         </w:object>
       </w:r>
       <w:r>
@@ -38548,7 +38567,7 @@
           <v:shape id="_x0000_i1563" type="#_x0000_t75" style="width:127.5pt;height:19.5pt" o:ole="">
             <v:imagedata r:id="rId1061" o:title=""/>
           </v:shape>
-          <o:OLEObject Type="Embed" ProgID="Equation.3" ShapeID="_x0000_i1563" DrawAspect="Content" ObjectID="_1832441081" r:id="rId1062"/>
+          <o:OLEObject Type="Embed" ProgID="Equation.3" ShapeID="_x0000_i1563" DrawAspect="Content" ObjectID="_1836209331" r:id="rId1062"/>
         </w:object>
       </w:r>
       <w:r>
@@ -38627,7 +38646,7 @@
           <v:shape id="_x0000_i1564" type="#_x0000_t75" style="width:70pt;height:24.5pt" o:ole="">
             <v:imagedata r:id="rId1063" o:title=""/>
           </v:shape>
-          <o:OLEObject Type="Embed" ProgID="Equation.3" ShapeID="_x0000_i1564" DrawAspect="Content" ObjectID="_1832441082" r:id="rId1064"/>
+          <o:OLEObject Type="Embed" ProgID="Equation.3" ShapeID="_x0000_i1564" DrawAspect="Content" ObjectID="_1836209332" r:id="rId1064"/>
         </w:object>
       </w:r>
       <w:r>
@@ -38648,7 +38667,7 @@
           <v:shape id="_x0000_i1565" type="#_x0000_t75" style="width:71pt;height:24.5pt" o:ole="">
             <v:imagedata r:id="rId1065" o:title=""/>
           </v:shape>
-          <o:OLEObject Type="Embed" ProgID="Equation.3" ShapeID="_x0000_i1565" DrawAspect="Content" ObjectID="_1832441083" r:id="rId1066"/>
+          <o:OLEObject Type="Embed" ProgID="Equation.3" ShapeID="_x0000_i1565" DrawAspect="Content" ObjectID="_1836209333" r:id="rId1066"/>
         </w:object>
       </w:r>
       <w:r>
@@ -38670,7 +38689,7 @@
           <v:shape id="_x0000_i1566" type="#_x0000_t75" style="width:193pt;height:20.5pt" o:ole="">
             <v:imagedata r:id="rId1067" o:title=""/>
           </v:shape>
-          <o:OLEObject Type="Embed" ProgID="Equation.3" ShapeID="_x0000_i1566" DrawAspect="Content" ObjectID="_1832441084" r:id="rId1068"/>
+          <o:OLEObject Type="Embed" ProgID="Equation.3" ShapeID="_x0000_i1566" DrawAspect="Content" ObjectID="_1836209334" r:id="rId1068"/>
         </w:object>
       </w:r>
       <w:r>
@@ -38820,7 +38839,7 @@
           <v:shape id="_x0000_i1567" type="#_x0000_t75" style="width:68pt;height:24.5pt" o:ole="">
             <v:imagedata r:id="rId1069" o:title=""/>
           </v:shape>
-          <o:OLEObject Type="Embed" ProgID="Equation.3" ShapeID="_x0000_i1567" DrawAspect="Content" ObjectID="_1832441085" r:id="rId1070"/>
+          <o:OLEObject Type="Embed" ProgID="Equation.3" ShapeID="_x0000_i1567" DrawAspect="Content" ObjectID="_1836209335" r:id="rId1070"/>
         </w:object>
       </w:r>
       <w:r>
@@ -38842,7 +38861,7 @@
           <v:shape id="_x0000_i1568" type="#_x0000_t75" style="width:194pt;height:20.5pt" o:ole="">
             <v:imagedata r:id="rId1071" o:title=""/>
           </v:shape>
-          <o:OLEObject Type="Embed" ProgID="Equation.3" ShapeID="_x0000_i1568" DrawAspect="Content" ObjectID="_1832441086" r:id="rId1072"/>
+          <o:OLEObject Type="Embed" ProgID="Equation.3" ShapeID="_x0000_i1568" DrawAspect="Content" ObjectID="_1836209336" r:id="rId1072"/>
         </w:object>
       </w:r>
       <w:r>
@@ -38879,7 +38898,7 @@
           <v:shape id="_x0000_i1569" type="#_x0000_t75" style="width:57.5pt;height:18pt" o:ole="">
             <v:imagedata r:id="rId1073" o:title=""/>
           </v:shape>
-          <o:OLEObject Type="Embed" ProgID="Equation.3" ShapeID="_x0000_i1569" DrawAspect="Content" ObjectID="_1832441087" r:id="rId1074"/>
+          <o:OLEObject Type="Embed" ProgID="Equation.3" ShapeID="_x0000_i1569" DrawAspect="Content" ObjectID="_1836209337" r:id="rId1074"/>
         </w:object>
       </w:r>
       <w:r>
@@ -38898,7 +38917,7 @@
           <v:shape id="_x0000_i1570" type="#_x0000_t75" style="width:41pt;height:19.5pt" o:ole="">
             <v:imagedata r:id="rId1075" o:title=""/>
           </v:shape>
-          <o:OLEObject Type="Embed" ProgID="Equation.3" ShapeID="_x0000_i1570" DrawAspect="Content" ObjectID="_1832441088" r:id="rId1076"/>
+          <o:OLEObject Type="Embed" ProgID="Equation.3" ShapeID="_x0000_i1570" DrawAspect="Content" ObjectID="_1836209338" r:id="rId1076"/>
         </w:object>
       </w:r>
       <w:r>
@@ -39047,7 +39066,7 @@
           <v:shape id="_x0000_i1571" type="#_x0000_t75" style="width:59pt;height:22.5pt" o:ole="">
             <v:imagedata r:id="rId1077" o:title=""/>
           </v:shape>
-          <o:OLEObject Type="Embed" ProgID="Equation.3" ShapeID="_x0000_i1571" DrawAspect="Content" ObjectID="_1832441089" r:id="rId1078"/>
+          <o:OLEObject Type="Embed" ProgID="Equation.3" ShapeID="_x0000_i1571" DrawAspect="Content" ObjectID="_1836209339" r:id="rId1078"/>
         </w:object>
       </w:r>
       <w:r>
@@ -39066,7 +39085,7 @@
           <v:shape id="_x0000_i1572" type="#_x0000_t75" style="width:41pt;height:19.5pt" o:ole="">
             <v:imagedata r:id="rId1075" o:title=""/>
           </v:shape>
-          <o:OLEObject Type="Embed" ProgID="Equation.3" ShapeID="_x0000_i1572" DrawAspect="Content" ObjectID="_1832441090" r:id="rId1079"/>
+          <o:OLEObject Type="Embed" ProgID="Equation.3" ShapeID="_x0000_i1572" DrawAspect="Content" ObjectID="_1836209340" r:id="rId1079"/>
         </w:object>
       </w:r>
       <w:r>
@@ -39085,7 +39104,7 @@
           <v:shape id="_x0000_i1573" type="#_x0000_t75" style="width:45.5pt;height:19.5pt" o:ole="">
             <v:imagedata r:id="rId1080" o:title=""/>
           </v:shape>
-          <o:OLEObject Type="Embed" ProgID="Equation.3" ShapeID="_x0000_i1573" DrawAspect="Content" ObjectID="_1832441091" r:id="rId1081"/>
+          <o:OLEObject Type="Embed" ProgID="Equation.3" ShapeID="_x0000_i1573" DrawAspect="Content" ObjectID="_1836209341" r:id="rId1081"/>
         </w:object>
       </w:r>
       <w:r>
@@ -39122,7 +39141,7 @@
           <v:shape id="_x0000_i1574" type="#_x0000_t75" style="width:62.5pt;height:24pt" o:ole="">
             <v:imagedata r:id="rId1082" o:title=""/>
           </v:shape>
-          <o:OLEObject Type="Embed" ProgID="Equation.3" ShapeID="_x0000_i1574" DrawAspect="Content" ObjectID="_1832441092" r:id="rId1083"/>
+          <o:OLEObject Type="Embed" ProgID="Equation.3" ShapeID="_x0000_i1574" DrawAspect="Content" ObjectID="_1836209342" r:id="rId1083"/>
         </w:object>
       </w:r>
       <w:r>
@@ -39141,7 +39160,7 @@
           <v:shape id="_x0000_i1575" type="#_x0000_t75" style="width:41pt;height:19.5pt" o:ole="">
             <v:imagedata r:id="rId1075" o:title=""/>
           </v:shape>
-          <o:OLEObject Type="Embed" ProgID="Equation.3" ShapeID="_x0000_i1575" DrawAspect="Content" ObjectID="_1832441093" r:id="rId1084"/>
+          <o:OLEObject Type="Embed" ProgID="Equation.3" ShapeID="_x0000_i1575" DrawAspect="Content" ObjectID="_1836209343" r:id="rId1084"/>
         </w:object>
       </w:r>
       <w:r>
@@ -39160,7 +39179,7 @@
           <v:shape id="_x0000_i1576" type="#_x0000_t75" style="width:44.5pt;height:19.5pt" o:ole="">
             <v:imagedata r:id="rId1085" o:title=""/>
           </v:shape>
-          <o:OLEObject Type="Embed" ProgID="Equation.3" ShapeID="_x0000_i1576" DrawAspect="Content" ObjectID="_1832441094" r:id="rId1086"/>
+          <o:OLEObject Type="Embed" ProgID="Equation.3" ShapeID="_x0000_i1576" DrawAspect="Content" ObjectID="_1836209344" r:id="rId1086"/>
         </w:object>
       </w:r>
       <w:r>
@@ -39179,7 +39198,7 @@
           <v:shape id="_x0000_i1577" type="#_x0000_t75" style="width:42pt;height:18pt" o:ole="">
             <v:imagedata r:id="rId1087" o:title=""/>
           </v:shape>
-          <o:OLEObject Type="Embed" ProgID="Equation.3" ShapeID="_x0000_i1577" DrawAspect="Content" ObjectID="_1832441095" r:id="rId1088"/>
+          <o:OLEObject Type="Embed" ProgID="Equation.3" ShapeID="_x0000_i1577" DrawAspect="Content" ObjectID="_1836209345" r:id="rId1088"/>
         </w:object>
       </w:r>
       <w:r>
@@ -39632,7 +39651,7 @@
           <v:shape id="_x0000_i1578" type="#_x0000_t75" style="width:113pt;height:21pt" o:ole="">
             <v:imagedata r:id="rId1089" o:title=""/>
           </v:shape>
-          <o:OLEObject Type="Embed" ProgID="Equation.3" ShapeID="_x0000_i1578" DrawAspect="Content" ObjectID="_1832441096" r:id="rId1090"/>
+          <o:OLEObject Type="Embed" ProgID="Equation.3" ShapeID="_x0000_i1578" DrawAspect="Content" ObjectID="_1836209346" r:id="rId1090"/>
         </w:object>
       </w:r>
       <w:r>
@@ -39746,7 +39765,7 @@
           <v:shape id="_x0000_i1579" type="#_x0000_t75" style="width:111.5pt;height:24pt" o:ole="">
             <v:imagedata r:id="rId1091" o:title=""/>
           </v:shape>
-          <o:OLEObject Type="Embed" ProgID="Equation.3" ShapeID="_x0000_i1579" DrawAspect="Content" ObjectID="_1832441097" r:id="rId1092"/>
+          <o:OLEObject Type="Embed" ProgID="Equation.3" ShapeID="_x0000_i1579" DrawAspect="Content" ObjectID="_1836209347" r:id="rId1092"/>
         </w:object>
       </w:r>
       <w:r>
@@ -39815,7 +39834,7 @@
           <v:shape id="_x0000_i1580" type="#_x0000_t75" style="width:177pt;height:24pt" o:ole="">
             <v:imagedata r:id="rId1093" o:title=""/>
           </v:shape>
-          <o:OLEObject Type="Embed" ProgID="Equation.3" ShapeID="_x0000_i1580" DrawAspect="Content" ObjectID="_1832441098" r:id="rId1094"/>
+          <o:OLEObject Type="Embed" ProgID="Equation.3" ShapeID="_x0000_i1580" DrawAspect="Content" ObjectID="_1836209348" r:id="rId1094"/>
         </w:object>
       </w:r>
       <w:r>
@@ -39844,7 +39863,7 @@
           <v:shape id="_x0000_i1581" type="#_x0000_t75" style="width:167.5pt;height:21pt" o:ole="">
             <v:imagedata r:id="rId1095" o:title=""/>
           </v:shape>
-          <o:OLEObject Type="Embed" ProgID="Equation.3" ShapeID="_x0000_i1581" DrawAspect="Content" ObjectID="_1832441099" r:id="rId1096"/>
+          <o:OLEObject Type="Embed" ProgID="Equation.3" ShapeID="_x0000_i1581" DrawAspect="Content" ObjectID="_1836209349" r:id="rId1096"/>
         </w:object>
       </w:r>
       <w:r>
@@ -40974,7 +40993,7 @@
           <v:shape id="_x0000_i1582" type="#_x0000_t75" style="width:172pt;height:21.5pt" o:ole="">
             <v:imagedata r:id="rId1097" o:title=""/>
           </v:shape>
-          <o:OLEObject Type="Embed" ProgID="Equation.3" ShapeID="_x0000_i1582" DrawAspect="Content" ObjectID="_1832441100" r:id="rId1098"/>
+          <o:OLEObject Type="Embed" ProgID="Equation.3" ShapeID="_x0000_i1582" DrawAspect="Content" ObjectID="_1836209350" r:id="rId1098"/>
         </w:object>
       </w:r>
       <w:r>
@@ -41040,7 +41059,7 @@
           <v:shape id="_x0000_i1583" type="#_x0000_t75" style="width:34.5pt;height:21.5pt" o:ole="">
             <v:imagedata r:id="rId1099" o:title=""/>
           </v:shape>
-          <o:OLEObject Type="Embed" ProgID="Equation.3" ShapeID="_x0000_i1583" DrawAspect="Content" ObjectID="_1832441101" r:id="rId1100"/>
+          <o:OLEObject Type="Embed" ProgID="Equation.3" ShapeID="_x0000_i1583" DrawAspect="Content" ObjectID="_1836209351" r:id="rId1100"/>
         </w:object>
       </w:r>
       <w:r>
@@ -41108,7 +41127,7 @@
           <v:shape id="_x0000_i1584" type="#_x0000_t75" style="width:33.5pt;height:21.5pt" o:ole="">
             <v:imagedata r:id="rId1101" o:title=""/>
           </v:shape>
-          <o:OLEObject Type="Embed" ProgID="Equation.3" ShapeID="_x0000_i1584" DrawAspect="Content" ObjectID="_1832441102" r:id="rId1102"/>
+          <o:OLEObject Type="Embed" ProgID="Equation.3" ShapeID="_x0000_i1584" DrawAspect="Content" ObjectID="_1836209352" r:id="rId1102"/>
         </w:object>
       </w:r>
       <w:r>
@@ -47562,13 +47581,7 @@
         <w:t xml:space="preserve"> </w:t>
       </w:r>
       <w:r>
-        <w:t>ИХ ПЕРЕДАВАТЬ</w:t>
-      </w:r>
-      <w:r>
-        <w:t xml:space="preserve"> НА СЛЕД. ПРИБОРЫ:</w:t>
-      </w:r>
-      <w:r>
-        <w:t xml:space="preserve"> </w:t>
+        <w:t xml:space="preserve">ИХ ПЕРЕДАВАТЬ НА СЛЕД. ПРИБОРЫ: </w:t>
       </w:r>
       <w:r>
         <w:t xml:space="preserve">цельными </w:t>
@@ -47715,13 +47728,7 @@
         <w:t>пакет</w:t>
       </w:r>
       <w:r>
-        <w:t xml:space="preserve"> </w:t>
-      </w:r>
-      <w:r>
-        <w:t>дальше,</w:t>
-      </w:r>
-      <w:r>
-        <w:t xml:space="preserve"> когда все задания в </w:t>
+        <w:t xml:space="preserve"> дальше, когда все задания в </w:t>
       </w:r>
       <w:r>
         <w:t>нём</w:t>
@@ -48055,10 +48062,7 @@
         <w:t xml:space="preserve"> </w:t>
       </w:r>
       <w:r>
-        <w:t>сделал</w:t>
-      </w:r>
-      <w:r>
-        <w:t xml:space="preserve"> </w:t>
+        <w:t xml:space="preserve">сделал </w:t>
       </w:r>
       <w:r>
         <w:rPr>
@@ -48174,23 +48178,10 @@
           <w:b/>
           <w:bCs/>
         </w:rPr>
-        <w:t>Классификация к</w:t>
-      </w:r>
-      <w:r>
-        <w:rPr>
-          <w:b/>
-          <w:bCs/>
-        </w:rPr>
-        <w:t>онвейерных систем</w:t>
-      </w:r>
-      <w:r>
-        <w:t>,</w:t>
-      </w:r>
-      <w:r>
-        <w:t xml:space="preserve"> </w:t>
-      </w:r>
-      <w:r>
-        <w:t>для которых можно строить MILP модели:</w:t>
+        <w:t>Классификация конвейерных систем</w:t>
+      </w:r>
+      <w:r>
+        <w:t>, для которых можно строить MILP модели:</w:t>
       </w:r>
     </w:p>
     <w:p>
@@ -48207,10 +48198,7 @@
         </w:numPr>
       </w:pPr>
       <w:r>
-        <w:t xml:space="preserve"> </w:t>
-      </w:r>
-      <w:r>
-        <w:t xml:space="preserve">Системы </w:t>
+        <w:t xml:space="preserve"> Системы </w:t>
       </w:r>
       <w:r>
         <w:rPr>
@@ -48287,10 +48275,7 @@
         <w:t>Конвейеры машин</w:t>
       </w:r>
       <w:r>
-        <w:t xml:space="preserve"> </w:t>
-      </w:r>
-      <w:r>
-        <w:t xml:space="preserve">с </w:t>
+        <w:t xml:space="preserve"> с </w:t>
       </w:r>
       <w:r>
         <w:rPr>
@@ -48316,23 +48301,10 @@
           <w:b/>
           <w:bCs/>
         </w:rPr>
-        <w:t xml:space="preserve"> </w:t>
-      </w:r>
-      <w:r>
-        <w:rPr>
-          <w:b/>
-          <w:bCs/>
-        </w:rPr>
-        <w:t>Смешанные системы</w:t>
-      </w:r>
-      <w:r>
-        <w:t xml:space="preserve"> (</w:t>
-      </w:r>
-      <w:r>
-        <w:t xml:space="preserve">состоят из </w:t>
-      </w:r>
-      <w:r>
-        <w:t>JPM + BPM)</w:t>
+        <w:t xml:space="preserve"> Смешанные системы</w:t>
+      </w:r>
+      <w:r>
+        <w:t xml:space="preserve"> (состоят из JPM + BPM)</w:t>
       </w:r>
     </w:p>
     <w:p>
@@ -48692,9 +48664,6 @@
     <w:p>
       <w:pPr>
         <w:pStyle w:val="af1"/>
-        <w:rPr>
-          <w:lang w:val="en-US"/>
-        </w:rPr>
       </w:pPr>
       <w:r>
         <w:rPr>
@@ -48788,13 +48757,7 @@
         <w:t>MILP</w:t>
       </w:r>
       <w:r>
-        <w:t xml:space="preserve"> </w:t>
-      </w:r>
-      <w:r>
-        <w:t>оптимизируют</w:t>
-      </w:r>
-      <w:r>
-        <w:t>:</w:t>
+        <w:t xml:space="preserve"> оптимизируют:</w:t>
       </w:r>
     </w:p>
     <w:p>
@@ -48923,10 +48886,7 @@
         <w:pStyle w:val="af1"/>
       </w:pPr>
       <w:r>
-        <w:t>П</w:t>
-      </w:r>
-      <w:r>
-        <w:t>акеты передаются целиком, время окончания пакета считается по последнему заданию.</w:t>
+        <w:t>Пакеты передаются целиком, время окончания пакета считается по последнему заданию.</w:t>
       </w:r>
     </w:p>
   </w:comment>
@@ -48948,39 +48908,48 @@
         <w:rPr>
           <w:b/>
           <w:bCs/>
+          <w:highlight w:val="red"/>
         </w:rPr>
         <w:t>нет моделей</w:t>
       </w:r>
       <w:r>
+        <w:rPr>
+          <w:highlight w:val="red"/>
+        </w:rPr>
         <w:t xml:space="preserve">, которые умеют учитывать передачу </w:t>
       </w:r>
       <w:r>
         <w:rPr>
           <w:b/>
           <w:bCs/>
+          <w:highlight w:val="red"/>
         </w:rPr>
         <w:t>отдельных заданий</w:t>
       </w:r>
       <w:r>
+        <w:rPr>
+          <w:highlight w:val="red"/>
+        </w:rPr>
         <w:t xml:space="preserve"> из пакета </w:t>
       </w:r>
       <w:r>
         <w:rPr>
           <w:b/>
           <w:bCs/>
+          <w:highlight w:val="red"/>
         </w:rPr>
         <w:t>сразу после их выполнения</w:t>
       </w:r>
       <w:r>
+        <w:rPr>
+          <w:highlight w:val="red"/>
+        </w:rPr>
         <w:t>.</w:t>
       </w:r>
     </w:p>
     <w:p>
       <w:pPr>
         <w:pStyle w:val="af1"/>
-        <w:rPr>
-          <w:lang w:val="en-US"/>
-        </w:rPr>
       </w:pPr>
     </w:p>
     <w:p>
@@ -49148,9 +49117,6 @@
     <w:p>
       <w:pPr>
         <w:pStyle w:val="af1"/>
-        <w:rPr>
-          <w:lang w:val="en-US"/>
-        </w:rPr>
       </w:pPr>
       <w:r>
         <w:t xml:space="preserve">Первоначально получаются </w:t>
@@ -49215,9 +49181,6 @@
     <w:p>
       <w:pPr>
         <w:pStyle w:val="af1"/>
-        <w:rPr>
-          <w:lang w:val="en-US"/>
-        </w:rPr>
       </w:pPr>
     </w:p>
     <w:p>
@@ -51737,6 +51700,7 @@
   <w:style w:type="character" w:default="1" w:styleId="a0">
     <w:name w:val="Default Paragraph Font"/>
     <w:uiPriority w:val="1"/>
+    <w:semiHidden/>
     <w:unhideWhenUsed/>
   </w:style>
   <w:style w:type="table" w:default="1" w:styleId="a1">
